--- a/BaoCaoKL.docx
+++ b/BaoCaoKL.docx
@@ -14743,21 +14743,7 @@
           <w:szCs w:val="26"/>
         </w:rPr>
         <w:lastRenderedPageBreak/>
-        <w:t>Quá trình xử lý ngôn ngữ tự nhiên thường bao gồm nhiều bước như tiền xử lý văn bản, tách từ, chuẩn hóa dữ liệu, nhận dạng thực thể và phân tích ngữ nghĩa. Việc xử lý và chuẩn hóa dữ liệu giúp nâng cao chất lượng của quá trình trích xuất tri thức cũng như giảm thiểu các sai lệch trong dữ liệu đầu vào.</w:t>
-      </w:r>
-      <w:r>
-        <w:rPr>
-          <w:rFonts w:cs="Times New Roman"/>
-          <w:szCs w:val="26"/>
-        </w:rPr>
-        <w:t xml:space="preserve"> </w:t>
-      </w:r>
-      <w:r>
-        <w:rPr>
-          <w:rFonts w:cs="Times New Roman"/>
-          <w:szCs w:val="26"/>
-        </w:rPr>
-        <w:t>Đối với tiếng Việt, các bước này có ý nghĩa đặc biệt quan trọng do đặc điểm ngôn ngữ có nhiều từ ghép, dấu thanh và cách biểu đạt đa dạng.</w:t>
+        <w:t>Quá trình xử lý ngôn ngữ tự nhiên thường bao gồm nhiều bước như tiền xử lý văn bản, tách từ, chuẩn hóa dữ liệu, nhận dạng thực thể và phân tích ngữ nghĩa. Việc xử lý và chuẩn hóa dữ liệu giúp nâng cao chất lượng của quá trình trích xuất tri thức cũng như giảm thiểu các sai lệch trong dữ liệu đầu vào. Đối với tiếng Việt, các bước này có ý nghĩa đặc biệt quan trọng do đặc điểm ngôn ngữ có nhiều từ ghép, dấu thanh và cách biểu đạt đa dạng.</w:t>
       </w:r>
     </w:p>
     <w:p>
@@ -15485,7 +15471,7 @@
           <w:bCs/>
           <w:szCs w:val="26"/>
         </w:rPr>
-        <w:t>2.3.1 Phương pháp thu thập dữ liệu</w:t>
+        <w:t>2.3.1 Quy trình nghiên cứu</w:t>
       </w:r>
     </w:p>
     <w:p>
@@ -15603,14 +15589,7 @@
           <w:rFonts w:cs="Times New Roman"/>
           <w:szCs w:val="26"/>
         </w:rPr>
-        <w:t>Tham khảo các hệ thống tư vấn dinh dưỡng hiện có</w:t>
-      </w:r>
-      <w:r>
-        <w:rPr>
-          <w:rFonts w:cs="Times New Roman"/>
-          <w:szCs w:val="26"/>
-        </w:rPr>
-        <w:t>2.3.2 Phương pháp phân tích và thiết kế hệ thống</w:t>
+        <w:t xml:space="preserve">Tham khảo các hệ thống tư vấn dinh dưỡng hiện </w:t>
       </w:r>
     </w:p>
     <w:p>
@@ -15892,7 +15871,6 @@
           <w:rFonts w:cs="Times New Roman"/>
           <w:szCs w:val="26"/>
         </w:rPr>
-        <w:lastRenderedPageBreak/>
         <w:t>Ngôn ngữ: Python</w:t>
       </w:r>
     </w:p>
@@ -15913,6 +15891,7 @@
           <w:rFonts w:cs="Times New Roman"/>
           <w:szCs w:val="26"/>
         </w:rPr>
+        <w:lastRenderedPageBreak/>
         <w:t>Framework: FastAPI</w:t>
       </w:r>
     </w:p>
@@ -16145,576 +16124,21 @@
     </w:p>
     <w:p>
       <w:pPr>
-        <w:ind w:left="720"/>
-        <w:jc w:val="both"/>
-        <w:rPr>
-          <w:rFonts w:cs="Times New Roman"/>
+        <w:spacing w:after="0" w:line="240" w:lineRule="auto"/>
+        <w:rPr>
+          <w:rFonts w:eastAsiaTheme="majorEastAsia" w:cs="Times New Roman"/>
           <w:b/>
           <w:bCs/>
-          <w:szCs w:val="26"/>
-          <w:lang w:val="vi-VN"/>
-        </w:rPr>
-      </w:pPr>
-      <w:r>
-        <w:rPr>
-          <w:rFonts w:cs="Times New Roman"/>
-          <w:b/>
-          <w:bCs/>
-          <w:szCs w:val="26"/>
-          <w:lang w:val="vi-VN"/>
-        </w:rPr>
-        <w:t>2.3.4 Phương pháp đánh giá hệ thống</w:t>
-      </w:r>
-    </w:p>
-    <w:p>
-      <w:pPr>
-        <w:ind w:firstLine="360"/>
-        <w:jc w:val="both"/>
-        <w:rPr>
-          <w:rFonts w:cs="Times New Roman"/>
-          <w:szCs w:val="26"/>
-        </w:rPr>
-      </w:pPr>
-      <w:r>
-        <w:rPr>
-          <w:rFonts w:cs="Times New Roman"/>
-          <w:szCs w:val="26"/>
-        </w:rPr>
-        <w:t>Hệ thống được đánh giá thông qua sự kết hợp giữa các phép đo kỹ thuật</w:t>
-      </w:r>
-      <w:r>
-        <w:rPr>
-          <w:rFonts w:cs="Times New Roman"/>
-          <w:szCs w:val="26"/>
-          <w:lang w:val="vi-VN"/>
-        </w:rPr>
-        <w:t xml:space="preserve"> </w:t>
-      </w:r>
-      <w:r>
-        <w:rPr>
-          <w:rFonts w:cs="Times New Roman"/>
-          <w:szCs w:val="26"/>
-        </w:rPr>
-        <w:t>(Quantitative) và đánh giá trải nghiệm thực tế (Qualitative), tập trung vào 5 trụ cột chính:</w:t>
-      </w:r>
-    </w:p>
-    <w:p>
-      <w:pPr>
-        <w:ind w:firstLine="360"/>
-        <w:jc w:val="both"/>
-        <w:rPr>
-          <w:rFonts w:cs="Times New Roman"/>
-          <w:szCs w:val="26"/>
-        </w:rPr>
-      </w:pPr>
-      <w:r>
-        <w:rPr>
-          <w:rFonts w:cs="Times New Roman"/>
-          <w:szCs w:val="26"/>
-        </w:rPr>
-        <w:t xml:space="preserve">Độ chính </w:t>
-      </w:r>
-      <w:r>
-        <w:rPr>
-          <w:rFonts w:cs="Times New Roman"/>
-          <w:szCs w:val="26"/>
-        </w:rPr>
-        <w:t>xác</w:t>
-      </w:r>
-      <w:r>
-        <w:rPr>
-          <w:rFonts w:cs="Times New Roman"/>
-          <w:szCs w:val="26"/>
-          <w:lang w:val="vi-VN"/>
-        </w:rPr>
-        <w:t>:</w:t>
-      </w:r>
-      <w:r>
-        <w:rPr>
-          <w:rFonts w:cs="Times New Roman"/>
-          <w:szCs w:val="26"/>
-        </w:rPr>
-        <w:t xml:space="preserve"> là tiêu chí quan trọng hàng đầu, phản ánh khả năng hệ thống đưa ra kết quả đúng với thực tế. Việc đánh giá độ chính xác được thực hiện thông qua:</w:t>
-      </w:r>
-    </w:p>
-    <w:p>
-      <w:pPr>
-        <w:numPr>
-          <w:ilvl w:val="0"/>
-          <w:numId w:val="14"/>
-        </w:numPr>
-        <w:jc w:val="both"/>
-        <w:rPr>
-          <w:rFonts w:cs="Times New Roman"/>
-          <w:szCs w:val="26"/>
-        </w:rPr>
-      </w:pPr>
-      <w:r>
-        <w:rPr>
-          <w:rFonts w:cs="Times New Roman"/>
-          <w:szCs w:val="26"/>
-        </w:rPr>
-        <w:t>Khả năng nhận diện chính xác món ăn từ dữ liệu đầu vào.</w:t>
-      </w:r>
-    </w:p>
-    <w:p>
-      <w:pPr>
-        <w:numPr>
-          <w:ilvl w:val="0"/>
-          <w:numId w:val="14"/>
-        </w:numPr>
-        <w:jc w:val="both"/>
-        <w:rPr>
-          <w:rFonts w:cs="Times New Roman"/>
-          <w:szCs w:val="26"/>
-        </w:rPr>
-      </w:pPr>
-      <w:r>
-        <w:rPr>
-          <w:rFonts w:cs="Times New Roman"/>
-          <w:szCs w:val="26"/>
-        </w:rPr>
-        <w:t>Khả năng xác định đúng bệnh lý hoặc tình trạng sức khỏe của người dùng.</w:t>
-      </w:r>
-    </w:p>
-    <w:p>
-      <w:pPr>
-        <w:numPr>
-          <w:ilvl w:val="0"/>
-          <w:numId w:val="14"/>
-        </w:numPr>
-        <w:jc w:val="both"/>
-        <w:rPr>
-          <w:rFonts w:cs="Times New Roman"/>
-          <w:szCs w:val="26"/>
-        </w:rPr>
-      </w:pPr>
-      <w:r>
-        <w:rPr>
-          <w:rFonts w:cs="Times New Roman"/>
-          <w:szCs w:val="26"/>
-        </w:rPr>
-        <w:t>Mức độ đánh giá chính xác độ phù hợp của món ăn đối với từng bệnh lý dựa trên các luật suy luận.</w:t>
-      </w:r>
-    </w:p>
-    <w:p>
-      <w:pPr>
-        <w:jc w:val="both"/>
-        <w:rPr>
-          <w:rFonts w:cs="Times New Roman"/>
-          <w:szCs w:val="26"/>
-        </w:rPr>
-      </w:pPr>
-    </w:p>
-    <w:p>
-      <w:pPr>
-        <w:ind w:firstLine="360"/>
-        <w:jc w:val="both"/>
-        <w:rPr>
-          <w:rFonts w:cs="Times New Roman"/>
-          <w:b/>
-          <w:bCs/>
-          <w:szCs w:val="26"/>
-        </w:rPr>
-      </w:pPr>
-      <w:r>
-        <w:rPr>
-          <w:rFonts w:cs="Times New Roman"/>
-          <w:szCs w:val="26"/>
-        </w:rPr>
-        <w:t>Hiệu năng (Performance)</w:t>
-      </w:r>
-      <w:r>
-        <w:rPr>
-          <w:rFonts w:cs="Times New Roman"/>
-          <w:szCs w:val="26"/>
-          <w:lang w:val="vi-VN"/>
-        </w:rPr>
-        <w:t>:</w:t>
-      </w:r>
-      <w:r>
-        <w:rPr>
-          <w:rFonts w:cs="Times New Roman"/>
-          <w:b/>
-          <w:bCs/>
-          <w:szCs w:val="26"/>
-          <w:lang w:val="vi-VN"/>
-        </w:rPr>
-        <w:t xml:space="preserve"> </w:t>
-      </w:r>
-      <w:r>
-        <w:rPr>
-          <w:rFonts w:cs="Times New Roman"/>
-          <w:szCs w:val="26"/>
-        </w:rPr>
-        <w:t>Hiệu năng của hệ thống được đánh giá thông qua khả năng xử lý và phản hồi trong thời gian hợp lý, cụ thể:</w:t>
-      </w:r>
-    </w:p>
-    <w:p>
-      <w:pPr>
-        <w:pStyle w:val="ListParagraph"/>
-        <w:numPr>
-          <w:ilvl w:val="0"/>
-          <w:numId w:val="15"/>
-        </w:numPr>
-        <w:jc w:val="both"/>
-        <w:rPr>
-          <w:rFonts w:cs="Times New Roman"/>
-          <w:szCs w:val="26"/>
-        </w:rPr>
-      </w:pPr>
-      <w:r>
-        <w:rPr>
-          <w:rFonts w:cs="Times New Roman"/>
-          <w:szCs w:val="26"/>
-        </w:rPr>
-        <w:t>Thời gian phản hồi truy vấn: đo lường khoảng thời gian từ khi người dùng gửi yêu cầu đến khi nhận được kết quả.</w:t>
-      </w:r>
-    </w:p>
-    <w:p>
-      <w:pPr>
-        <w:pStyle w:val="ListParagraph"/>
-        <w:numPr>
-          <w:ilvl w:val="0"/>
-          <w:numId w:val="15"/>
-        </w:numPr>
-        <w:jc w:val="both"/>
-        <w:rPr>
-          <w:rFonts w:cs="Times New Roman"/>
-          <w:szCs w:val="26"/>
-        </w:rPr>
-      </w:pPr>
-      <w:r>
-        <w:rPr>
-          <w:rFonts w:cs="Times New Roman"/>
-          <w:szCs w:val="26"/>
-        </w:rPr>
-        <w:t>Khả năng xử lý ổn định khi số lượng truy vấn tăng.</w:t>
-      </w:r>
-    </w:p>
-    <w:p>
-      <w:pPr>
-        <w:ind w:firstLine="360"/>
-        <w:jc w:val="both"/>
-        <w:rPr>
-          <w:rFonts w:cs="Times New Roman"/>
-          <w:szCs w:val="26"/>
-        </w:rPr>
-      </w:pPr>
-      <w:r>
-        <w:rPr>
-          <w:rFonts w:cs="Times New Roman"/>
-          <w:szCs w:val="26"/>
-        </w:rPr>
-        <w:t>Tính đầy đủ (Completeness)</w:t>
-      </w:r>
-      <w:r>
-        <w:rPr>
-          <w:rFonts w:cs="Times New Roman"/>
-          <w:szCs w:val="26"/>
-          <w:lang w:val="vi-VN"/>
-        </w:rPr>
-        <w:t xml:space="preserve">: </w:t>
-      </w:r>
-      <w:r>
-        <w:rPr>
-          <w:rFonts w:cs="Times New Roman"/>
-          <w:szCs w:val="26"/>
-        </w:rPr>
-        <w:t>Tiêu chí này đánh giá mức độ bao phủ của hệ thống đối với tập dữ liệu và các tình huống sử dụng:</w:t>
-      </w:r>
-    </w:p>
-    <w:p>
-      <w:pPr>
-        <w:numPr>
-          <w:ilvl w:val="1"/>
-          <w:numId w:val="16"/>
-        </w:numPr>
-        <w:jc w:val="both"/>
-        <w:rPr>
-          <w:rFonts w:cs="Times New Roman"/>
-          <w:szCs w:val="26"/>
-        </w:rPr>
-      </w:pPr>
-      <w:r>
-        <w:rPr>
-          <w:rFonts w:cs="Times New Roman"/>
-          <w:szCs w:val="26"/>
-        </w:rPr>
-        <w:t>Khả năng xử lý đa dạng các món ăn có trong dataset.</w:t>
-      </w:r>
-    </w:p>
-    <w:p>
-      <w:pPr>
-        <w:numPr>
-          <w:ilvl w:val="1"/>
-          <w:numId w:val="16"/>
-        </w:numPr>
-        <w:jc w:val="both"/>
-        <w:rPr>
-          <w:rFonts w:cs="Times New Roman"/>
-          <w:szCs w:val="26"/>
-        </w:rPr>
-      </w:pPr>
-      <w:r>
-        <w:rPr>
-          <w:rFonts w:cs="Times New Roman"/>
-          <w:szCs w:val="26"/>
-        </w:rPr>
-        <w:lastRenderedPageBreak/>
-        <w:t>Khả năng áp dụng các luật suy luận cho nhiều trường hợp bệnh lý khác nhau.</w:t>
-      </w:r>
-    </w:p>
-    <w:p>
-      <w:pPr>
-        <w:numPr>
-          <w:ilvl w:val="1"/>
-          <w:numId w:val="16"/>
-        </w:numPr>
-        <w:jc w:val="both"/>
-        <w:rPr>
-          <w:rFonts w:cs="Times New Roman"/>
-          <w:szCs w:val="26"/>
-        </w:rPr>
-      </w:pPr>
-      <w:r>
-        <w:rPr>
-          <w:rFonts w:cs="Times New Roman"/>
-          <w:szCs w:val="26"/>
-        </w:rPr>
-        <w:t>Hạn chế tối đa các trường hợp hệ thống không đưa ra được kết quả.</w:t>
-      </w:r>
-    </w:p>
-    <w:p>
-      <w:pPr>
-        <w:ind w:firstLine="360"/>
-        <w:jc w:val="both"/>
-        <w:rPr>
-          <w:rFonts w:cs="Times New Roman"/>
-          <w:szCs w:val="26"/>
-        </w:rPr>
-      </w:pPr>
-      <w:r>
-        <w:rPr>
-          <w:rFonts w:cs="Times New Roman"/>
-          <w:szCs w:val="26"/>
-        </w:rPr>
-        <w:t>Tính dễ sử dụng (Usability)</w:t>
-      </w:r>
-      <w:r>
-        <w:rPr>
-          <w:rFonts w:cs="Times New Roman"/>
-          <w:szCs w:val="26"/>
-          <w:lang w:val="vi-VN"/>
-        </w:rPr>
-        <w:t xml:space="preserve">: </w:t>
-      </w:r>
-      <w:r>
-        <w:rPr>
-          <w:rFonts w:cs="Times New Roman"/>
-          <w:szCs w:val="26"/>
-        </w:rPr>
-        <w:t>Tính dễ sử dụng phản ánh mức độ thân thiện của hệ thống đối với người dùng cuối:</w:t>
-      </w:r>
-    </w:p>
-    <w:p>
-      <w:pPr>
-        <w:numPr>
-          <w:ilvl w:val="1"/>
-          <w:numId w:val="17"/>
-        </w:numPr>
-        <w:jc w:val="both"/>
-        <w:rPr>
-          <w:rFonts w:cs="Times New Roman"/>
-          <w:szCs w:val="26"/>
-        </w:rPr>
-      </w:pPr>
-      <w:r>
-        <w:rPr>
-          <w:rFonts w:cs="Times New Roman"/>
-          <w:szCs w:val="26"/>
-        </w:rPr>
-        <w:t>Giao diện được thiết kế trực quan, dễ hiểu.</w:t>
-      </w:r>
-    </w:p>
-    <w:p>
-      <w:pPr>
-        <w:numPr>
-          <w:ilvl w:val="1"/>
-          <w:numId w:val="17"/>
-        </w:numPr>
-        <w:jc w:val="both"/>
-        <w:rPr>
-          <w:rFonts w:cs="Times New Roman"/>
-          <w:szCs w:val="26"/>
-        </w:rPr>
-      </w:pPr>
-      <w:r>
-        <w:rPr>
-          <w:rFonts w:cs="Times New Roman"/>
-          <w:szCs w:val="26"/>
-        </w:rPr>
-        <w:t>Quy trình nhập liệu đơn giản, thuận tiện.</w:t>
-      </w:r>
-    </w:p>
-    <w:p>
-      <w:pPr>
-        <w:numPr>
-          <w:ilvl w:val="1"/>
-          <w:numId w:val="17"/>
-        </w:numPr>
-        <w:jc w:val="both"/>
-        <w:rPr>
-          <w:rFonts w:cs="Times New Roman"/>
-          <w:szCs w:val="26"/>
-        </w:rPr>
-      </w:pPr>
-      <w:r>
-        <w:rPr>
-          <w:rFonts w:cs="Times New Roman"/>
-          <w:szCs w:val="26"/>
-        </w:rPr>
-        <w:t>Kết quả hiển thị rõ ràng, dễ diễn giải, giúp người dùng dễ dàng đưa ra quyết định.</w:t>
-      </w:r>
-    </w:p>
-    <w:p>
-      <w:pPr>
-        <w:ind w:firstLine="360"/>
-        <w:jc w:val="both"/>
-        <w:rPr>
-          <w:rFonts w:cs="Times New Roman"/>
-          <w:szCs w:val="26"/>
-        </w:rPr>
-      </w:pPr>
-      <w:r>
-        <w:rPr>
-          <w:rFonts w:cs="Times New Roman"/>
-          <w:szCs w:val="26"/>
-        </w:rPr>
-        <w:t>Khả năng mở rộng (Scalability)</w:t>
-      </w:r>
-      <w:r>
-        <w:rPr>
-          <w:rFonts w:cs="Times New Roman"/>
-          <w:szCs w:val="26"/>
-          <w:lang w:val="vi-VN"/>
-        </w:rPr>
-        <w:t xml:space="preserve">: </w:t>
-      </w:r>
-      <w:r>
-        <w:rPr>
-          <w:rFonts w:cs="Times New Roman"/>
-          <w:szCs w:val="26"/>
-        </w:rPr>
-        <w:t>Khả năng mở rộng thể hiện mức độ linh hoạt của hệ thống khi cần nâng cấp hoặc phát triển thêm:</w:t>
-      </w:r>
-    </w:p>
-    <w:p>
-      <w:pPr>
-        <w:numPr>
-          <w:ilvl w:val="1"/>
-          <w:numId w:val="18"/>
-        </w:numPr>
-        <w:jc w:val="both"/>
-        <w:rPr>
-          <w:rFonts w:cs="Times New Roman"/>
-          <w:szCs w:val="26"/>
-        </w:rPr>
-      </w:pPr>
-      <w:r>
-        <w:rPr>
-          <w:rFonts w:cs="Times New Roman"/>
-          <w:szCs w:val="26"/>
-        </w:rPr>
-        <w:t>Dễ dàng bổ sung dữ liệu mới (món ăn, nguyên liệu, giá trị dinh dưỡng).</w:t>
-      </w:r>
-    </w:p>
-    <w:p>
-      <w:pPr>
-        <w:numPr>
-          <w:ilvl w:val="1"/>
-          <w:numId w:val="18"/>
-        </w:numPr>
-        <w:jc w:val="both"/>
-        <w:rPr>
-          <w:rFonts w:cs="Times New Roman"/>
-          <w:szCs w:val="26"/>
-        </w:rPr>
-      </w:pPr>
-      <w:r>
-        <w:rPr>
-          <w:rFonts w:cs="Times New Roman"/>
-          <w:szCs w:val="26"/>
-        </w:rPr>
-        <w:t>Dễ dàng cập nhật và mở rộng tập luật suy luận.</w:t>
-      </w:r>
-    </w:p>
-    <w:p>
-      <w:pPr>
-        <w:numPr>
-          <w:ilvl w:val="1"/>
-          <w:numId w:val="18"/>
-        </w:numPr>
-        <w:jc w:val="both"/>
-        <w:rPr>
-          <w:rFonts w:cs="Times New Roman"/>
-          <w:b/>
-          <w:bCs/>
-          <w:szCs w:val="26"/>
-        </w:rPr>
-      </w:pPr>
-      <w:r>
-        <w:rPr>
-          <w:rFonts w:cs="Times New Roman"/>
-          <w:szCs w:val="26"/>
-        </w:rPr>
-        <w:t>Hỗ trợ tích hợp thêm các chức năng mới mà không ảnh hưởng lớn đến hệ thống hiện tại.</w:t>
-      </w:r>
-    </w:p>
-    <w:p>
-      <w:pPr>
-        <w:ind w:left="1080"/>
-        <w:jc w:val="both"/>
-        <w:rPr>
-          <w:rFonts w:cs="Times New Roman"/>
-          <w:szCs w:val="26"/>
-        </w:rPr>
-      </w:pPr>
-    </w:p>
-    <w:p>
-      <w:pPr>
-        <w:ind w:left="720"/>
-        <w:jc w:val="both"/>
-        <w:rPr>
-          <w:rFonts w:cs="Times New Roman"/>
-          <w:szCs w:val="26"/>
-          <w:lang w:val="vi-VN"/>
-        </w:rPr>
-      </w:pPr>
-    </w:p>
-    <w:p>
-      <w:pPr>
-        <w:ind w:firstLine="567"/>
-        <w:jc w:val="both"/>
-        <w:rPr>
-          <w:rFonts w:cs="Times New Roman"/>
-          <w:szCs w:val="26"/>
-          <w:lang w:val="vi-VN"/>
-        </w:rPr>
-      </w:pPr>
-    </w:p>
-    <w:p>
-      <w:pPr>
-        <w:jc w:val="both"/>
-        <w:rPr>
-          <w:rFonts w:cs="Times New Roman"/>
-          <w:szCs w:val="26"/>
-        </w:rPr>
-      </w:pPr>
-      <w:r>
-        <w:rPr>
-          <w:rFonts w:cs="Times New Roman"/>
-          <w:szCs w:val="26"/>
+          <w:sz w:val="32"/>
+          <w:szCs w:val="32"/>
+        </w:rPr>
+      </w:pPr>
+      <w:bookmarkStart w:id="40" w:name="_Toc224129194"/>
+      <w:bookmarkStart w:id="41" w:name="_Toc225007689"/>
+      <w:r>
+        <w:rPr>
+          <w:rFonts w:cs="Times New Roman"/>
+          <w:szCs w:val="32"/>
         </w:rPr>
         <w:br w:type="page"/>
       </w:r>
@@ -16729,8 +16153,6 @@
           <w:lang w:val="vi-VN"/>
         </w:rPr>
       </w:pPr>
-      <w:bookmarkStart w:id="40" w:name="_Toc224129194"/>
-      <w:bookmarkStart w:id="41" w:name="_Toc225007689"/>
       <w:r>
         <w:rPr>
           <w:rFonts w:cs="Times New Roman"/>
@@ -16832,7 +16254,7 @@
           <w:rFonts w:cs="Times New Roman"/>
           <w:szCs w:val="26"/>
         </w:rPr>
-        <w:t>Chương này trình bày tổng quan về đề tài nghiên cứu và định hướng xây dựng hệ thống, nhằm cung cấp cái nhìn toàn diện về bài toán và giải pháp đề xuất. Nội dung chương bao gồm mô tả bài toán, xác định mục tiêu của hệ thống, phân tích dữ liệu đầu vào – đầu ra, cũng như trình bày kiến trúc tổng thể của hệ thống.</w:t>
+        <w:t>Chương này trình bày phương pháp nghiên cứu và quy trình xây dựng hệ thống chatbot tư vấn dinh dưỡng dựa trên đồ thị tri thức từ y văn Việt Nam cho bệnh đái tháo đường và tăng huyết áp. Nội dung chương tập trung mô tả các bước thực hiện của đề tài, từ quá trình thu thập và tiền xử lý dữ liệu, trích xuất tri thức, xây dựng đồ thị tri thức, lưu trữ dữ liệu trên Neo4j đến việc tích hợp GraphRAG và mô hình ngôn ngữ lớn (LLM) để phát triển chatbot.</w:t>
       </w:r>
     </w:p>
     <w:p>
@@ -16850,7 +16272,7 @@
           <w:rFonts w:cs="Times New Roman"/>
           <w:szCs w:val="26"/>
         </w:rPr>
-        <w:t>Bên cạnh đó, chương cũng giới thiệu các chức năng chính, phạm vi áp dụng đối với các nhóm bệnh lý, đồng thời nêu rõ những giới hạn trong quá trình thiết kế và triển khai hệ thống. Thông qua các nội dung này, chương giúp làm rõ cách tiếp cận, cơ sở xây dựng và định hướng phát triển hệ thống NGR trong bối cảnh ứng dụng thực tế.</w:t>
+        <w:t>Bên cạnh đó, chương cũng trình bày kiến trúc tổng thể của hệ thống, quy trình xử lý dữ liệu và phương pháp khai thác tri thức từ đồ thị nhằm hỗ trợ trả lời các câu hỏi của người dùng bằng ngôn ngữ tự nhiên. Các nội dung được trình bày trong chương là cơ sở để triển khai thực nghiệm và đánh giá hiệu quả của hệ thống ở chương tiếp theo.</w:t>
       </w:r>
     </w:p>
     <w:p>
@@ -16907,56 +16329,85 @@
     </w:p>
     <w:p>
       <w:pPr>
-        <w:spacing w:line="278" w:lineRule="auto"/>
+        <w:spacing w:before="100" w:beforeAutospacing="1" w:after="100" w:afterAutospacing="1" w:line="240" w:lineRule="auto"/>
         <w:ind w:firstLine="567"/>
-        <w:jc w:val="both"/>
-        <w:rPr>
-          <w:rFonts w:cs="Times New Roman"/>
-          <w:szCs w:val="26"/>
-        </w:rPr>
-      </w:pPr>
-      <w:r>
-        <w:rPr>
-          <w:rFonts w:cs="Times New Roman"/>
-          <w:szCs w:val="26"/>
-        </w:rPr>
-        <w:t>Trong thực tế, việc lựa chọn món ăn phù hợp với tình trạng sức khỏe là một vấn đề không đơn giản đối với người dùng, đặc biệt là những người mắc các bệnh lý như đái tháo đường, gout hoặc các bệnh tim mạch. Để xác định một món ăn có phù hợp hay không, cần xem xét đồng thời nhiều yếu tố như thành phần nguyên liệu, hàm lượng dinh dưỡng, mối quan hệ giữa các dưỡng chất và bệnh lý, cũng như các ngưỡng khuyến nghị dinh dưỡng.</w:t>
-      </w:r>
-    </w:p>
-    <w:p>
-      <w:pPr>
-        <w:spacing w:line="278" w:lineRule="auto"/>
+        <w:rPr>
+          <w:rFonts w:eastAsia="Times New Roman" w:cs="Times New Roman"/>
+          <w:kern w:val="0"/>
+          <w:szCs w:val="26"/>
+          <w14:ligatures w14:val="none"/>
+        </w:rPr>
+      </w:pPr>
+      <w:r>
+        <w:rPr>
+          <w:rFonts w:eastAsia="Times New Roman" w:cs="Times New Roman"/>
+          <w:kern w:val="0"/>
+          <w:szCs w:val="26"/>
+          <w14:ligatures w14:val="none"/>
+        </w:rPr>
+        <w:t>Trong lĩnh vực chăm sóc sức khỏe, đặc biệt là tư vấn dinh dưỡng cho người mắc bệnh đái tháo đường và tăng huyết áp, việc tiếp cận các thông tin chính xác và đáng tin cậy đóng vai trò quan trọng trong quá trình kiểm soát bệnh và phòng ngừa biến chứng. Hiện nay, các kiến thức về dinh dưỡng chủ yếu được lưu trữ dưới dạng văn bản trong các tài liệu y văn, hướng dẫn chuyên môn và các tài liệu dinh dưỡng. Mặc dù đây là những nguồn thông tin có giá trị, nhưng dữ liệu thường tồn tại dưới dạng phi cấu trúc, phân tán ở nhiều nguồn khác nhau và chưa được tổ chức theo một mô hình thống nhất, gây khó khăn cho việc khai thác và tra cứu.</w:t>
+      </w:r>
+    </w:p>
+    <w:p>
+      <w:pPr>
+        <w:spacing w:before="100" w:beforeAutospacing="1" w:after="100" w:afterAutospacing="1" w:line="240" w:lineRule="auto"/>
         <w:ind w:firstLine="567"/>
-        <w:jc w:val="both"/>
-        <w:rPr>
-          <w:rFonts w:cs="Times New Roman"/>
-          <w:szCs w:val="26"/>
-        </w:rPr>
-      </w:pPr>
-      <w:r>
-        <w:rPr>
-          <w:rFonts w:cs="Times New Roman"/>
-          <w:szCs w:val="26"/>
-        </w:rPr>
-        <w:t>Tuy nhiên, các thông tin này thường phân tán ở nhiều nguồn khác nhau và thiếu sự liên kết, gây khó khăn cho người dùng trong việc tra cứu, tổng hợp và đưa ra quyết định phù hợp.</w:t>
-      </w:r>
-    </w:p>
-    <w:p>
-      <w:pPr>
-        <w:spacing w:line="278" w:lineRule="auto"/>
+        <w:rPr>
+          <w:rFonts w:eastAsia="Times New Roman" w:cs="Times New Roman"/>
+          <w:kern w:val="0"/>
+          <w:szCs w:val="26"/>
+          <w14:ligatures w14:val="none"/>
+        </w:rPr>
+      </w:pPr>
+      <w:r>
+        <w:rPr>
+          <w:rFonts w:eastAsia="Times New Roman" w:cs="Times New Roman"/>
+          <w:kern w:val="0"/>
+          <w:szCs w:val="26"/>
+          <w14:ligatures w14:val="none"/>
+        </w:rPr>
+        <w:t>Bên cạnh đó, các mô hình ngôn ngữ lớn (LLMs) có khả năng tạo ra câu trả lời tự nhiên nhưng vẫn có nguy cơ sinh ra các thông tin không chính xác hoặc không có căn cứ nếu chỉ dựa trên tri thức đã được huấn luyện. Điều này đặt ra yêu cầu cần có một nguồn tri thức đáng tin cậy để hỗ trợ quá trình truy xuất và sinh câu trả lời, đặc biệt trong lĩnh vực y tế, nơi tính chính xác của thông tin có ý nghĩa quan trọng.</w:t>
+      </w:r>
+    </w:p>
+    <w:p>
+      <w:pPr>
+        <w:spacing w:before="100" w:beforeAutospacing="1" w:after="100" w:afterAutospacing="1" w:line="240" w:lineRule="auto"/>
         <w:ind w:firstLine="567"/>
-        <w:jc w:val="both"/>
-        <w:rPr>
-          <w:rFonts w:cs="Times New Roman"/>
-          <w:szCs w:val="26"/>
-        </w:rPr>
-      </w:pPr>
-      <w:r>
-        <w:rPr>
-          <w:rFonts w:cs="Times New Roman"/>
-          <w:szCs w:val="26"/>
-        </w:rPr>
-        <w:t>Xuất phát từ thực tế đó, bài toán được đặt ra là xây dựng một hệ thống có khả năng:</w:t>
+        <w:rPr>
+          <w:rFonts w:eastAsia="Times New Roman" w:cs="Times New Roman"/>
+          <w:kern w:val="0"/>
+          <w:szCs w:val="26"/>
+          <w14:ligatures w14:val="none"/>
+        </w:rPr>
+      </w:pPr>
+      <w:r>
+        <w:rPr>
+          <w:rFonts w:eastAsia="Times New Roman" w:cs="Times New Roman"/>
+          <w:kern w:val="0"/>
+          <w:szCs w:val="26"/>
+          <w14:ligatures w14:val="none"/>
+        </w:rPr>
+        <w:t>Xuất phát từ những vấn đề trên, đề tài đặt ra bài toán xây dựng một đồ thị tri thức dinh dưỡng từ y văn Việt Nam về bệnh đái tháo đường và tăng huyết áp, đồng thời tích hợp mô hình GraphRAG và mô hình ngôn ngữ lớn để phát triển chatbot tư vấn dinh dưỡng. Hệ thống cần có khả năng trích xuất tri thức từ các tài liệu y văn, biểu diễn tri thức dưới dạng đồ thị, truy xuất các thông tin liên quan đến câu hỏi của người dùng và tạo ra câu trả lời bằng ngôn ngữ tự nhiên dựa trên các tri thức đã được xây dựng.</w:t>
+      </w:r>
+    </w:p>
+    <w:p>
+      <w:pPr>
+        <w:spacing w:before="100" w:beforeAutospacing="1" w:after="100" w:afterAutospacing="1" w:line="240" w:lineRule="auto"/>
+        <w:rPr>
+          <w:rFonts w:eastAsia="Times New Roman" w:cs="Times New Roman"/>
+          <w:kern w:val="0"/>
+          <w:szCs w:val="26"/>
+          <w14:ligatures w14:val="none"/>
+        </w:rPr>
+      </w:pPr>
+      <w:r>
+        <w:rPr>
+          <w:rFonts w:eastAsia="Times New Roman" w:cs="Times New Roman"/>
+          <w:kern w:val="0"/>
+          <w:szCs w:val="26"/>
+          <w14:ligatures w14:val="none"/>
+        </w:rPr>
+        <w:t>Để giải quyết bài toán trên, đề tài tập trung thực hiện các nhiệm vụ chính sau:</w:t>
       </w:r>
     </w:p>
     <w:p>
@@ -16965,19 +16416,22 @@
           <w:ilvl w:val="0"/>
           <w:numId w:val="19"/>
         </w:numPr>
-        <w:spacing w:line="278" w:lineRule="auto"/>
-        <w:jc w:val="both"/>
-        <w:rPr>
-          <w:rFonts w:cs="Times New Roman"/>
-          <w:szCs w:val="26"/>
-        </w:rPr>
-      </w:pPr>
-      <w:r>
-        <w:rPr>
-          <w:rFonts w:cs="Times New Roman"/>
-          <w:szCs w:val="26"/>
-        </w:rPr>
-        <w:t>Phân tích món ăn và thành phần nguyên liệu.</w:t>
+        <w:spacing w:before="100" w:beforeAutospacing="1" w:after="100" w:afterAutospacing="1" w:line="240" w:lineRule="auto"/>
+        <w:rPr>
+          <w:rFonts w:eastAsia="Times New Roman" w:cs="Times New Roman"/>
+          <w:kern w:val="0"/>
+          <w:szCs w:val="26"/>
+          <w14:ligatures w14:val="none"/>
+        </w:rPr>
+      </w:pPr>
+      <w:r>
+        <w:rPr>
+          <w:rFonts w:eastAsia="Times New Roman" w:cs="Times New Roman"/>
+          <w:kern w:val="0"/>
+          <w:szCs w:val="26"/>
+          <w14:ligatures w14:val="none"/>
+        </w:rPr>
+        <w:t>Thu thập và tiền xử lý dữ liệu từ các tài liệu y văn tiếng Việt liên quan đến bệnh đái tháo đường và tăng huyết áp.</w:t>
       </w:r>
     </w:p>
     <w:p>
@@ -16986,19 +16440,23 @@
           <w:ilvl w:val="0"/>
           <w:numId w:val="19"/>
         </w:numPr>
-        <w:spacing w:line="278" w:lineRule="auto"/>
-        <w:jc w:val="both"/>
-        <w:rPr>
-          <w:rFonts w:cs="Times New Roman"/>
-          <w:szCs w:val="26"/>
-        </w:rPr>
-      </w:pPr>
-      <w:r>
-        <w:rPr>
-          <w:rFonts w:cs="Times New Roman"/>
-          <w:szCs w:val="26"/>
-        </w:rPr>
-        <w:t>Đánh giá mức độ phù hợp của món ăn đối với từng bệnh lý.</w:t>
+        <w:spacing w:before="100" w:beforeAutospacing="1" w:after="100" w:afterAutospacing="1" w:line="240" w:lineRule="auto"/>
+        <w:rPr>
+          <w:rFonts w:eastAsia="Times New Roman" w:cs="Times New Roman"/>
+          <w:kern w:val="0"/>
+          <w:szCs w:val="26"/>
+          <w14:ligatures w14:val="none"/>
+        </w:rPr>
+      </w:pPr>
+      <w:r>
+        <w:rPr>
+          <w:rFonts w:eastAsia="Times New Roman" w:cs="Times New Roman"/>
+          <w:kern w:val="0"/>
+          <w:szCs w:val="26"/>
+          <w14:ligatures w14:val="none"/>
+        </w:rPr>
+        <w:lastRenderedPageBreak/>
+        <w:t>Trích xuất các thực thể và mối quan hệ để xây dựng đồ thị tri thức dinh dưỡng.</w:t>
       </w:r>
     </w:p>
     <w:p>
@@ -17007,19 +16465,22 @@
           <w:ilvl w:val="0"/>
           <w:numId w:val="19"/>
         </w:numPr>
-        <w:spacing w:line="278" w:lineRule="auto"/>
-        <w:jc w:val="both"/>
-        <w:rPr>
-          <w:rFonts w:cs="Times New Roman"/>
-          <w:szCs w:val="26"/>
-        </w:rPr>
-      </w:pPr>
-      <w:r>
-        <w:rPr>
-          <w:rFonts w:cs="Times New Roman"/>
-          <w:szCs w:val="26"/>
-        </w:rPr>
-        <w:t>Sinh các cảnh báo sức khỏe dựa trên dữ liệu dinh dưỡng.</w:t>
+        <w:spacing w:before="100" w:beforeAutospacing="1" w:after="100" w:afterAutospacing="1" w:line="240" w:lineRule="auto"/>
+        <w:rPr>
+          <w:rFonts w:eastAsia="Times New Roman" w:cs="Times New Roman"/>
+          <w:kern w:val="0"/>
+          <w:szCs w:val="26"/>
+          <w14:ligatures w14:val="none"/>
+        </w:rPr>
+      </w:pPr>
+      <w:r>
+        <w:rPr>
+          <w:rFonts w:eastAsia="Times New Roman" w:cs="Times New Roman"/>
+          <w:kern w:val="0"/>
+          <w:szCs w:val="26"/>
+          <w14:ligatures w14:val="none"/>
+        </w:rPr>
+        <w:t>Lưu trữ và quản lý đồ thị tri thức trên cơ sở dữ liệu Neo4j.</w:t>
       </w:r>
     </w:p>
     <w:p>
@@ -17028,19 +16489,22 @@
           <w:ilvl w:val="0"/>
           <w:numId w:val="19"/>
         </w:numPr>
-        <w:spacing w:line="278" w:lineRule="auto"/>
-        <w:jc w:val="both"/>
-        <w:rPr>
-          <w:rFonts w:cs="Times New Roman"/>
-          <w:szCs w:val="26"/>
-        </w:rPr>
-      </w:pPr>
-      <w:r>
-        <w:rPr>
-          <w:rFonts w:cs="Times New Roman"/>
-          <w:szCs w:val="26"/>
-        </w:rPr>
-        <w:t>Đề xuất các món ăn thay thế phù hợp hơn.</w:t>
+        <w:spacing w:before="100" w:beforeAutospacing="1" w:after="100" w:afterAutospacing="1" w:line="240" w:lineRule="auto"/>
+        <w:rPr>
+          <w:rFonts w:eastAsia="Times New Roman" w:cs="Times New Roman"/>
+          <w:kern w:val="0"/>
+          <w:szCs w:val="26"/>
+          <w14:ligatures w14:val="none"/>
+        </w:rPr>
+      </w:pPr>
+      <w:r>
+        <w:rPr>
+          <w:rFonts w:eastAsia="Times New Roman" w:cs="Times New Roman"/>
+          <w:kern w:val="0"/>
+          <w:szCs w:val="26"/>
+          <w14:ligatures w14:val="none"/>
+        </w:rPr>
+        <w:t>Tích hợp GraphRAG để truy xuất tri thức từ đồ thị.</w:t>
       </w:r>
     </w:p>
     <w:p>
@@ -17049,19 +16513,46 @@
           <w:ilvl w:val="0"/>
           <w:numId w:val="19"/>
         </w:numPr>
-        <w:spacing w:line="278" w:lineRule="auto"/>
-        <w:jc w:val="both"/>
-        <w:rPr>
-          <w:rFonts w:cs="Times New Roman"/>
-          <w:szCs w:val="26"/>
-        </w:rPr>
-      </w:pPr>
-      <w:r>
-        <w:rPr>
-          <w:rFonts w:cs="Times New Roman"/>
-          <w:szCs w:val="26"/>
-        </w:rPr>
-        <w:t>Hỗ trợ người dùng tương tác thông qua ngôn ngữ tự nhiên tiếng Việt.</w:t>
+        <w:spacing w:before="100" w:beforeAutospacing="1" w:after="100" w:afterAutospacing="1" w:line="240" w:lineRule="auto"/>
+        <w:rPr>
+          <w:rFonts w:eastAsia="Times New Roman" w:cs="Times New Roman"/>
+          <w:kern w:val="0"/>
+          <w:szCs w:val="26"/>
+          <w14:ligatures w14:val="none"/>
+        </w:rPr>
+      </w:pPr>
+      <w:r>
+        <w:rPr>
+          <w:rFonts w:eastAsia="Times New Roman" w:cs="Times New Roman"/>
+          <w:kern w:val="0"/>
+          <w:szCs w:val="26"/>
+          <w14:ligatures w14:val="none"/>
+        </w:rPr>
+        <w:t>Kết hợp mô hình ngôn ngữ lớn nhằm tạo ra câu trả lời bằng ngôn ngữ tự nhiên cho chatbot.</w:t>
+      </w:r>
+    </w:p>
+    <w:p>
+      <w:pPr>
+        <w:numPr>
+          <w:ilvl w:val="0"/>
+          <w:numId w:val="19"/>
+        </w:numPr>
+        <w:spacing w:before="100" w:beforeAutospacing="1" w:after="100" w:afterAutospacing="1" w:line="240" w:lineRule="auto"/>
+        <w:rPr>
+          <w:rFonts w:eastAsia="Times New Roman" w:cs="Times New Roman"/>
+          <w:kern w:val="0"/>
+          <w:szCs w:val="26"/>
+          <w14:ligatures w14:val="none"/>
+        </w:rPr>
+      </w:pPr>
+      <w:r>
+        <w:rPr>
+          <w:rFonts w:eastAsia="Times New Roman" w:cs="Times New Roman"/>
+          <w:kern w:val="0"/>
+          <w:szCs w:val="26"/>
+          <w14:ligatures w14:val="none"/>
+        </w:rPr>
+        <w:t>Đánh giá hiệu quả của hệ thống thông qua các chỉ số đánh giá chất lượng truy xuất và chất lượng câu trả lời.</w:t>
       </w:r>
     </w:p>
     <w:p>
@@ -17115,24 +16606,6 @@
       </w:r>
       <w:bookmarkEnd w:id="48"/>
       <w:bookmarkEnd w:id="49"/>
-    </w:p>
-    <w:p>
-      <w:pPr>
-        <w:spacing w:line="278" w:lineRule="auto"/>
-        <w:ind w:firstLine="567"/>
-        <w:jc w:val="both"/>
-        <w:rPr>
-          <w:rFonts w:cs="Times New Roman"/>
-          <w:szCs w:val="26"/>
-        </w:rPr>
-      </w:pPr>
-      <w:r>
-        <w:rPr>
-          <w:rFonts w:cs="Times New Roman"/>
-          <w:szCs w:val="26"/>
-        </w:rPr>
-        <w:t>Hệ thống NGR được xây dựng nhằm đạt được các mục tiêu chính sau:</w:t>
-      </w:r>
     </w:p>
     <w:p>
       <w:pPr>
@@ -17152,7 +16625,7 @@
           <w:rFonts w:cs="Times New Roman"/>
           <w:szCs w:val="26"/>
         </w:rPr>
-        <w:t>Xây dựng mô hình tri thức dinh dưỡng dựa trên Knowledge Graph.</w:t>
+        <w:t>Đề tài hướng đến việc xây dựng một hệ thống chatbot tư vấn dinh dưỡng dựa trên đồ thị tri thức được xây dựng từ y văn Việt Nam, nhằm hỗ trợ người dùng tra cứu và tiếp cận các thông tin dinh dưỡng liên quan đến bệnh đái tháo đường và tăng huyết áp một cách nhanh chóng, chính xác và thuận tiện. Để đạt được mục tiêu này, đề tài tập trung thực hiện các mục tiêu cụ thể sau:</w:t>
       </w:r>
     </w:p>
     <w:p>
@@ -17173,7 +16646,7 @@
           <w:rFonts w:cs="Times New Roman"/>
           <w:szCs w:val="26"/>
         </w:rPr>
-        <w:t>Hỗ trợ người dùng nhập liệu bằng ngôn ngữ tự nhiên tiếng Việt.</w:t>
+        <w:t>Thu thập và chuẩn hóa dữ liệu từ các tài liệu y văn tiếng Việt liên quan đến bệnh đái tháo đường, tăng huyết áp và dinh dưỡng.</w:t>
       </w:r>
     </w:p>
     <w:p>
@@ -17194,8 +16667,7 @@
           <w:rFonts w:cs="Times New Roman"/>
           <w:szCs w:val="26"/>
         </w:rPr>
-        <w:lastRenderedPageBreak/>
-        <w:t>Phân tích và tính toán giá trị dinh dưỡng của món ăn.</w:t>
+        <w:t>Trích xuất các thực thể và mối quan hệ từ y văn để xây dựng đồ thị tri thức dinh dưỡng.</w:t>
       </w:r>
     </w:p>
     <w:p>
@@ -17216,7 +16688,7 @@
           <w:rFonts w:cs="Times New Roman"/>
           <w:szCs w:val="26"/>
         </w:rPr>
-        <w:t>Đánh giá mức độ phù hợp của món ăn theo từng bệnh lý.</w:t>
+        <w:t>Xây dựng và lưu trữ đồ thị tri thức trên cơ sở dữ liệu đồ thị Neo4j nhằm quản lý và khai thác hiệu quả các tri thức đã được trích xuất.</w:t>
       </w:r>
     </w:p>
     <w:p>
@@ -17237,7 +16709,7 @@
           <w:rFonts w:cs="Times New Roman"/>
           <w:szCs w:val="26"/>
         </w:rPr>
-        <w:t>Sinh cảnh báo sức khỏe dựa trên dữ liệu và các luật suy luận.</w:t>
+        <w:t>Tích hợp mô hình GraphRAG để truy xuất các tri thức liên quan từ đồ thị tri thức dựa trên câu hỏi của người dùng.</w:t>
       </w:r>
     </w:p>
     <w:p>
@@ -17258,7 +16730,7 @@
           <w:rFonts w:cs="Times New Roman"/>
           <w:szCs w:val="26"/>
         </w:rPr>
-        <w:t>Đề xuất các món ăn thay thế tối ưu.</w:t>
+        <w:t>Kết hợp mô hình ngôn ngữ lớn (LLM) để sinh câu trả lời bằng ngôn ngữ tự nhiên dựa trên ngữ cảnh được truy xuất từ đồ thị tri thức.</w:t>
       </w:r>
     </w:p>
     <w:p>
@@ -17279,7 +16751,28 @@
           <w:rFonts w:cs="Times New Roman"/>
           <w:szCs w:val="26"/>
         </w:rPr>
-        <w:t>Hiển thị kết quả dưới dạng trực quan, dễ hiểu và dễ tiếp cận.</w:t>
+        <w:t>Xây dựng chatbot tư vấn dinh dưỡng có khả năng hỗ trợ người dùng đặt câu hỏi bằng tiếng Việt và cung cấp các thông tin phù hợp dựa trên tri thức được xây dựng từ y văn.</w:t>
+      </w:r>
+    </w:p>
+    <w:p>
+      <w:pPr>
+        <w:numPr>
+          <w:ilvl w:val="0"/>
+          <w:numId w:val="20"/>
+        </w:numPr>
+        <w:spacing w:line="278" w:lineRule="auto"/>
+        <w:jc w:val="both"/>
+        <w:rPr>
+          <w:rFonts w:cs="Times New Roman"/>
+          <w:szCs w:val="26"/>
+        </w:rPr>
+      </w:pPr>
+      <w:r>
+        <w:rPr>
+          <w:rFonts w:cs="Times New Roman"/>
+          <w:szCs w:val="26"/>
+        </w:rPr>
+        <w:t>Đánh giá hiệu quả của hệ thống thông qua các chỉ số đánh giá đối với đồ thị tri thức, khả năng truy xuất của GraphRAG và chất lượng câu trả lời của chatbot.</w:t>
       </w:r>
     </w:p>
     <w:p>
@@ -17348,16 +16841,14 @@
         <w:rPr>
           <w:rFonts w:cs="Times New Roman"/>
           <w:szCs w:val="26"/>
-          <w:lang w:val="vi-VN"/>
-        </w:rPr>
-      </w:pPr>
-      <w:r>
-        <w:rPr>
-          <w:rFonts w:cs="Times New Roman"/>
-          <w:szCs w:val="26"/>
-          <w:lang w:val="vi-VN"/>
-        </w:rPr>
-        <w:t xml:space="preserve">Hệ thống tiếp nhận các dạng dữ liệu đầu vào sau: Câu hỏi bằng ngôn ngữ tự nhiên tiếng Việt. </w:t>
+        </w:rPr>
+      </w:pPr>
+      <w:r>
+        <w:rPr>
+          <w:rFonts w:cs="Times New Roman"/>
+          <w:szCs w:val="26"/>
+        </w:rPr>
+        <w:t>Đầu vào của hệ thống là các câu hỏi được người dùng nhập bằng ngôn ngữ tự nhiên tiếng Việt. Nội dung câu hỏi tập trung vào các vấn đề liên quan đến dinh dưỡng, thực phẩm và các khuyến nghị đối với người mắc bệnh đái tháo đường hoặc tăng huyết áp. Hệ thống không yêu cầu người dùng nhập theo một mẫu cố định mà có thể tiếp nhận nhiều cách diễn đạt khác nhau trong quá trình tương tác.</w:t>
       </w:r>
     </w:p>
     <w:p>
@@ -17368,32 +16859,99 @@
         <w:rPr>
           <w:rFonts w:cs="Times New Roman"/>
           <w:szCs w:val="26"/>
-          <w:lang w:val="vi-VN"/>
-        </w:rPr>
-      </w:pPr>
-      <w:r>
-        <w:rPr>
-          <w:rFonts w:cs="Times New Roman"/>
-          <w:szCs w:val="26"/>
-          <w:lang w:val="vi-VN"/>
-        </w:rPr>
-        <w:t xml:space="preserve">Ví </w:t>
-      </w:r>
-      <w:r>
-        <w:rPr>
-          <w:rFonts w:cs="Times New Roman"/>
-          <w:szCs w:val="26"/>
-          <w:lang w:val="vi-VN"/>
-        </w:rPr>
-        <w:t xml:space="preserve">dụ: </w:t>
-      </w:r>
-      <w:r>
-        <w:rPr>
-          <w:rFonts w:cs="Times New Roman"/>
-          <w:szCs w:val="26"/>
-          <w:lang w:val="vi-VN"/>
-        </w:rPr>
-        <w:t>“Người bị gout có ăn phở bò được không?”</w:t>
+        </w:rPr>
+      </w:pPr>
+      <w:r>
+        <w:rPr>
+          <w:rFonts w:cs="Times New Roman"/>
+          <w:szCs w:val="26"/>
+        </w:rPr>
+        <w:lastRenderedPageBreak/>
+        <w:t>Một số dạng câu hỏi mà hệ thống hỗ trợ bao gồm:</w:t>
+      </w:r>
+    </w:p>
+    <w:p>
+      <w:pPr>
+        <w:numPr>
+          <w:ilvl w:val="0"/>
+          <w:numId w:val="60"/>
+        </w:numPr>
+        <w:spacing w:line="24" w:lineRule="atLeast"/>
+        <w:jc w:val="both"/>
+        <w:rPr>
+          <w:rFonts w:cs="Times New Roman"/>
+          <w:szCs w:val="26"/>
+        </w:rPr>
+      </w:pPr>
+      <w:r>
+        <w:rPr>
+          <w:rFonts w:cs="Times New Roman"/>
+          <w:szCs w:val="26"/>
+        </w:rPr>
+        <w:t>Câu hỏi về sự phù hợp của thực phẩm đối với từng bệnh lý.</w:t>
+      </w:r>
+    </w:p>
+    <w:p>
+      <w:pPr>
+        <w:numPr>
+          <w:ilvl w:val="0"/>
+          <w:numId w:val="60"/>
+        </w:numPr>
+        <w:spacing w:line="24" w:lineRule="atLeast"/>
+        <w:jc w:val="both"/>
+        <w:rPr>
+          <w:rFonts w:cs="Times New Roman"/>
+          <w:szCs w:val="26"/>
+        </w:rPr>
+      </w:pPr>
+      <w:r>
+        <w:rPr>
+          <w:rFonts w:cs="Times New Roman"/>
+          <w:szCs w:val="26"/>
+        </w:rPr>
+        <w:t>Câu hỏi về thành phần dinh dưỡng của thực phẩm.</w:t>
+      </w:r>
+    </w:p>
+    <w:p>
+      <w:pPr>
+        <w:numPr>
+          <w:ilvl w:val="0"/>
+          <w:numId w:val="60"/>
+        </w:numPr>
+        <w:spacing w:line="24" w:lineRule="atLeast"/>
+        <w:jc w:val="both"/>
+        <w:rPr>
+          <w:rFonts w:cs="Times New Roman"/>
+          <w:szCs w:val="26"/>
+        </w:rPr>
+      </w:pPr>
+      <w:r>
+        <w:rPr>
+          <w:rFonts w:cs="Times New Roman"/>
+          <w:szCs w:val="26"/>
+        </w:rPr>
+        <w:t>Câu hỏi về các thực phẩm nên sử dụng hoặc cần hạn chế.</w:t>
+      </w:r>
+    </w:p>
+    <w:p>
+      <w:pPr>
+        <w:numPr>
+          <w:ilvl w:val="0"/>
+          <w:numId w:val="60"/>
+        </w:numPr>
+        <w:spacing w:line="24" w:lineRule="atLeast"/>
+        <w:jc w:val="both"/>
+        <w:rPr>
+          <w:rFonts w:cs="Times New Roman"/>
+          <w:szCs w:val="26"/>
+        </w:rPr>
+      </w:pPr>
+      <w:r>
+        <w:rPr>
+          <w:rFonts w:cs="Times New Roman"/>
+          <w:szCs w:val="26"/>
+        </w:rPr>
+        <w:t>Câu hỏi về mối quan hệ giữa chất dinh dưỡng và bệnh lý.</w:t>
       </w:r>
     </w:p>
     <w:p>
@@ -17404,32 +16962,98 @@
         <w:rPr>
           <w:rFonts w:cs="Times New Roman"/>
           <w:szCs w:val="26"/>
-          <w:lang w:val="vi-VN"/>
-        </w:rPr>
-      </w:pPr>
-      <w:r>
-        <w:rPr>
-          <w:rFonts w:cs="Times New Roman"/>
-          <w:szCs w:val="26"/>
-          <w:lang w:val="vi-VN"/>
-        </w:rPr>
-        <w:t xml:space="preserve">Tên món </w:t>
-      </w:r>
-      <w:r>
-        <w:rPr>
-          <w:rFonts w:cs="Times New Roman"/>
-          <w:szCs w:val="26"/>
-          <w:lang w:val="vi-VN"/>
-        </w:rPr>
-        <w:t xml:space="preserve">ăn: </w:t>
-      </w:r>
-      <w:r>
-        <w:rPr>
-          <w:rFonts w:cs="Times New Roman"/>
-          <w:szCs w:val="26"/>
-          <w:lang w:val="vi-VN"/>
-        </w:rPr>
-        <w:t>phở bò, bún chả, cháo gà</w:t>
+        </w:rPr>
+      </w:pPr>
+      <w:r>
+        <w:rPr>
+          <w:rFonts w:cs="Times New Roman"/>
+          <w:szCs w:val="26"/>
+        </w:rPr>
+        <w:t>Ví dụ:</w:t>
+      </w:r>
+    </w:p>
+    <w:p>
+      <w:pPr>
+        <w:numPr>
+          <w:ilvl w:val="0"/>
+          <w:numId w:val="61"/>
+        </w:numPr>
+        <w:spacing w:line="24" w:lineRule="atLeast"/>
+        <w:jc w:val="both"/>
+        <w:rPr>
+          <w:rFonts w:cs="Times New Roman"/>
+          <w:szCs w:val="26"/>
+        </w:rPr>
+      </w:pPr>
+      <w:r>
+        <w:rPr>
+          <w:rFonts w:cs="Times New Roman"/>
+          <w:szCs w:val="26"/>
+        </w:rPr>
+        <w:t>"Người bị đái tháo đường có nên ăn chuối không?"</w:t>
+      </w:r>
+    </w:p>
+    <w:p>
+      <w:pPr>
+        <w:numPr>
+          <w:ilvl w:val="0"/>
+          <w:numId w:val="61"/>
+        </w:numPr>
+        <w:spacing w:line="24" w:lineRule="atLeast"/>
+        <w:jc w:val="both"/>
+        <w:rPr>
+          <w:rFonts w:cs="Times New Roman"/>
+          <w:szCs w:val="26"/>
+        </w:rPr>
+      </w:pPr>
+      <w:r>
+        <w:rPr>
+          <w:rFonts w:cs="Times New Roman"/>
+          <w:szCs w:val="26"/>
+        </w:rPr>
+        <w:t>"Người bị tăng huyết áp nên hạn chế những thực phẩm nào?"</w:t>
+      </w:r>
+    </w:p>
+    <w:p>
+      <w:pPr>
+        <w:numPr>
+          <w:ilvl w:val="0"/>
+          <w:numId w:val="61"/>
+        </w:numPr>
+        <w:spacing w:line="24" w:lineRule="atLeast"/>
+        <w:jc w:val="both"/>
+        <w:rPr>
+          <w:rFonts w:cs="Times New Roman"/>
+          <w:szCs w:val="26"/>
+        </w:rPr>
+      </w:pPr>
+      <w:r>
+        <w:rPr>
+          <w:rFonts w:cs="Times New Roman"/>
+          <w:szCs w:val="26"/>
+        </w:rPr>
+        <w:t>"Yến mạch có lợi gì cho người mắc bệnh đái tháo đường?"</w:t>
+      </w:r>
+    </w:p>
+    <w:p>
+      <w:pPr>
+        <w:numPr>
+          <w:ilvl w:val="0"/>
+          <w:numId w:val="61"/>
+        </w:numPr>
+        <w:spacing w:line="24" w:lineRule="atLeast"/>
+        <w:jc w:val="both"/>
+        <w:rPr>
+          <w:rFonts w:cs="Times New Roman"/>
+          <w:szCs w:val="26"/>
+        </w:rPr>
+      </w:pPr>
+      <w:r>
+        <w:rPr>
+          <w:rFonts w:cs="Times New Roman"/>
+          <w:szCs w:val="26"/>
+        </w:rPr>
+        <w:t>"Thực phẩm nào chứa nhiều natri?"</w:t>
       </w:r>
     </w:p>
     <w:p>
@@ -17440,40 +17064,14 @@
         <w:rPr>
           <w:rFonts w:cs="Times New Roman"/>
           <w:szCs w:val="26"/>
-          <w:lang w:val="vi-VN"/>
-        </w:rPr>
-      </w:pPr>
-      <w:r>
-        <w:rPr>
-          <w:rFonts w:cs="Times New Roman"/>
-          <w:szCs w:val="26"/>
-          <w:lang w:val="vi-VN"/>
-        </w:rPr>
-        <w:t xml:space="preserve">Danh sách nguyên </w:t>
-      </w:r>
-      <w:r>
-        <w:rPr>
-          <w:rFonts w:cs="Times New Roman"/>
-          <w:szCs w:val="26"/>
-          <w:lang w:val="vi-VN"/>
-        </w:rPr>
-        <w:t>liệt:</w:t>
-      </w:r>
-      <w:r>
-        <w:rPr>
-          <w:rFonts w:cs="Times New Roman"/>
-          <w:szCs w:val="26"/>
-          <w:lang w:val="vi-VN"/>
-        </w:rPr>
-        <w:t xml:space="preserve"> thịt bò, hành, gạo, nước </w:t>
-      </w:r>
-      <w:r>
-        <w:rPr>
-          <w:rFonts w:cs="Times New Roman"/>
-          <w:szCs w:val="26"/>
-          <w:lang w:val="vi-VN"/>
-        </w:rPr>
-        <w:t>mắm.</w:t>
+        </w:rPr>
+      </w:pPr>
+      <w:r>
+        <w:rPr>
+          <w:rFonts w:cs="Times New Roman"/>
+          <w:szCs w:val="26"/>
+        </w:rPr>
+        <w:t>Sau khi tiếp nhận câu hỏi, hệ thống tiến hành phân tích nội dung, nhận dạng các thực thể liên quan và thực hiện truy xuất tri thức từ đồ thị tri thức thông qua GraphRAG.</w:t>
       </w:r>
     </w:p>
     <w:p>
@@ -17483,41 +17081,21 @@
         <w:jc w:val="both"/>
         <w:rPr>
           <w:rFonts w:cs="Times New Roman"/>
-          <w:szCs w:val="26"/>
-          <w:lang w:val="vi-VN"/>
-        </w:rPr>
-      </w:pPr>
-      <w:r>
-        <w:rPr>
-          <w:rFonts w:cs="Times New Roman"/>
-          <w:szCs w:val="26"/>
-          <w:lang w:val="vi-VN"/>
-        </w:rPr>
-        <w:t xml:space="preserve">Thông tin bệnh </w:t>
-      </w:r>
-      <w:r>
-        <w:rPr>
-          <w:rFonts w:cs="Times New Roman"/>
-          <w:szCs w:val="26"/>
-          <w:lang w:val="vi-VN"/>
-        </w:rPr>
-        <w:t xml:space="preserve">lý: </w:t>
-      </w:r>
-      <w:r>
-        <w:rPr>
-          <w:rFonts w:cs="Times New Roman"/>
-          <w:szCs w:val="26"/>
-          <w:lang w:val="vi-VN"/>
-        </w:rPr>
-        <w:t xml:space="preserve">gout, tiểu đường, huyết </w:t>
-      </w:r>
-      <w:r>
-        <w:rPr>
-          <w:rFonts w:cs="Times New Roman"/>
-          <w:szCs w:val="26"/>
-          <w:lang w:val="vi-VN"/>
-        </w:rPr>
-        <w:t>áp.</w:t>
+          <w:b/>
+          <w:bCs/>
+          <w:szCs w:val="26"/>
+          <w:lang w:val="vi-VN"/>
+        </w:rPr>
+      </w:pPr>
+      <w:r>
+        <w:rPr>
+          <w:rFonts w:cs="Times New Roman"/>
+          <w:b/>
+          <w:bCs/>
+          <w:szCs w:val="26"/>
+          <w:lang w:val="vi-VN"/>
+        </w:rPr>
+        <w:t>3.4.2 Đầu ra</w:t>
       </w:r>
     </w:p>
     <w:p>
@@ -17527,6 +17105,287 @@
         <w:jc w:val="both"/>
         <w:rPr>
           <w:rFonts w:cs="Times New Roman"/>
+          <w:szCs w:val="26"/>
+        </w:rPr>
+      </w:pPr>
+      <w:r>
+        <w:rPr>
+          <w:rFonts w:cs="Times New Roman"/>
+          <w:szCs w:val="26"/>
+        </w:rPr>
+        <w:t>Đầu ra của hệ thống là câu trả lời bằng ngôn ngữ tự nhiên được tạo ra từ mô hình ngôn ngữ lớn (LLM) dựa trên các tri thức được truy xuất từ đồ thị tri thức. Nội dung trả lời tập trung vào việc cung cấp thông tin dinh dưỡng, giải thích mối quan hệ giữa thực phẩm và bệnh lý, đồng thời đưa ra các khuyến nghị phù hợp với câu hỏi của người dùng.</w:t>
+      </w:r>
+    </w:p>
+    <w:p>
+      <w:pPr>
+        <w:spacing w:line="24" w:lineRule="atLeast"/>
+        <w:ind w:firstLine="567"/>
+        <w:jc w:val="both"/>
+        <w:rPr>
+          <w:rFonts w:cs="Times New Roman"/>
+          <w:szCs w:val="26"/>
+        </w:rPr>
+      </w:pPr>
+      <w:r>
+        <w:rPr>
+          <w:rFonts w:cs="Times New Roman"/>
+          <w:szCs w:val="26"/>
+        </w:rPr>
+        <w:t>Thông tin đầu ra của hệ thống có thể bao gồm:</w:t>
+      </w:r>
+      <w:r>
+        <w:rPr>
+          <w:rFonts w:cs="Times New Roman"/>
+          <w:szCs w:val="26"/>
+          <w:lang w:val="vi-VN"/>
+        </w:rPr>
+        <w:t xml:space="preserve"> </w:t>
+      </w:r>
+      <w:r>
+        <w:rPr>
+          <w:rFonts w:cs="Times New Roman"/>
+          <w:szCs w:val="26"/>
+        </w:rPr>
+        <w:t>Thông tin về thực phẩm hoặc chất dinh dưỡng được người dùng quan tâm.</w:t>
+      </w:r>
+    </w:p>
+    <w:p>
+      <w:pPr>
+        <w:spacing w:line="24" w:lineRule="atLeast"/>
+        <w:ind w:firstLine="567"/>
+        <w:jc w:val="both"/>
+        <w:rPr>
+          <w:rFonts w:cs="Times New Roman"/>
+          <w:szCs w:val="26"/>
+        </w:rPr>
+      </w:pPr>
+      <w:r>
+        <w:rPr>
+          <w:rFonts w:cs="Times New Roman"/>
+          <w:szCs w:val="26"/>
+        </w:rPr>
+        <w:t>Các khuyến nghị dinh dưỡng đối với người mắc bệnh đái tháo đường hoặc tăng huyết áp.</w:t>
+      </w:r>
+    </w:p>
+    <w:p>
+      <w:pPr>
+        <w:spacing w:line="24" w:lineRule="atLeast"/>
+        <w:ind w:firstLine="567"/>
+        <w:jc w:val="both"/>
+        <w:rPr>
+          <w:rFonts w:cs="Times New Roman"/>
+          <w:szCs w:val="26"/>
+        </w:rPr>
+      </w:pPr>
+      <w:r>
+        <w:rPr>
+          <w:rFonts w:cs="Times New Roman"/>
+          <w:szCs w:val="26"/>
+        </w:rPr>
+        <w:t>Giải thích mối quan hệ giữa thực phẩm, chất dinh dưỡng và bệnh lý dựa trên tri thức trong đồ thị.</w:t>
+      </w:r>
+    </w:p>
+    <w:p>
+      <w:pPr>
+        <w:spacing w:line="24" w:lineRule="atLeast"/>
+        <w:ind w:firstLine="567"/>
+        <w:jc w:val="both"/>
+        <w:rPr>
+          <w:rFonts w:cs="Times New Roman"/>
+          <w:szCs w:val="26"/>
+        </w:rPr>
+      </w:pPr>
+      <w:r>
+        <w:rPr>
+          <w:rFonts w:cs="Times New Roman"/>
+          <w:szCs w:val="26"/>
+        </w:rPr>
+        <w:t>Câu trả lời được trình bày bằng ngôn ngữ tự nhiên, dễ hiểu và có căn cứ từ dữ liệu được truy xuất.</w:t>
+      </w:r>
+    </w:p>
+    <w:p>
+      <w:pPr>
+        <w:spacing w:line="24" w:lineRule="atLeast"/>
+        <w:ind w:firstLine="567"/>
+        <w:jc w:val="both"/>
+        <w:rPr>
+          <w:rFonts w:cs="Times New Roman"/>
+          <w:szCs w:val="26"/>
+          <w:lang w:val="vi-VN"/>
+        </w:rPr>
+      </w:pPr>
+      <w:r>
+        <w:rPr>
+          <w:rFonts w:cs="Times New Roman"/>
+          <w:szCs w:val="26"/>
+        </w:rPr>
+        <w:t>Việc kết hợp giữa GraphRAG và mô hình ngôn ngữ lớn giúp hệ thống tạo ra các câu trả lời có tính mạch lạc, đồng thời giảm thiểu hiện tượng sinh thông tin không có căn cứ nhờ sử dụng tri thức được xây dựng từ các tài liệu y văn Việt Nam.</w:t>
+      </w:r>
+    </w:p>
+    <w:p>
+      <w:pPr>
+        <w:pStyle w:val="Heading2"/>
+        <w:jc w:val="both"/>
+        <w:rPr>
+          <w:rFonts w:cs="Times New Roman"/>
+          <w:szCs w:val="28"/>
+          <w:lang w:val="vi-VN"/>
+        </w:rPr>
+      </w:pPr>
+      <w:bookmarkStart w:id="52" w:name="_Toc224129200"/>
+      <w:bookmarkStart w:id="53" w:name="_Toc225007695"/>
+      <w:r>
+        <w:rPr>
+          <w:rFonts w:cs="Times New Roman"/>
+          <w:szCs w:val="28"/>
+          <w:lang w:val="vi-VN"/>
+        </w:rPr>
+        <w:t xml:space="preserve">3.5  </w:t>
+      </w:r>
+      <w:bookmarkEnd w:id="52"/>
+      <w:r>
+        <w:rPr>
+          <w:rFonts w:cs="Times New Roman"/>
+          <w:szCs w:val="28"/>
+          <w:lang w:val="vi-VN"/>
+        </w:rPr>
+        <w:t>KIẾN TRÚC TỔNG QUAN HỆ THỐNG</w:t>
+      </w:r>
+      <w:bookmarkEnd w:id="53"/>
+    </w:p>
+    <w:p>
+      <w:pPr>
+        <w:ind w:firstLine="567"/>
+        <w:jc w:val="both"/>
+        <w:rPr>
+          <w:rFonts w:cs="Times New Roman"/>
+        </w:rPr>
+      </w:pPr>
+      <w:r>
+        <w:rPr>
+          <w:rFonts w:cs="Times New Roman"/>
+        </w:rPr>
+        <w:t xml:space="preserve">Hệ thống được xây dựng theo kiến trúc Graph Retrieval-Augmented Generation (GraphRAG), kết hợp giữa đồ thị tri thức (Knowledge Graph), cơ sở dữ liệu đồ thị Neo4j và mô hình ngôn ngữ lớn (Large Language Model - LLM) nhằm hỗ trợ tư vấn dinh dưỡng cho người mắc bệnh đái tháo đường và tăng huyết áp. Trong kiến trúc này, đồ thị tri thức đóng vai trò là nguồn tri thức chính, GraphRAG đảm nhiệm việc truy xuất các thông tin </w:t>
+      </w:r>
+      <w:r>
+        <w:rPr>
+          <w:rFonts w:cs="Times New Roman"/>
+        </w:rPr>
+        <w:lastRenderedPageBreak/>
+        <w:t>liên quan từ đồ thị, còn LLM có nhiệm vụ tổng hợp và sinh câu trả lời bằng ngôn ngữ tự nhiên.</w:t>
+      </w:r>
+    </w:p>
+    <w:p>
+      <w:pPr>
+        <w:ind w:firstLine="567"/>
+        <w:jc w:val="both"/>
+        <w:rPr>
+          <w:rFonts w:cs="Times New Roman"/>
+        </w:rPr>
+      </w:pPr>
+      <w:r>
+        <w:rPr>
+          <w:rFonts w:cs="Times New Roman"/>
+        </w:rPr>
+        <w:t>Quy trình xử lý của hệ thống được thực hiện theo các bước sau:</w:t>
+      </w:r>
+    </w:p>
+    <w:p>
+      <w:pPr>
+        <w:ind w:firstLine="567"/>
+        <w:jc w:val="both"/>
+        <w:rPr>
+          <w:rFonts w:cs="Times New Roman"/>
+        </w:rPr>
+      </w:pPr>
+      <w:r>
+        <w:rPr>
+          <w:rFonts w:cs="Times New Roman"/>
+        </w:rPr>
+        <w:t>Bước 1: Người dùng nhập câu hỏi bằng ngôn ngữ tự nhiên tiếng Việt thông qua giao diện chatbot.</w:t>
+      </w:r>
+    </w:p>
+    <w:p>
+      <w:pPr>
+        <w:ind w:firstLine="567"/>
+        <w:jc w:val="both"/>
+        <w:rPr>
+          <w:rFonts w:cs="Times New Roman"/>
+        </w:rPr>
+      </w:pPr>
+      <w:r>
+        <w:rPr>
+          <w:rFonts w:cs="Times New Roman"/>
+        </w:rPr>
+        <w:t>Bước 2: Hệ thống sử dụng các kỹ thuật xử lý ngôn ngữ tự nhiên để phân tích câu hỏi, nhận dạng các thực thể quan trọng như bệnh, thực phẩm hoặc chất dinh dưỡng, đồng thời xác định ý định của người dùng.</w:t>
+      </w:r>
+    </w:p>
+    <w:p>
+      <w:pPr>
+        <w:ind w:firstLine="567"/>
+        <w:jc w:val="both"/>
+        <w:rPr>
+          <w:rFonts w:cs="Times New Roman"/>
+        </w:rPr>
+      </w:pPr>
+      <w:r>
+        <w:rPr>
+          <w:rFonts w:cs="Times New Roman"/>
+        </w:rPr>
+        <w:t>Bước 3: Các thực thể được chuyển đổi thành truy vấn để tìm kiếm trên đồ thị tri thức được lưu trữ trong Neo4j. GraphRAG thực hiện truy xuất các nút và mối quan hệ liên quan nhằm hình thành một tập tri thức phù hợp với nội dung câu hỏi.</w:t>
+      </w:r>
+    </w:p>
+    <w:p>
+      <w:pPr>
+        <w:ind w:firstLine="567"/>
+        <w:jc w:val="both"/>
+        <w:rPr>
+          <w:rFonts w:cs="Times New Roman"/>
+        </w:rPr>
+      </w:pPr>
+      <w:r>
+        <w:rPr>
+          <w:rFonts w:cs="Times New Roman"/>
+        </w:rPr>
+        <w:t>Bước 4: Các tri thức được truy xuất từ đồ thị được tổng hợp thành ngữ cảnh (Context) và cung cấp cho mô hình ngôn ngữ lớn (LLM). Việc sử dụng ngữ cảnh từ đồ thị tri thức giúp mô hình tạo ra câu trả lời dựa trên các thông tin đã được xây dựng từ y văn Việt Nam, hạn chế việc sinh ra các nội dung không có căn cứ.</w:t>
+      </w:r>
+    </w:p>
+    <w:p>
+      <w:pPr>
+        <w:ind w:firstLine="567"/>
+        <w:jc w:val="both"/>
+        <w:rPr>
+          <w:rFonts w:cs="Times New Roman"/>
+        </w:rPr>
+      </w:pPr>
+      <w:r>
+        <w:rPr>
+          <w:rFonts w:cs="Times New Roman"/>
+        </w:rPr>
+        <w:t>Bước 5: LLM tổng hợp thông tin và sinh câu trả lời bằng ngôn ngữ tự nhiên. Kết quả được trả về cho người dùng thông qua giao diện chatbot, giúp người dùng dễ dàng tiếp cận các thông tin về thực phẩm, chất dinh dưỡng và các khuyến nghị đối với bệnh đái tháo đường và tăng huyết áp.</w:t>
+      </w:r>
+    </w:p>
+    <w:p>
+      <w:pPr>
+        <w:ind w:firstLine="567"/>
+        <w:jc w:val="both"/>
+        <w:rPr>
+          <w:rFonts w:cs="Times New Roman"/>
+        </w:rPr>
+      </w:pPr>
+      <w:r>
+        <w:rPr>
+          <w:rFonts w:cs="Times New Roman"/>
+        </w:rPr>
+        <w:t>Kiến trúc GraphRAG giúp kết hợp hiệu quả giữa khả năng lưu trữ và truy xuất tri thức của Knowledge Graph với khả năng hiểu và sinh ngôn ngữ của LLM. Nhờ đó, hệ thống không chỉ cung cấp các câu trả lời có tính tự nhiên mà còn đảm bảo tính nhất quán, khả năng giải thích và độ tin cậy của thông tin dựa trên nguồn tri thức được xây dựng từ y văn Việt Nam</w:t>
+      </w:r>
+    </w:p>
+    <w:p>
+      <w:pPr>
+        <w:ind w:firstLine="567"/>
+        <w:jc w:val="both"/>
+        <w:rPr>
+          <w:rFonts w:cs="Times New Roman"/>
           <w:b/>
           <w:bCs/>
           <w:szCs w:val="26"/>
@@ -17541,7 +17400,341 @@
           <w:szCs w:val="26"/>
           <w:lang w:val="vi-VN"/>
         </w:rPr>
-        <w:t>3.4.2 Đầu ra</w:t>
+        <w:t xml:space="preserve">3.5.1. </w:t>
+      </w:r>
+      <w:r>
+        <w:rPr>
+          <w:rFonts w:cs="Times New Roman"/>
+          <w:b/>
+          <w:bCs/>
+          <w:szCs w:val="26"/>
+        </w:rPr>
+        <w:t>Thành phần xử lý ngôn ngữ tự nhiên (NLP tiếng Việt)</w:t>
+      </w:r>
+    </w:p>
+    <w:p>
+      <w:pPr>
+        <w:ind w:firstLine="567"/>
+        <w:jc w:val="both"/>
+        <w:rPr>
+          <w:rFonts w:cs="Times New Roman"/>
+          <w:b/>
+          <w:bCs/>
+          <w:szCs w:val="26"/>
+          <w:lang w:val="vi-VN"/>
+        </w:rPr>
+      </w:pPr>
+      <w:r>
+        <w:rPr>
+          <w:rFonts w:cs="Times New Roman"/>
+          <w:szCs w:val="26"/>
+        </w:rPr>
+        <w:t>Thành phần xử lý ngôn ngữ tự nhiên có nhiệm vụ tiếp nhận và phân tích câu hỏi của người dùng trước khi thực hiện truy xuất trên đồ thị tri thức. Hệ thống thực hiện chuẩn hóa văn bản, nhận dạng các thực thể quan trọng như bệnh, thực phẩm và chất dinh dưỡng, đồng thời xác định ý định của người dùng để hỗ trợ quá trình truy xuất tri thức. Kết quả của bước xử lý này là dữ liệu đầu vào phục vụ cho GraphRAG.</w:t>
+      </w:r>
+    </w:p>
+    <w:p>
+      <w:pPr>
+        <w:ind w:firstLine="567"/>
+        <w:jc w:val="both"/>
+        <w:rPr>
+          <w:rFonts w:cs="Times New Roman"/>
+          <w:b/>
+          <w:bCs/>
+          <w:szCs w:val="26"/>
+          <w:lang w:val="vi-VN"/>
+        </w:rPr>
+      </w:pPr>
+      <w:r>
+        <w:rPr>
+          <w:rFonts w:cs="Times New Roman"/>
+          <w:b/>
+          <w:bCs/>
+          <w:szCs w:val="26"/>
+          <w:lang w:val="vi-VN"/>
+        </w:rPr>
+        <w:t xml:space="preserve">3.5.2. </w:t>
+      </w:r>
+      <w:r>
+        <w:rPr>
+          <w:rFonts w:cs="Times New Roman"/>
+          <w:b/>
+          <w:bCs/>
+          <w:szCs w:val="26"/>
+        </w:rPr>
+        <w:t>Knowledge Graph (Neo4j)</w:t>
+      </w:r>
+    </w:p>
+    <w:p>
+      <w:pPr>
+        <w:ind w:firstLine="567"/>
+        <w:jc w:val="both"/>
+        <w:rPr>
+          <w:rFonts w:cs="Times New Roman"/>
+          <w:szCs w:val="26"/>
+        </w:rPr>
+      </w:pPr>
+      <w:r>
+        <w:rPr>
+          <w:rFonts w:cs="Times New Roman"/>
+          <w:szCs w:val="26"/>
+        </w:rPr>
+        <w:t>Đồ thị tri thức là thành phần trung tâm của hệ thống, lưu trữ các tri thức được trích xuất từ y văn Việt Nam dưới dạng các thực thể và mối quan hệ. Các thực thể chính bao gồm bệnh, thực phẩm, chất dinh dưỡng, nhóm thực phẩm và khuyến nghị dinh dưỡng. Các mối quan hệ giữa các thực thể được lưu trữ trên Neo4j, giúp hệ thống truy xuất nhanh các thông tin liên quan và hỗ trợ GraphRAG khai thác tri thức hiệu quả.</w:t>
+      </w:r>
+    </w:p>
+    <w:p>
+      <w:pPr>
+        <w:ind w:firstLine="567"/>
+        <w:jc w:val="both"/>
+        <w:rPr>
+          <w:rFonts w:cs="Times New Roman"/>
+          <w:b/>
+          <w:bCs/>
+          <w:szCs w:val="26"/>
+          <w:lang w:val="vi-VN"/>
+        </w:rPr>
+      </w:pPr>
+      <w:r>
+        <w:rPr>
+          <w:rFonts w:cs="Times New Roman"/>
+          <w:b/>
+          <w:bCs/>
+          <w:szCs w:val="26"/>
+          <w:lang w:val="vi-VN"/>
+        </w:rPr>
+        <w:lastRenderedPageBreak/>
+        <w:t xml:space="preserve">3.5.3. </w:t>
+      </w:r>
+      <w:r>
+        <w:rPr>
+          <w:rFonts w:cs="Times New Roman"/>
+          <w:b/>
+          <w:bCs/>
+          <w:szCs w:val="26"/>
+        </w:rPr>
+        <w:t>Thành phần GraphRAG và mô hình ngôn ngữ lớn</w:t>
+      </w:r>
+    </w:p>
+    <w:p>
+      <w:pPr>
+        <w:ind w:firstLine="567"/>
+        <w:jc w:val="both"/>
+        <w:rPr>
+          <w:rFonts w:cs="Times New Roman"/>
+          <w:b/>
+          <w:bCs/>
+          <w:szCs w:val="26"/>
+          <w:lang w:val="vi-VN"/>
+        </w:rPr>
+      </w:pPr>
+      <w:r>
+        <w:rPr>
+          <w:rFonts w:cs="Times New Roman"/>
+          <w:szCs w:val="26"/>
+          <w:lang w:val="vi-VN"/>
+        </w:rPr>
+        <w:t>Đề xuất món ăn thay thế.</w:t>
+      </w:r>
+      <w:r>
+        <w:rPr>
+          <w:rFonts w:eastAsia="Times New Roman" w:cs="Times New Roman"/>
+          <w:kern w:val="0"/>
+          <w:sz w:val="24"/>
+          <w:szCs w:val="24"/>
+          <w14:ligatures w14:val="none"/>
+        </w:rPr>
+        <w:t xml:space="preserve"> </w:t>
+      </w:r>
+      <w:r>
+        <w:rPr>
+          <w:rFonts w:cs="Times New Roman"/>
+          <w:szCs w:val="26"/>
+        </w:rPr>
+        <w:t>Sau khi nhận được kết quả từ bước xử lý ngôn ngữ tự nhiên, GraphRAG thực hiện truy xuất các tri thức liên quan từ đồ thị tri thức trên Neo4j. Các thông tin được truy xuất sẽ được tổng hợp thành ngữ cảnh và cung cấp cho mô hình ngôn ngữ lớn (LLM). Dựa trên ngữ cảnh này, LLM tạo ra câu trả lời bằng ngôn ngữ tự nhiên, đảm bảo nội dung phù hợp với câu hỏi của người dùng và bám sát tri thức được xây dựng từ y văn Việt Nam.</w:t>
+      </w:r>
+    </w:p>
+    <w:p>
+      <w:pPr>
+        <w:ind w:firstLine="567"/>
+        <w:jc w:val="both"/>
+        <w:rPr>
+          <w:rFonts w:cs="Times New Roman"/>
+          <w:b/>
+          <w:bCs/>
+          <w:szCs w:val="26"/>
+          <w:lang w:val="vi-VN"/>
+        </w:rPr>
+      </w:pPr>
+      <w:r>
+        <w:rPr>
+          <w:rFonts w:cs="Times New Roman"/>
+          <w:b/>
+          <w:bCs/>
+          <w:szCs w:val="26"/>
+          <w:lang w:val="vi-VN"/>
+        </w:rPr>
+        <w:t xml:space="preserve">3.5.4. </w:t>
+      </w:r>
+      <w:r>
+        <w:rPr>
+          <w:rFonts w:cs="Times New Roman"/>
+          <w:b/>
+          <w:bCs/>
+          <w:szCs w:val="26"/>
+        </w:rPr>
+        <w:t>Thành phần giao diện người dùng</w:t>
+      </w:r>
+    </w:p>
+    <w:p>
+      <w:pPr>
+        <w:ind w:firstLine="567"/>
+        <w:jc w:val="both"/>
+        <w:rPr>
+          <w:rFonts w:cs="Times New Roman"/>
+          <w:szCs w:val="26"/>
+          <w:lang w:val="vi-VN"/>
+        </w:rPr>
+      </w:pPr>
+      <w:r>
+        <w:rPr>
+          <w:rFonts w:cs="Times New Roman"/>
+          <w:szCs w:val="26"/>
+        </w:rPr>
+        <w:t>Giao diện người dùng được xây dựng theo mô hình chatbot, cho phép người dùng đặt câu hỏi bằng tiếng Việt thông qua ngôn ngữ tự nhiên. Hệ thống hiển thị câu trả lời dưới dạng hội thoại, giúp người dùng dễ dàng tiếp cận các thông tin về thực phẩm, chất dinh dưỡng và các khuyến nghị dinh dưỡng đối với bệnh đái tháo đường và tăng huyết áp. Giao diện được thiết kế đơn giản, trực quan và thuận tiện cho quá trình tương tác.</w:t>
+      </w:r>
+    </w:p>
+    <w:p>
+      <w:pPr>
+        <w:pStyle w:val="Heading2"/>
+        <w:jc w:val="both"/>
+        <w:rPr>
+          <w:rFonts w:cs="Times New Roman"/>
+          <w:szCs w:val="28"/>
+          <w:lang w:val="vi-VN"/>
+        </w:rPr>
+      </w:pPr>
+      <w:bookmarkStart w:id="54" w:name="_Toc224129201"/>
+      <w:bookmarkStart w:id="55" w:name="_Toc225007696"/>
+      <w:r>
+        <w:rPr>
+          <w:rFonts w:cs="Times New Roman"/>
+          <w:szCs w:val="28"/>
+          <w:lang w:val="vi-VN"/>
+        </w:rPr>
+        <w:t xml:space="preserve">3.6  </w:t>
+      </w:r>
+      <w:bookmarkEnd w:id="54"/>
+      <w:bookmarkEnd w:id="55"/>
+      <w:r>
+        <w:rPr>
+          <w:rFonts w:cs="Times New Roman"/>
+          <w:szCs w:val="28"/>
+        </w:rPr>
+        <w:t>PHẠM VI TRI THỨC CỦA HỆ THỐNG</w:t>
+      </w:r>
+    </w:p>
+    <w:p>
+      <w:pPr>
+        <w:ind w:firstLine="720"/>
+        <w:jc w:val="both"/>
+        <w:rPr>
+          <w:rFonts w:cs="Times New Roman"/>
+        </w:rPr>
+      </w:pPr>
+      <w:r>
+        <w:rPr>
+          <w:rFonts w:cs="Times New Roman"/>
+        </w:rPr>
+        <w:t>Trong phạm vi nghiên cứu, hệ thống tập trung xây dựng đồ thị tri thức dinh dưỡng từ y văn Việt Nam cho hai bệnh lý là đái tháo đường và tăng huyết áp. Đây là hai bệnh không lây nhiễm phổ biến, có mối liên hệ chặt chẽ với chế độ dinh dưỡng và được lựa chọn làm miền tri thức của đề tài.</w:t>
+      </w:r>
+    </w:p>
+    <w:p>
+      <w:pPr>
+        <w:ind w:firstLine="720"/>
+        <w:jc w:val="both"/>
+        <w:rPr>
+          <w:rFonts w:cs="Times New Roman"/>
+        </w:rPr>
+      </w:pPr>
+      <w:r>
+        <w:rPr>
+          <w:rFonts w:cs="Times New Roman"/>
+        </w:rPr>
+        <w:t>Tri thức trong hệ thống được tổ chức dưới dạng các thực thể và mối quan hệ thay vì các luật suy luận. Các thực thể chính bao gồm bệnh, thực phẩm, chất dinh dưỡng, nhóm thực phẩm và các khuyến nghị dinh dưỡng. Các thực thể này được liên kết thông qua các mối quan hệ như CHỨA, GIÀU, PHÙ_HỢP_VỚI, HẠN_CHẾ_ĐỐI_VỚI và KHUYẾN_NGHỊ, tạo thành một mạng lưới tri thức phục vụ quá trình truy xuất và trả lời câu hỏi của chatbot.</w:t>
+      </w:r>
+    </w:p>
+    <w:p>
+      <w:pPr>
+        <w:ind w:firstLine="720"/>
+        <w:jc w:val="both"/>
+        <w:rPr>
+          <w:rFonts w:cs="Times New Roman"/>
+          <w:b/>
+          <w:bCs/>
+        </w:rPr>
+      </w:pPr>
+      <w:r>
+        <w:rPr>
+          <w:rFonts w:cs="Times New Roman"/>
+          <w:b/>
+          <w:bCs/>
+        </w:rPr>
+        <w:t>3.6.1 Tri thức về bệnh đái tháo đường</w:t>
+      </w:r>
+    </w:p>
+    <w:p>
+      <w:pPr>
+        <w:ind w:firstLine="720"/>
+        <w:jc w:val="both"/>
+        <w:rPr>
+          <w:rFonts w:cs="Times New Roman"/>
+          <w:lang w:val="vi-VN"/>
+        </w:rPr>
+      </w:pPr>
+      <w:r>
+        <w:rPr>
+          <w:rFonts w:cs="Times New Roman"/>
+        </w:rPr>
+        <w:t>Đối với bệnh đái tháo đường, hệ thống lưu trữ các tri thức liên quan đến thực phẩm nên sử dụng, thực phẩm cần hạn chế, các chất dinh dưỡng có ảnh hưởng đến kiểm soát đường huyết và các khuyến nghị dinh dưỡng được trích xuất từ y văn Việt Nam. Các tri thức này được biểu diễn dưới dạng các nút và mối quan hệ trong đồ thị tri thức.</w:t>
+      </w:r>
+    </w:p>
+    <w:p>
+      <w:pPr>
+        <w:spacing w:line="24" w:lineRule="atLeast"/>
+        <w:ind w:firstLine="720"/>
+        <w:jc w:val="both"/>
+        <w:rPr>
+          <w:rFonts w:cs="Times New Roman"/>
+          <w:szCs w:val="26"/>
+          <w:lang w:val="vi-VN"/>
+        </w:rPr>
+      </w:pPr>
+      <w:r>
+        <w:rPr>
+          <w:rFonts w:cs="Times New Roman"/>
+          <w:b/>
+          <w:bCs/>
+          <w:szCs w:val="26"/>
+          <w:lang w:val="vi-VN"/>
+        </w:rPr>
+        <w:t>3.6.</w:t>
+      </w:r>
+      <w:r>
+        <w:rPr>
+          <w:rFonts w:cs="Times New Roman"/>
+          <w:b/>
+          <w:bCs/>
+          <w:szCs w:val="26"/>
+        </w:rPr>
+        <w:t xml:space="preserve">1. </w:t>
+      </w:r>
+      <w:r>
+        <w:rPr>
+          <w:rFonts w:cs="Times New Roman"/>
+          <w:b/>
+          <w:bCs/>
+          <w:szCs w:val="26"/>
+        </w:rPr>
+        <w:t>Tri thức về bệnh tăng huyết áp</w:t>
       </w:r>
     </w:p>
     <w:p>
@@ -17552,186 +17745,15 @@
         <w:rPr>
           <w:rFonts w:cs="Times New Roman"/>
           <w:szCs w:val="26"/>
-        </w:rPr>
-      </w:pPr>
-      <w:r>
-        <w:rPr>
-          <w:rFonts w:cs="Times New Roman"/>
-          <w:szCs w:val="26"/>
-        </w:rPr>
-        <w:t>Hệ thống cung cấp các kết quả đầu ra bao gồm:</w:t>
-      </w:r>
-    </w:p>
-    <w:p>
-      <w:pPr>
-        <w:spacing w:line="24" w:lineRule="atLeast"/>
-        <w:ind w:firstLine="567"/>
-        <w:jc w:val="both"/>
-        <w:rPr>
-          <w:rFonts w:cs="Times New Roman"/>
-          <w:szCs w:val="26"/>
-        </w:rPr>
-      </w:pPr>
-      <w:r>
-        <w:rPr>
-          <w:rFonts w:cs="Times New Roman"/>
-          <w:szCs w:val="26"/>
-        </w:rPr>
-        <w:t>Thông tin dinh dưỡng của món ăn.</w:t>
-      </w:r>
-    </w:p>
-    <w:p>
-      <w:pPr>
-        <w:spacing w:line="24" w:lineRule="atLeast"/>
-        <w:ind w:firstLine="567"/>
-        <w:jc w:val="both"/>
-        <w:rPr>
-          <w:rFonts w:cs="Times New Roman"/>
-          <w:szCs w:val="26"/>
-        </w:rPr>
-      </w:pPr>
-      <w:r>
-        <w:rPr>
-          <w:rFonts w:cs="Times New Roman"/>
-          <w:szCs w:val="26"/>
-        </w:rPr>
-        <w:t>Đánh giá mức độ phù hợp:</w:t>
-      </w:r>
-    </w:p>
-    <w:p>
-      <w:pPr>
-        <w:numPr>
-          <w:ilvl w:val="2"/>
-          <w:numId w:val="21"/>
-        </w:numPr>
-        <w:spacing w:line="24" w:lineRule="atLeast"/>
-        <w:jc w:val="both"/>
-        <w:rPr>
-          <w:rFonts w:cs="Times New Roman"/>
-          <w:szCs w:val="26"/>
-        </w:rPr>
-      </w:pPr>
-      <w:r>
-        <w:rPr>
-          <w:rFonts w:cs="Times New Roman"/>
-          <w:szCs w:val="26"/>
-        </w:rPr>
-        <w:t>Phù hợp</w:t>
-      </w:r>
-    </w:p>
-    <w:p>
-      <w:pPr>
-        <w:numPr>
-          <w:ilvl w:val="2"/>
-          <w:numId w:val="21"/>
-        </w:numPr>
-        <w:spacing w:line="24" w:lineRule="atLeast"/>
-        <w:jc w:val="both"/>
-        <w:rPr>
-          <w:rFonts w:cs="Times New Roman"/>
-          <w:szCs w:val="26"/>
-        </w:rPr>
-      </w:pPr>
-      <w:r>
-        <w:rPr>
-          <w:rFonts w:cs="Times New Roman"/>
-          <w:szCs w:val="26"/>
-        </w:rPr>
-        <w:t>Cần hạn chế</w:t>
-      </w:r>
-    </w:p>
-    <w:p>
-      <w:pPr>
-        <w:numPr>
-          <w:ilvl w:val="2"/>
-          <w:numId w:val="21"/>
-        </w:numPr>
-        <w:spacing w:line="24" w:lineRule="atLeast"/>
-        <w:jc w:val="both"/>
-        <w:rPr>
-          <w:rFonts w:cs="Times New Roman"/>
-          <w:szCs w:val="26"/>
-        </w:rPr>
-      </w:pPr>
-      <w:r>
-        <w:rPr>
-          <w:rFonts w:cs="Times New Roman"/>
-          <w:szCs w:val="26"/>
-        </w:rPr>
-        <w:t>Không phù hợp</w:t>
-      </w:r>
-    </w:p>
-    <w:p>
-      <w:pPr>
-        <w:spacing w:line="24" w:lineRule="atLeast"/>
-        <w:ind w:left="720"/>
-        <w:jc w:val="both"/>
-        <w:rPr>
-          <w:rFonts w:cs="Times New Roman"/>
-          <w:szCs w:val="26"/>
-        </w:rPr>
-      </w:pPr>
-      <w:r>
-        <w:rPr>
-          <w:rFonts w:cs="Times New Roman"/>
-          <w:szCs w:val="26"/>
-        </w:rPr>
-        <w:t>Các cảnh báo sức khỏe liên quan.</w:t>
-      </w:r>
-    </w:p>
-    <w:p>
-      <w:pPr>
-        <w:spacing w:line="24" w:lineRule="atLeast"/>
-        <w:ind w:left="720"/>
-        <w:jc w:val="both"/>
-        <w:rPr>
-          <w:rFonts w:cs="Times New Roman"/>
-          <w:szCs w:val="26"/>
-        </w:rPr>
-      </w:pPr>
-      <w:r>
-        <w:rPr>
-          <w:rFonts w:cs="Times New Roman"/>
-          <w:szCs w:val="26"/>
-        </w:rPr>
-        <w:t>Giải thích nguyên nhân đánh giá.</w:t>
-      </w:r>
-    </w:p>
-    <w:p>
-      <w:pPr>
-        <w:spacing w:line="24" w:lineRule="atLeast"/>
-        <w:ind w:left="720"/>
-        <w:jc w:val="both"/>
-        <w:rPr>
-          <w:rFonts w:cs="Times New Roman"/>
-          <w:szCs w:val="26"/>
-        </w:rPr>
-      </w:pPr>
-      <w:r>
-        <w:rPr>
-          <w:rFonts w:cs="Times New Roman"/>
-          <w:szCs w:val="26"/>
-        </w:rPr>
-        <w:t>Đề xuất món ăn thay thế.</w:t>
-      </w:r>
-    </w:p>
-    <w:p>
-      <w:pPr>
-        <w:spacing w:line="24" w:lineRule="atLeast"/>
-        <w:ind w:left="720"/>
-        <w:jc w:val="both"/>
-        <w:rPr>
-          <w:rFonts w:cs="Times New Roman"/>
-          <w:szCs w:val="26"/>
-          <w:lang w:val="vi-VN"/>
-        </w:rPr>
-      </w:pPr>
-      <w:r>
-        <w:rPr>
-          <w:rFonts w:cs="Times New Roman"/>
-          <w:szCs w:val="26"/>
-        </w:rPr>
-        <w:t>Gợi ý thực đơn cơ bản phù hợp với bệnh lý.</w:t>
+          <w:lang w:val="vi-VN"/>
+        </w:rPr>
+      </w:pPr>
+      <w:r>
+        <w:rPr>
+          <w:rFonts w:cs="Times New Roman"/>
+          <w:szCs w:val="26"/>
+        </w:rPr>
+        <w:t>Đối với bệnh tăng huyết áp, hệ thống tập trung xây dựng các tri thức liên quan đến thực phẩm, hàm lượng natri, kali, chất béo và các khuyến nghị dinh dưỡng dành cho người bệnh. Các tri thức được liên kết với các thực thể tương ứng trong đồ thị nhằm hỗ trợ quá trình truy xuất thông tin.</w:t>
       </w:r>
     </w:p>
     <w:p>
@@ -17744,193 +17766,40 @@
           <w:lang w:val="vi-VN"/>
         </w:rPr>
       </w:pPr>
-      <w:bookmarkStart w:id="52" w:name="_Toc224129200"/>
-      <w:bookmarkStart w:id="53" w:name="_Toc225007695"/>
+      <w:bookmarkStart w:id="56" w:name="_Toc224129202"/>
+      <w:bookmarkStart w:id="57" w:name="_Toc225007697"/>
       <w:r>
         <w:rPr>
           <w:rFonts w:cs="Times New Roman"/>
           <w:szCs w:val="28"/>
           <w:lang w:val="vi-VN"/>
         </w:rPr>
-        <w:t xml:space="preserve">3.5  </w:t>
-      </w:r>
-      <w:bookmarkEnd w:id="52"/>
+        <w:t>3.7</w:t>
+      </w:r>
       <w:r>
         <w:rPr>
           <w:rFonts w:cs="Times New Roman"/>
           <w:szCs w:val="28"/>
-          <w:lang w:val="vi-VN"/>
-        </w:rPr>
-        <w:t>KIẾN TRÚC TỔNG QUAN HỆ THỐNG</w:t>
-      </w:r>
-      <w:bookmarkEnd w:id="53"/>
-    </w:p>
-    <w:p>
-      <w:pPr>
-        <w:ind w:firstLine="720"/>
-        <w:jc w:val="both"/>
-        <w:rPr>
-          <w:rFonts w:cs="Times New Roman"/>
-        </w:rPr>
-      </w:pPr>
-      <w:r>
-        <w:rPr>
-          <w:rFonts w:cs="Times New Roman"/>
-        </w:rPr>
-        <w:t>Trong đề tài này, phương pháp Graph Retrieval-Augmented Generation (Graph-RAG) được định hướng áp dụng nhằm nâng cao khả năng truy xuất và sinh câu trả lời dựa trên dữ liệu có cấu trúc.</w:t>
-      </w:r>
-    </w:p>
-    <w:p>
-      <w:pPr>
-        <w:ind w:firstLine="720"/>
-        <w:jc w:val="both"/>
-        <w:rPr>
-          <w:rFonts w:cs="Times New Roman"/>
-        </w:rPr>
-      </w:pPr>
-      <w:r>
-        <w:rPr>
-          <w:rFonts w:cs="Times New Roman"/>
-        </w:rPr>
-        <w:t>Cụ thể, hệ thống được thiết kế theo hướng kết hợp giữa Knowledge Graph và mô hình sinh ngôn ngữ, trong đó Knowledge Graph đóng vai trò là nguồn tri thức chính, còn mô hình sinh ngôn ngữ đảm nhiệm việc tạo câu trả lời tự nhiên cho người dùng.</w:t>
-      </w:r>
-    </w:p>
-    <w:p>
-      <w:pPr>
-        <w:ind w:firstLine="360"/>
-        <w:jc w:val="both"/>
-        <w:rPr>
-          <w:rFonts w:cs="Times New Roman"/>
-        </w:rPr>
-      </w:pPr>
-      <w:r>
-        <w:rPr>
-          <w:rFonts w:cs="Times New Roman"/>
-        </w:rPr>
-        <w:lastRenderedPageBreak/>
-        <w:t>Quy trình xử lý theo hướng Graph-RAG được mô tả như sau:</w:t>
-      </w:r>
-    </w:p>
-    <w:p>
-      <w:pPr>
-        <w:numPr>
-          <w:ilvl w:val="0"/>
-          <w:numId w:val="57"/>
-        </w:numPr>
-        <w:jc w:val="both"/>
-        <w:rPr>
-          <w:rFonts w:cs="Times New Roman"/>
-        </w:rPr>
-      </w:pPr>
-      <w:r>
-        <w:rPr>
-          <w:rFonts w:cs="Times New Roman"/>
-        </w:rPr>
-        <w:t>Bước 1: Người dùng nhập câu hỏi bằng ngôn ngữ tự nhiên.</w:t>
-      </w:r>
-    </w:p>
-    <w:p>
-      <w:pPr>
-        <w:numPr>
-          <w:ilvl w:val="0"/>
-          <w:numId w:val="57"/>
-        </w:numPr>
-        <w:jc w:val="both"/>
-        <w:rPr>
-          <w:rFonts w:cs="Times New Roman"/>
-        </w:rPr>
-      </w:pPr>
-      <w:r>
-        <w:rPr>
-          <w:rFonts w:cs="Times New Roman"/>
-        </w:rPr>
-        <w:t>Bước 2: Module NLP tiến hành phân tích câu hỏi, trích xuất các thực thể quan trọng như tên món ăn, nguyên liệu và bệnh lý.</w:t>
-      </w:r>
-    </w:p>
-    <w:p>
-      <w:pPr>
-        <w:numPr>
-          <w:ilvl w:val="0"/>
-          <w:numId w:val="57"/>
-        </w:numPr>
-        <w:jc w:val="both"/>
-        <w:rPr>
-          <w:rFonts w:cs="Times New Roman"/>
-        </w:rPr>
-      </w:pPr>
-      <w:r>
-        <w:rPr>
-          <w:rFonts w:cs="Times New Roman"/>
-        </w:rPr>
-        <w:t>Bước 3: Các thực thể được chuyển đổi thành truy vấn để truy xuất dữ liệu từ Knowledge Graph (Neo4j).</w:t>
-      </w:r>
-    </w:p>
-    <w:p>
-      <w:pPr>
-        <w:numPr>
-          <w:ilvl w:val="0"/>
-          <w:numId w:val="57"/>
-        </w:numPr>
-        <w:jc w:val="both"/>
-        <w:rPr>
-          <w:rFonts w:cs="Times New Roman"/>
-        </w:rPr>
-      </w:pPr>
-      <w:r>
-        <w:rPr>
-          <w:rFonts w:cs="Times New Roman"/>
-        </w:rPr>
-        <w:t>Bước 4: Hệ thống lấy ra tập dữ liệu liên quan (subgraph) bao gồm các thông tin về dinh dưỡng, nguyên liệu và quy tắc bệnh lý.</w:t>
-      </w:r>
-    </w:p>
-    <w:p>
-      <w:pPr>
-        <w:numPr>
-          <w:ilvl w:val="0"/>
-          <w:numId w:val="57"/>
-        </w:numPr>
-        <w:jc w:val="both"/>
-        <w:rPr>
-          <w:rFonts w:cs="Times New Roman"/>
-        </w:rPr>
-      </w:pPr>
-      <w:r>
-        <w:rPr>
-          <w:rFonts w:cs="Times New Roman"/>
-        </w:rPr>
-        <w:t>Bước 5: Module reasoning xử lý và tổng hợp dữ liệu, sau đó sinh câu trả lời dưới dạng tự nhiên.</w:t>
-      </w:r>
-    </w:p>
-    <w:p>
-      <w:pPr>
-        <w:ind w:firstLine="360"/>
-        <w:jc w:val="both"/>
-        <w:rPr>
-          <w:rFonts w:cs="Times New Roman"/>
-        </w:rPr>
-      </w:pPr>
-      <w:r>
-        <w:rPr>
-          <w:rFonts w:cs="Times New Roman"/>
-        </w:rPr>
-        <w:t>Hiện tại, hệ thống đã triển khai thành công phần Retrieval từ Knowledge Graph và cơ chế suy luận dựa trên luật (rule-based reasoning). Phần Generation đang được thực hiện theo dạng template kết hợp với xử lý ngôn ngữ tự nhiên.</w:t>
-      </w:r>
-    </w:p>
-    <w:p>
-      <w:pPr>
-        <w:ind w:firstLine="360"/>
-        <w:jc w:val="both"/>
-        <w:rPr>
-          <w:rFonts w:cs="Times New Roman"/>
-          <w:lang w:val="vi-VN"/>
-        </w:rPr>
-      </w:pPr>
-      <w:r>
-        <w:rPr>
-          <w:rFonts w:cs="Times New Roman"/>
-        </w:rPr>
-        <w:t>Trong tương lai, hệ thống sẽ được mở rộng bằng cách tích hợp mô hình ngôn ngữ lớn (LLM) và kỹ thuật embedding nhằm hoàn thiện pipeline Graph-RAG, cho phép sinh câu trả lời linh hoạt hơn và nâng cao khả năng hiểu ngữ nghĩa của hệ thống.</w:t>
-      </w:r>
+        </w:rPr>
+        <w:t xml:space="preserve">. </w:t>
+      </w:r>
+      <w:bookmarkEnd w:id="56"/>
+      <w:r>
+        <w:rPr>
+          <w:rFonts w:cs="Times New Roman"/>
+          <w:szCs w:val="28"/>
+        </w:rPr>
+        <w:t>GIỚI</w:t>
+      </w:r>
+      <w:r>
+        <w:rPr>
+          <w:rFonts w:cs="Times New Roman"/>
+          <w:szCs w:val="28"/>
+          <w:lang w:val="vi-VN"/>
+        </w:rPr>
+        <w:t xml:space="preserve"> HẠN CỦA HỆ THỐNG VÀ ĐỊNH HƯỚNG PHÁT TRIỂN</w:t>
+      </w:r>
+      <w:bookmarkEnd w:id="57"/>
     </w:p>
     <w:p>
       <w:pPr>
@@ -17950,9 +17819,8 @@
           <w:b/>
           <w:bCs/>
           <w:szCs w:val="26"/>
-          <w:lang w:val="vi-VN"/>
-        </w:rPr>
-        <w:t xml:space="preserve">3.5.1. </w:t>
+        </w:rPr>
+        <w:t>3</w:t>
       </w:r>
       <w:r>
         <w:rPr>
@@ -17960,73 +17828,113 @@
           <w:b/>
           <w:bCs/>
           <w:szCs w:val="26"/>
-        </w:rPr>
-        <w:t>Thành phần xử lý ngôn ngữ tự nhiên (NLP tiếng Việt)</w:t>
-      </w:r>
-    </w:p>
-    <w:p>
-      <w:pPr>
-        <w:pStyle w:val="ListParagraph"/>
-        <w:numPr>
-          <w:ilvl w:val="0"/>
-          <w:numId w:val="22"/>
-        </w:numPr>
-        <w:jc w:val="both"/>
-        <w:rPr>
-          <w:rFonts w:cs="Times New Roman"/>
-          <w:szCs w:val="26"/>
-        </w:rPr>
-      </w:pPr>
-      <w:r>
-        <w:rPr>
-          <w:rFonts w:cs="Times New Roman"/>
-          <w:szCs w:val="26"/>
-        </w:rPr>
-        <w:t>Chuẩn hóa văn bản đầu vào.</w:t>
-      </w:r>
-    </w:p>
-    <w:p>
-      <w:pPr>
-        <w:pStyle w:val="ListParagraph"/>
-        <w:numPr>
-          <w:ilvl w:val="0"/>
-          <w:numId w:val="22"/>
-        </w:numPr>
-        <w:jc w:val="both"/>
-        <w:rPr>
-          <w:rFonts w:cs="Times New Roman"/>
-          <w:szCs w:val="26"/>
-        </w:rPr>
-      </w:pPr>
-      <w:r>
-        <w:rPr>
-          <w:rFonts w:cs="Times New Roman"/>
-          <w:szCs w:val="26"/>
-        </w:rPr>
-        <w:t>Nhận diện các thực thể: món ăn, nguyên liệu, bệnh lý.</w:t>
-      </w:r>
-    </w:p>
-    <w:p>
-      <w:pPr>
-        <w:pStyle w:val="ListParagraph"/>
-        <w:numPr>
-          <w:ilvl w:val="0"/>
-          <w:numId w:val="22"/>
-        </w:numPr>
-        <w:jc w:val="both"/>
+          <w:lang w:val="vi-VN"/>
+        </w:rPr>
+        <w:t xml:space="preserve">.7. 1 </w:t>
+      </w:r>
+      <w:r>
         <w:rPr>
           <w:rFonts w:cs="Times New Roman"/>
           <w:b/>
           <w:bCs/>
           <w:szCs w:val="26"/>
         </w:rPr>
-      </w:pPr>
-      <w:r>
-        <w:rPr>
-          <w:rFonts w:cs="Times New Roman"/>
-          <w:szCs w:val="26"/>
-        </w:rPr>
-        <w:t>Phân loại ý định của người dùng.</w:t>
+        <w:t>Giới hạn</w:t>
+      </w:r>
+    </w:p>
+    <w:p>
+      <w:pPr>
+        <w:ind w:firstLine="567"/>
+        <w:jc w:val="both"/>
+        <w:rPr>
+          <w:rFonts w:cs="Times New Roman"/>
+          <w:szCs w:val="26"/>
+        </w:rPr>
+      </w:pPr>
+      <w:r>
+        <w:rPr>
+          <w:rFonts w:cs="Times New Roman"/>
+          <w:szCs w:val="26"/>
+        </w:rPr>
+        <w:lastRenderedPageBreak/>
+        <w:t>Mặc dù hệ thống đã xây dựng thành công đồ thị tri thức từ y văn Việt Nam và tích hợp GraphRAG cùng mô hình ngôn ngữ lớn để hỗ trợ tư vấn dinh dưỡng, vẫn còn một số hạn chế cần được xem xét.</w:t>
+      </w:r>
+    </w:p>
+    <w:p>
+      <w:pPr>
+        <w:ind w:firstLine="567"/>
+        <w:jc w:val="both"/>
+        <w:rPr>
+          <w:rFonts w:cs="Times New Roman"/>
+          <w:szCs w:val="26"/>
+        </w:rPr>
+      </w:pPr>
+      <w:r>
+        <w:rPr>
+          <w:rFonts w:cs="Times New Roman"/>
+          <w:szCs w:val="26"/>
+          <w:lang w:val="vi-VN"/>
+        </w:rPr>
+        <w:t>Đầu tiên</w:t>
+      </w:r>
+      <w:r>
+        <w:rPr>
+          <w:rFonts w:cs="Times New Roman"/>
+          <w:szCs w:val="26"/>
+        </w:rPr>
+        <w:t>, phạm vi tri thức của hệ thống hiện chỉ tập trung vào hai bệnh lý là đái tháo đường và tăng huyết áp. Các bệnh lý khác chưa được đưa vào đồ thị tri thức, do đó hệ thống chưa thể hỗ trợ đầy đủ các câu hỏi ngoài phạm vi nghiên cứu.</w:t>
+      </w:r>
+    </w:p>
+    <w:p>
+      <w:pPr>
+        <w:ind w:firstLine="567"/>
+        <w:jc w:val="both"/>
+        <w:rPr>
+          <w:rFonts w:cs="Times New Roman"/>
+          <w:szCs w:val="26"/>
+        </w:rPr>
+      </w:pPr>
+      <w:r>
+        <w:rPr>
+          <w:rFonts w:cs="Times New Roman"/>
+          <w:szCs w:val="26"/>
+        </w:rPr>
+        <w:t>Thứ hai, chất lượng câu trả lời phụ thuộc vào độ đầy đủ và tính chính xác của nguồn dữ liệu y văn được sử dụng để xây dựng đồ thị tri thức. Nếu tri thức trong đồ thị chưa bao quát hoặc thiếu thông tin đối với một số trường hợp cụ thể, câu trả lời của chatbot cũng sẽ bị ảnh hưởng.</w:t>
+      </w:r>
+    </w:p>
+    <w:p>
+      <w:pPr>
+        <w:ind w:firstLine="567"/>
+        <w:jc w:val="both"/>
+        <w:rPr>
+          <w:rFonts w:cs="Times New Roman"/>
+          <w:szCs w:val="26"/>
+        </w:rPr>
+      </w:pPr>
+      <w:r>
+        <w:rPr>
+          <w:rFonts w:cs="Times New Roman"/>
+          <w:szCs w:val="26"/>
+        </w:rPr>
+        <w:t>Thứ ba, hệ thống hiện chưa hỗ trợ cá nhân hóa theo hồ sơ sức khỏe của từng người dùng như độ tuổi, giới tính, cân nặng, tiền sử bệnh hoặc các chỉ số lâm sàng. Do đó, các câu trả lời chỉ mang tính chất tham khảo dựa trên tri thức chung của y văn.</w:t>
+      </w:r>
+    </w:p>
+    <w:p>
+      <w:pPr>
+        <w:ind w:firstLine="567"/>
+        <w:jc w:val="both"/>
+        <w:rPr>
+          <w:rFonts w:cs="Times New Roman"/>
+          <w:szCs w:val="26"/>
+          <w:lang w:val="vi-VN"/>
+        </w:rPr>
+      </w:pPr>
+      <w:r>
+        <w:rPr>
+          <w:rFonts w:cs="Times New Roman"/>
+          <w:szCs w:val="26"/>
+        </w:rPr>
+        <w:t>Ngoài ra, mặc dù GraphRAG giúp nâng cao độ chính xác của quá trình truy xuất tri thức, chất lượng câu trả lời vẫn phụ thuộc vào khả năng hiểu ngữ cảnh của mô hình ngôn ngữ lớn và chất lượng của các tri thức được truy xuất từ đồ thị.</w:t>
       </w:r>
     </w:p>
     <w:p>
@@ -18041,19 +17949,15 @@
           <w:lang w:val="vi-VN"/>
         </w:rPr>
       </w:pPr>
-    </w:p>
-    <w:p>
-      <w:pPr>
-        <w:ind w:firstLine="567"/>
-        <w:jc w:val="both"/>
+      <w:r>
         <w:rPr>
           <w:rFonts w:cs="Times New Roman"/>
           <w:b/>
           <w:bCs/>
           <w:szCs w:val="26"/>
-          <w:lang w:val="vi-VN"/>
-        </w:rPr>
-      </w:pPr>
+        </w:rPr>
+        <w:t>3</w:t>
+      </w:r>
       <w:r>
         <w:rPr>
           <w:rFonts w:cs="Times New Roman"/>
@@ -18062,7 +17966,7 @@
           <w:szCs w:val="26"/>
           <w:lang w:val="vi-VN"/>
         </w:rPr>
-        <w:t xml:space="preserve">3.5.2. </w:t>
+        <w:t xml:space="preserve">.7. 2 </w:t>
       </w:r>
       <w:r>
         <w:rPr>
@@ -18071,1558 +17975,6 @@
           <w:bCs/>
           <w:szCs w:val="26"/>
         </w:rPr>
-        <w:t>Knowledge Graph (Neo4j)</w:t>
-      </w:r>
-    </w:p>
-    <w:p>
-      <w:pPr>
-        <w:ind w:firstLine="567"/>
-        <w:jc w:val="both"/>
-        <w:rPr>
-          <w:rFonts w:cs="Times New Roman"/>
-          <w:szCs w:val="26"/>
-        </w:rPr>
-      </w:pPr>
-      <w:r>
-        <w:rPr>
-          <w:rFonts w:cs="Times New Roman"/>
-          <w:szCs w:val="26"/>
-        </w:rPr>
-        <w:t>Lưu trữ dữ liệu dưới dạng đồ thị.</w:t>
-      </w:r>
-    </w:p>
-    <w:p>
-      <w:pPr>
-        <w:ind w:firstLine="567"/>
-        <w:jc w:val="both"/>
-        <w:rPr>
-          <w:rFonts w:cs="Times New Roman"/>
-          <w:szCs w:val="26"/>
-        </w:rPr>
-      </w:pPr>
-      <w:r>
-        <w:rPr>
-          <w:rFonts w:cs="Times New Roman"/>
-          <w:szCs w:val="26"/>
-        </w:rPr>
-        <w:t>Biểu diễn các mối quan hệ:</w:t>
-      </w:r>
-    </w:p>
-    <w:p>
-      <w:pPr>
-        <w:numPr>
-          <w:ilvl w:val="0"/>
-          <w:numId w:val="23"/>
-        </w:numPr>
-        <w:tabs>
-          <w:tab w:val="num" w:pos="720"/>
-        </w:tabs>
-        <w:jc w:val="both"/>
-        <w:rPr>
-          <w:rFonts w:cs="Times New Roman"/>
-          <w:szCs w:val="26"/>
-        </w:rPr>
-      </w:pPr>
-      <w:r>
-        <w:rPr>
-          <w:rFonts w:cs="Times New Roman"/>
-          <w:szCs w:val="26"/>
-        </w:rPr>
-        <w:t>Food → Ingredient</w:t>
-      </w:r>
-    </w:p>
-    <w:p>
-      <w:pPr>
-        <w:numPr>
-          <w:ilvl w:val="0"/>
-          <w:numId w:val="23"/>
-        </w:numPr>
-        <w:tabs>
-          <w:tab w:val="num" w:pos="720"/>
-        </w:tabs>
-        <w:jc w:val="both"/>
-        <w:rPr>
-          <w:rFonts w:cs="Times New Roman"/>
-          <w:szCs w:val="26"/>
-        </w:rPr>
-      </w:pPr>
-      <w:r>
-        <w:rPr>
-          <w:rFonts w:cs="Times New Roman"/>
-          <w:szCs w:val="26"/>
-        </w:rPr>
-        <w:t>Ingredient → Disease</w:t>
-      </w:r>
-    </w:p>
-    <w:p>
-      <w:pPr>
-        <w:ind w:firstLine="567"/>
-        <w:jc w:val="both"/>
-        <w:rPr>
-          <w:rFonts w:cs="Times New Roman"/>
-          <w:szCs w:val="26"/>
-          <w:lang w:val="vi-VN"/>
-        </w:rPr>
-      </w:pPr>
-      <w:r>
-        <w:rPr>
-          <w:rFonts w:cs="Times New Roman"/>
-          <w:szCs w:val="26"/>
-        </w:rPr>
-        <w:t>Hỗ trợ truy vấn các quan hệ phức tạp.</w:t>
-      </w:r>
-    </w:p>
-    <w:p>
-      <w:pPr>
-        <w:ind w:firstLine="567"/>
-        <w:jc w:val="both"/>
-        <w:rPr>
-          <w:rFonts w:cs="Times New Roman"/>
-          <w:b/>
-          <w:bCs/>
-          <w:szCs w:val="26"/>
-          <w:lang w:val="vi-VN"/>
-        </w:rPr>
-      </w:pPr>
-      <w:r>
-        <w:rPr>
-          <w:rFonts w:cs="Times New Roman"/>
-          <w:b/>
-          <w:bCs/>
-          <w:szCs w:val="26"/>
-          <w:lang w:val="vi-VN"/>
-        </w:rPr>
-        <w:t xml:space="preserve">3.5.3. </w:t>
-      </w:r>
-      <w:r>
-        <w:rPr>
-          <w:rFonts w:cs="Times New Roman"/>
-          <w:b/>
-          <w:bCs/>
-          <w:szCs w:val="26"/>
-        </w:rPr>
-        <w:t>Reasoning Engine</w:t>
-      </w:r>
-    </w:p>
-    <w:p>
-      <w:pPr>
-        <w:ind w:left="567"/>
-        <w:jc w:val="both"/>
-        <w:rPr>
-          <w:rFonts w:cs="Times New Roman"/>
-          <w:szCs w:val="26"/>
-          <w:lang w:val="vi-VN"/>
-        </w:rPr>
-      </w:pPr>
-      <w:r>
-        <w:rPr>
-          <w:rFonts w:cs="Times New Roman"/>
-          <w:szCs w:val="26"/>
-          <w:lang w:val="vi-VN"/>
-        </w:rPr>
-        <w:t>Tính toán giá trị dinh dưỡng.</w:t>
-      </w:r>
-    </w:p>
-    <w:p>
-      <w:pPr>
-        <w:ind w:left="567"/>
-        <w:jc w:val="both"/>
-        <w:rPr>
-          <w:rFonts w:cs="Times New Roman"/>
-          <w:szCs w:val="26"/>
-          <w:lang w:val="vi-VN"/>
-        </w:rPr>
-      </w:pPr>
-      <w:r>
-        <w:rPr>
-          <w:rFonts w:cs="Times New Roman"/>
-          <w:szCs w:val="26"/>
-          <w:lang w:val="vi-VN"/>
-        </w:rPr>
-        <w:t>So sánh với các ngưỡng theo bệnh lý.</w:t>
-      </w:r>
-    </w:p>
-    <w:p>
-      <w:pPr>
-        <w:ind w:left="567"/>
-        <w:jc w:val="both"/>
-        <w:rPr>
-          <w:rFonts w:cs="Times New Roman"/>
-          <w:szCs w:val="26"/>
-          <w:lang w:val="vi-VN"/>
-        </w:rPr>
-      </w:pPr>
-      <w:r>
-        <w:rPr>
-          <w:rFonts w:cs="Times New Roman"/>
-          <w:szCs w:val="26"/>
-          <w:lang w:val="vi-VN"/>
-        </w:rPr>
-        <w:t>Sinh cảnh báo sức khỏe.</w:t>
-      </w:r>
-    </w:p>
-    <w:p>
-      <w:pPr>
-        <w:ind w:left="567"/>
-        <w:jc w:val="both"/>
-        <w:rPr>
-          <w:rFonts w:cs="Times New Roman"/>
-          <w:szCs w:val="26"/>
-          <w:lang w:val="vi-VN"/>
-        </w:rPr>
-      </w:pPr>
-      <w:r>
-        <w:rPr>
-          <w:rFonts w:cs="Times New Roman"/>
-          <w:szCs w:val="26"/>
-          <w:lang w:val="vi-VN"/>
-        </w:rPr>
-        <w:lastRenderedPageBreak/>
-        <w:t>Tính toán chỉ số Health Score.</w:t>
-      </w:r>
-    </w:p>
-    <w:p>
-      <w:pPr>
-        <w:ind w:left="567"/>
-        <w:jc w:val="both"/>
-        <w:rPr>
-          <w:rFonts w:cs="Times New Roman"/>
-          <w:szCs w:val="26"/>
-          <w:lang w:val="vi-VN"/>
-        </w:rPr>
-      </w:pPr>
-      <w:r>
-        <w:rPr>
-          <w:rFonts w:cs="Times New Roman"/>
-          <w:szCs w:val="26"/>
-          <w:lang w:val="vi-VN"/>
-        </w:rPr>
-        <w:t>Đề xuất món ăn thay thế.</w:t>
-      </w:r>
-    </w:p>
-    <w:p>
-      <w:pPr>
-        <w:ind w:firstLine="567"/>
-        <w:jc w:val="both"/>
-        <w:rPr>
-          <w:rFonts w:cs="Times New Roman"/>
-          <w:b/>
-          <w:bCs/>
-          <w:szCs w:val="26"/>
-          <w:lang w:val="vi-VN"/>
-        </w:rPr>
-      </w:pPr>
-      <w:r>
-        <w:rPr>
-          <w:rFonts w:cs="Times New Roman"/>
-          <w:b/>
-          <w:bCs/>
-          <w:szCs w:val="26"/>
-          <w:lang w:val="vi-VN"/>
-        </w:rPr>
-        <w:t xml:space="preserve">3.5.4. </w:t>
-      </w:r>
-      <w:r>
-        <w:rPr>
-          <w:rFonts w:cs="Times New Roman"/>
-          <w:b/>
-          <w:bCs/>
-          <w:szCs w:val="26"/>
-        </w:rPr>
-        <w:t>Giao diện người dùng (Frontend)</w:t>
-      </w:r>
-    </w:p>
-    <w:p>
-      <w:pPr>
-        <w:ind w:left="567"/>
-        <w:jc w:val="both"/>
-        <w:rPr>
-          <w:rFonts w:cs="Times New Roman"/>
-          <w:szCs w:val="26"/>
-        </w:rPr>
-      </w:pPr>
-      <w:r>
-        <w:rPr>
-          <w:rFonts w:cs="Times New Roman"/>
-          <w:szCs w:val="26"/>
-        </w:rPr>
-        <w:t>Hỗ trợ nhập liệu nhanh chóng.</w:t>
-      </w:r>
-    </w:p>
-    <w:p>
-      <w:pPr>
-        <w:ind w:left="567"/>
-        <w:jc w:val="both"/>
-        <w:rPr>
-          <w:rFonts w:cs="Times New Roman"/>
-          <w:szCs w:val="26"/>
-        </w:rPr>
-      </w:pPr>
-      <w:r>
-        <w:rPr>
-          <w:rFonts w:cs="Times New Roman"/>
-          <w:szCs w:val="26"/>
-        </w:rPr>
-        <w:t>Hiển thị kết quả rõ ràng.</w:t>
-      </w:r>
-    </w:p>
-    <w:p>
-      <w:pPr>
-        <w:ind w:left="567"/>
-        <w:jc w:val="both"/>
-        <w:rPr>
-          <w:rFonts w:cs="Times New Roman"/>
-          <w:szCs w:val="26"/>
-          <w:lang w:val="vi-VN"/>
-        </w:rPr>
-      </w:pPr>
-      <w:r>
-        <w:rPr>
-          <w:rFonts w:cs="Times New Roman"/>
-          <w:szCs w:val="26"/>
-        </w:rPr>
-        <w:t>Trực quan hóa thông tin dinh dưỡng.</w:t>
-      </w:r>
-    </w:p>
-    <w:p>
-      <w:pPr>
-        <w:pStyle w:val="Heading2"/>
-        <w:jc w:val="both"/>
-        <w:rPr>
-          <w:rFonts w:cs="Times New Roman"/>
-          <w:szCs w:val="28"/>
-          <w:lang w:val="vi-VN"/>
-        </w:rPr>
-      </w:pPr>
-      <w:bookmarkStart w:id="54" w:name="_Toc224129201"/>
-      <w:bookmarkStart w:id="55" w:name="_Toc225007696"/>
-      <w:r>
-        <w:rPr>
-          <w:rFonts w:cs="Times New Roman"/>
-          <w:szCs w:val="28"/>
-          <w:lang w:val="vi-VN"/>
-        </w:rPr>
-        <w:t xml:space="preserve">3.6  </w:t>
-      </w:r>
-      <w:bookmarkEnd w:id="54"/>
-      <w:r>
-        <w:rPr>
-          <w:rFonts w:cs="Times New Roman"/>
-          <w:szCs w:val="28"/>
-          <w:lang w:val="vi-VN"/>
-        </w:rPr>
-        <w:t>PHẠM VI BỆNH LÝ HỖ TRỢ</w:t>
-      </w:r>
-      <w:bookmarkEnd w:id="55"/>
-    </w:p>
-    <w:p>
-      <w:pPr>
-        <w:ind w:firstLine="720"/>
-        <w:jc w:val="both"/>
-        <w:rPr>
-          <w:rFonts w:cs="Times New Roman"/>
-          <w:lang w:val="vi-VN"/>
-        </w:rPr>
-      </w:pPr>
-      <w:r>
-        <w:rPr>
-          <w:rFonts w:cs="Times New Roman"/>
-          <w:lang w:val="vi-VN"/>
-        </w:rPr>
-        <w:t>Trong hệ thống NGR, các bệnh lý được xây dựng và quản lý dưới dạng tập luật dinh dưỡng (disease rules), trong đó mỗi bệnh được gán một mã định danh và các ngưỡng kiểm soát dinh dưỡng tương ứng. Các ngưỡng này được sử dụng làm cơ sở cho Reasoning Engine trong quá trình đánh giá mức độ phù hợp của món ăn.</w:t>
-      </w:r>
-    </w:p>
-    <w:p>
-      <w:pPr>
-        <w:ind w:firstLine="720"/>
-        <w:jc w:val="both"/>
-        <w:rPr>
-          <w:rFonts w:cs="Times New Roman"/>
-          <w:lang w:val="vi-VN"/>
-        </w:rPr>
-      </w:pPr>
-      <w:r>
-        <w:rPr>
-          <w:rFonts w:cs="Times New Roman"/>
-          <w:lang w:val="vi-VN"/>
-        </w:rPr>
-        <w:t>Dữ liệu bệnh lý trong hệ thống được tổ chức dưới dạng bảng, bao gồm các thuộc tính như: năng lượng (calories), carbohydrate, protein, chất béo, natri, purin và các vi chất dinh dưỡng khác. Mỗi chỉ số được xác định theo các ngưỡng tối đa hoặc tối thiểu tùy thuộc vào đặc thù của từng bệnh.</w:t>
-      </w:r>
-    </w:p>
-    <w:p>
-      <w:pPr>
-        <w:spacing w:line="24" w:lineRule="atLeast"/>
-        <w:ind w:firstLine="720"/>
-        <w:jc w:val="both"/>
-        <w:rPr>
-          <w:rFonts w:cs="Times New Roman"/>
-          <w:szCs w:val="26"/>
-          <w:lang w:val="vi-VN"/>
-        </w:rPr>
-      </w:pPr>
-      <w:r>
-        <w:rPr>
-          <w:rFonts w:cs="Times New Roman"/>
-          <w:b/>
-          <w:bCs/>
-          <w:szCs w:val="26"/>
-          <w:lang w:val="vi-VN"/>
-        </w:rPr>
-        <w:t>3.6.</w:t>
-      </w:r>
-      <w:r>
-        <w:rPr>
-          <w:rFonts w:cs="Times New Roman"/>
-          <w:b/>
-          <w:bCs/>
-          <w:szCs w:val="26"/>
-        </w:rPr>
-        <w:t xml:space="preserve">1. </w:t>
-      </w:r>
-      <w:r>
-        <w:rPr>
-          <w:rFonts w:cs="Times New Roman"/>
-          <w:b/>
-          <w:bCs/>
-          <w:szCs w:val="26"/>
-        </w:rPr>
-        <w:t>Nhóm bệnh đái tháo đường</w:t>
-      </w:r>
-    </w:p>
-    <w:p>
-      <w:pPr>
-        <w:spacing w:line="24" w:lineRule="atLeast"/>
-        <w:ind w:firstLine="720"/>
-        <w:jc w:val="both"/>
-        <w:rPr>
-          <w:rFonts w:cs="Times New Roman"/>
-          <w:szCs w:val="26"/>
-        </w:rPr>
-      </w:pPr>
-      <w:r>
-        <w:rPr>
-          <w:rFonts w:cs="Times New Roman"/>
-          <w:szCs w:val="26"/>
-        </w:rPr>
-        <w:t>Mã bệnh: DD01-X → DD09-X</w:t>
-      </w:r>
-    </w:p>
-    <w:p>
-      <w:pPr>
-        <w:spacing w:line="24" w:lineRule="atLeast"/>
-        <w:ind w:firstLine="720"/>
-        <w:jc w:val="both"/>
-        <w:rPr>
-          <w:rFonts w:cs="Times New Roman"/>
-          <w:szCs w:val="26"/>
-        </w:rPr>
-      </w:pPr>
-      <w:r>
-        <w:rPr>
-          <w:rFonts w:cs="Times New Roman"/>
-          <w:szCs w:val="26"/>
-        </w:rPr>
-        <w:t>Chỉ số kiểm soát chính:</w:t>
-      </w:r>
-    </w:p>
-    <w:p>
-      <w:pPr>
-        <w:numPr>
-          <w:ilvl w:val="0"/>
-          <w:numId w:val="24"/>
-        </w:numPr>
-        <w:tabs>
-          <w:tab w:val="num" w:pos="720"/>
-        </w:tabs>
-        <w:spacing w:line="24" w:lineRule="atLeast"/>
-        <w:jc w:val="both"/>
-        <w:rPr>
-          <w:rFonts w:cs="Times New Roman"/>
-          <w:szCs w:val="26"/>
-        </w:rPr>
-      </w:pPr>
-      <w:r>
-        <w:rPr>
-          <w:rFonts w:cs="Times New Roman"/>
-          <w:szCs w:val="26"/>
-        </w:rPr>
-        <w:t>Carbohydrate</w:t>
-      </w:r>
-    </w:p>
-    <w:p>
-      <w:pPr>
-        <w:numPr>
-          <w:ilvl w:val="0"/>
-          <w:numId w:val="24"/>
-        </w:numPr>
-        <w:tabs>
-          <w:tab w:val="num" w:pos="720"/>
-        </w:tabs>
-        <w:spacing w:line="24" w:lineRule="atLeast"/>
-        <w:jc w:val="both"/>
-        <w:rPr>
-          <w:rFonts w:cs="Times New Roman"/>
-          <w:szCs w:val="26"/>
-        </w:rPr>
-      </w:pPr>
-      <w:r>
-        <w:rPr>
-          <w:rFonts w:cs="Times New Roman"/>
-          <w:szCs w:val="26"/>
-        </w:rPr>
-        <w:t>Calories</w:t>
-      </w:r>
-    </w:p>
-    <w:p>
-      <w:pPr>
-        <w:spacing w:line="24" w:lineRule="atLeast"/>
-        <w:ind w:firstLine="720"/>
-        <w:jc w:val="both"/>
-        <w:rPr>
-          <w:rFonts w:cs="Times New Roman"/>
-          <w:szCs w:val="26"/>
-        </w:rPr>
-      </w:pPr>
-      <w:r>
-        <w:rPr>
-          <w:rFonts w:cs="Times New Roman"/>
-          <w:szCs w:val="26"/>
-        </w:rPr>
-        <w:t>Mục tiêu:</w:t>
-      </w:r>
-      <w:r>
-        <w:rPr>
-          <w:rFonts w:cs="Times New Roman"/>
-          <w:szCs w:val="26"/>
-          <w:lang w:val="vi-VN"/>
-        </w:rPr>
-        <w:t xml:space="preserve"> </w:t>
-      </w:r>
-      <w:r>
-        <w:rPr>
-          <w:rFonts w:cs="Times New Roman"/>
-          <w:szCs w:val="26"/>
-        </w:rPr>
-        <w:t>Hạn chế tăng đường huyết</w:t>
-      </w:r>
-      <w:r>
-        <w:rPr>
-          <w:rFonts w:cs="Times New Roman"/>
-          <w:szCs w:val="26"/>
-          <w:lang w:val="vi-VN"/>
-        </w:rPr>
-        <w:t>, k</w:t>
-      </w:r>
-      <w:r>
-        <w:rPr>
-          <w:rFonts w:cs="Times New Roman"/>
-          <w:szCs w:val="26"/>
-        </w:rPr>
-        <w:t>iểm soát năng lượng nạp vào</w:t>
-      </w:r>
-    </w:p>
-    <w:p>
-      <w:pPr>
-        <w:spacing w:line="24" w:lineRule="atLeast"/>
-        <w:ind w:firstLine="567"/>
-        <w:jc w:val="both"/>
-        <w:rPr>
-          <w:rFonts w:cs="Times New Roman"/>
-          <w:szCs w:val="26"/>
-          <w:lang w:val="vi-VN"/>
-        </w:rPr>
-      </w:pPr>
-      <w:r>
-        <w:rPr>
-          <w:rFonts w:cs="Times New Roman"/>
-          <w:b/>
-          <w:bCs/>
-          <w:szCs w:val="26"/>
-        </w:rPr>
-        <w:t>3</w:t>
-      </w:r>
-      <w:r>
-        <w:rPr>
-          <w:rFonts w:cs="Times New Roman"/>
-          <w:b/>
-          <w:bCs/>
-          <w:szCs w:val="26"/>
-          <w:lang w:val="vi-VN"/>
-        </w:rPr>
-        <w:t>.6.</w:t>
-      </w:r>
-      <w:r>
-        <w:rPr>
-          <w:rFonts w:cs="Times New Roman"/>
-          <w:b/>
-          <w:bCs/>
-          <w:szCs w:val="26"/>
-        </w:rPr>
-        <w:t xml:space="preserve">2. </w:t>
-      </w:r>
-      <w:r>
-        <w:rPr>
-          <w:rFonts w:cs="Times New Roman"/>
-          <w:b/>
-          <w:bCs/>
-          <w:szCs w:val="26"/>
-        </w:rPr>
-        <w:t>Nhóm bệnh gout</w:t>
-      </w:r>
-    </w:p>
-    <w:p>
-      <w:pPr>
-        <w:spacing w:line="24" w:lineRule="atLeast"/>
-        <w:ind w:firstLine="720"/>
-        <w:jc w:val="both"/>
-        <w:rPr>
-          <w:rFonts w:cs="Times New Roman"/>
-          <w:szCs w:val="26"/>
-        </w:rPr>
-      </w:pPr>
-      <w:r>
-        <w:rPr>
-          <w:rFonts w:cs="Times New Roman"/>
-          <w:szCs w:val="26"/>
-        </w:rPr>
-        <w:t>Mã bệnh: GU01-X → GU03-X</w:t>
-      </w:r>
-    </w:p>
-    <w:p>
-      <w:pPr>
-        <w:spacing w:line="24" w:lineRule="atLeast"/>
-        <w:ind w:firstLine="720"/>
-        <w:jc w:val="both"/>
-        <w:rPr>
-          <w:rFonts w:cs="Times New Roman"/>
-          <w:szCs w:val="26"/>
-        </w:rPr>
-      </w:pPr>
-      <w:r>
-        <w:rPr>
-          <w:rFonts w:cs="Times New Roman"/>
-          <w:szCs w:val="26"/>
-        </w:rPr>
-        <w:t>Chỉ số kiểm soát chính:</w:t>
-      </w:r>
-      <w:r>
-        <w:rPr>
-          <w:rFonts w:cs="Times New Roman"/>
-          <w:szCs w:val="26"/>
-          <w:lang w:val="vi-VN"/>
-        </w:rPr>
-        <w:t xml:space="preserve"> </w:t>
-      </w:r>
-      <w:r>
-        <w:rPr>
-          <w:rFonts w:cs="Times New Roman"/>
-          <w:szCs w:val="26"/>
-        </w:rPr>
-        <w:t>Purin</w:t>
-      </w:r>
-    </w:p>
-    <w:p>
-      <w:pPr>
-        <w:spacing w:line="24" w:lineRule="atLeast"/>
-        <w:ind w:firstLine="720"/>
-        <w:jc w:val="both"/>
-        <w:rPr>
-          <w:rFonts w:cs="Times New Roman"/>
-          <w:szCs w:val="26"/>
-          <w:lang w:val="vi-VN"/>
-        </w:rPr>
-      </w:pPr>
-      <w:r>
-        <w:rPr>
-          <w:rFonts w:cs="Times New Roman"/>
-          <w:szCs w:val="26"/>
-        </w:rPr>
-        <w:t>Mục tiêu: Giảm tích tụ acid uric trong máu</w:t>
-      </w:r>
-      <w:r>
-        <w:rPr>
-          <w:rFonts w:cs="Times New Roman"/>
-          <w:szCs w:val="26"/>
-          <w:lang w:val="vi-VN"/>
-        </w:rPr>
-        <w:t>, t</w:t>
-      </w:r>
-      <w:r>
-        <w:rPr>
-          <w:rFonts w:cs="Times New Roman"/>
-          <w:szCs w:val="26"/>
-        </w:rPr>
-        <w:t>ránh các thực phẩm có hàm lượng purin cao</w:t>
-      </w:r>
-    </w:p>
-    <w:p>
-      <w:pPr>
-        <w:spacing w:line="24" w:lineRule="atLeast"/>
-        <w:ind w:firstLine="567"/>
-        <w:jc w:val="both"/>
-        <w:rPr>
-          <w:rFonts w:cs="Times New Roman"/>
-          <w:szCs w:val="26"/>
-          <w:lang w:val="vi-VN"/>
-        </w:rPr>
-      </w:pPr>
-      <w:r>
-        <w:rPr>
-          <w:rFonts w:cs="Times New Roman"/>
-          <w:b/>
-          <w:bCs/>
-          <w:szCs w:val="26"/>
-        </w:rPr>
-        <w:t>3</w:t>
-      </w:r>
-      <w:r>
-        <w:rPr>
-          <w:rFonts w:cs="Times New Roman"/>
-          <w:b/>
-          <w:bCs/>
-          <w:szCs w:val="26"/>
-          <w:lang w:val="vi-VN"/>
-        </w:rPr>
-        <w:t>.6.3</w:t>
-      </w:r>
-      <w:r>
-        <w:rPr>
-          <w:rFonts w:cs="Times New Roman"/>
-          <w:b/>
-          <w:bCs/>
-          <w:szCs w:val="26"/>
-        </w:rPr>
-        <w:t xml:space="preserve"> </w:t>
-      </w:r>
-      <w:r>
-        <w:rPr>
-          <w:rFonts w:cs="Times New Roman"/>
-          <w:b/>
-          <w:bCs/>
-          <w:szCs w:val="26"/>
-        </w:rPr>
-        <w:t>Nhóm bệnh tim mạch và huyết áp</w:t>
-      </w:r>
-    </w:p>
-    <w:p>
-      <w:pPr>
-        <w:spacing w:line="24" w:lineRule="atLeast"/>
-        <w:ind w:firstLine="720"/>
-        <w:jc w:val="both"/>
-        <w:rPr>
-          <w:rFonts w:cs="Times New Roman"/>
-          <w:szCs w:val="26"/>
-        </w:rPr>
-      </w:pPr>
-      <w:r>
-        <w:rPr>
-          <w:rFonts w:cs="Times New Roman"/>
-          <w:szCs w:val="26"/>
-        </w:rPr>
-        <w:t>Mã bệnh: TM01-X → TM08-X</w:t>
-      </w:r>
-    </w:p>
-    <w:p>
-      <w:pPr>
-        <w:spacing w:line="24" w:lineRule="atLeast"/>
-        <w:ind w:firstLine="720"/>
-        <w:jc w:val="both"/>
-        <w:rPr>
-          <w:rFonts w:cs="Times New Roman"/>
-          <w:szCs w:val="26"/>
-        </w:rPr>
-      </w:pPr>
-      <w:r>
-        <w:rPr>
-          <w:rFonts w:cs="Times New Roman"/>
-          <w:szCs w:val="26"/>
-        </w:rPr>
-        <w:t>Chỉ số kiểm soát chính:Natri</w:t>
-      </w:r>
-      <w:r>
-        <w:rPr>
-          <w:rFonts w:cs="Times New Roman"/>
-          <w:szCs w:val="26"/>
-          <w:lang w:val="vi-VN"/>
-        </w:rPr>
-        <w:t xml:space="preserve">, </w:t>
-      </w:r>
-      <w:r>
-        <w:rPr>
-          <w:rFonts w:cs="Times New Roman"/>
-          <w:szCs w:val="26"/>
-        </w:rPr>
-        <w:t>Cholesterol</w:t>
-      </w:r>
-      <w:r>
-        <w:rPr>
-          <w:rFonts w:cs="Times New Roman"/>
-          <w:szCs w:val="26"/>
-          <w:lang w:val="vi-VN"/>
-        </w:rPr>
-        <w:t xml:space="preserve">, </w:t>
-      </w:r>
-      <w:r>
-        <w:rPr>
-          <w:rFonts w:cs="Times New Roman"/>
-          <w:szCs w:val="26"/>
-        </w:rPr>
-        <w:t>Chất béo</w:t>
-      </w:r>
-    </w:p>
-    <w:p>
-      <w:pPr>
-        <w:spacing w:line="24" w:lineRule="atLeast"/>
-        <w:ind w:firstLine="720"/>
-        <w:jc w:val="both"/>
-        <w:rPr>
-          <w:rFonts w:cs="Times New Roman"/>
-          <w:szCs w:val="26"/>
-          <w:lang w:val="vi-VN"/>
-        </w:rPr>
-      </w:pPr>
-      <w:r>
-        <w:rPr>
-          <w:rFonts w:cs="Times New Roman"/>
-          <w:szCs w:val="26"/>
-        </w:rPr>
-        <w:t>Mục tiêu:</w:t>
-      </w:r>
-      <w:r>
-        <w:rPr>
-          <w:rFonts w:cs="Times New Roman"/>
-          <w:szCs w:val="26"/>
-          <w:lang w:val="vi-VN"/>
-        </w:rPr>
-        <w:t xml:space="preserve"> </w:t>
-      </w:r>
-      <w:r>
-        <w:rPr>
-          <w:rFonts w:cs="Times New Roman"/>
-          <w:szCs w:val="26"/>
-        </w:rPr>
-        <w:t>Giảm nguy cơ tăng huyết áp</w:t>
-      </w:r>
-      <w:r>
-        <w:rPr>
-          <w:rFonts w:cs="Times New Roman"/>
-          <w:szCs w:val="26"/>
-          <w:lang w:val="vi-VN"/>
-        </w:rPr>
-        <w:t>, k</w:t>
-      </w:r>
-      <w:r>
-        <w:rPr>
-          <w:rFonts w:cs="Times New Roman"/>
-          <w:szCs w:val="26"/>
-        </w:rPr>
-        <w:t>iểm soát mỡ máu và sức khỏe tim mạch</w:t>
-      </w:r>
-    </w:p>
-    <w:p>
-      <w:pPr>
-        <w:spacing w:line="24" w:lineRule="atLeast"/>
-        <w:ind w:firstLine="567"/>
-        <w:jc w:val="both"/>
-        <w:rPr>
-          <w:rFonts w:cs="Times New Roman"/>
-          <w:szCs w:val="26"/>
-          <w:lang w:val="vi-VN"/>
-        </w:rPr>
-      </w:pPr>
-      <w:r>
-        <w:rPr>
-          <w:rFonts w:cs="Times New Roman"/>
-          <w:b/>
-          <w:bCs/>
-          <w:szCs w:val="26"/>
-        </w:rPr>
-        <w:t>3</w:t>
-      </w:r>
-      <w:r>
-        <w:rPr>
-          <w:rFonts w:cs="Times New Roman"/>
-          <w:b/>
-          <w:bCs/>
-          <w:szCs w:val="26"/>
-          <w:lang w:val="vi-VN"/>
-        </w:rPr>
-        <w:t>.6.</w:t>
-      </w:r>
-      <w:r>
-        <w:rPr>
-          <w:rFonts w:cs="Times New Roman"/>
-          <w:b/>
-          <w:bCs/>
-          <w:szCs w:val="26"/>
-        </w:rPr>
-        <w:t xml:space="preserve">4. </w:t>
-      </w:r>
-      <w:r>
-        <w:rPr>
-          <w:rFonts w:cs="Times New Roman"/>
-          <w:b/>
-          <w:bCs/>
-          <w:szCs w:val="26"/>
-        </w:rPr>
-        <w:t>Nhóm bệnh nhiễm khuẩn / suy giảm thể trạng</w:t>
-      </w:r>
-    </w:p>
-    <w:p>
-      <w:pPr>
-        <w:spacing w:line="24" w:lineRule="atLeast"/>
-        <w:ind w:firstLine="567"/>
-        <w:jc w:val="both"/>
-        <w:rPr>
-          <w:rFonts w:cs="Times New Roman"/>
-          <w:szCs w:val="26"/>
-        </w:rPr>
-      </w:pPr>
-      <w:r>
-        <w:rPr>
-          <w:rFonts w:cs="Times New Roman"/>
-          <w:szCs w:val="26"/>
-        </w:rPr>
-        <w:lastRenderedPageBreak/>
-        <w:t xml:space="preserve"> Mã bệnh: NK01-X → NK03-X</w:t>
-      </w:r>
-    </w:p>
-    <w:p>
-      <w:pPr>
-        <w:spacing w:line="24" w:lineRule="atLeast"/>
-        <w:ind w:firstLine="567"/>
-        <w:jc w:val="both"/>
-        <w:rPr>
-          <w:rFonts w:cs="Times New Roman"/>
-          <w:szCs w:val="26"/>
-        </w:rPr>
-      </w:pPr>
-      <w:r>
-        <w:rPr>
-          <w:rFonts w:cs="Times New Roman"/>
-          <w:szCs w:val="26"/>
-        </w:rPr>
-        <w:t>Chỉ số kiểm soát chính:</w:t>
-      </w:r>
-      <w:r>
-        <w:rPr>
-          <w:rFonts w:cs="Times New Roman"/>
-          <w:szCs w:val="26"/>
-          <w:lang w:val="vi-VN"/>
-        </w:rPr>
-        <w:t xml:space="preserve"> </w:t>
-      </w:r>
-      <w:r>
-        <w:rPr>
-          <w:rFonts w:cs="Times New Roman"/>
-          <w:szCs w:val="26"/>
-        </w:rPr>
-        <w:t>Năng lượng (calories)</w:t>
-      </w:r>
-      <w:r>
-        <w:rPr>
-          <w:rFonts w:cs="Times New Roman"/>
-          <w:szCs w:val="26"/>
-          <w:lang w:val="vi-VN"/>
-        </w:rPr>
-        <w:t xml:space="preserve">, </w:t>
-      </w:r>
-      <w:r>
-        <w:rPr>
-          <w:rFonts w:cs="Times New Roman"/>
-          <w:szCs w:val="26"/>
-        </w:rPr>
-        <w:t>Protein</w:t>
-      </w:r>
-    </w:p>
-    <w:p>
-      <w:pPr>
-        <w:spacing w:line="24" w:lineRule="atLeast"/>
-        <w:ind w:firstLine="567"/>
-        <w:jc w:val="both"/>
-        <w:rPr>
-          <w:rFonts w:cs="Times New Roman"/>
-          <w:szCs w:val="26"/>
-          <w:lang w:val="vi-VN"/>
-        </w:rPr>
-      </w:pPr>
-      <w:r>
-        <w:rPr>
-          <w:rFonts w:cs="Times New Roman"/>
-          <w:szCs w:val="26"/>
-        </w:rPr>
-        <w:t>Mục tiêu:</w:t>
-      </w:r>
-      <w:r>
-        <w:rPr>
-          <w:rFonts w:cs="Times New Roman"/>
-          <w:szCs w:val="26"/>
-          <w:lang w:val="vi-VN"/>
-        </w:rPr>
-        <w:t xml:space="preserve"> </w:t>
-      </w:r>
-      <w:r>
-        <w:rPr>
-          <w:rFonts w:cs="Times New Roman"/>
-          <w:szCs w:val="26"/>
-        </w:rPr>
-        <w:t>Tăng cường sức đề kháng</w:t>
-      </w:r>
-      <w:r>
-        <w:rPr>
-          <w:rFonts w:cs="Times New Roman"/>
-          <w:szCs w:val="26"/>
-          <w:lang w:val="vi-VN"/>
-        </w:rPr>
-        <w:t>, đ</w:t>
-      </w:r>
-      <w:r>
-        <w:rPr>
-          <w:rFonts w:cs="Times New Roman"/>
-          <w:szCs w:val="26"/>
-        </w:rPr>
-        <w:t>ảm bảo đủ dinh dưỡng phục hồi cơ thể</w:t>
-      </w:r>
-    </w:p>
-    <w:p>
-      <w:pPr>
-        <w:spacing w:line="24" w:lineRule="atLeast"/>
-        <w:ind w:firstLine="567"/>
-        <w:jc w:val="both"/>
-        <w:rPr>
-          <w:rFonts w:cs="Times New Roman"/>
-          <w:szCs w:val="26"/>
-          <w:lang w:val="vi-VN"/>
-        </w:rPr>
-      </w:pPr>
-      <w:r>
-        <w:rPr>
-          <w:rFonts w:cs="Times New Roman"/>
-          <w:b/>
-          <w:bCs/>
-          <w:szCs w:val="26"/>
-        </w:rPr>
-        <w:t>3</w:t>
-      </w:r>
-      <w:r>
-        <w:rPr>
-          <w:rFonts w:cs="Times New Roman"/>
-          <w:b/>
-          <w:bCs/>
-          <w:szCs w:val="26"/>
-          <w:lang w:val="vi-VN"/>
-        </w:rPr>
-        <w:t>.6.</w:t>
-      </w:r>
-      <w:r>
-        <w:rPr>
-          <w:rFonts w:cs="Times New Roman"/>
-          <w:b/>
-          <w:bCs/>
-          <w:szCs w:val="26"/>
-        </w:rPr>
-        <w:t xml:space="preserve">5. </w:t>
-      </w:r>
-      <w:r>
-        <w:rPr>
-          <w:rFonts w:cs="Times New Roman"/>
-          <w:b/>
-          <w:bCs/>
-          <w:szCs w:val="26"/>
-        </w:rPr>
-        <w:t>Biểu diễn dữ liệu bệnh lý trong hệ thống</w:t>
-      </w:r>
-    </w:p>
-    <w:p>
-      <w:pPr>
-        <w:spacing w:line="24" w:lineRule="atLeast"/>
-        <w:ind w:firstLine="567"/>
-        <w:jc w:val="both"/>
-        <w:rPr>
-          <w:rFonts w:cs="Times New Roman"/>
-          <w:szCs w:val="26"/>
-        </w:rPr>
-      </w:pPr>
-      <w:r>
-        <w:rPr>
-          <w:rFonts w:cs="Times New Roman"/>
-          <w:szCs w:val="26"/>
-        </w:rPr>
-        <w:t>Mỗi bệnh lý trong hệ thống được biểu diễn dưới dạng một bản ghi với các thuộc tính:</w:t>
-      </w:r>
-    </w:p>
-    <w:p>
-      <w:pPr>
-        <w:spacing w:line="24" w:lineRule="atLeast"/>
-        <w:ind w:firstLine="360"/>
-        <w:jc w:val="both"/>
-        <w:rPr>
-          <w:rFonts w:cs="Times New Roman"/>
-          <w:szCs w:val="26"/>
-        </w:rPr>
-      </w:pPr>
-      <w:r>
-        <w:rPr>
-          <w:rFonts w:cs="Times New Roman"/>
-          <w:szCs w:val="26"/>
-        </w:rPr>
-        <w:t>Mã bệnh (Disease ID)</w:t>
-      </w:r>
-    </w:p>
-    <w:p>
-      <w:pPr>
-        <w:spacing w:line="24" w:lineRule="atLeast"/>
-        <w:ind w:firstLine="360"/>
-        <w:jc w:val="both"/>
-        <w:rPr>
-          <w:rFonts w:cs="Times New Roman"/>
-          <w:szCs w:val="26"/>
-        </w:rPr>
-      </w:pPr>
-      <w:r>
-        <w:rPr>
-          <w:rFonts w:cs="Times New Roman"/>
-          <w:szCs w:val="26"/>
-        </w:rPr>
-        <w:t>Tên bệnh</w:t>
-      </w:r>
-    </w:p>
-    <w:p>
-      <w:pPr>
-        <w:spacing w:line="24" w:lineRule="atLeast"/>
-        <w:ind w:firstLine="360"/>
-        <w:jc w:val="both"/>
-        <w:rPr>
-          <w:rFonts w:cs="Times New Roman"/>
-          <w:szCs w:val="26"/>
-        </w:rPr>
-      </w:pPr>
-      <w:r>
-        <w:rPr>
-          <w:rFonts w:cs="Times New Roman"/>
-          <w:szCs w:val="26"/>
-        </w:rPr>
-        <w:t>Các ngưỡng dinh dưỡng:</w:t>
-      </w:r>
-    </w:p>
-    <w:p>
-      <w:pPr>
-        <w:numPr>
-          <w:ilvl w:val="1"/>
-          <w:numId w:val="25"/>
-        </w:numPr>
-        <w:spacing w:line="24" w:lineRule="atLeast"/>
-        <w:jc w:val="both"/>
-        <w:rPr>
-          <w:rFonts w:cs="Times New Roman"/>
-          <w:szCs w:val="26"/>
-        </w:rPr>
-      </w:pPr>
-      <w:r>
-        <w:rPr>
-          <w:rFonts w:cs="Times New Roman"/>
-          <w:szCs w:val="26"/>
-        </w:rPr>
-        <w:t>Giá trị tối đa (max)</w:t>
-      </w:r>
-    </w:p>
-    <w:p>
-      <w:pPr>
-        <w:numPr>
-          <w:ilvl w:val="1"/>
-          <w:numId w:val="25"/>
-        </w:numPr>
-        <w:spacing w:line="24" w:lineRule="atLeast"/>
-        <w:jc w:val="both"/>
-        <w:rPr>
-          <w:rFonts w:cs="Times New Roman"/>
-          <w:szCs w:val="26"/>
-        </w:rPr>
-      </w:pPr>
-      <w:r>
-        <w:rPr>
-          <w:rFonts w:cs="Times New Roman"/>
-          <w:szCs w:val="26"/>
-        </w:rPr>
-        <w:t>Giá trị tối thiểu (min)</w:t>
-      </w:r>
-      <w:r>
-        <w:rPr>
-          <w:rFonts w:cs="Times New Roman"/>
-          <w:szCs w:val="26"/>
-          <w:lang w:val="vi-VN"/>
-        </w:rPr>
-        <w:tab/>
-      </w:r>
-    </w:p>
-    <w:p>
-      <w:pPr>
-        <w:spacing w:line="24" w:lineRule="atLeast"/>
-        <w:ind w:firstLine="567"/>
-        <w:jc w:val="both"/>
-        <w:rPr>
-          <w:rFonts w:cs="Times New Roman"/>
-          <w:szCs w:val="26"/>
-          <w:lang w:val="vi-VN"/>
-        </w:rPr>
-      </w:pPr>
-      <w:r>
-        <w:rPr>
-          <w:rFonts w:cs="Times New Roman"/>
-          <w:szCs w:val="26"/>
-        </w:rPr>
-        <w:t>Danh sách các chỉ số cần kiểm soát</w:t>
-      </w:r>
-      <w:r>
-        <w:rPr>
-          <w:rFonts w:cs="Times New Roman"/>
-          <w:szCs w:val="26"/>
-          <w:lang w:val="vi-VN"/>
-        </w:rPr>
-        <w:t xml:space="preserve">: </w:t>
-      </w:r>
-      <w:r>
-        <w:rPr>
-          <w:rFonts w:cs="Times New Roman"/>
-          <w:szCs w:val="26"/>
-        </w:rPr>
-        <w:t>Các dữ liệu này được sử dụng trực tiếp trong quá trình suy luận, cụ thể:</w:t>
-      </w:r>
-      <w:r>
-        <w:rPr>
-          <w:rFonts w:cs="Times New Roman"/>
-          <w:szCs w:val="26"/>
-          <w:lang w:val="vi-VN"/>
-        </w:rPr>
-        <w:t xml:space="preserve"> </w:t>
-      </w:r>
-      <w:r>
-        <w:rPr>
-          <w:rFonts w:cs="Times New Roman"/>
-          <w:szCs w:val="26"/>
-        </w:rPr>
-        <w:t>So sánh giá trị dinh dưỡng của món ăn với ngưỡng bệnh lý</w:t>
-      </w:r>
-      <w:r>
-        <w:rPr>
-          <w:rFonts w:cs="Times New Roman"/>
-          <w:szCs w:val="26"/>
-          <w:lang w:val="vi-VN"/>
-        </w:rPr>
-        <w:t xml:space="preserve">, </w:t>
-      </w:r>
-      <w:r>
-        <w:rPr>
-          <w:rFonts w:cs="Times New Roman"/>
-          <w:szCs w:val="26"/>
-        </w:rPr>
-        <w:t xml:space="preserve">xác định mức độ phù hợp (phù hợp </w:t>
-      </w:r>
-      <w:r>
-        <w:rPr>
-          <w:rFonts w:cs="Times New Roman"/>
-          <w:szCs w:val="26"/>
-          <w:lang w:val="vi-VN"/>
-        </w:rPr>
-        <w:t>,</w:t>
-      </w:r>
-      <w:r>
-        <w:rPr>
-          <w:rFonts w:cs="Times New Roman"/>
-          <w:szCs w:val="26"/>
-        </w:rPr>
-        <w:t>cần hạn chế</w:t>
-      </w:r>
-      <w:r>
-        <w:rPr>
-          <w:rFonts w:cs="Times New Roman"/>
-          <w:szCs w:val="26"/>
-          <w:lang w:val="vi-VN"/>
-        </w:rPr>
-        <w:t xml:space="preserve">, </w:t>
-      </w:r>
-      <w:r>
-        <w:rPr>
-          <w:rFonts w:cs="Times New Roman"/>
-          <w:szCs w:val="26"/>
-        </w:rPr>
-        <w:t>không phù hợp)</w:t>
-      </w:r>
-      <w:r>
-        <w:rPr>
-          <w:rFonts w:cs="Times New Roman"/>
-          <w:szCs w:val="26"/>
-          <w:lang w:val="vi-VN"/>
-        </w:rPr>
-        <w:t xml:space="preserve">, </w:t>
-      </w:r>
-      <w:r>
-        <w:rPr>
-          <w:rFonts w:cs="Times New Roman"/>
-          <w:szCs w:val="26"/>
-        </w:rPr>
-        <w:t>sinh cảnh báo tương ứng</w:t>
-      </w:r>
-    </w:p>
-    <w:p>
-      <w:pPr>
-        <w:pStyle w:val="Heading2"/>
-        <w:jc w:val="both"/>
-        <w:rPr>
-          <w:rFonts w:cs="Times New Roman"/>
-          <w:szCs w:val="28"/>
-          <w:lang w:val="vi-VN"/>
-        </w:rPr>
-      </w:pPr>
-      <w:bookmarkStart w:id="56" w:name="_Toc224129202"/>
-      <w:bookmarkStart w:id="57" w:name="_Toc225007697"/>
-      <w:r>
-        <w:rPr>
-          <w:rFonts w:cs="Times New Roman"/>
-          <w:szCs w:val="28"/>
-          <w:lang w:val="vi-VN"/>
-        </w:rPr>
-        <w:t>3.7</w:t>
-      </w:r>
-      <w:r>
-        <w:rPr>
-          <w:rFonts w:cs="Times New Roman"/>
-          <w:szCs w:val="28"/>
-        </w:rPr>
-        <w:t xml:space="preserve">. </w:t>
-      </w:r>
-      <w:bookmarkEnd w:id="56"/>
-      <w:r>
-        <w:rPr>
-          <w:rFonts w:cs="Times New Roman"/>
-          <w:szCs w:val="28"/>
-        </w:rPr>
-        <w:t>GIỚI</w:t>
-      </w:r>
-      <w:r>
-        <w:rPr>
-          <w:rFonts w:cs="Times New Roman"/>
-          <w:szCs w:val="28"/>
-          <w:lang w:val="vi-VN"/>
-        </w:rPr>
-        <w:t xml:space="preserve"> HẠN CỦA HỆ THỐNG VÀ ĐỊNH HƯỚNG PHÁT TRIỂN</w:t>
-      </w:r>
-      <w:bookmarkEnd w:id="57"/>
-    </w:p>
-    <w:p>
-      <w:pPr>
-        <w:ind w:firstLine="567"/>
-        <w:jc w:val="both"/>
-        <w:rPr>
-          <w:rFonts w:cs="Times New Roman"/>
-          <w:b/>
-          <w:bCs/>
-          <w:szCs w:val="26"/>
-          <w:lang w:val="vi-VN"/>
-        </w:rPr>
-      </w:pPr>
-      <w:r>
-        <w:rPr>
-          <w:rFonts w:cs="Times New Roman"/>
-          <w:b/>
-          <w:bCs/>
-          <w:szCs w:val="26"/>
-        </w:rPr>
-        <w:t>3</w:t>
-      </w:r>
-      <w:r>
-        <w:rPr>
-          <w:rFonts w:cs="Times New Roman"/>
-          <w:b/>
-          <w:bCs/>
-          <w:szCs w:val="26"/>
-          <w:lang w:val="vi-VN"/>
-        </w:rPr>
-        <w:t xml:space="preserve">.7. 1 </w:t>
-      </w:r>
-      <w:r>
-        <w:rPr>
-          <w:rFonts w:cs="Times New Roman"/>
-          <w:b/>
-          <w:bCs/>
-          <w:szCs w:val="26"/>
-        </w:rPr>
-        <w:t>Giới hạn</w:t>
-      </w:r>
-    </w:p>
-    <w:p>
-      <w:pPr>
-        <w:ind w:firstLine="567"/>
-        <w:jc w:val="both"/>
-        <w:rPr>
-          <w:rFonts w:cs="Times New Roman"/>
-          <w:szCs w:val="26"/>
-        </w:rPr>
-      </w:pPr>
-      <w:r>
-        <w:rPr>
-          <w:rFonts w:cs="Times New Roman"/>
-          <w:szCs w:val="26"/>
-        </w:rPr>
-        <w:t>Mặc dù hệ thống đã đáp ứng được các yêu cầu cơ bản, vẫn tồn tại một số hạn chế nhất định:</w:t>
-      </w:r>
-    </w:p>
-    <w:p>
-      <w:pPr>
-        <w:numPr>
-          <w:ilvl w:val="0"/>
-          <w:numId w:val="26"/>
-        </w:numPr>
-        <w:jc w:val="both"/>
-        <w:rPr>
-          <w:rFonts w:cs="Times New Roman"/>
-          <w:szCs w:val="26"/>
-        </w:rPr>
-      </w:pPr>
-      <w:r>
-        <w:rPr>
-          <w:rFonts w:cs="Times New Roman"/>
-          <w:szCs w:val="26"/>
-        </w:rPr>
-        <w:t>Chỉ hỗ trợ các bệnh lý nằm trong phạm vi dataset.</w:t>
-      </w:r>
-    </w:p>
-    <w:p>
-      <w:pPr>
-        <w:numPr>
-          <w:ilvl w:val="0"/>
-          <w:numId w:val="26"/>
-        </w:numPr>
-        <w:jc w:val="both"/>
-        <w:rPr>
-          <w:rFonts w:cs="Times New Roman"/>
-          <w:szCs w:val="26"/>
-        </w:rPr>
-      </w:pPr>
-      <w:r>
-        <w:rPr>
-          <w:rFonts w:cs="Times New Roman"/>
-          <w:szCs w:val="26"/>
-        </w:rPr>
-        <w:t>Chưa cá nhân hóa theo hồ sơ bệnh nhân chi tiết.</w:t>
-      </w:r>
-    </w:p>
-    <w:p>
-      <w:pPr>
-        <w:numPr>
-          <w:ilvl w:val="0"/>
-          <w:numId w:val="26"/>
-        </w:numPr>
-        <w:jc w:val="both"/>
-        <w:rPr>
-          <w:rFonts w:cs="Times New Roman"/>
-          <w:szCs w:val="26"/>
-        </w:rPr>
-      </w:pPr>
-      <w:r>
-        <w:rPr>
-          <w:rFonts w:cs="Times New Roman"/>
-          <w:szCs w:val="26"/>
-        </w:rPr>
-        <w:t>Chưa tích hợp với các nguồn dữ liệu y tế thực tế.</w:t>
-      </w:r>
-    </w:p>
-    <w:p>
-      <w:pPr>
-        <w:numPr>
-          <w:ilvl w:val="0"/>
-          <w:numId w:val="26"/>
-        </w:numPr>
-        <w:jc w:val="both"/>
-        <w:rPr>
-          <w:rFonts w:cs="Times New Roman"/>
-          <w:szCs w:val="26"/>
-        </w:rPr>
-      </w:pPr>
-      <w:r>
-        <w:rPr>
-          <w:rFonts w:cs="Times New Roman"/>
-          <w:szCs w:val="26"/>
-        </w:rPr>
-        <w:t>Chưa áp dụng đầy đủ các kỹ thuật nâng cao như Graph-RAG hoặc LLM.</w:t>
-      </w:r>
-    </w:p>
-    <w:p>
-      <w:pPr>
-        <w:numPr>
-          <w:ilvl w:val="0"/>
-          <w:numId w:val="26"/>
-        </w:numPr>
-        <w:jc w:val="both"/>
-        <w:rPr>
-          <w:rFonts w:cs="Times New Roman"/>
-          <w:szCs w:val="26"/>
-        </w:rPr>
-      </w:pPr>
-      <w:r>
-        <w:rPr>
-          <w:rFonts w:cs="Times New Roman"/>
-          <w:szCs w:val="26"/>
-        </w:rPr>
-        <w:t>Kết quả phụ thuộc vào chất lượng dữ liệu và tập luật được định nghĩa trước.</w:t>
-      </w:r>
-    </w:p>
-    <w:p>
-      <w:pPr>
-        <w:ind w:firstLine="567"/>
-        <w:jc w:val="both"/>
-        <w:rPr>
-          <w:rFonts w:cs="Times New Roman"/>
-          <w:szCs w:val="26"/>
-          <w:lang w:val="vi-VN"/>
-        </w:rPr>
-      </w:pPr>
-      <w:r>
-        <w:rPr>
-          <w:rFonts w:cs="Times New Roman"/>
-          <w:szCs w:val="26"/>
-        </w:rPr>
-        <w:t>Trong trường hợp người dùng nhập bệnh ngoài phạm vi hỗ trợ, hệ thống sẽ thông báo rõ ràng và không đưa ra kết luận không chính xác.</w:t>
-      </w:r>
-    </w:p>
-    <w:p>
-      <w:pPr>
-        <w:ind w:firstLine="567"/>
-        <w:jc w:val="both"/>
-        <w:rPr>
-          <w:rFonts w:cs="Times New Roman"/>
-          <w:b/>
-          <w:bCs/>
-          <w:szCs w:val="26"/>
-          <w:lang w:val="vi-VN"/>
-        </w:rPr>
-      </w:pPr>
-      <w:r>
-        <w:rPr>
-          <w:rFonts w:cs="Times New Roman"/>
-          <w:b/>
-          <w:bCs/>
-          <w:szCs w:val="26"/>
-        </w:rPr>
-        <w:t>3</w:t>
-      </w:r>
-      <w:r>
-        <w:rPr>
-          <w:rFonts w:cs="Times New Roman"/>
-          <w:b/>
-          <w:bCs/>
-          <w:szCs w:val="26"/>
-          <w:lang w:val="vi-VN"/>
-        </w:rPr>
-        <w:t xml:space="preserve">.7. 2 </w:t>
-      </w:r>
-      <w:r>
-        <w:rPr>
-          <w:rFonts w:cs="Times New Roman"/>
-          <w:b/>
-          <w:bCs/>
-          <w:szCs w:val="26"/>
-        </w:rPr>
         <w:t>Định hướng phát triển</w:t>
       </w:r>
     </w:p>
@@ -19634,141 +17986,15 @@
         <w:rPr>
           <w:rFonts w:cs="Times New Roman"/>
           <w:szCs w:val="26"/>
-        </w:rPr>
-      </w:pPr>
-      <w:r>
-        <w:rPr>
-          <w:rFonts w:cs="Times New Roman"/>
-          <w:szCs w:val="26"/>
-        </w:rPr>
-        <w:t>Trong tương lai, hệ thống có thể được mở rộng theo các hướng sau:</w:t>
-      </w:r>
-    </w:p>
-    <w:p>
-      <w:pPr>
-        <w:numPr>
-          <w:ilvl w:val="0"/>
-          <w:numId w:val="27"/>
-        </w:numPr>
-        <w:spacing w:line="278" w:lineRule="auto"/>
-        <w:jc w:val="both"/>
-        <w:rPr>
-          <w:rFonts w:cs="Times New Roman"/>
-          <w:szCs w:val="26"/>
-        </w:rPr>
-      </w:pPr>
-      <w:r>
-        <w:rPr>
-          <w:rFonts w:cs="Times New Roman"/>
-          <w:szCs w:val="26"/>
-        </w:rPr>
-        <w:t>Tích hợp các mô hình ngôn ngữ lớn (LLM) để nâng cao khả năng hỏi đáp.</w:t>
-      </w:r>
-    </w:p>
-    <w:p>
-      <w:pPr>
-        <w:numPr>
-          <w:ilvl w:val="0"/>
-          <w:numId w:val="27"/>
-        </w:numPr>
-        <w:spacing w:line="278" w:lineRule="auto"/>
-        <w:jc w:val="both"/>
-        <w:rPr>
-          <w:rFonts w:cs="Times New Roman"/>
-          <w:szCs w:val="26"/>
-        </w:rPr>
-      </w:pPr>
-      <w:r>
-        <w:rPr>
-          <w:rFonts w:cs="Times New Roman"/>
-          <w:szCs w:val="26"/>
-        </w:rPr>
-        <w:t>Áp dụng kỹ thuật Graph-RAG nhằm cải thiện hiệu quả truy xuất tri thức.</w:t>
-      </w:r>
-    </w:p>
-    <w:p>
-      <w:pPr>
-        <w:numPr>
-          <w:ilvl w:val="0"/>
-          <w:numId w:val="27"/>
-        </w:numPr>
-        <w:spacing w:line="278" w:lineRule="auto"/>
-        <w:jc w:val="both"/>
-        <w:rPr>
-          <w:rFonts w:cs="Times New Roman"/>
-          <w:szCs w:val="26"/>
-        </w:rPr>
-      </w:pPr>
-      <w:r>
-        <w:rPr>
-          <w:rFonts w:cs="Times New Roman"/>
-          <w:szCs w:val="26"/>
-        </w:rPr>
-        <w:t>Cá nhân hóa hệ thống dựa trên hồ sơ sức khỏe người dùng.</w:t>
-      </w:r>
-    </w:p>
-    <w:p>
-      <w:pPr>
-        <w:numPr>
-          <w:ilvl w:val="0"/>
-          <w:numId w:val="27"/>
-        </w:numPr>
-        <w:spacing w:line="278" w:lineRule="auto"/>
-        <w:jc w:val="both"/>
-        <w:rPr>
-          <w:rFonts w:cs="Times New Roman"/>
-          <w:szCs w:val="26"/>
-        </w:rPr>
-      </w:pPr>
-      <w:r>
-        <w:rPr>
-          <w:rFonts w:cs="Times New Roman"/>
-          <w:szCs w:val="26"/>
-        </w:rPr>
-        <w:lastRenderedPageBreak/>
-        <w:t>Mở rộng dataset về dinh dưỡng và bệnh lý.</w:t>
-      </w:r>
-    </w:p>
-    <w:p>
-      <w:pPr>
-        <w:numPr>
-          <w:ilvl w:val="0"/>
-          <w:numId w:val="27"/>
-        </w:numPr>
-        <w:spacing w:line="278" w:lineRule="auto"/>
-        <w:jc w:val="both"/>
-        <w:rPr>
-          <w:rFonts w:cs="Times New Roman"/>
-          <w:szCs w:val="26"/>
-        </w:rPr>
-      </w:pPr>
-      <w:r>
-        <w:rPr>
-          <w:rFonts w:cs="Times New Roman"/>
-          <w:szCs w:val="26"/>
-        </w:rPr>
-        <w:t>Phát triển hệ thống thành chatbot tư vấn sức khỏe thông minh.</w:t>
-      </w:r>
-    </w:p>
-    <w:p>
-      <w:pPr>
-        <w:numPr>
-          <w:ilvl w:val="0"/>
-          <w:numId w:val="27"/>
-        </w:numPr>
-        <w:spacing w:line="278" w:lineRule="auto"/>
-        <w:jc w:val="both"/>
-        <w:rPr>
-          <w:rFonts w:cs="Times New Roman"/>
-          <w:szCs w:val="26"/>
-        </w:rPr>
-      </w:pPr>
-      <w:r>
-        <w:rPr>
-          <w:rFonts w:cs="Times New Roman"/>
-          <w:szCs w:val="26"/>
-        </w:rPr>
-        <w:t>Xây dựng API để tích hợp với các hệ thống y tế và ứng dụng bên ngoài.</w:t>
+          <w:lang w:val="vi-VN"/>
+        </w:rPr>
+      </w:pPr>
+      <w:r>
+        <w:rPr>
+          <w:rFonts w:cs="Times New Roman"/>
+          <w:szCs w:val="26"/>
+        </w:rPr>
+        <w:t>Trong thời gian tới, hệ thống có thể được mở rộng theo nhiều hướng nhằm nâng cao hiệu quả và khả năng ứng dụng thực tế.</w:t>
       </w:r>
     </w:p>
     <w:p>
@@ -19779,45 +18005,82 @@
         <w:rPr>
           <w:rFonts w:cs="Times New Roman"/>
           <w:szCs w:val="26"/>
-        </w:rPr>
-      </w:pPr>
-    </w:p>
-    <w:p>
-      <w:pPr>
-        <w:spacing w:line="24" w:lineRule="atLeast"/>
+          <w:lang w:val="vi-VN"/>
+        </w:rPr>
+      </w:pPr>
+      <w:r>
+        <w:rPr>
+          <w:rFonts w:cs="Times New Roman"/>
+          <w:szCs w:val="26"/>
+        </w:rPr>
+        <w:t>Trước hết, đồ thị tri thức sẽ được mở rộng bằng cách bổ sung thêm các bệnh lý, thực phẩm và tài liệu y văn mới nhằm tăng phạm vi bao phủ của cơ sở tri thức. Việc cập nhật thường xuyên các nguồn dữ liệu sẽ góp phần nâng cao khả năng trả lời của chatbot đối với nhiều tình huống khác nhau.</w:t>
+      </w:r>
+    </w:p>
+    <w:p>
+      <w:pPr>
+        <w:spacing w:line="278" w:lineRule="auto"/>
+        <w:ind w:firstLine="720"/>
+        <w:jc w:val="both"/>
+        <w:rPr>
+          <w:rFonts w:cs="Times New Roman"/>
+          <w:szCs w:val="26"/>
+          <w:lang w:val="vi-VN"/>
+        </w:rPr>
+      </w:pPr>
+      <w:r>
+        <w:rPr>
+          <w:rFonts w:cs="Times New Roman"/>
+          <w:szCs w:val="26"/>
+        </w:rPr>
+        <w:t>Bên cạnh đó, hệ thống có thể phát triển theo hướng cá nhân hóa bằng cách tích hợp hồ sơ sức khỏe của người dùng, bao gồm các thông tin như tuổi, giới tính, chỉ số khối cơ thể (BMI), bệnh nền hoặc các chỉ số xét nghiệm. Điều này sẽ giúp chatbot đưa ra các tư vấn phù hợp hơn với từng đối tượng sử dụng.</w:t>
+      </w:r>
+    </w:p>
+    <w:p>
+      <w:pPr>
+        <w:spacing w:line="278" w:lineRule="auto"/>
+        <w:ind w:firstLine="720"/>
+        <w:jc w:val="both"/>
+        <w:rPr>
+          <w:rFonts w:cs="Times New Roman"/>
+          <w:szCs w:val="26"/>
+        </w:rPr>
+      </w:pPr>
+      <w:r>
+        <w:rPr>
+          <w:rFonts w:cs="Times New Roman"/>
+          <w:szCs w:val="26"/>
+        </w:rPr>
+        <w:t>Ngoài ra, việc tối ưu GraphRAG, cải thiện chiến lược truy xuất tri thức và sử dụng các mô hình ngôn ngữ mới có hiệu năng cao hơn cũng là những hướng phát triển quan trọng nhằm nâng cao chất lượng câu trả lời, giảm hiện tượng sinh thông tin không có căn cứ và tăng khả năng giải thích của hệ thống.</w:t>
+      </w:r>
+    </w:p>
+    <w:p>
+      <w:pPr>
+        <w:spacing w:line="278" w:lineRule="auto"/>
+        <w:ind w:firstLine="720"/>
+        <w:jc w:val="both"/>
+        <w:rPr>
+          <w:rFonts w:cs="Times New Roman"/>
+          <w:szCs w:val="26"/>
+        </w:rPr>
+      </w:pPr>
+      <w:r>
+        <w:rPr>
+          <w:rFonts w:cs="Times New Roman"/>
+          <w:szCs w:val="26"/>
+        </w:rPr>
+        <w:t>Trong tương lai, hệ thống có thể được triển khai dưới dạng dịch vụ web hoặc ứng dụng di động, đồng thời tích hợp với các nền tảng quản lý sức khỏe hoặc hệ thống thông tin y tế nhằm mở rộng khả năng ứng dụng trong thực tế.</w:t>
+      </w:r>
+    </w:p>
+    <w:p>
+      <w:pPr>
+        <w:spacing w:line="278" w:lineRule="auto"/>
         <w:ind w:firstLine="567"/>
         <w:jc w:val="both"/>
         <w:rPr>
           <w:rFonts w:cs="Times New Roman"/>
-          <w:b/>
-          <w:bCs/>
-          <w:szCs w:val="26"/>
-          <w:lang w:val="vi-VN"/>
-        </w:rPr>
-      </w:pPr>
-    </w:p>
-    <w:p>
-      <w:pPr>
-        <w:spacing w:after="0" w:line="240" w:lineRule="auto"/>
-        <w:jc w:val="both"/>
-        <w:rPr>
-          <w:rFonts w:cs="Times New Roman"/>
-          <w:b/>
-          <w:bCs/>
-          <w:szCs w:val="26"/>
-          <w:lang w:val="vi-VN"/>
-        </w:rPr>
-      </w:pPr>
-      <w:r>
-        <w:rPr>
-          <w:rFonts w:cs="Times New Roman"/>
-          <w:b/>
-          <w:bCs/>
-          <w:szCs w:val="26"/>
-          <w:lang w:val="vi-VN"/>
-        </w:rPr>
-        <w:br w:type="page"/>
-      </w:r>
+          <w:szCs w:val="26"/>
+        </w:rPr>
+      </w:pPr>
     </w:p>
     <w:p>
       <w:pPr>
@@ -19845,6 +18108,7 @@
       <w:bookmarkEnd w:id="58"/>
       <w:bookmarkEnd w:id="59"/>
     </w:p>
+    <w:bookmarkEnd w:id="60"/>
     <w:p>
       <w:pPr>
         <w:pStyle w:val="Heading1"/>
@@ -19856,56 +18120,290 @@
           <w:lang w:val="vi-VN"/>
         </w:rPr>
       </w:pPr>
-      <w:bookmarkStart w:id="61" w:name="_Toc225007699"/>
       <w:r>
         <w:rPr>
           <w:rFonts w:cs="Times New Roman"/>
           <w:szCs w:val="32"/>
-          <w:lang w:val="vi-VN"/>
-        </w:rPr>
-        <w:t xml:space="preserve">PHÂN TÍCH VÀ THIẾT KẾ HỆ </w:t>
-      </w:r>
-      <w:bookmarkEnd w:id="60"/>
+        </w:rPr>
+        <w:t>PHƯƠNG PHÁP NGHIÊN CỨU VÀ XÂY DỰNG HỆ THỐNG</w:t>
+      </w:r>
+    </w:p>
+    <w:p>
+      <w:pPr>
+        <w:rPr>
+          <w:b/>
+          <w:bCs/>
+          <w:sz w:val="28"/>
+          <w:szCs w:val="28"/>
+          <w:lang w:val="vi-VN"/>
+        </w:rPr>
+      </w:pPr>
+      <w:r>
+        <w:rPr>
+          <w:b/>
+          <w:bCs/>
+          <w:sz w:val="28"/>
+          <w:szCs w:val="28"/>
+          <w:lang w:val="vi-VN"/>
+        </w:rPr>
+        <w:t>4.1 GIỚI THIỆU CHƯƠNG</w:t>
+      </w:r>
+    </w:p>
+    <w:p>
+      <w:pPr>
+        <w:ind w:firstLine="720"/>
+        <w:jc w:val="both"/>
+        <w:rPr>
+          <w:lang w:val="vi-VN"/>
+        </w:rPr>
+      </w:pPr>
+      <w:r>
+        <w:t>Chương này trình bày phương pháp nghiên cứu và quy trình xây dựng hệ thống đồ thị tri thức từ y văn Việt Nam phục vụ chatbot tư vấn dinh dưỡng cho bệnh đái tháo đường và tăng huyết áp. Nội dung chương bao gồm các bước thu thập và tiền xử lý dữ liệu, xây dựng đồ thị tri thức, triển khai cơ sở dữ liệu Neo4j, tích hợp GraphRAG với mô hình ngôn ngữ lớn (LLM) và phát triển chatbot. Các nội dung này là cơ sở cho quá trình thực nghiệm và đánh giá hiệu quả của hệ thống được trình bày ở chương tiếp theo.</w:t>
+      </w:r>
+    </w:p>
+    <w:p>
+      <w:pPr>
+        <w:pStyle w:val="Heading2"/>
+        <w:jc w:val="both"/>
+        <w:rPr>
+          <w:rFonts w:cs="Times New Roman"/>
+          <w:szCs w:val="28"/>
+          <w:lang w:val="vi-VN"/>
+        </w:rPr>
+      </w:pPr>
+      <w:bookmarkStart w:id="61" w:name="_Toc224129205"/>
+      <w:bookmarkStart w:id="62" w:name="_Toc225007700"/>
+      <w:r>
+        <w:rPr>
+          <w:rFonts w:cs="Times New Roman"/>
+          <w:szCs w:val="28"/>
+          <w:lang w:val="vi-VN"/>
+        </w:rPr>
+        <w:t xml:space="preserve">4.1 </w:t>
+      </w:r>
       <w:bookmarkEnd w:id="61"/>
-      <w:r>
-        <w:rPr>
-          <w:rFonts w:cs="Times New Roman"/>
-          <w:szCs w:val="32"/>
-          <w:lang w:val="vi-VN"/>
-        </w:rPr>
-        <w:t>THỐNG</w:t>
-      </w:r>
-    </w:p>
-    <w:p>
-      <w:pPr>
-        <w:pStyle w:val="Heading2"/>
-        <w:jc w:val="both"/>
+      <w:bookmarkEnd w:id="62"/>
+      <w:r>
         <w:rPr>
           <w:rFonts w:cs="Times New Roman"/>
           <w:szCs w:val="28"/>
-          <w:lang w:val="vi-VN"/>
-        </w:rPr>
-      </w:pPr>
-      <w:bookmarkStart w:id="62" w:name="_Toc224129205"/>
-      <w:bookmarkStart w:id="63" w:name="_Toc225007700"/>
-      <w:r>
-        <w:rPr>
-          <w:rFonts w:cs="Times New Roman"/>
+        </w:rPr>
+        <w:t>QUY TRÌNH NGHIÊN CỨU</w:t>
+      </w:r>
+    </w:p>
+    <w:p>
+      <w:pPr>
+        <w:ind w:firstLine="720"/>
+        <w:rPr>
+          <w:noProof/>
+          <w:lang w:val="vi-VN"/>
+          <w14:ligatures w14:val="none"/>
+        </w:rPr>
+      </w:pPr>
+      <w:r>
+        <w:rPr>
+          <w:noProof/>
+          <w:lang w:val="vi-VN"/>
+          <w14:ligatures w14:val="none"/>
+        </w:rPr>
+        <w:t>Để xây dựng hệ thống hỏi đáp dựa trên đồ thị tri thức, đề tài áp dụng quy trình nghiên cứu gồm nhiều giai đoạn liên tiếp, từ thu thập dữ liệu y văn đến xây dựng đồ thị tri thức và phát triển chatbot. Quy trình này được thiết kế nhằm đảm bảo tri thức được trích xuất từ các tài liệu y văn tiếng Việt có thể được chuẩn hóa, lưu trữ dưới dạng đồ thị và khai thác hiệu quả trong quá trình trả lời câu hỏi của người dùng.</w:t>
+      </w:r>
+    </w:p>
+    <w:p>
+      <w:pPr>
+        <w:ind w:firstLine="720"/>
+        <w:rPr>
+          <w:noProof/>
+          <w:lang w:val="vi-VN"/>
+          <w14:ligatures w14:val="none"/>
+        </w:rPr>
+      </w:pPr>
+      <w:r>
+        <w:rPr>
+          <w:noProof/>
+          <w:lang w:val="vi-VN"/>
+          <w14:ligatures w14:val="none"/>
+        </w:rPr>
+        <w:t>Ở giai đoạn đầu, các tài liệu y văn liên quan đến bệnh đái tháo đường, tăng huyết áp và dinh dưỡng được thu thập từ các nguồn có độ tin cậy cao. Sau khi thu thập, dữ liệu được chuyển đổi về dạng văn bản thông qua công nghệ nhận dạng ký tự quang học (OCR) đối với các tài liệu dạng PDF hoặc tài liệu quét. Tiếp theo, văn bản được tiền xử lý bằng các kỹ thuật xử lý ngôn ngữ tự nhiên nhằm chuẩn hóa dữ liệu, loại bỏ nhiễu và thống nhất cách biểu diễn của các thuật ngữ chuyên ngành.</w:t>
+      </w:r>
+    </w:p>
+    <w:p>
+      <w:pPr>
+        <w:ind w:firstLine="720"/>
+        <w:rPr>
+          <w:noProof/>
+          <w:lang w:val="vi-VN"/>
+          <w14:ligatures w14:val="none"/>
+        </w:rPr>
+      </w:pPr>
+      <w:r>
+        <w:rPr>
+          <w:noProof/>
+          <w:lang w:val="vi-VN"/>
+          <w14:ligatures w14:val="none"/>
+        </w:rPr>
+        <w:t>Trên cơ sở dữ liệu đã được chuẩn hóa, hệ thống tiến hành nhận dạng thực thể và trích xuất các mối quan hệ giữa các thực thể để xây dựng đồ thị tri thức. Các thực thể như bệnh, thực phẩm, chất dinh dưỡng và khuyến nghị dinh dưỡng được biểu diễn dưới dạng các nút, trong khi các mối quan hệ giữa chúng được biểu diễn dưới dạng các cạnh trong đồ thị. Toàn bộ dữ liệu được lưu trữ trên cơ sở dữ liệu đồ thị Neo4j nhằm phục vụ quá trình truy vấn và khai thác tri thức.</w:t>
+      </w:r>
+    </w:p>
+    <w:p>
+      <w:pPr>
+        <w:ind w:firstLine="720"/>
+        <w:rPr>
+          <w:noProof/>
+          <w:lang w:val="vi-VN"/>
+          <w14:ligatures w14:val="none"/>
+        </w:rPr>
+      </w:pPr>
+      <w:r>
+        <w:rPr>
+          <w:noProof/>
+          <w:lang w:val="vi-VN"/>
+          <w14:ligatures w14:val="none"/>
+        </w:rPr>
+        <w:t>Sau khi đồ thị tri thức được xây dựng, hệ thống tích hợp mô hình GraphRAG để truy xuất các tri thức liên quan đến câu hỏi của người dùng. Các thông tin được truy xuất từ Neo4j được tổng hợp thành ngữ cảnh và cung cấp cho mô hình ngôn ngữ lớn (LLM). Dựa trên ngữ cảnh này, LLM tạo ra câu trả lời bằng ngôn ngữ tự nhiên, giúp chatbot cung cấp thông tin dinh dưỡng có căn cứ từ y văn Việt Nam.</w:t>
+      </w:r>
+    </w:p>
+    <w:p>
+      <w:pPr>
+        <w:ind w:firstLine="720"/>
+        <w:rPr>
+          <w:noProof/>
+          <w:lang w:val="vi-VN"/>
+          <w14:ligatures w14:val="none"/>
+        </w:rPr>
+      </w:pPr>
+      <w:r>
+        <w:rPr>
+          <w:noProof/>
+          <w:lang w:val="vi-VN"/>
+          <w14:ligatures w14:val="none"/>
+        </w:rPr>
+        <w:t xml:space="preserve">Cuối cùng, hệ thống được đánh giá thông qua bộ dữ liệu kiểm thử được xây dựng cho hai bệnh lý là đái tháo đường và tăng huyết áp. Quá trình đánh giá tập trung vào chất lượng của đồ thị tri thức, hiệu quả truy xuất của GraphRAG và chất lượng câu trả lời của chatbot. Quy trình nghiên cứu tổng thể của đề tài được minh họa trong Hình </w:t>
+      </w:r>
+      <w:r>
+        <w:rPr>
+          <w:noProof/>
+          <w:lang w:val="vi-VN"/>
+          <w14:ligatures w14:val="none"/>
+        </w:rPr>
+        <w:t>4</w:t>
+      </w:r>
+      <w:r>
+        <w:rPr>
+          <w:noProof/>
+          <w:lang w:val="vi-VN"/>
+          <w14:ligatures w14:val="none"/>
+        </w:rPr>
+        <w:t>.1.</w:t>
+      </w:r>
+    </w:p>
+    <w:p>
+      <w:pPr>
+        <w:keepNext/>
+      </w:pPr>
+      <w:r>
+        <w:rPr>
+          <w:noProof/>
+          <w:lang w:val="vi-VN"/>
+          <w14:ligatures w14:val="none"/>
+        </w:rPr>
+        <w:lastRenderedPageBreak/>
+        <w:drawing>
+          <wp:inline distT="0" distB="0" distL="0" distR="0" wp14:anchorId="241A08A5" wp14:editId="6B7568DC">
+            <wp:extent cx="5790731" cy="2693770"/>
+            <wp:effectExtent l="0" t="0" r="635" b="0"/>
+            <wp:docPr id="913534172" name="Picture 2"/>
+            <wp:cNvGraphicFramePr>
+              <a:graphicFrameLocks xmlns:a="http://schemas.openxmlformats.org/drawingml/2006/main" noChangeAspect="1"/>
+            </wp:cNvGraphicFramePr>
+            <a:graphic xmlns:a="http://schemas.openxmlformats.org/drawingml/2006/main">
+              <a:graphicData uri="http://schemas.openxmlformats.org/drawingml/2006/picture">
+                <pic:pic xmlns:pic="http://schemas.openxmlformats.org/drawingml/2006/picture">
+                  <pic:nvPicPr>
+                    <pic:cNvPr id="913534172" name="Picture 913534172"/>
+                    <pic:cNvPicPr/>
+                  </pic:nvPicPr>
+                  <pic:blipFill rotWithShape="1">
+                    <a:blip r:embed="rId11" cstate="print">
+                      <a:extLst>
+                        <a:ext uri="{28A0092B-C50C-407E-A947-70E740481C1C}">
+                          <a14:useLocalDpi xmlns:a14="http://schemas.microsoft.com/office/drawing/2010/main" val="0"/>
+                        </a:ext>
+                      </a:extLst>
+                    </a:blip>
+                    <a:srcRect t="4305"/>
+                    <a:stretch>
+                      <a:fillRect/>
+                    </a:stretch>
+                  </pic:blipFill>
+                  <pic:spPr bwMode="auto">
+                    <a:xfrm>
+                      <a:off x="0" y="0"/>
+                      <a:ext cx="5798289" cy="2697286"/>
+                    </a:xfrm>
+                    <a:prstGeom prst="rect">
+                      <a:avLst/>
+                    </a:prstGeom>
+                    <a:ln>
+                      <a:noFill/>
+                    </a:ln>
+                    <a:extLst>
+                      <a:ext uri="{53640926-AAD7-44D8-BBD7-CCE9431645EC}">
+                        <a14:shadowObscured xmlns:a14="http://schemas.microsoft.com/office/drawing/2010/main"/>
+                      </a:ext>
+                    </a:extLst>
+                  </pic:spPr>
+                </pic:pic>
+              </a:graphicData>
+            </a:graphic>
+          </wp:inline>
+        </w:drawing>
+      </w:r>
+    </w:p>
+    <w:p>
+      <w:pPr>
+        <w:pStyle w:val="Caption"/>
+        <w:jc w:val="center"/>
+        <w:rPr>
+          <w:b w:val="0"/>
+          <w:bCs w:val="0"/>
+          <w:color w:val="000000" w:themeColor="text1"/>
+          <w:sz w:val="28"/>
           <w:szCs w:val="28"/>
           <w:lang w:val="vi-VN"/>
         </w:rPr>
-        <w:t xml:space="preserve">4.1 </w:t>
-      </w:r>
-      <w:bookmarkEnd w:id="62"/>
-      <w:r>
-        <w:rPr>
-          <w:rFonts w:cs="Times New Roman"/>
+      </w:pPr>
+      <w:r>
+        <w:rPr>
+          <w:b w:val="0"/>
+          <w:bCs w:val="0"/>
+          <w:color w:val="000000" w:themeColor="text1"/>
+          <w:sz w:val="28"/>
           <w:szCs w:val="28"/>
-          <w:lang w:val="vi-VN"/>
-        </w:rPr>
-        <w:t>KHẢO SÁT VÀ MÔ TẢ BÀI TOÁN</w:t>
-      </w:r>
-      <w:bookmarkEnd w:id="63"/>
+        </w:rPr>
+        <w:t>Hình 4</w:t>
+      </w:r>
+      <w:r>
+        <w:rPr>
+          <w:b w:val="0"/>
+          <w:bCs w:val="0"/>
+          <w:color w:val="000000" w:themeColor="text1"/>
+          <w:sz w:val="28"/>
+          <w:szCs w:val="28"/>
+          <w:lang w:val="vi-VN"/>
+        </w:rPr>
+        <w:t xml:space="preserve">.1 </w:t>
+      </w:r>
+      <w:r>
+        <w:rPr>
+          <w:b w:val="0"/>
+          <w:bCs w:val="0"/>
+          <w:color w:val="000000" w:themeColor="text1"/>
+          <w:sz w:val="28"/>
+          <w:szCs w:val="28"/>
+        </w:rPr>
+        <w:t>Quy trình xây dựng đồ thị tri thức từ y văn Việt Nam và phát triển chatbot GraphRAG.</w:t>
+      </w:r>
     </w:p>
     <w:p>
       <w:pPr>
@@ -19917,7 +18415,7 @@
           <w:b/>
           <w:bCs/>
           <w:szCs w:val="26"/>
-          <w:lang w:val="en-GB"/>
+          <w:lang w:val="vi-VN"/>
         </w:rPr>
       </w:pPr>
       <w:r>
@@ -19938,7 +18436,7 @@
           <w:szCs w:val="26"/>
           <w:lang w:val="vi-VN"/>
         </w:rPr>
-        <w:t xml:space="preserve">.1.1 </w:t>
+        <w:t>.1.1</w:t>
       </w:r>
       <w:r>
         <w:rPr>
@@ -19946,132 +18444,1018 @@
           <w:b/>
           <w:bCs/>
           <w:szCs w:val="26"/>
-        </w:rPr>
-        <w:t>Hiện trạng</w:t>
+          <w:lang w:val="vi-VN"/>
+        </w:rPr>
+        <w:t xml:space="preserve"> Dữ liệu đầu vào</w:t>
       </w:r>
     </w:p>
     <w:p>
       <w:pPr>
         <w:spacing w:before="120" w:after="0" w:line="288" w:lineRule="auto"/>
-        <w:ind w:left="360"/>
-        <w:jc w:val="both"/>
-        <w:rPr>
-          <w:rFonts w:cs="Times New Roman"/>
-          <w:szCs w:val="26"/>
-          <w:lang w:val="vi-VN"/>
-        </w:rPr>
-      </w:pPr>
-      <w:r>
-        <w:rPr>
-          <w:rFonts w:cs="Times New Roman"/>
-          <w:szCs w:val="26"/>
-          <w:lang w:val="vi-VN"/>
-        </w:rPr>
-        <w:tab/>
-      </w:r>
-      <w:r>
-        <w:rPr>
-          <w:rFonts w:cs="Times New Roman"/>
-          <w:szCs w:val="26"/>
-          <w:lang w:val="vi-VN"/>
-        </w:rPr>
-        <w:t>Hiện nay, việc lựa chọn chế độ ăn uống phù hợp với tình trạng bệnh lý của người dùng chủ yếu dựa vào kinh nghiệm cá nhân, tài liệu tra cứu hoặc tư vấn từ chuyên gia dinh dưỡng. Tuy nhiên, các phương pháp này tồn tại một số hạn chế như:</w:t>
-      </w:r>
+        <w:ind w:firstLine="709"/>
+        <w:jc w:val="both"/>
+        <w:rPr>
+          <w:rFonts w:cs="Times New Roman"/>
+          <w:szCs w:val="26"/>
+        </w:rPr>
+      </w:pPr>
+      <w:r>
+        <w:rPr>
+          <w:rFonts w:cs="Times New Roman"/>
+          <w:szCs w:val="26"/>
+        </w:rPr>
+        <w:t>Dữ liệu là nền tảng quan trọng quyết định chất lượng của đồ thị tri thức và khả năng trả lời của hệ thống chatbot. Do đó, trong nghiên cứu này, nguồn dữ liệu được lựa chọn là các tài liệu y văn tiếng Việt có độ tin cậy cao, tập trung vào lĩnh vực dinh dưỡng và hai bệnh lý là đái tháo đường và tăng huyết áp. Việc sử dụng các tài liệu chính thống giúp đảm bảo tri thức được xây dựng có tính chính xác, nhất quán và phù hợp với bối cảnh chăm sóc sức khỏe tại Việt Nam.</w:t>
+      </w:r>
+    </w:p>
+    <w:p>
+      <w:pPr>
+        <w:spacing w:before="120" w:after="0" w:line="288" w:lineRule="auto"/>
+        <w:ind w:firstLine="709"/>
+        <w:jc w:val="both"/>
+        <w:rPr>
+          <w:rFonts w:cs="Times New Roman"/>
+          <w:szCs w:val="26"/>
+        </w:rPr>
+      </w:pPr>
+      <w:r>
+        <w:rPr>
+          <w:rFonts w:cs="Times New Roman"/>
+          <w:szCs w:val="26"/>
+        </w:rPr>
+        <w:t>Các nguồn dữ liệu được thu thập bao gồm hướng dẫn chẩn đoán và điều trị do Bộ Y tế ban hành, tài liệu hướng dẫn dinh dưỡng, bảng thành phần thực phẩm Việt Nam và các tài liệu chuyên khảo liên quan đến dinh dưỡng lâm sàng. Đây là những tài liệu cung cấp thông tin về đặc điểm bệnh lý, thành phần dinh dưỡng của thực phẩm, các khuyến nghị sử dụng thực phẩm và mối quan hệ giữa thực phẩm với từng bệnh lý.</w:t>
+      </w:r>
+    </w:p>
+    <w:p>
+      <w:pPr>
+        <w:spacing w:before="120" w:after="0" w:line="288" w:lineRule="auto"/>
+        <w:ind w:firstLine="709"/>
+        <w:jc w:val="both"/>
+        <w:rPr>
+          <w:rFonts w:cs="Times New Roman"/>
+          <w:szCs w:val="26"/>
+        </w:rPr>
+      </w:pPr>
+      <w:r>
+        <w:rPr>
+          <w:rFonts w:cs="Times New Roman"/>
+          <w:szCs w:val="26"/>
+        </w:rPr>
+        <w:t>Do các tài liệu được công bố dưới nhiều định dạng khác nhau như PDF, DOCX hoặc tài liệu quét (Scan PDF), đề tài tiến hành thu thập và tổ chức dữ liệu thành một kho dữ liệu thống nhất trước khi thực hiện tiền xử lý. Việc chuẩn hóa nguồn dữ liệu ngay từ đầu giúp giảm thiểu sai lệch trong quá trình trích xuất tri thức và thuận lợi cho các bước xử lý tiếp theo.</w:t>
+      </w:r>
+    </w:p>
+    <w:p>
+      <w:pPr>
+        <w:spacing w:before="120" w:after="0" w:line="288" w:lineRule="auto"/>
+        <w:ind w:firstLine="709"/>
+        <w:jc w:val="both"/>
+        <w:rPr>
+          <w:rFonts w:cs="Times New Roman"/>
+          <w:szCs w:val="26"/>
+        </w:rPr>
+      </w:pPr>
+      <w:r>
+        <w:rPr>
+          <w:rFonts w:cs="Times New Roman"/>
+          <w:szCs w:val="26"/>
+        </w:rPr>
+        <w:t>Đối với bảng thành phần thực phẩm Việt Nam, dữ liệu được sử dụng để bổ sung thông tin về các chất dinh dưỡng như năng lượng, carbohydrate, protein, lipid, chất xơ, natri và các vi chất dinh dưỡng khác. Đây là nguồn dữ liệu quan trọng giúp bổ sung các thuộc tính của thực thể Food và Nutrient trong đồ thị tri thức.</w:t>
+      </w:r>
+    </w:p>
+    <w:p>
+      <w:pPr>
+        <w:spacing w:before="120" w:after="0" w:line="288" w:lineRule="auto"/>
+        <w:ind w:firstLine="709"/>
+        <w:jc w:val="both"/>
+        <w:rPr>
+          <w:rFonts w:cs="Times New Roman"/>
+          <w:szCs w:val="26"/>
+        </w:rPr>
+      </w:pPr>
+      <w:r>
+        <w:rPr>
+          <w:rFonts w:cs="Times New Roman"/>
+          <w:szCs w:val="26"/>
+        </w:rPr>
+        <w:lastRenderedPageBreak/>
+        <w:t>Sau khi hoàn thành quá trình thu thập, toàn bộ dữ liệu được phân loại theo từng nhóm tài liệu, lưu trữ theo cấu trúc thống nhất và chuẩn bị cho giai đoạn tiền xử lý.</w:t>
+      </w:r>
+    </w:p>
+    <w:p>
+      <w:pPr>
+        <w:spacing w:before="120" w:after="0" w:line="288" w:lineRule="auto"/>
+        <w:ind w:firstLine="709"/>
+        <w:jc w:val="both"/>
+        <w:rPr>
+          <w:rFonts w:cs="Times New Roman"/>
+          <w:szCs w:val="26"/>
+          <w:lang w:val="vi-VN"/>
+        </w:rPr>
+      </w:pPr>
+    </w:p>
+    <w:p>
+      <w:pPr>
+        <w:spacing w:before="120" w:after="0" w:line="288" w:lineRule="auto"/>
+        <w:ind w:firstLine="709"/>
+        <w:jc w:val="center"/>
+        <w:rPr>
+          <w:rFonts w:cs="Times New Roman"/>
+          <w:b/>
+          <w:bCs/>
+          <w:szCs w:val="26"/>
+          <w:lang w:val="vi-VN"/>
+        </w:rPr>
+      </w:pPr>
+      <w:r>
+        <w:rPr>
+          <w:rFonts w:cs="Times New Roman"/>
+          <w:b/>
+          <w:bCs/>
+          <w:szCs w:val="26"/>
+        </w:rPr>
+        <w:t xml:space="preserve">Bảng 4.1 Nguồn dữ liệu </w:t>
+      </w:r>
+      <w:r>
+        <w:rPr>
+          <w:rFonts w:cs="Times New Roman"/>
+          <w:b/>
+          <w:bCs/>
+          <w:szCs w:val="26"/>
+        </w:rPr>
+        <w:t>chính</w:t>
+      </w:r>
+      <w:r>
+        <w:rPr>
+          <w:rFonts w:cs="Times New Roman"/>
+          <w:b/>
+          <w:bCs/>
+          <w:szCs w:val="26"/>
+          <w:lang w:val="vi-VN"/>
+        </w:rPr>
+        <w:t xml:space="preserve"> </w:t>
+      </w:r>
+      <w:r>
+        <w:rPr>
+          <w:rFonts w:cs="Times New Roman"/>
+          <w:b/>
+          <w:bCs/>
+          <w:szCs w:val="26"/>
+        </w:rPr>
+        <w:t>sử dụng trong nghiên cứu</w:t>
+      </w:r>
+    </w:p>
+    <w:tbl>
+      <w:tblPr>
+        <w:tblStyle w:val="TableGrid"/>
+        <w:tblW w:w="0" w:type="auto"/>
+        <w:tblLook w:val="04A0" w:firstRow="1" w:lastRow="0" w:firstColumn="1" w:lastColumn="0" w:noHBand="0" w:noVBand="1"/>
+      </w:tblPr>
+      <w:tblGrid>
+        <w:gridCol w:w="708"/>
+        <w:gridCol w:w="3398"/>
+        <w:gridCol w:w="1862"/>
+        <w:gridCol w:w="3143"/>
+      </w:tblGrid>
+      <w:tr>
+        <w:tc>
+          <w:tcPr>
+            <w:tcW w:w="708" w:type="dxa"/>
+          </w:tcPr>
+          <w:p>
+            <w:pPr>
+              <w:spacing w:before="120" w:after="0" w:line="288" w:lineRule="auto"/>
+              <w:jc w:val="both"/>
+              <w:rPr>
+                <w:b/>
+                <w:bCs/>
+              </w:rPr>
+            </w:pPr>
+            <w:r>
+              <w:rPr>
+                <w:b/>
+                <w:bCs/>
+              </w:rPr>
+              <w:t>STT</w:t>
+            </w:r>
+          </w:p>
+        </w:tc>
+        <w:tc>
+          <w:tcPr>
+            <w:tcW w:w="3398" w:type="dxa"/>
+            <w:vAlign w:val="center"/>
+          </w:tcPr>
+          <w:p>
+            <w:pPr>
+              <w:spacing w:before="120" w:after="0" w:line="288" w:lineRule="auto"/>
+              <w:jc w:val="both"/>
+              <w:rPr>
+                <w:rFonts w:cs="Times New Roman"/>
+                <w:szCs w:val="26"/>
+                <w:lang w:val="vi-VN"/>
+              </w:rPr>
+            </w:pPr>
+            <w:r>
+              <w:rPr>
+                <w:b/>
+                <w:bCs/>
+                <w:lang w:val="vi-VN"/>
+              </w:rPr>
+              <w:t>D</w:t>
+            </w:r>
+            <w:r>
+              <w:rPr>
+                <w:b/>
+                <w:bCs/>
+              </w:rPr>
+              <w:t>ữ liệu</w:t>
+            </w:r>
+          </w:p>
+        </w:tc>
+        <w:tc>
+          <w:tcPr>
+            <w:tcW w:w="1862" w:type="dxa"/>
+            <w:vAlign w:val="center"/>
+          </w:tcPr>
+          <w:p>
+            <w:pPr>
+              <w:spacing w:before="120" w:after="0" w:line="288" w:lineRule="auto"/>
+              <w:jc w:val="both"/>
+              <w:rPr>
+                <w:rFonts w:cs="Times New Roman"/>
+                <w:szCs w:val="26"/>
+                <w:lang w:val="vi-VN"/>
+              </w:rPr>
+            </w:pPr>
+            <w:r>
+              <w:rPr>
+                <w:rFonts w:cs="Times New Roman"/>
+                <w:szCs w:val="26"/>
+                <w:lang w:val="vi-VN"/>
+              </w:rPr>
+              <w:t>Nguồn</w:t>
+            </w:r>
+          </w:p>
+        </w:tc>
+        <w:tc>
+          <w:tcPr>
+            <w:tcW w:w="3143" w:type="dxa"/>
+            <w:vAlign w:val="center"/>
+          </w:tcPr>
+          <w:p>
+            <w:pPr>
+              <w:spacing w:before="120" w:after="0" w:line="288" w:lineRule="auto"/>
+              <w:jc w:val="both"/>
+              <w:rPr>
+                <w:rFonts w:cs="Times New Roman"/>
+                <w:szCs w:val="26"/>
+                <w:lang w:val="vi-VN"/>
+              </w:rPr>
+            </w:pPr>
+            <w:r>
+              <w:rPr>
+                <w:b/>
+                <w:bCs/>
+              </w:rPr>
+              <w:t xml:space="preserve">Mục đích sử </w:t>
+            </w:r>
+            <w:r>
+              <w:rPr>
+                <w:b/>
+                <w:bCs/>
+              </w:rPr>
+              <w:t>dụng</w:t>
+            </w:r>
+          </w:p>
+        </w:tc>
+      </w:tr>
+      <w:tr>
+        <w:tc>
+          <w:tcPr>
+            <w:tcW w:w="708" w:type="dxa"/>
+          </w:tcPr>
+          <w:p>
+            <w:pPr>
+              <w:spacing w:before="120" w:after="0" w:line="288" w:lineRule="auto"/>
+              <w:jc w:val="both"/>
+              <w:rPr>
+                <w:rFonts w:cs="Times New Roman"/>
+                <w:szCs w:val="26"/>
+                <w:lang w:val="vi-VN"/>
+              </w:rPr>
+            </w:pPr>
+            <w:r>
+              <w:rPr>
+                <w:rFonts w:cs="Times New Roman"/>
+                <w:szCs w:val="26"/>
+                <w:lang w:val="vi-VN"/>
+              </w:rPr>
+              <w:t>1</w:t>
+            </w:r>
+          </w:p>
+        </w:tc>
+        <w:tc>
+          <w:tcPr>
+            <w:tcW w:w="3398" w:type="dxa"/>
+          </w:tcPr>
+          <w:p>
+            <w:pPr>
+              <w:spacing w:before="120" w:after="0" w:line="288" w:lineRule="auto"/>
+              <w:jc w:val="both"/>
+              <w:rPr>
+                <w:rFonts w:cs="Times New Roman"/>
+                <w:szCs w:val="26"/>
+                <w:lang w:val="vi-VN"/>
+              </w:rPr>
+            </w:pPr>
+            <w:r>
+              <w:rPr>
+                <w:rFonts w:cs="Times New Roman"/>
+                <w:szCs w:val="26"/>
+                <w:lang w:val="vi-VN"/>
+              </w:rPr>
+              <w:t xml:space="preserve">Dinh dưỡng lâm sàn </w:t>
+            </w:r>
+          </w:p>
+        </w:tc>
+        <w:tc>
+          <w:tcPr>
+            <w:tcW w:w="1862" w:type="dxa"/>
+          </w:tcPr>
+          <w:p>
+            <w:pPr>
+              <w:spacing w:before="120" w:after="0" w:line="288" w:lineRule="auto"/>
+              <w:jc w:val="both"/>
+              <w:rPr>
+                <w:rFonts w:cs="Times New Roman"/>
+                <w:szCs w:val="26"/>
+                <w:lang w:val="vi-VN"/>
+              </w:rPr>
+            </w:pPr>
+            <w:r>
+              <w:rPr>
+                <w:rFonts w:cs="Times New Roman"/>
+                <w:szCs w:val="26"/>
+                <w:lang w:val="vi-VN"/>
+              </w:rPr>
+              <w:t xml:space="preserve">Bộ Y Tế Viện dinh </w:t>
+            </w:r>
+            <w:r>
+              <w:rPr>
+                <w:rFonts w:cs="Times New Roman"/>
+                <w:szCs w:val="26"/>
+                <w:lang w:val="vi-VN"/>
+              </w:rPr>
+              <w:t>dưỡng.</w:t>
+            </w:r>
+          </w:p>
+        </w:tc>
+        <w:tc>
+          <w:tcPr>
+            <w:tcW w:w="3143" w:type="dxa"/>
+          </w:tcPr>
+          <w:p>
+            <w:pPr>
+              <w:spacing w:before="120" w:after="0" w:line="288" w:lineRule="auto"/>
+              <w:jc w:val="both"/>
+              <w:rPr>
+                <w:rFonts w:cs="Times New Roman"/>
+                <w:szCs w:val="26"/>
+                <w:lang w:val="vi-VN"/>
+              </w:rPr>
+            </w:pPr>
+            <w:r>
+              <w:rPr>
+                <w:rFonts w:cs="Times New Roman"/>
+                <w:szCs w:val="26"/>
+              </w:rPr>
+              <w:t>Trích xuất tri thức bệnh lý và khuyến nghị dinh dưỡng</w:t>
+            </w:r>
+          </w:p>
+        </w:tc>
+      </w:tr>
+      <w:tr>
+        <w:tc>
+          <w:tcPr>
+            <w:tcW w:w="708" w:type="dxa"/>
+          </w:tcPr>
+          <w:p>
+            <w:pPr>
+              <w:spacing w:before="120" w:after="0" w:line="288" w:lineRule="auto"/>
+              <w:jc w:val="both"/>
+              <w:rPr>
+                <w:rFonts w:cs="Times New Roman"/>
+                <w:szCs w:val="26"/>
+                <w:lang w:val="vi-VN"/>
+              </w:rPr>
+            </w:pPr>
+            <w:r>
+              <w:rPr>
+                <w:rFonts w:cs="Times New Roman"/>
+                <w:szCs w:val="26"/>
+                <w:lang w:val="vi-VN"/>
+              </w:rPr>
+              <w:t>2</w:t>
+            </w:r>
+          </w:p>
+        </w:tc>
+        <w:tc>
+          <w:tcPr>
+            <w:tcW w:w="3398" w:type="dxa"/>
+          </w:tcPr>
+          <w:p>
+            <w:pPr>
+              <w:spacing w:before="120" w:after="0" w:line="288" w:lineRule="auto"/>
+              <w:jc w:val="both"/>
+              <w:rPr>
+                <w:rFonts w:cs="Times New Roman"/>
+                <w:szCs w:val="26"/>
+                <w:lang w:val="vi-VN"/>
+              </w:rPr>
+            </w:pPr>
+            <w:r>
+              <w:rPr>
+                <w:rFonts w:cs="Times New Roman"/>
+                <w:szCs w:val="26"/>
+              </w:rPr>
+              <w:t>B</w:t>
+            </w:r>
+            <w:r>
+              <w:rPr>
+                <w:rFonts w:cs="Times New Roman"/>
+                <w:szCs w:val="26"/>
+              </w:rPr>
+              <w:t xml:space="preserve">ảng thành phần thực phẩm </w:t>
+            </w:r>
+            <w:r>
+              <w:rPr>
+                <w:rFonts w:cs="Times New Roman"/>
+                <w:szCs w:val="26"/>
+              </w:rPr>
+              <w:t>Việt</w:t>
+            </w:r>
+            <w:r>
+              <w:rPr>
+                <w:rFonts w:cs="Times New Roman"/>
+                <w:szCs w:val="26"/>
+                <w:lang w:val="vi-VN"/>
+              </w:rPr>
+              <w:t xml:space="preserve"> </w:t>
+            </w:r>
+          </w:p>
+        </w:tc>
+        <w:tc>
+          <w:tcPr>
+            <w:tcW w:w="1862" w:type="dxa"/>
+          </w:tcPr>
+          <w:p>
+            <w:pPr>
+              <w:spacing w:before="120" w:after="0" w:line="288" w:lineRule="auto"/>
+              <w:jc w:val="both"/>
+              <w:rPr>
+                <w:rFonts w:cs="Times New Roman"/>
+                <w:szCs w:val="26"/>
+                <w:lang w:val="vi-VN"/>
+              </w:rPr>
+            </w:pPr>
+            <w:r>
+              <w:rPr>
+                <w:rFonts w:cs="Times New Roman"/>
+                <w:szCs w:val="26"/>
+                <w:lang w:val="vi-VN"/>
+              </w:rPr>
+              <w:t>Bộ Y Tế Viện dinh dưỡng</w:t>
+            </w:r>
+          </w:p>
+        </w:tc>
+        <w:tc>
+          <w:tcPr>
+            <w:tcW w:w="3143" w:type="dxa"/>
+          </w:tcPr>
+          <w:p>
+            <w:pPr>
+              <w:spacing w:before="120" w:after="0" w:line="288" w:lineRule="auto"/>
+              <w:jc w:val="both"/>
+              <w:rPr>
+                <w:rFonts w:cs="Times New Roman"/>
+                <w:szCs w:val="26"/>
+                <w:lang w:val="vi-VN"/>
+              </w:rPr>
+            </w:pPr>
+            <w:r>
+              <w:rPr>
+                <w:rFonts w:cs="Times New Roman"/>
+                <w:szCs w:val="26"/>
+                <w:lang w:val="vi-VN"/>
+              </w:rPr>
+              <w:t>Trích xuất dinh dưỡng , nguyên liệu</w:t>
+            </w:r>
+          </w:p>
+        </w:tc>
+      </w:tr>
+      <w:tr>
+        <w:tc>
+          <w:tcPr>
+            <w:tcW w:w="708" w:type="dxa"/>
+          </w:tcPr>
+          <w:p>
+            <w:pPr>
+              <w:spacing w:before="120" w:after="0" w:line="288" w:lineRule="auto"/>
+              <w:jc w:val="both"/>
+              <w:rPr>
+                <w:rFonts w:cs="Times New Roman"/>
+                <w:szCs w:val="26"/>
+                <w:lang w:val="vi-VN"/>
+              </w:rPr>
+            </w:pPr>
+            <w:r>
+              <w:rPr>
+                <w:rFonts w:cs="Times New Roman"/>
+                <w:szCs w:val="26"/>
+                <w:lang w:val="vi-VN"/>
+              </w:rPr>
+              <w:t>3</w:t>
+            </w:r>
+          </w:p>
+        </w:tc>
+        <w:tc>
+          <w:tcPr>
+            <w:tcW w:w="3398" w:type="dxa"/>
+          </w:tcPr>
+          <w:p>
+            <w:pPr>
+              <w:spacing w:before="120" w:after="0" w:line="288" w:lineRule="auto"/>
+              <w:jc w:val="both"/>
+              <w:rPr>
+                <w:rFonts w:cs="Times New Roman"/>
+                <w:szCs w:val="26"/>
+                <w:lang w:val="vi-VN"/>
+              </w:rPr>
+            </w:pPr>
+            <w:r>
+              <w:rPr>
+                <w:rFonts w:cs="Times New Roman"/>
+                <w:szCs w:val="26"/>
+              </w:rPr>
+              <w:t>Hướng dẫn chế độ ăn bệnh viện</w:t>
+            </w:r>
+          </w:p>
+        </w:tc>
+        <w:tc>
+          <w:tcPr>
+            <w:tcW w:w="1862" w:type="dxa"/>
+          </w:tcPr>
+          <w:p>
+            <w:pPr>
+              <w:spacing w:before="120" w:after="0" w:line="288" w:lineRule="auto"/>
+              <w:jc w:val="both"/>
+              <w:rPr>
+                <w:rFonts w:cs="Times New Roman"/>
+                <w:szCs w:val="26"/>
+                <w:lang w:val="vi-VN"/>
+              </w:rPr>
+            </w:pPr>
+            <w:r>
+              <w:rPr>
+                <w:rFonts w:cs="Times New Roman"/>
+                <w:szCs w:val="26"/>
+              </w:rPr>
+              <w:t>Bộ</w:t>
+            </w:r>
+            <w:r>
+              <w:rPr>
+                <w:rFonts w:cs="Times New Roman"/>
+                <w:szCs w:val="26"/>
+                <w:lang w:val="vi-VN"/>
+              </w:rPr>
+              <w:t xml:space="preserve"> Y tế</w:t>
+            </w:r>
+          </w:p>
+        </w:tc>
+        <w:tc>
+          <w:tcPr>
+            <w:tcW w:w="3143" w:type="dxa"/>
+          </w:tcPr>
+          <w:p>
+            <w:pPr>
+              <w:spacing w:before="120" w:after="0" w:line="288" w:lineRule="auto"/>
+              <w:jc w:val="both"/>
+              <w:rPr>
+                <w:rFonts w:cs="Times New Roman"/>
+                <w:szCs w:val="26"/>
+                <w:lang w:val="vi-VN"/>
+              </w:rPr>
+            </w:pPr>
+            <w:r>
+              <w:rPr>
+                <w:rFonts w:cs="Times New Roman"/>
+                <w:szCs w:val="26"/>
+              </w:rPr>
+              <w:t>Trích xuất tri thức bệnh lý và khuyến nghị dinh dưỡng</w:t>
+            </w:r>
+          </w:p>
+        </w:tc>
+      </w:tr>
+      <w:tr>
+        <w:tc>
+          <w:tcPr>
+            <w:tcW w:w="708" w:type="dxa"/>
+          </w:tcPr>
+          <w:p>
+            <w:pPr>
+              <w:spacing w:before="120" w:after="0" w:line="288" w:lineRule="auto"/>
+              <w:jc w:val="both"/>
+              <w:rPr>
+                <w:rFonts w:cs="Times New Roman"/>
+                <w:szCs w:val="26"/>
+                <w:lang w:val="vi-VN"/>
+              </w:rPr>
+            </w:pPr>
+            <w:r>
+              <w:rPr>
+                <w:rFonts w:cs="Times New Roman"/>
+                <w:szCs w:val="26"/>
+                <w:lang w:val="vi-VN"/>
+              </w:rPr>
+              <w:t>4</w:t>
+            </w:r>
+          </w:p>
+        </w:tc>
+        <w:tc>
+          <w:tcPr>
+            <w:tcW w:w="3398" w:type="dxa"/>
+          </w:tcPr>
+          <w:p>
+            <w:pPr>
+              <w:spacing w:before="120" w:after="0" w:line="288" w:lineRule="auto"/>
+              <w:jc w:val="both"/>
+              <w:rPr>
+                <w:rFonts w:cs="Times New Roman"/>
+                <w:szCs w:val="26"/>
+                <w:lang w:val="vi-VN"/>
+              </w:rPr>
+            </w:pPr>
+            <w:r>
+              <w:rPr>
+                <w:rFonts w:cs="Times New Roman"/>
+                <w:szCs w:val="26"/>
+              </w:rPr>
+              <w:t>Chế độ dinh dưỡng cho người bệnh đái tháo đường</w:t>
+            </w:r>
+          </w:p>
+        </w:tc>
+        <w:tc>
+          <w:tcPr>
+            <w:tcW w:w="1862" w:type="dxa"/>
+          </w:tcPr>
+          <w:p>
+            <w:pPr>
+              <w:spacing w:before="120" w:after="0" w:line="288" w:lineRule="auto"/>
+              <w:rPr>
+                <w:rFonts w:cs="Times New Roman"/>
+                <w:szCs w:val="26"/>
+                <w:lang w:val="vi-VN"/>
+              </w:rPr>
+            </w:pPr>
+            <w:r>
+              <w:rPr>
+                <w:rFonts w:cs="Times New Roman"/>
+                <w:szCs w:val="26"/>
+                <w:lang w:val="vi-VN"/>
+              </w:rPr>
+              <w:t>Viện dinh dưỡng</w:t>
+            </w:r>
+          </w:p>
+        </w:tc>
+        <w:tc>
+          <w:tcPr>
+            <w:tcW w:w="3143" w:type="dxa"/>
+          </w:tcPr>
+          <w:p>
+            <w:pPr>
+              <w:spacing w:before="120" w:after="0" w:line="288" w:lineRule="auto"/>
+              <w:jc w:val="both"/>
+              <w:rPr>
+                <w:rFonts w:cs="Times New Roman"/>
+                <w:szCs w:val="26"/>
+                <w:lang w:val="vi-VN"/>
+              </w:rPr>
+            </w:pPr>
+            <w:r>
+              <w:rPr>
+                <w:rFonts w:cs="Times New Roman"/>
+                <w:szCs w:val="26"/>
+              </w:rPr>
+              <w:t>Trích xuất tri thức bệnh lý và khuyến nghị dinh dưỡng</w:t>
+            </w:r>
+          </w:p>
+        </w:tc>
+      </w:tr>
+      <w:tr>
+        <w:tc>
+          <w:tcPr>
+            <w:tcW w:w="708" w:type="dxa"/>
+          </w:tcPr>
+          <w:p>
+            <w:pPr>
+              <w:spacing w:before="120" w:after="0" w:line="288" w:lineRule="auto"/>
+              <w:jc w:val="both"/>
+              <w:rPr>
+                <w:rFonts w:cs="Times New Roman"/>
+                <w:szCs w:val="26"/>
+                <w:lang w:val="vi-VN"/>
+              </w:rPr>
+            </w:pPr>
+            <w:r>
+              <w:rPr>
+                <w:rFonts w:cs="Times New Roman"/>
+                <w:szCs w:val="26"/>
+                <w:lang w:val="vi-VN"/>
+              </w:rPr>
+              <w:t>5</w:t>
+            </w:r>
+          </w:p>
+        </w:tc>
+        <w:tc>
+          <w:tcPr>
+            <w:tcW w:w="3398" w:type="dxa"/>
+          </w:tcPr>
+          <w:p>
+            <w:pPr>
+              <w:spacing w:before="120" w:after="0" w:line="288" w:lineRule="auto"/>
+              <w:jc w:val="both"/>
+              <w:rPr>
+                <w:rFonts w:cs="Times New Roman"/>
+                <w:szCs w:val="26"/>
+                <w:lang w:val="vi-VN"/>
+              </w:rPr>
+            </w:pPr>
+            <w:r>
+              <w:rPr>
+                <w:rFonts w:cs="Times New Roman"/>
+                <w:szCs w:val="26"/>
+                <w:lang w:val="vi-VN"/>
+              </w:rPr>
+              <w:t>167 món ăn (Bộ y tế viện dinh dưỡng)</w:t>
+            </w:r>
+          </w:p>
+        </w:tc>
+        <w:tc>
+          <w:tcPr>
+            <w:tcW w:w="1862" w:type="dxa"/>
+          </w:tcPr>
+          <w:p>
+            <w:pPr>
+              <w:spacing w:before="120" w:after="0" w:line="288" w:lineRule="auto"/>
+              <w:jc w:val="both"/>
+              <w:rPr>
+                <w:rFonts w:cs="Times New Roman"/>
+                <w:szCs w:val="26"/>
+                <w:lang w:val="vi-VN"/>
+              </w:rPr>
+            </w:pPr>
+            <w:r>
+              <w:rPr>
+                <w:rFonts w:cs="Times New Roman"/>
+                <w:szCs w:val="26"/>
+                <w:lang w:val="vi-VN"/>
+              </w:rPr>
+              <w:t>Bộ Y Tế Viện dinh dưỡng</w:t>
+            </w:r>
+          </w:p>
+        </w:tc>
+        <w:tc>
+          <w:tcPr>
+            <w:tcW w:w="3143" w:type="dxa"/>
+          </w:tcPr>
+          <w:p>
+            <w:pPr>
+              <w:spacing w:before="120" w:after="0" w:line="288" w:lineRule="auto"/>
+              <w:jc w:val="both"/>
+              <w:rPr>
+                <w:rFonts w:cs="Times New Roman"/>
+                <w:szCs w:val="26"/>
+                <w:lang w:val="vi-VN"/>
+              </w:rPr>
+            </w:pPr>
+            <w:r>
+              <w:rPr>
+                <w:rFonts w:cs="Times New Roman"/>
+                <w:szCs w:val="26"/>
+                <w:lang w:val="vi-VN"/>
+              </w:rPr>
+              <w:t>Trích xuất dinh dưỡng món ăn</w:t>
+            </w:r>
+          </w:p>
+        </w:tc>
+      </w:tr>
+      <w:tr>
+        <w:tc>
+          <w:tcPr>
+            <w:tcW w:w="708" w:type="dxa"/>
+          </w:tcPr>
+          <w:p>
+            <w:pPr>
+              <w:spacing w:before="120" w:after="0" w:line="288" w:lineRule="auto"/>
+              <w:jc w:val="both"/>
+              <w:rPr>
+                <w:rFonts w:cs="Times New Roman"/>
+                <w:szCs w:val="26"/>
+                <w:lang w:val="vi-VN"/>
+              </w:rPr>
+            </w:pPr>
+            <w:r>
+              <w:rPr>
+                <w:rFonts w:cs="Times New Roman"/>
+                <w:szCs w:val="26"/>
+                <w:lang w:val="vi-VN"/>
+              </w:rPr>
+              <w:t>6</w:t>
+            </w:r>
+          </w:p>
+        </w:tc>
+        <w:tc>
+          <w:tcPr>
+            <w:tcW w:w="3398" w:type="dxa"/>
+          </w:tcPr>
+          <w:p>
+            <w:pPr>
+              <w:spacing w:before="120" w:after="0" w:line="288" w:lineRule="auto"/>
+              <w:jc w:val="both"/>
+              <w:rPr>
+                <w:rFonts w:cs="Times New Roman"/>
+                <w:szCs w:val="26"/>
+                <w:lang w:val="vi-VN"/>
+              </w:rPr>
+            </w:pPr>
+            <w:r>
+              <w:rPr>
+                <w:rFonts w:cs="Times New Roman"/>
+                <w:szCs w:val="26"/>
+                <w:lang w:val="vi-VN"/>
+              </w:rPr>
+              <w:t xml:space="preserve">555 món ăn Việt Nam </w:t>
+            </w:r>
+          </w:p>
+        </w:tc>
+        <w:tc>
+          <w:tcPr>
+            <w:tcW w:w="1862" w:type="dxa"/>
+          </w:tcPr>
+          <w:p>
+            <w:pPr>
+              <w:spacing w:before="120" w:after="0" w:line="288" w:lineRule="auto"/>
+              <w:jc w:val="both"/>
+              <w:rPr>
+                <w:rFonts w:cs="Times New Roman"/>
+                <w:szCs w:val="26"/>
+                <w:lang w:val="vi-VN"/>
+              </w:rPr>
+            </w:pPr>
+            <w:r>
+              <w:rPr>
+                <w:rFonts w:cs="Times New Roman"/>
+                <w:szCs w:val="26"/>
+                <w:lang w:val="vi-VN"/>
+              </w:rPr>
+              <w:t>ĐH thương mại Hà Nội</w:t>
+            </w:r>
+          </w:p>
+        </w:tc>
+        <w:tc>
+          <w:tcPr>
+            <w:tcW w:w="3143" w:type="dxa"/>
+          </w:tcPr>
+          <w:p>
+            <w:pPr>
+              <w:spacing w:before="120" w:after="0" w:line="288" w:lineRule="auto"/>
+              <w:jc w:val="both"/>
+              <w:rPr>
+                <w:rFonts w:cs="Times New Roman"/>
+                <w:szCs w:val="26"/>
+                <w:lang w:val="vi-VN"/>
+              </w:rPr>
+            </w:pPr>
+            <w:r>
+              <w:rPr>
+                <w:rFonts w:cs="Times New Roman"/>
+                <w:szCs w:val="26"/>
+                <w:lang w:val="vi-VN"/>
+              </w:rPr>
+              <w:t>Trích xuất công thức món ăn</w:t>
+            </w:r>
+          </w:p>
+        </w:tc>
+      </w:tr>
+    </w:tbl>
+    <w:p>
+      <w:pPr>
+        <w:spacing w:before="120" w:after="0" w:line="288" w:lineRule="auto"/>
+        <w:jc w:val="both"/>
+        <w:rPr>
+          <w:rFonts w:cs="Times New Roman"/>
+          <w:szCs w:val="26"/>
+          <w:lang w:val="vi-VN"/>
+        </w:rPr>
+      </w:pPr>
     </w:p>
     <w:p>
       <w:pPr>
         <w:pStyle w:val="ListParagraph"/>
         <w:numPr>
-          <w:ilvl w:val="0"/>
-          <w:numId w:val="28"/>
+          <w:ilvl w:val="2"/>
+          <w:numId w:val="63"/>
         </w:numPr>
         <w:spacing w:before="120" w:after="0" w:line="288" w:lineRule="auto"/>
         <w:jc w:val="both"/>
         <w:rPr>
           <w:rFonts w:cs="Times New Roman"/>
-          <w:szCs w:val="26"/>
-          <w:lang w:val="vi-VN"/>
-        </w:rPr>
-      </w:pPr>
-      <w:r>
-        <w:rPr>
-          <w:rFonts w:cs="Times New Roman"/>
-          <w:szCs w:val="26"/>
-          <w:lang w:val="vi-VN"/>
-        </w:rPr>
-        <w:t>Thông tin dinh dưỡng phân tán, thiếu tính liên kết</w:t>
-      </w:r>
-    </w:p>
-    <w:p>
-      <w:pPr>
-        <w:pStyle w:val="ListParagraph"/>
-        <w:numPr>
-          <w:ilvl w:val="0"/>
-          <w:numId w:val="28"/>
-        </w:numPr>
+          <w:b/>
+          <w:bCs/>
+          <w:szCs w:val="26"/>
+          <w:lang w:val="vi-VN"/>
+        </w:rPr>
+      </w:pPr>
+      <w:r>
+        <w:rPr>
+          <w:rFonts w:cs="Times New Roman"/>
+          <w:b/>
+          <w:bCs/>
+          <w:szCs w:val="26"/>
+        </w:rPr>
+        <w:t>Tiền xử lý dữ liệu bằng OCR</w:t>
+      </w:r>
+    </w:p>
+    <w:p>
+      <w:pPr>
+        <w:keepNext/>
         <w:spacing w:before="120" w:after="0" w:line="288" w:lineRule="auto"/>
-        <w:jc w:val="both"/>
-        <w:rPr>
-          <w:rFonts w:cs="Times New Roman"/>
-          <w:szCs w:val="26"/>
-          <w:lang w:val="vi-VN"/>
-        </w:rPr>
-      </w:pPr>
-      <w:r>
-        <w:rPr>
-          <w:rFonts w:cs="Times New Roman"/>
-          <w:szCs w:val="26"/>
-          <w:lang w:val="vi-VN"/>
-        </w:rPr>
-        <w:t>Khó xác định nhanh mức độ phù hợp của món ăn với từng bệnh lý</w:t>
-      </w:r>
-    </w:p>
-    <w:p>
-      <w:pPr>
-        <w:pStyle w:val="ListParagraph"/>
-        <w:numPr>
-          <w:ilvl w:val="0"/>
-          <w:numId w:val="28"/>
-        </w:numPr>
-        <w:spacing w:before="120" w:after="0" w:line="288" w:lineRule="auto"/>
-        <w:jc w:val="both"/>
-        <w:rPr>
-          <w:rFonts w:cs="Times New Roman"/>
-          <w:szCs w:val="26"/>
-          <w:lang w:val="vi-VN"/>
-        </w:rPr>
-      </w:pPr>
-      <w:r>
-        <w:rPr>
-          <w:rFonts w:cs="Times New Roman"/>
-          <w:szCs w:val="26"/>
-          <w:lang w:val="vi-VN"/>
-        </w:rPr>
-        <w:t>Không hỗ trợ phân tích tự động</w:t>
-      </w:r>
-    </w:p>
-    <w:p>
-      <w:pPr>
-        <w:pStyle w:val="ListParagraph"/>
-        <w:numPr>
-          <w:ilvl w:val="0"/>
-          <w:numId w:val="28"/>
-        </w:numPr>
-        <w:spacing w:before="120" w:after="0" w:line="288" w:lineRule="auto"/>
-        <w:jc w:val="both"/>
-        <w:rPr>
-          <w:rFonts w:cs="Times New Roman"/>
-          <w:szCs w:val="26"/>
-          <w:lang w:val="vi-VN"/>
-        </w:rPr>
-      </w:pPr>
-      <w:r>
-        <w:rPr>
-          <w:rFonts w:cs="Times New Roman"/>
-          <w:szCs w:val="26"/>
-          <w:lang w:val="vi-VN"/>
-        </w:rPr>
-        <w:t>Không hỗ trợ truy vấn bằng ngôn ngữ tự nhiên</w:t>
+        <w:ind w:left="720"/>
+      </w:pPr>
+      <w:r>
+        <w:rPr>
+          <w:lang w:val="vi-VN"/>
+        </w:rPr>
+        <w:drawing>
+          <wp:inline distT="0" distB="0" distL="0" distR="0" wp14:anchorId="15948CFE" wp14:editId="24F22E8E">
+            <wp:extent cx="4915013" cy="1201675"/>
+            <wp:effectExtent l="0" t="0" r="0" b="0"/>
+            <wp:docPr id="523655361" name="Picture 1"/>
+            <wp:cNvGraphicFramePr>
+              <a:graphicFrameLocks xmlns:a="http://schemas.openxmlformats.org/drawingml/2006/main" noChangeAspect="1"/>
+            </wp:cNvGraphicFramePr>
+            <a:graphic xmlns:a="http://schemas.openxmlformats.org/drawingml/2006/main">
+              <a:graphicData uri="http://schemas.openxmlformats.org/drawingml/2006/picture">
+                <pic:pic xmlns:pic="http://schemas.openxmlformats.org/drawingml/2006/picture">
+                  <pic:nvPicPr>
+                    <pic:cNvPr id="523655361" name=""/>
+                    <pic:cNvPicPr/>
+                  </pic:nvPicPr>
+                  <pic:blipFill>
+                    <a:blip r:embed="rId12"/>
+                    <a:stretch>
+                      <a:fillRect/>
+                    </a:stretch>
+                  </pic:blipFill>
+                  <pic:spPr>
+                    <a:xfrm>
+                      <a:off x="0" y="0"/>
+                      <a:ext cx="4920311" cy="1202970"/>
+                    </a:xfrm>
+                    <a:prstGeom prst="rect">
+                      <a:avLst/>
+                    </a:prstGeom>
+                  </pic:spPr>
+                </pic:pic>
+              </a:graphicData>
+            </a:graphic>
+          </wp:inline>
+        </w:drawing>
+      </w:r>
+    </w:p>
+    <w:p>
+      <w:pPr>
+        <w:pStyle w:val="Caption"/>
+        <w:jc w:val="center"/>
+        <w:rPr>
+          <w:rFonts w:cs="Times New Roman"/>
+          <w:b w:val="0"/>
+          <w:bCs w:val="0"/>
+          <w:color w:val="000000" w:themeColor="text1"/>
+          <w:szCs w:val="26"/>
+          <w:lang w:val="vi-VN"/>
+        </w:rPr>
+      </w:pPr>
+      <w:r>
+        <w:rPr>
+          <w:color w:val="000000" w:themeColor="text1"/>
+        </w:rPr>
+        <w:t>Hình 2</w:t>
+      </w:r>
+      <w:r>
+        <w:rPr>
+          <w:color w:val="000000" w:themeColor="text1"/>
+          <w:lang w:val="vi-VN"/>
+        </w:rPr>
+        <w:t>: Quy trình xử lý ảnh bằng OCR</w:t>
       </w:r>
     </w:p>
     <w:p>
@@ -20081,6 +19465,70 @@
         <w:jc w:val="both"/>
         <w:rPr>
           <w:rFonts w:cs="Times New Roman"/>
+          <w:szCs w:val="26"/>
+          <w:lang w:val="vi-VN"/>
+        </w:rPr>
+      </w:pPr>
+      <w:r>
+        <w:rPr>
+          <w:rFonts w:cs="Times New Roman"/>
+          <w:szCs w:val="26"/>
+        </w:rPr>
+        <w:t>Sau khi thu thập, một phần dữ liệu tồn tại dưới dạng tài liệu PDF hoặc tài liệu quét, không thể sử dụng trực tiếp cho quá trình xử lý ngôn ngữ tự nhiên. Vì vậy, đề tài sử dụng công nghệ nhận dạng ký tự quang học (Optical Character Recognition – OCR) để chuyển đổi dữ liệu từ dạng hình ảnh sang văn bản số.</w:t>
+      </w:r>
+    </w:p>
+    <w:p>
+      <w:pPr>
+        <w:spacing w:before="120" w:after="0" w:line="288" w:lineRule="auto"/>
+        <w:ind w:firstLine="720"/>
+        <w:jc w:val="both"/>
+        <w:rPr>
+          <w:rFonts w:cs="Times New Roman"/>
+          <w:szCs w:val="26"/>
+          <w:lang w:val="vi-VN"/>
+        </w:rPr>
+      </w:pPr>
+      <w:r>
+        <w:rPr>
+          <w:rFonts w:cs="Times New Roman"/>
+          <w:szCs w:val="26"/>
+        </w:rPr>
+        <w:t xml:space="preserve">Trong nghiên cứu này, hệ thống sử dụng PaddleOCR để nhận dạng nội dung tiếng Việt. Công cụ này cho phép phát hiện vùng chứa văn bản, nhận dạng ký tự và xuất kết </w:t>
+      </w:r>
+      <w:r>
+        <w:rPr>
+          <w:rFonts w:cs="Times New Roman"/>
+          <w:szCs w:val="26"/>
+        </w:rPr>
+        <w:lastRenderedPageBreak/>
+        <w:t>quả dưới dạng văn bản có cấu trúc. Việc sử dụng PaddleOCR giúp giữ lại phần lớn nội dung của tài liệu gốc, tạo điều kiện thuận lợi cho các bước tiền xử lý tiếp theo.</w:t>
+      </w:r>
+    </w:p>
+    <w:p>
+      <w:pPr>
+        <w:spacing w:before="120" w:after="0" w:line="288" w:lineRule="auto"/>
+        <w:ind w:firstLine="720"/>
+        <w:jc w:val="both"/>
+        <w:rPr>
+          <w:rFonts w:cs="Times New Roman"/>
+          <w:szCs w:val="26"/>
+          <w:lang w:val="vi-VN"/>
+        </w:rPr>
+      </w:pPr>
+      <w:r>
+        <w:rPr>
+          <w:rFonts w:cs="Times New Roman"/>
+          <w:szCs w:val="26"/>
+        </w:rPr>
+        <w:t>Sau quá trình nhận dạng, dữ liệu được lưu dưới dạng văn bản thô (raw text). Tuy nhiên, văn bản thu được vẫn có thể chứa các lỗi như ký tự nhận dạng sai, khoảng trắng dư thừa hoặc lỗi xuống dòng. Do đó, dữ liệu tiếp tục được đưa qua bước làm sạch và chuẩn hóa nhằm nâng cao chất lượng trước khi thực hiện trích xuất tri thức.</w:t>
+      </w:r>
+    </w:p>
+    <w:p>
+      <w:pPr>
+        <w:spacing w:before="120" w:after="0" w:line="288" w:lineRule="auto"/>
+        <w:jc w:val="both"/>
+        <w:rPr>
+          <w:rFonts w:cs="Times New Roman"/>
           <w:b/>
           <w:bCs/>
           <w:szCs w:val="26"/>
@@ -20093,29 +19541,8 @@
           <w:b/>
           <w:bCs/>
           <w:szCs w:val="26"/>
-          <w:lang w:val="vi-VN"/>
-        </w:rPr>
-        <w:t xml:space="preserve">4.1.2 </w:t>
-      </w:r>
-      <w:r>
-        <w:rPr>
-          <w:rFonts w:cs="Times New Roman"/>
-          <w:b/>
-          <w:bCs/>
-          <w:szCs w:val="26"/>
-          <w:lang w:val="en-GB"/>
-        </w:rPr>
-        <w:t>Vấn</w:t>
-      </w:r>
-      <w:r>
-        <w:rPr>
-          <w:rFonts w:cs="Times New Roman"/>
-          <w:b/>
-          <w:bCs/>
-          <w:szCs w:val="26"/>
-          <w:lang w:val="vi-VN"/>
-        </w:rPr>
-        <w:t xml:space="preserve"> đề cần giải quyết</w:t>
+        </w:rPr>
+        <w:t>3.2.3 Chuẩn hóa dữ liệu</w:t>
       </w:r>
     </w:p>
     <w:p>
@@ -20133,113 +19560,73 @@
           <w:rFonts w:cs="Times New Roman"/>
           <w:szCs w:val="26"/>
         </w:rPr>
-        <w:t>Từ thực tế trên, hệ thống cần giải quyết các vấn đề sau:</w:t>
-      </w:r>
-    </w:p>
-    <w:p>
-      <w:pPr>
-        <w:numPr>
-          <w:ilvl w:val="0"/>
-          <w:numId w:val="29"/>
-        </w:numPr>
+        <w:t>Sau khi hoàn thành quá trình nhận dạng ký tự bằng PaddleOCR, dữ liệu thu được vẫn tồn tại dưới dạng văn bản thô và có thể chứa nhiều thành phần không cần thiết như lỗi xuống dòng, khoảng trắng dư thừa, ký tự đặc biệt hoặc các lỗi nhận dạng phát sinh trong quá trình OCR. Nếu không được xử lý, các lỗi này sẽ ảnh hưởng trực tiếp đến quá trình nhận dạng thực thể và trích xuất tri thức.</w:t>
+      </w:r>
+    </w:p>
+    <w:p>
+      <w:pPr>
         <w:spacing w:before="120" w:after="0" w:line="288" w:lineRule="auto"/>
-        <w:jc w:val="both"/>
-        <w:rPr>
-          <w:rFonts w:cs="Times New Roman"/>
-          <w:szCs w:val="26"/>
-        </w:rPr>
-      </w:pPr>
-      <w:r>
-        <w:rPr>
-          <w:rFonts w:cs="Times New Roman"/>
-          <w:szCs w:val="26"/>
-        </w:rPr>
-        <w:t>Phân tích thành phần dinh dưỡng của món ăn</w:t>
-      </w:r>
-    </w:p>
-    <w:p>
-      <w:pPr>
-        <w:numPr>
-          <w:ilvl w:val="0"/>
-          <w:numId w:val="29"/>
-        </w:numPr>
+        <w:ind w:firstLine="720"/>
+        <w:jc w:val="both"/>
+        <w:rPr>
+          <w:rFonts w:cs="Times New Roman"/>
+          <w:szCs w:val="26"/>
+        </w:rPr>
+      </w:pPr>
+      <w:r>
+        <w:rPr>
+          <w:rFonts w:cs="Times New Roman"/>
+          <w:szCs w:val="26"/>
+        </w:rPr>
+        <w:t>Để nâng cao chất lượng dữ liệu, đề tài thực hiện bước chuẩn hóa văn bản trước khi áp dụng các kỹ thuật xử lý ngôn ngữ tự nhiên. Quá trình chuẩn hóa bao gồm việc loại bỏ các ký tự không cần thiết, chuẩn hóa bảng mã Unicode, thống nhất cách biểu diễn của dấu câu và khoảng trắng, đồng thời chuyển đổi dữ liệu về định dạng văn bản thống nhất. Đối với các thuật ngữ chuyên ngành, hệ thống tiến hành chuẩn hóa cách viết nhằm giảm sự khác biệt giữa các tài liệu và hạn chế việc tạo ra các thực thể trùng lặp trong đồ thị tri thức.</w:t>
+      </w:r>
+    </w:p>
+    <w:p>
+      <w:pPr>
         <w:spacing w:before="120" w:after="0" w:line="288" w:lineRule="auto"/>
-        <w:jc w:val="both"/>
-        <w:rPr>
-          <w:rFonts w:cs="Times New Roman"/>
-          <w:szCs w:val="26"/>
-        </w:rPr>
-      </w:pPr>
-      <w:r>
-        <w:rPr>
-          <w:rFonts w:cs="Times New Roman"/>
-          <w:szCs w:val="26"/>
-        </w:rPr>
-        <w:t>Xác định mức độ phù hợp của món ăn theo bệnh lý</w:t>
-      </w:r>
-    </w:p>
-    <w:p>
-      <w:pPr>
-        <w:numPr>
-          <w:ilvl w:val="0"/>
-          <w:numId w:val="29"/>
-        </w:numPr>
+        <w:ind w:firstLine="720"/>
+        <w:jc w:val="both"/>
+        <w:rPr>
+          <w:rFonts w:cs="Times New Roman"/>
+          <w:szCs w:val="26"/>
+        </w:rPr>
+      </w:pPr>
+      <w:r>
+        <w:rPr>
+          <w:rFonts w:cs="Times New Roman"/>
+          <w:szCs w:val="26"/>
+        </w:rPr>
+        <w:t>Ngoài ra, các tên thực phẩm, bệnh lý và chất dinh dưỡng được rà soát và thống nhất cách biểu diễn trước khi đưa vào giai đoạn trích xuất tri thức. Ví dụ, các cách viết khác nhau của cùng một thực thể sẽ được chuẩn hóa về một tên gọi duy nhất để đảm bảo tính nhất quán trong cơ sở tri thức. Việc chuẩn hóa này giúp tăng độ chính xác của quá trình nhận dạng thực thể, đồng thời hỗ trợ việc liên kết các thực thể khi xây dựng đồ thị tri thức.</w:t>
+      </w:r>
+    </w:p>
+    <w:p>
+      <w:pPr>
         <w:spacing w:before="120" w:after="0" w:line="288" w:lineRule="auto"/>
-        <w:jc w:val="both"/>
-        <w:rPr>
-          <w:rFonts w:cs="Times New Roman"/>
-          <w:szCs w:val="26"/>
-        </w:rPr>
-      </w:pPr>
-      <w:r>
-        <w:rPr>
-          <w:rFonts w:cs="Times New Roman"/>
-          <w:szCs w:val="26"/>
-        </w:rPr>
-        <w:t>Cảnh báo các thành phần có nguy cơ gây hại</w:t>
-      </w:r>
-    </w:p>
-    <w:p>
-      <w:pPr>
-        <w:numPr>
-          <w:ilvl w:val="0"/>
-          <w:numId w:val="29"/>
-        </w:numPr>
+        <w:ind w:firstLine="720"/>
+        <w:jc w:val="both"/>
+        <w:rPr>
+          <w:rFonts w:cs="Times New Roman"/>
+          <w:szCs w:val="26"/>
+        </w:rPr>
+      </w:pPr>
+      <w:r>
+        <w:rPr>
+          <w:rFonts w:cs="Times New Roman"/>
+          <w:szCs w:val="26"/>
+        </w:rPr>
+        <w:t>Kết quả của giai đoạn chuẩn hóa là tập văn bản sạch, thống nhất về định dạng và thuật ngữ, sẵn sàng cho bước xử lý ngôn ngữ tự nhiên và trích xuất tri thức ở giai đoạn tiếp theo.</w:t>
+      </w:r>
+    </w:p>
+    <w:p>
+      <w:pPr>
         <w:spacing w:before="120" w:after="0" w:line="288" w:lineRule="auto"/>
         <w:jc w:val="both"/>
         <w:rPr>
           <w:rFonts w:cs="Times New Roman"/>
           <w:szCs w:val="26"/>
-        </w:rPr>
-      </w:pPr>
-      <w:r>
-        <w:rPr>
-          <w:rFonts w:cs="Times New Roman"/>
-          <w:szCs w:val="26"/>
-        </w:rPr>
-        <w:t>Đề xuất các món ăn thay thế phù hợp hơn</w:t>
-      </w:r>
-    </w:p>
-    <w:p>
-      <w:pPr>
-        <w:numPr>
-          <w:ilvl w:val="0"/>
-          <w:numId w:val="29"/>
-        </w:numPr>
-        <w:spacing w:before="120" w:after="0" w:line="288" w:lineRule="auto"/>
-        <w:jc w:val="both"/>
-        <w:rPr>
-          <w:rFonts w:cs="Times New Roman"/>
-          <w:szCs w:val="26"/>
-        </w:rPr>
-      </w:pPr>
-      <w:r>
-        <w:rPr>
-          <w:rFonts w:cs="Times New Roman"/>
-          <w:szCs w:val="26"/>
-        </w:rPr>
-        <w:t>Hỗ trợ người dùng tương tác bằng tiếng Việt tự nhiên</w:t>
-      </w:r>
+          <w:lang w:val="vi-VN"/>
+        </w:rPr>
+      </w:pPr>
     </w:p>
     <w:p>
       <w:pPr>
@@ -20251,8 +19638,8 @@
           <w:lang w:val="vi-VN"/>
         </w:rPr>
       </w:pPr>
-      <w:bookmarkStart w:id="64" w:name="_Toc224129206"/>
-      <w:bookmarkStart w:id="65" w:name="_Toc225007701"/>
+      <w:bookmarkStart w:id="63" w:name="_Toc224129206"/>
+      <w:bookmarkStart w:id="64" w:name="_Toc225007701"/>
       <w:r>
         <w:rPr>
           <w:rFonts w:cs="Times New Roman"/>
@@ -20269,7 +19656,7 @@
         </w:rPr>
         <w:t xml:space="preserve">XÁC </w:t>
       </w:r>
-      <w:bookmarkEnd w:id="64"/>
+      <w:bookmarkEnd w:id="63"/>
       <w:r>
         <w:rPr>
           <w:rFonts w:cs="Times New Roman"/>
@@ -20286,7 +19673,7 @@
         </w:rPr>
         <w:t xml:space="preserve"> TÁC NHÂN</w:t>
       </w:r>
-      <w:bookmarkEnd w:id="65"/>
+      <w:bookmarkEnd w:id="64"/>
     </w:p>
     <w:p>
       <w:pPr>
@@ -20402,6 +19789,7 @@
           <w:rFonts w:cs="Times New Roman"/>
           <w:szCs w:val="26"/>
         </w:rPr>
+        <w:lastRenderedPageBreak/>
         <w:t>Tra cứu thông tin món ăn và nguyên liệu</w:t>
       </w:r>
     </w:p>
@@ -20439,8 +19827,8 @@
           <w:lang w:val="vi-VN"/>
         </w:rPr>
       </w:pPr>
-      <w:bookmarkStart w:id="66" w:name="_Toc224129207"/>
-      <w:bookmarkStart w:id="67" w:name="_Toc225007702"/>
+      <w:bookmarkStart w:id="65" w:name="_Toc224129207"/>
+      <w:bookmarkStart w:id="66" w:name="_Toc225007702"/>
       <w:r>
         <w:rPr>
           <w:rFonts w:cs="Times New Roman"/>
@@ -20470,7 +19858,7 @@
         </w:rPr>
         <w:t xml:space="preserve">XÁC ĐỊNH </w:t>
       </w:r>
-      <w:bookmarkEnd w:id="66"/>
+      <w:bookmarkEnd w:id="65"/>
       <w:r>
         <w:rPr>
           <w:rFonts w:cs="Times New Roman"/>
@@ -20487,7 +19875,7 @@
         </w:rPr>
         <w:t xml:space="preserve"> CẦU HỆ THỐNG</w:t>
       </w:r>
-      <w:bookmarkEnd w:id="67"/>
+      <w:bookmarkEnd w:id="66"/>
     </w:p>
     <w:p>
       <w:pPr>
@@ -20619,7 +20007,6 @@
           <w:rFonts w:cs="Times New Roman"/>
           <w:szCs w:val="26"/>
         </w:rPr>
-        <w:lastRenderedPageBreak/>
         <w:t>Nhận diện thực thể: xác định các thông tin quan trọng trong câu hỏi như món ăn, nguyên liệu và bệnh lý.</w:t>
       </w:r>
     </w:p>
@@ -21007,8 +20394,8 @@
           <w:lang w:val="vi-VN"/>
         </w:rPr>
       </w:pPr>
-      <w:bookmarkStart w:id="68" w:name="_Toc224129208"/>
-      <w:bookmarkStart w:id="69" w:name="_Toc225007703"/>
+      <w:bookmarkStart w:id="67" w:name="_Toc224129208"/>
+      <w:bookmarkStart w:id="68" w:name="_Toc225007703"/>
       <w:r>
         <w:rPr>
           <w:rFonts w:cs="Times New Roman"/>
@@ -21026,16 +20413,16 @@
         </w:rPr>
         <w:t>4</w:t>
       </w:r>
+      <w:bookmarkEnd w:id="67"/>
+      <w:r>
+        <w:rPr>
+          <w:rFonts w:cs="Times New Roman"/>
+          <w:szCs w:val="28"/>
+          <w:lang w:val="vi-VN"/>
+        </w:rPr>
+        <w:t xml:space="preserve"> USE CASE DIAGRAM</w:t>
+      </w:r>
       <w:bookmarkEnd w:id="68"/>
-      <w:r>
-        <w:rPr>
-          <w:rFonts w:cs="Times New Roman"/>
-          <w:szCs w:val="28"/>
-          <w:lang w:val="vi-VN"/>
-        </w:rPr>
-        <w:t xml:space="preserve"> USE CASE DIAGRAM</w:t>
-      </w:r>
-      <w:bookmarkEnd w:id="69"/>
     </w:p>
     <w:p>
       <w:pPr>
@@ -21081,7 +20468,7 @@
                     <pic:cNvPicPr/>
                   </pic:nvPicPr>
                   <pic:blipFill>
-                    <a:blip r:embed="rId11">
+                    <a:blip r:embed="rId13">
                       <a:extLst>
                         <a:ext uri="{28A0092B-C50C-407E-A947-70E740481C1C}">
                           <a14:useLocalDpi xmlns:a14="http://schemas.microsoft.com/office/drawing/2010/main" val="0"/>
@@ -21122,8 +20509,8 @@
           <w:lang w:val="vi-VN"/>
         </w:rPr>
       </w:pPr>
-      <w:bookmarkStart w:id="70" w:name="_Toc194275013"/>
-      <w:bookmarkStart w:id="71" w:name="_Toc194279537"/>
+      <w:bookmarkStart w:id="69" w:name="_Toc194275013"/>
+      <w:bookmarkStart w:id="70" w:name="_Toc194279537"/>
       <w:r>
         <w:rPr>
           <w:rFonts w:cs="Times New Roman"/>
@@ -21158,8 +20545,8 @@
         </w:rPr>
         <w:t xml:space="preserve">4.1 </w:t>
       </w:r>
+      <w:bookmarkEnd w:id="69"/>
       <w:bookmarkEnd w:id="70"/>
-      <w:bookmarkEnd w:id="71"/>
       <w:r>
         <w:rPr>
           <w:rFonts w:cs="Times New Roman"/>
@@ -21446,8 +20833,8 @@
           <w:lang w:val="vi-VN"/>
         </w:rPr>
       </w:pPr>
-      <w:bookmarkStart w:id="72" w:name="_Toc224129209"/>
-      <w:bookmarkStart w:id="73" w:name="_Toc225007704"/>
+      <w:bookmarkStart w:id="71" w:name="_Toc224129209"/>
+      <w:bookmarkStart w:id="72" w:name="_Toc225007704"/>
       <w:r>
         <w:rPr>
           <w:rFonts w:cs="Times New Roman"/>
@@ -21488,7 +20875,7 @@
         </w:rPr>
         <w:t>SƠ ĐỒ</w:t>
       </w:r>
-      <w:bookmarkEnd w:id="72"/>
+      <w:bookmarkEnd w:id="71"/>
       <w:r>
         <w:rPr>
           <w:rStyle w:val="Hyperlink"/>
@@ -21500,7 +20887,7 @@
         </w:rPr>
         <w:t xml:space="preserve"> ACTIVITY</w:t>
       </w:r>
-      <w:bookmarkEnd w:id="73"/>
+      <w:bookmarkEnd w:id="72"/>
     </w:p>
     <w:p>
       <w:pPr>
@@ -21554,7 +20941,7 @@
                     <pic:cNvPicPr/>
                   </pic:nvPicPr>
                   <pic:blipFill rotWithShape="1">
-                    <a:blip r:embed="rId12" cstate="print">
+                    <a:blip r:embed="rId14" cstate="print">
                       <a:extLst>
                         <a:ext uri="{28A0092B-C50C-407E-A947-70E740481C1C}">
                           <a14:useLocalDpi xmlns:a14="http://schemas.microsoft.com/office/drawing/2010/main" val="0"/>
@@ -21608,8 +20995,8 @@
           <w:lang w:val="vi-VN"/>
         </w:rPr>
       </w:pPr>
-      <w:bookmarkStart w:id="74" w:name="_Toc194275017"/>
-      <w:bookmarkStart w:id="75" w:name="_Toc194279541"/>
+      <w:bookmarkStart w:id="73" w:name="_Toc194275017"/>
+      <w:bookmarkStart w:id="74" w:name="_Toc194279541"/>
       <w:r>
         <w:rPr>
           <w:rFonts w:cs="Times New Roman"/>
@@ -21654,8 +21041,8 @@
         </w:rPr>
         <w:t>Activity</w:t>
       </w:r>
+      <w:bookmarkEnd w:id="73"/>
       <w:bookmarkEnd w:id="74"/>
-      <w:bookmarkEnd w:id="75"/>
       <w:r>
         <w:rPr>
           <w:rFonts w:cs="Times New Roman"/>
@@ -21794,7 +21181,7 @@
                     <pic:cNvPicPr/>
                   </pic:nvPicPr>
                   <pic:blipFill rotWithShape="1">
-                    <a:blip r:embed="rId13">
+                    <a:blip r:embed="rId15">
                       <a:extLst>
                         <a:ext uri="{28A0092B-C50C-407E-A947-70E740481C1C}">
                           <a14:useLocalDpi xmlns:a14="http://schemas.microsoft.com/office/drawing/2010/main" val="0"/>
@@ -21956,7 +21343,7 @@
                     <pic:cNvPicPr/>
                   </pic:nvPicPr>
                   <pic:blipFill rotWithShape="1">
-                    <a:blip r:embed="rId14">
+                    <a:blip r:embed="rId16">
                       <a:extLst>
                         <a:ext uri="{28A0092B-C50C-407E-A947-70E740481C1C}">
                           <a14:useLocalDpi xmlns:a14="http://schemas.microsoft.com/office/drawing/2010/main" val="0"/>
@@ -22212,7 +21599,7 @@
                     <pic:cNvPicPr/>
                   </pic:nvPicPr>
                   <pic:blipFill rotWithShape="1">
-                    <a:blip r:embed="rId15">
+                    <a:blip r:embed="rId17">
                       <a:extLst>
                         <a:ext uri="{28A0092B-C50C-407E-A947-70E740481C1C}">
                           <a14:useLocalDpi xmlns:a14="http://schemas.microsoft.com/office/drawing/2010/main" val="0"/>
@@ -22369,7 +21756,7 @@
                     <pic:cNvPicPr/>
                   </pic:nvPicPr>
                   <pic:blipFill rotWithShape="1">
-                    <a:blip r:embed="rId16">
+                    <a:blip r:embed="rId18">
                       <a:extLst>
                         <a:ext uri="{28A0092B-C50C-407E-A947-70E740481C1C}">
                           <a14:useLocalDpi xmlns:a14="http://schemas.microsoft.com/office/drawing/2010/main" val="0"/>
@@ -22586,7 +21973,7 @@
                     <pic:cNvPicPr/>
                   </pic:nvPicPr>
                   <pic:blipFill rotWithShape="1">
-                    <a:blip r:embed="rId17">
+                    <a:blip r:embed="rId19">
                       <a:extLst>
                         <a:ext uri="{28A0092B-C50C-407E-A947-70E740481C1C}">
                           <a14:useLocalDpi xmlns:a14="http://schemas.microsoft.com/office/drawing/2010/main" val="0"/>
@@ -22804,7 +22191,7 @@
                     <pic:cNvPicPr/>
                   </pic:nvPicPr>
                   <pic:blipFill rotWithShape="1">
-                    <a:blip r:embed="rId18">
+                    <a:blip r:embed="rId20">
                       <a:extLst>
                         <a:ext uri="{28A0092B-C50C-407E-A947-70E740481C1C}">
                           <a14:useLocalDpi xmlns:a14="http://schemas.microsoft.com/office/drawing/2010/main" val="0"/>
@@ -22992,7 +22379,7 @@
           <w:lang w:val="vi-VN"/>
         </w:rPr>
       </w:pPr>
-      <w:bookmarkStart w:id="76" w:name="_Toc225007705"/>
+      <w:bookmarkStart w:id="75" w:name="_Toc225007705"/>
       <w:r>
         <w:rPr>
           <w:lang w:val="vi-VN"/>
@@ -23002,7 +22389,7 @@
       <w:r>
         <w:t xml:space="preserve"> SEQUENCE DIAGRAM</w:t>
       </w:r>
-      <w:bookmarkEnd w:id="76"/>
+      <w:bookmarkEnd w:id="75"/>
     </w:p>
     <w:p>
       <w:pPr>
@@ -23039,7 +22426,7 @@
                     <pic:cNvPicPr/>
                   </pic:nvPicPr>
                   <pic:blipFill>
-                    <a:blip r:embed="rId19" cstate="print">
+                    <a:blip r:embed="rId21" cstate="print">
                       <a:extLst>
                         <a:ext uri="{28A0092B-C50C-407E-A947-70E740481C1C}">
                           <a14:useLocalDpi xmlns:a14="http://schemas.microsoft.com/office/drawing/2010/main" val="0"/>
@@ -23129,7 +22516,7 @@
                     <pic:cNvPicPr/>
                   </pic:nvPicPr>
                   <pic:blipFill>
-                    <a:blip r:embed="rId20" cstate="print">
+                    <a:blip r:embed="rId22" cstate="print">
                       <a:extLst>
                         <a:ext uri="{28A0092B-C50C-407E-A947-70E740481C1C}">
                           <a14:useLocalDpi xmlns:a14="http://schemas.microsoft.com/office/drawing/2010/main" val="0"/>
@@ -23202,8 +22589,8 @@
           <w:lang w:val="vi-VN"/>
         </w:rPr>
       </w:pPr>
-      <w:bookmarkStart w:id="77" w:name="_Toc224129210"/>
-      <w:bookmarkStart w:id="78" w:name="_Toc225007706"/>
+      <w:bookmarkStart w:id="76" w:name="_Toc224129210"/>
+      <w:bookmarkStart w:id="77" w:name="_Toc225007706"/>
       <w:r>
         <w:rPr>
           <w:rStyle w:val="Hyperlink"/>
@@ -23237,7 +22624,7 @@
         </w:rPr>
         <w:t xml:space="preserve">. </w:t>
       </w:r>
-      <w:bookmarkEnd w:id="77"/>
+      <w:bookmarkEnd w:id="76"/>
       <w:r>
         <w:rPr>
           <w:rFonts w:cs="Times New Roman"/>
@@ -23246,7 +22633,7 @@
         </w:rPr>
         <w:t>THIẾT KẾ HỆ THỐNG</w:t>
       </w:r>
-      <w:bookmarkEnd w:id="78"/>
+      <w:bookmarkEnd w:id="77"/>
     </w:p>
     <w:p>
       <w:pPr>
@@ -23344,7 +22731,7 @@
                     <pic:cNvPicPr/>
                   </pic:nvPicPr>
                   <pic:blipFill rotWithShape="1">
-                    <a:blip r:embed="rId21" cstate="print">
+                    <a:blip r:embed="rId23" cstate="print">
                       <a:extLst>
                         <a:ext uri="{28A0092B-C50C-407E-A947-70E740481C1C}">
                           <a14:useLocalDpi xmlns:a14="http://schemas.microsoft.com/office/drawing/2010/main" val="0"/>
@@ -23474,7 +22861,7 @@
                     <pic:cNvPicPr/>
                   </pic:nvPicPr>
                   <pic:blipFill rotWithShape="1">
-                    <a:blip r:embed="rId22">
+                    <a:blip r:embed="rId24">
                       <a:extLst>
                         <a:ext uri="{28A0092B-C50C-407E-A947-70E740481C1C}">
                           <a14:useLocalDpi xmlns:a14="http://schemas.microsoft.com/office/drawing/2010/main" val="0"/>
@@ -23533,8 +22920,8 @@
           <w:lang w:val="vi-VN"/>
         </w:rPr>
       </w:pPr>
-      <w:bookmarkStart w:id="79" w:name="_Toc194275018"/>
-      <w:bookmarkStart w:id="80" w:name="_Toc194279542"/>
+      <w:bookmarkStart w:id="78" w:name="_Toc194275018"/>
+      <w:bookmarkStart w:id="79" w:name="_Toc194279542"/>
       <w:r>
         <w:rPr>
           <w:rFonts w:cs="Times New Roman"/>
@@ -23569,8 +22956,8 @@
         </w:rPr>
         <w:t>4.</w:t>
       </w:r>
+      <w:bookmarkEnd w:id="78"/>
       <w:bookmarkEnd w:id="79"/>
-      <w:bookmarkEnd w:id="80"/>
       <w:r>
         <w:rPr>
           <w:rFonts w:cs="Times New Roman"/>
@@ -23685,7 +23072,7 @@
                     <pic:cNvPicPr/>
                   </pic:nvPicPr>
                   <pic:blipFill rotWithShape="1">
-                    <a:blip r:embed="rId23">
+                    <a:blip r:embed="rId25">
                       <a:extLst>
                         <a:ext uri="{28A0092B-C50C-407E-A947-70E740481C1C}">
                           <a14:useLocalDpi xmlns:a14="http://schemas.microsoft.com/office/drawing/2010/main" val="0"/>
@@ -23735,8 +23122,8 @@
           <w:lang w:val="vi-VN"/>
         </w:rPr>
       </w:pPr>
-      <w:bookmarkStart w:id="81" w:name="_Toc194275019"/>
-      <w:bookmarkStart w:id="82" w:name="_Toc194279543"/>
+      <w:bookmarkStart w:id="80" w:name="_Toc194275019"/>
+      <w:bookmarkStart w:id="81" w:name="_Toc194279543"/>
       <w:r>
         <w:rPr>
           <w:rFonts w:cs="Times New Roman"/>
@@ -23770,8 +23157,8 @@
         </w:rPr>
         <w:t xml:space="preserve"> </w:t>
       </w:r>
+      <w:bookmarkEnd w:id="80"/>
       <w:bookmarkEnd w:id="81"/>
-      <w:bookmarkEnd w:id="82"/>
       <w:r>
         <w:rPr>
           <w:rFonts w:cs="Times New Roman"/>
@@ -23902,7 +23289,7 @@
                     <pic:cNvPicPr/>
                   </pic:nvPicPr>
                   <pic:blipFill rotWithShape="1">
-                    <a:blip r:embed="rId24"/>
+                    <a:blip r:embed="rId26"/>
                     <a:srcRect t="22946" r="1997" b="18148"/>
                     <a:stretch>
                       <a:fillRect/>
@@ -23946,8 +23333,8 @@
           <w:lang w:val="vi-VN"/>
         </w:rPr>
       </w:pPr>
-      <w:bookmarkStart w:id="83" w:name="_Toc194275020"/>
-      <w:bookmarkStart w:id="84" w:name="_Toc194279544"/>
+      <w:bookmarkStart w:id="82" w:name="_Toc194275020"/>
+      <w:bookmarkStart w:id="83" w:name="_Toc194279544"/>
       <w:r>
         <w:rPr>
           <w:rFonts w:cs="Times New Roman"/>
@@ -23994,8 +23381,8 @@
         </w:rPr>
         <w:t>.</w:t>
       </w:r>
+      <w:bookmarkEnd w:id="82"/>
       <w:bookmarkEnd w:id="83"/>
-      <w:bookmarkEnd w:id="84"/>
       <w:r>
         <w:rPr>
           <w:rFonts w:cs="Times New Roman"/>
@@ -24091,7 +23478,7 @@
                     <pic:cNvPicPr/>
                   </pic:nvPicPr>
                   <pic:blipFill>
-                    <a:blip r:embed="rId25"/>
+                    <a:blip r:embed="rId27"/>
                     <a:stretch>
                       <a:fillRect/>
                     </a:stretch>
@@ -24126,8 +23513,8 @@
           <w:lang w:val="vi-VN"/>
         </w:rPr>
       </w:pPr>
-      <w:bookmarkStart w:id="85" w:name="_Toc194275021"/>
-      <w:bookmarkStart w:id="86" w:name="_Toc194279545"/>
+      <w:bookmarkStart w:id="84" w:name="_Toc194275021"/>
+      <w:bookmarkStart w:id="85" w:name="_Toc194279545"/>
       <w:r>
         <w:rPr>
           <w:rFonts w:cs="Times New Roman"/>
@@ -24219,8 +23606,8 @@
         </w:rPr>
         <w:t>)</w:t>
       </w:r>
+      <w:bookmarkEnd w:id="84"/>
       <w:bookmarkEnd w:id="85"/>
-      <w:bookmarkEnd w:id="86"/>
     </w:p>
     <w:p>
       <w:pPr>
@@ -24260,7 +23647,7 @@
                     <pic:cNvPicPr/>
                   </pic:nvPicPr>
                   <pic:blipFill>
-                    <a:blip r:embed="rId26"/>
+                    <a:blip r:embed="rId28"/>
                     <a:stretch>
                       <a:fillRect/>
                     </a:stretch>
@@ -24309,8 +23696,8 @@
           <w:lang w:val="vi-VN"/>
         </w:rPr>
       </w:pPr>
-      <w:bookmarkStart w:id="87" w:name="_Toc194275022"/>
-      <w:bookmarkStart w:id="88" w:name="_Toc194279546"/>
+      <w:bookmarkStart w:id="86" w:name="_Toc194275022"/>
+      <w:bookmarkStart w:id="87" w:name="_Toc194279546"/>
       <w:r>
         <w:rPr>
           <w:rFonts w:cs="Times New Roman"/>
@@ -24345,8 +23732,8 @@
         </w:rPr>
         <w:t>4.</w:t>
       </w:r>
+      <w:bookmarkEnd w:id="86"/>
       <w:bookmarkEnd w:id="87"/>
-      <w:bookmarkEnd w:id="88"/>
       <w:r>
         <w:rPr>
           <w:rFonts w:cs="Times New Roman"/>
@@ -24392,8 +23779,8 @@
           <w:lang w:val="vi-VN"/>
         </w:rPr>
       </w:pPr>
-      <w:bookmarkStart w:id="89" w:name="_Toc224129212"/>
-      <w:bookmarkStart w:id="90" w:name="_Toc225007707"/>
+      <w:bookmarkStart w:id="88" w:name="_Toc224129212"/>
+      <w:bookmarkStart w:id="89" w:name="_Toc225007707"/>
       <w:r>
         <w:rPr>
           <w:rFonts w:cs="Times New Roman"/>
@@ -24411,8 +23798,8 @@
         </w:rPr>
         <w:t>5</w:t>
       </w:r>
+      <w:bookmarkEnd w:id="88"/>
       <w:bookmarkEnd w:id="89"/>
-      <w:bookmarkEnd w:id="90"/>
     </w:p>
     <w:p>
       <w:pPr>
@@ -24425,7 +23812,7 @@
           <w:lang w:val="vi-VN"/>
         </w:rPr>
       </w:pPr>
-      <w:bookmarkStart w:id="91" w:name="_Toc225007708"/>
+      <w:bookmarkStart w:id="90" w:name="_Toc225007708"/>
       <w:r>
         <w:rPr>
           <w:rFonts w:cs="Times New Roman"/>
@@ -24434,7 +23821,7 @@
         </w:rPr>
         <w:t>PHÂN TÍCH VÀ THIẾT KẾ CƠ SỞ DỮ LIỆU</w:t>
       </w:r>
-      <w:bookmarkEnd w:id="91"/>
+      <w:bookmarkEnd w:id="90"/>
     </w:p>
     <w:p>
       <w:pPr>
@@ -24448,9 +23835,9 @@
           <w:lang w:val="vi-VN"/>
         </w:rPr>
       </w:pPr>
-      <w:bookmarkStart w:id="92" w:name="_Toc194270074"/>
-      <w:bookmarkStart w:id="93" w:name="_Toc224129214"/>
-      <w:bookmarkStart w:id="94" w:name="_Toc225007709"/>
+      <w:bookmarkStart w:id="91" w:name="_Toc194270074"/>
+      <w:bookmarkStart w:id="92" w:name="_Toc224129214"/>
+      <w:bookmarkStart w:id="93" w:name="_Toc225007709"/>
       <w:r>
         <w:rPr>
           <w:rFonts w:cs="Times New Roman"/>
@@ -24481,8 +23868,8 @@
         </w:rPr>
         <w:t xml:space="preserve"> </w:t>
       </w:r>
+      <w:bookmarkEnd w:id="91"/>
       <w:bookmarkEnd w:id="92"/>
-      <w:bookmarkEnd w:id="93"/>
       <w:r>
         <w:rPr>
           <w:rStyle w:val="Hyperlink"/>
@@ -24504,7 +23891,7 @@
         </w:rPr>
         <w:t xml:space="preserve"> TÍCH YÊU CẦU DỮ LIỆU</w:t>
       </w:r>
-      <w:bookmarkEnd w:id="94"/>
+      <w:bookmarkEnd w:id="93"/>
     </w:p>
     <w:p>
       <w:pPr>
@@ -26092,7 +25479,7 @@
                     <pic:cNvPicPr/>
                   </pic:nvPicPr>
                   <pic:blipFill>
-                    <a:blip r:embed="rId27"/>
+                    <a:blip r:embed="rId29"/>
                     <a:stretch>
                       <a:fillRect/>
                     </a:stretch>
@@ -26212,9 +25599,9 @@
           <w:lang w:val="vi-VN"/>
         </w:rPr>
       </w:pPr>
-      <w:bookmarkStart w:id="95" w:name="_Toc194270075"/>
-      <w:bookmarkStart w:id="96" w:name="_Toc224129215"/>
-      <w:bookmarkStart w:id="97" w:name="_Toc225007710"/>
+      <w:bookmarkStart w:id="94" w:name="_Toc194270075"/>
+      <w:bookmarkStart w:id="95" w:name="_Toc224129215"/>
+      <w:bookmarkStart w:id="96" w:name="_Toc225007710"/>
       <w:r>
         <w:rPr>
           <w:rFonts w:cs="Times New Roman"/>
@@ -26239,17 +25626,17 @@
         </w:rPr>
         <w:t xml:space="preserve"> DỮ LIỆU</w:t>
       </w:r>
+      <w:bookmarkEnd w:id="94"/>
       <w:bookmarkEnd w:id="95"/>
+      <w:r>
+        <w:rPr>
+          <w:rFonts w:cs="Times New Roman"/>
+          <w:szCs w:val="28"/>
+          <w:lang w:val="vi-VN"/>
+        </w:rPr>
+        <w:t xml:space="preserve"> HỆ THỐNG</w:t>
+      </w:r>
       <w:bookmarkEnd w:id="96"/>
-      <w:r>
-        <w:rPr>
-          <w:rFonts w:cs="Times New Roman"/>
-          <w:szCs w:val="28"/>
-          <w:lang w:val="vi-VN"/>
-        </w:rPr>
-        <w:t xml:space="preserve"> HỆ THỐNG</w:t>
-      </w:r>
-      <w:bookmarkEnd w:id="97"/>
     </w:p>
     <w:p>
       <w:pPr>
@@ -26723,8 +26110,8 @@
           <w:lang w:val="vi-VN"/>
         </w:rPr>
       </w:pPr>
-      <w:bookmarkStart w:id="98" w:name="_Toc194278514"/>
-      <w:bookmarkStart w:id="99" w:name="_Toc194279576"/>
+      <w:bookmarkStart w:id="97" w:name="_Toc194278514"/>
+      <w:bookmarkStart w:id="98" w:name="_Toc194279576"/>
       <w:r>
         <w:rPr>
           <w:i/>
@@ -26771,8 +26158,8 @@
         </w:rPr>
         <w:t xml:space="preserve">5.2.2 </w:t>
       </w:r>
+      <w:bookmarkEnd w:id="97"/>
       <w:bookmarkEnd w:id="98"/>
-      <w:bookmarkEnd w:id="99"/>
       <w:r>
         <w:rPr>
           <w:rFonts w:cs="Times New Roman"/>
@@ -30639,8 +30026,8 @@
           <w:lang w:val="vi-VN"/>
         </w:rPr>
       </w:pPr>
-      <w:bookmarkStart w:id="100" w:name="_Toc225002178"/>
-      <w:bookmarkStart w:id="101" w:name="_Toc225002464"/>
+      <w:bookmarkStart w:id="99" w:name="_Toc225002178"/>
+      <w:bookmarkStart w:id="100" w:name="_Toc225002464"/>
       <w:r>
         <w:rPr>
           <w:rFonts w:cs="Times New Roman"/>
@@ -30697,8 +30084,8 @@
         </w:rPr>
         <w:t>_rules</w:t>
       </w:r>
+      <w:bookmarkEnd w:id="99"/>
       <w:bookmarkEnd w:id="100"/>
-      <w:bookmarkEnd w:id="101"/>
     </w:p>
     <w:p>
       <w:pPr>
@@ -31166,8 +30553,8 @@
           <w:lang w:val="vi-VN"/>
         </w:rPr>
       </w:pPr>
-      <w:bookmarkStart w:id="102" w:name="_Toc225002179"/>
-      <w:bookmarkStart w:id="103" w:name="_Toc225002465"/>
+      <w:bookmarkStart w:id="101" w:name="_Toc225002179"/>
+      <w:bookmarkStart w:id="102" w:name="_Toc225002465"/>
       <w:r>
         <w:rPr>
           <w:rFonts w:cs="Times New Roman"/>
@@ -31224,8 +30611,8 @@
         </w:rPr>
         <w:t xml:space="preserve"> Food_Ingredient</w:t>
       </w:r>
+      <w:bookmarkEnd w:id="101"/>
       <w:bookmarkEnd w:id="102"/>
-      <w:bookmarkEnd w:id="103"/>
     </w:p>
     <w:p>
       <w:pPr>
@@ -31689,8 +31076,8 @@
           <w:lang w:val="vi-VN"/>
         </w:rPr>
       </w:pPr>
-      <w:bookmarkStart w:id="104" w:name="_Toc194278516"/>
-      <w:bookmarkStart w:id="105" w:name="_Toc194279578"/>
+      <w:bookmarkStart w:id="103" w:name="_Toc194278516"/>
+      <w:bookmarkStart w:id="104" w:name="_Toc194279578"/>
       <w:r>
         <w:rPr>
           <w:i/>
@@ -31713,8 +31100,8 @@
         <w:t xml:space="preserve"> 5.5 Nutitrient_translation</w:t>
       </w:r>
     </w:p>
+    <w:bookmarkEnd w:id="103"/>
     <w:bookmarkEnd w:id="104"/>
-    <w:bookmarkEnd w:id="105"/>
     <w:p>
       <w:pPr>
         <w:pStyle w:val="ListParagraph"/>
@@ -31890,7 +31277,7 @@
           <w:lang w:val="vi-VN"/>
         </w:rPr>
       </w:pPr>
-      <w:bookmarkStart w:id="106" w:name="_Toc225007711"/>
+      <w:bookmarkStart w:id="105" w:name="_Toc225007711"/>
       <w:r>
         <w:rPr>
           <w:rFonts w:cs="Times New Roman"/>
@@ -31899,8 +31286,8 @@
         </w:rPr>
         <w:t>5.</w:t>
       </w:r>
-      <w:bookmarkStart w:id="107" w:name="_Toc194270076"/>
-      <w:bookmarkStart w:id="108" w:name="_Toc224129216"/>
+      <w:bookmarkStart w:id="106" w:name="_Toc194270076"/>
+      <w:bookmarkStart w:id="107" w:name="_Toc224129216"/>
       <w:r>
         <w:rPr>
           <w:rFonts w:cs="Times New Roman"/>
@@ -31926,8 +31313,8 @@
         </w:rPr>
         <w:t>BẢNG</w:t>
       </w:r>
+      <w:bookmarkEnd w:id="106"/>
       <w:bookmarkEnd w:id="107"/>
-      <w:bookmarkEnd w:id="108"/>
       <w:r>
         <w:rPr>
           <w:rStyle w:val="Hyperlink"/>
@@ -31950,7 +31337,7 @@
         </w:rPr>
         <w:t>KẾT QUẢ TRỰC QUAN HÓA TRÊN NEO4J</w:t>
       </w:r>
-      <w:bookmarkEnd w:id="106"/>
+      <w:bookmarkEnd w:id="105"/>
     </w:p>
     <w:p>
       <w:pPr>
@@ -31991,7 +31378,7 @@
                     <pic:cNvPicPr/>
                   </pic:nvPicPr>
                   <pic:blipFill>
-                    <a:blip r:embed="rId28"/>
+                    <a:blip r:embed="rId30"/>
                     <a:stretch>
                       <a:fillRect/>
                     </a:stretch>
@@ -32125,7 +31512,7 @@
                     <pic:cNvPicPr/>
                   </pic:nvPicPr>
                   <pic:blipFill>
-                    <a:blip r:embed="rId29"/>
+                    <a:blip r:embed="rId31"/>
                     <a:stretch>
                       <a:fillRect/>
                     </a:stretch>
@@ -32297,7 +31684,7 @@
                     <pic:cNvPicPr/>
                   </pic:nvPicPr>
                   <pic:blipFill>
-                    <a:blip r:embed="rId30"/>
+                    <a:blip r:embed="rId32"/>
                     <a:stretch>
                       <a:fillRect/>
                     </a:stretch>
@@ -32508,7 +31895,7 @@
                     <pic:cNvPicPr/>
                   </pic:nvPicPr>
                   <pic:blipFill>
-                    <a:blip r:embed="rId31">
+                    <a:blip r:embed="rId33">
                       <a:extLst>
                         <a:ext uri="{28A0092B-C50C-407E-A947-70E740481C1C}">
                           <a14:useLocalDpi xmlns:a14="http://schemas.microsoft.com/office/drawing/2010/main" val="0"/>
@@ -32615,8 +32002,8 @@
           <w:lang w:val="vi-VN"/>
         </w:rPr>
       </w:pPr>
-      <w:bookmarkStart w:id="109" w:name="_Toc225007712"/>
-      <w:bookmarkStart w:id="110" w:name="_Toc224129217"/>
+      <w:bookmarkStart w:id="108" w:name="_Toc225007712"/>
+      <w:bookmarkStart w:id="109" w:name="_Toc224129217"/>
       <w:r>
         <w:rPr>
           <w:rFonts w:cs="Times New Roman"/>
@@ -32634,16 +32021,16 @@
         </w:rPr>
         <w:t>6</w:t>
       </w:r>
+      <w:bookmarkEnd w:id="108"/>
+      <w:r>
+        <w:rPr>
+          <w:rFonts w:cs="Times New Roman"/>
+          <w:szCs w:val="32"/>
+          <w:lang w:val="vi-VN"/>
+        </w:rPr>
+        <w:t xml:space="preserve"> </w:t>
+      </w:r>
       <w:bookmarkEnd w:id="109"/>
-      <w:r>
-        <w:rPr>
-          <w:rFonts w:cs="Times New Roman"/>
-          <w:szCs w:val="32"/>
-          <w:lang w:val="vi-VN"/>
-        </w:rPr>
-        <w:t xml:space="preserve"> </w:t>
-      </w:r>
-      <w:bookmarkEnd w:id="110"/>
     </w:p>
     <w:p>
       <w:pPr>
@@ -32656,8 +32043,8 @@
           <w:lang w:val="vi-VN"/>
         </w:rPr>
       </w:pPr>
-      <w:bookmarkStart w:id="111" w:name="_Toc224129218"/>
-      <w:bookmarkStart w:id="112" w:name="_Toc225007713"/>
+      <w:bookmarkStart w:id="110" w:name="_Toc224129218"/>
+      <w:bookmarkStart w:id="111" w:name="_Toc225007713"/>
       <w:r>
         <w:rPr>
           <w:rFonts w:cs="Times New Roman"/>
@@ -32666,8 +32053,8 @@
         </w:rPr>
         <w:t>ĐẶC TẢ GIAO DIỆN</w:t>
       </w:r>
+      <w:bookmarkEnd w:id="110"/>
       <w:bookmarkEnd w:id="111"/>
-      <w:bookmarkEnd w:id="112"/>
     </w:p>
     <w:p>
       <w:pPr>
@@ -32680,8 +32067,8 @@
           <w:lang w:val="vi-VN"/>
         </w:rPr>
       </w:pPr>
-      <w:bookmarkStart w:id="113" w:name="_Toc224129219"/>
-      <w:bookmarkStart w:id="114" w:name="_Toc225007714"/>
+      <w:bookmarkStart w:id="112" w:name="_Toc224129219"/>
+      <w:bookmarkStart w:id="113" w:name="_Toc225007714"/>
       <w:r>
         <w:rPr>
           <w:rFonts w:cs="Times New Roman"/>
@@ -32690,23 +32077,23 @@
         </w:rPr>
         <w:t xml:space="preserve">6.1 GIAO DIỆN </w:t>
       </w:r>
+      <w:bookmarkEnd w:id="112"/>
+      <w:r>
+        <w:rPr>
+          <w:rFonts w:cs="Times New Roman"/>
+          <w:szCs w:val="28"/>
+        </w:rPr>
+        <w:t>TRANG TỔNG</w:t>
+      </w:r>
+      <w:r>
+        <w:rPr>
+          <w:rFonts w:cs="Times New Roman"/>
+          <w:szCs w:val="28"/>
+          <w:lang w:val="vi-VN"/>
+        </w:rPr>
+        <w:t xml:space="preserve"> QUAN</w:t>
+      </w:r>
       <w:bookmarkEnd w:id="113"/>
-      <w:r>
-        <w:rPr>
-          <w:rFonts w:cs="Times New Roman"/>
-          <w:szCs w:val="28"/>
-        </w:rPr>
-        <w:t>TRANG TỔNG</w:t>
-      </w:r>
-      <w:r>
-        <w:rPr>
-          <w:rFonts w:cs="Times New Roman"/>
-          <w:szCs w:val="28"/>
-          <w:lang w:val="vi-VN"/>
-        </w:rPr>
-        <w:t xml:space="preserve"> QUAN</w:t>
-      </w:r>
-      <w:bookmarkEnd w:id="114"/>
     </w:p>
     <w:p>
       <w:pPr>
@@ -32755,7 +32142,7 @@
                     <pic:cNvPicPr/>
                   </pic:nvPicPr>
                   <pic:blipFill>
-                    <a:blip r:embed="rId32"/>
+                    <a:blip r:embed="rId34"/>
                     <a:stretch>
                       <a:fillRect/>
                     </a:stretch>
@@ -32789,7 +32176,7 @@
           <w:szCs w:val="24"/>
         </w:rPr>
       </w:pPr>
-      <w:bookmarkStart w:id="115" w:name="_Toc194279587"/>
+      <w:bookmarkStart w:id="114" w:name="_Toc194279587"/>
       <w:r>
         <w:rPr>
           <w:rFonts w:cs="Times New Roman"/>
@@ -32824,7 +32211,7 @@
         </w:rPr>
         <w:t xml:space="preserve">6.1 Giao </w:t>
       </w:r>
-      <w:bookmarkEnd w:id="115"/>
+      <w:bookmarkEnd w:id="114"/>
       <w:r>
         <w:rPr>
           <w:rFonts w:cs="Times New Roman"/>
@@ -32902,7 +32289,7 @@
           <w:lang w:val="vi-VN"/>
         </w:rPr>
       </w:pPr>
-      <w:bookmarkStart w:id="116" w:name="_Toc225007715"/>
+      <w:bookmarkStart w:id="115" w:name="_Toc225007715"/>
       <w:r>
         <w:rPr>
           <w:rFonts w:cs="Times New Roman"/>
@@ -32927,7 +32314,7 @@
         </w:rPr>
         <w:t xml:space="preserve"> ĐÁP</w:t>
       </w:r>
-      <w:bookmarkEnd w:id="116"/>
+      <w:bookmarkEnd w:id="115"/>
     </w:p>
     <w:p>
       <w:pPr>
@@ -32970,7 +32357,7 @@
                     <pic:cNvPicPr/>
                   </pic:nvPicPr>
                   <pic:blipFill>
-                    <a:blip r:embed="rId33"/>
+                    <a:blip r:embed="rId35"/>
                     <a:stretch>
                       <a:fillRect/>
                     </a:stretch>
@@ -33005,7 +32392,7 @@
           <w:lang w:val="vi-VN"/>
         </w:rPr>
       </w:pPr>
-      <w:bookmarkStart w:id="117" w:name="_Toc194279588"/>
+      <w:bookmarkStart w:id="116" w:name="_Toc194279588"/>
       <w:r>
         <w:rPr>
           <w:rFonts w:cs="Times New Roman"/>
@@ -33040,7 +32427,7 @@
         </w:rPr>
         <w:t xml:space="preserve"> Giao diện trang </w:t>
       </w:r>
-      <w:bookmarkEnd w:id="117"/>
+      <w:bookmarkEnd w:id="116"/>
       <w:r>
         <w:rPr>
           <w:rFonts w:cs="Times New Roman"/>
@@ -33105,8 +32492,8 @@
           <w:lang w:val="vi-VN"/>
         </w:rPr>
       </w:pPr>
-      <w:bookmarkStart w:id="118" w:name="_Toc224129221"/>
-      <w:bookmarkStart w:id="119" w:name="_Toc225007716"/>
+      <w:bookmarkStart w:id="117" w:name="_Toc224129221"/>
+      <w:bookmarkStart w:id="118" w:name="_Toc225007716"/>
       <w:r>
         <w:rPr>
           <w:rFonts w:cs="Times New Roman"/>
@@ -33116,23 +32503,23 @@
         <w:lastRenderedPageBreak/>
         <w:t xml:space="preserve">6.3 GIAO DIỆN </w:t>
       </w:r>
+      <w:bookmarkEnd w:id="117"/>
+      <w:r>
+        <w:rPr>
+          <w:rFonts w:cs="Times New Roman"/>
+          <w:szCs w:val="28"/>
+        </w:rPr>
+        <w:t>PHÂN</w:t>
+      </w:r>
+      <w:r>
+        <w:rPr>
+          <w:rFonts w:cs="Times New Roman"/>
+          <w:szCs w:val="28"/>
+          <w:lang w:val="vi-VN"/>
+        </w:rPr>
+        <w:t xml:space="preserve"> TÍCH MÓN ĂN</w:t>
+      </w:r>
       <w:bookmarkEnd w:id="118"/>
-      <w:r>
-        <w:rPr>
-          <w:rFonts w:cs="Times New Roman"/>
-          <w:szCs w:val="28"/>
-        </w:rPr>
-        <w:t>PHÂN</w:t>
-      </w:r>
-      <w:r>
-        <w:rPr>
-          <w:rFonts w:cs="Times New Roman"/>
-          <w:szCs w:val="28"/>
-          <w:lang w:val="vi-VN"/>
-        </w:rPr>
-        <w:t xml:space="preserve"> TÍCH MÓN ĂN</w:t>
-      </w:r>
-      <w:bookmarkEnd w:id="119"/>
     </w:p>
     <w:p>
       <w:pPr>
@@ -33164,7 +32551,7 @@
                     <pic:cNvPicPr/>
                   </pic:nvPicPr>
                   <pic:blipFill>
-                    <a:blip r:embed="rId34"/>
+                    <a:blip r:embed="rId36"/>
                     <a:stretch>
                       <a:fillRect/>
                     </a:stretch>
@@ -33198,7 +32585,7 @@
           <w:lang w:val="vi-VN"/>
         </w:rPr>
       </w:pPr>
-      <w:bookmarkStart w:id="120" w:name="_Toc194279589"/>
+      <w:bookmarkStart w:id="119" w:name="_Toc194279589"/>
       <w:r>
         <w:rPr>
           <w:rFonts w:cs="Times New Roman"/>
@@ -33245,7 +32632,7 @@
         </w:rPr>
         <w:t xml:space="preserve"> diện </w:t>
       </w:r>
-      <w:bookmarkEnd w:id="120"/>
+      <w:bookmarkEnd w:id="119"/>
       <w:r>
         <w:rPr>
           <w:rFonts w:cs="Times New Roman"/>
@@ -33317,8 +32704,8 @@
           <w:lang w:val="vi-VN"/>
         </w:rPr>
       </w:pPr>
-      <w:bookmarkStart w:id="121" w:name="_Toc224129222"/>
-      <w:bookmarkStart w:id="122" w:name="_Toc225007717"/>
+      <w:bookmarkStart w:id="120" w:name="_Toc224129222"/>
+      <w:bookmarkStart w:id="121" w:name="_Toc225007717"/>
       <w:r>
         <w:rPr>
           <w:rFonts w:cs="Times New Roman"/>
@@ -33328,16 +32715,16 @@
         <w:lastRenderedPageBreak/>
         <w:t xml:space="preserve">6.4 GIAO </w:t>
       </w:r>
+      <w:bookmarkEnd w:id="120"/>
+      <w:r>
+        <w:rPr>
+          <w:rFonts w:cs="Times New Roman"/>
+          <w:sz w:val="26"/>
+          <w:lang w:val="vi-VN"/>
+        </w:rPr>
+        <w:t>DIỆN TRA CỨU MÓN ĂN THEO BỆNH</w:t>
+      </w:r>
       <w:bookmarkEnd w:id="121"/>
-      <w:r>
-        <w:rPr>
-          <w:rFonts w:cs="Times New Roman"/>
-          <w:sz w:val="26"/>
-          <w:lang w:val="vi-VN"/>
-        </w:rPr>
-        <w:t>DIỆN TRA CỨU MÓN ĂN THEO BỆNH</w:t>
-      </w:r>
-      <w:bookmarkEnd w:id="122"/>
     </w:p>
     <w:p>
       <w:pPr>
@@ -33370,7 +32757,7 @@
                     <pic:cNvPicPr/>
                   </pic:nvPicPr>
                   <pic:blipFill>
-                    <a:blip r:embed="rId35"/>
+                    <a:blip r:embed="rId37"/>
                     <a:stretch>
                       <a:fillRect/>
                     </a:stretch>
@@ -33414,7 +32801,7 @@
           <w:szCs w:val="24"/>
         </w:rPr>
       </w:pPr>
-      <w:bookmarkStart w:id="123" w:name="_Toc194279590"/>
+      <w:bookmarkStart w:id="122" w:name="_Toc194279590"/>
       <w:r>
         <w:rPr>
           <w:rFonts w:cs="Times New Roman"/>
@@ -33461,7 +32848,7 @@
         </w:rPr>
         <w:t xml:space="preserve"> diện </w:t>
       </w:r>
-      <w:bookmarkEnd w:id="123"/>
+      <w:bookmarkEnd w:id="122"/>
       <w:r>
         <w:rPr>
           <w:rFonts w:cs="Times New Roman"/>
@@ -33498,8 +32885,8 @@
           <w:lang w:val="vi-VN"/>
         </w:rPr>
       </w:pPr>
-      <w:bookmarkStart w:id="124" w:name="_Toc224129223"/>
-      <w:bookmarkStart w:id="125" w:name="_Toc225007718"/>
+      <w:bookmarkStart w:id="123" w:name="_Toc224129223"/>
+      <w:bookmarkStart w:id="124" w:name="_Toc225007718"/>
       <w:r>
         <w:rPr>
           <w:rFonts w:cs="Times New Roman"/>
@@ -33509,16 +32896,16 @@
         <w:lastRenderedPageBreak/>
         <w:t xml:space="preserve">6.5 GIAO </w:t>
       </w:r>
+      <w:bookmarkEnd w:id="123"/>
+      <w:r>
+        <w:rPr>
+          <w:rFonts w:cs="Times New Roman"/>
+          <w:sz w:val="26"/>
+          <w:lang w:val="vi-VN"/>
+        </w:rPr>
+        <w:t>DIỆN TRA CỨU DINH DƯỠNG NGUYÊN LIỆU</w:t>
+      </w:r>
       <w:bookmarkEnd w:id="124"/>
-      <w:r>
-        <w:rPr>
-          <w:rFonts w:cs="Times New Roman"/>
-          <w:sz w:val="26"/>
-          <w:lang w:val="vi-VN"/>
-        </w:rPr>
-        <w:t>DIỆN TRA CỨU DINH DƯỠNG NGUYÊN LIỆU</w:t>
-      </w:r>
-      <w:bookmarkEnd w:id="125"/>
     </w:p>
     <w:p>
       <w:pPr>
@@ -33550,7 +32937,7 @@
                     <pic:cNvPicPr/>
                   </pic:nvPicPr>
                   <pic:blipFill>
-                    <a:blip r:embed="rId36"/>
+                    <a:blip r:embed="rId38"/>
                     <a:stretch>
                       <a:fillRect/>
                     </a:stretch>
@@ -33585,7 +32972,7 @@
           <w:lang w:val="vi-VN"/>
         </w:rPr>
       </w:pPr>
-      <w:bookmarkStart w:id="126" w:name="_Toc194279591"/>
+      <w:bookmarkStart w:id="125" w:name="_Toc194279591"/>
       <w:r>
         <w:rPr>
           <w:rFonts w:cs="Times New Roman"/>
@@ -33620,7 +33007,7 @@
         </w:rPr>
         <w:t xml:space="preserve">5. Giao diện </w:t>
       </w:r>
-      <w:bookmarkEnd w:id="126"/>
+      <w:bookmarkEnd w:id="125"/>
       <w:r>
         <w:rPr>
           <w:rFonts w:cs="Times New Roman"/>
@@ -33684,8 +33071,8 @@
           <w:lang w:val="vi-VN"/>
         </w:rPr>
       </w:pPr>
-      <w:bookmarkStart w:id="127" w:name="_Toc224129224"/>
-      <w:bookmarkStart w:id="128" w:name="_Toc225007719"/>
+      <w:bookmarkStart w:id="126" w:name="_Toc224129224"/>
+      <w:bookmarkStart w:id="127" w:name="_Toc225007719"/>
       <w:r>
         <w:rPr>
           <w:rFonts w:cs="Times New Roman"/>
@@ -33695,16 +33082,16 @@
         <w:lastRenderedPageBreak/>
         <w:t xml:space="preserve">6.6 GIAO </w:t>
       </w:r>
+      <w:bookmarkEnd w:id="126"/>
+      <w:r>
+        <w:rPr>
+          <w:rFonts w:cs="Times New Roman"/>
+          <w:sz w:val="26"/>
+          <w:lang w:val="vi-VN"/>
+        </w:rPr>
+        <w:t>DIỆN TÍNH TỔNG DINH DƯỠNG TỪ CÁC NGUYÊN LIỆU</w:t>
+      </w:r>
       <w:bookmarkEnd w:id="127"/>
-      <w:r>
-        <w:rPr>
-          <w:rFonts w:cs="Times New Roman"/>
-          <w:sz w:val="26"/>
-          <w:lang w:val="vi-VN"/>
-        </w:rPr>
-        <w:t>DIỆN TÍNH TỔNG DINH DƯỠNG TỪ CÁC NGUYÊN LIỆU</w:t>
-      </w:r>
-      <w:bookmarkEnd w:id="128"/>
     </w:p>
     <w:p>
       <w:pPr>
@@ -33746,7 +33133,7 @@
                     <pic:cNvPicPr/>
                   </pic:nvPicPr>
                   <pic:blipFill>
-                    <a:blip r:embed="rId37"/>
+                    <a:blip r:embed="rId39"/>
                     <a:stretch>
                       <a:fillRect/>
                     </a:stretch>
@@ -33779,7 +33166,7 @@
           <w:lang w:val="vi-VN"/>
         </w:rPr>
       </w:pPr>
-      <w:bookmarkStart w:id="129" w:name="_Toc194279592"/>
+      <w:bookmarkStart w:id="128" w:name="_Toc194279592"/>
       <w:r>
         <w:rPr>
           <w:rFonts w:cs="Times New Roman"/>
@@ -33808,7 +33195,7 @@
         </w:rPr>
         <w:t xml:space="preserve">Giao diện </w:t>
       </w:r>
-      <w:bookmarkEnd w:id="129"/>
+      <w:bookmarkEnd w:id="128"/>
       <w:r>
         <w:rPr>
           <w:rFonts w:cs="Times New Roman"/>
@@ -33858,7 +33245,7 @@
           <w:lang w:val="vi-VN"/>
         </w:rPr>
       </w:pPr>
-      <w:bookmarkStart w:id="130" w:name="_Toc224129225"/>
+      <w:bookmarkStart w:id="129" w:name="_Toc224129225"/>
       <w:r>
         <w:rPr>
           <w:rFonts w:cs="Times New Roman"/>
@@ -33878,7 +33265,7 @@
           <w:lang w:val="vi-VN"/>
         </w:rPr>
       </w:pPr>
-      <w:bookmarkStart w:id="131" w:name="_Toc225007720"/>
+      <w:bookmarkStart w:id="130" w:name="_Toc225007720"/>
       <w:r>
         <w:rPr>
           <w:rFonts w:cs="Times New Roman"/>
@@ -33903,16 +33290,16 @@
         </w:rPr>
         <w:t xml:space="preserve"> GIAO DIỆN</w:t>
       </w:r>
+      <w:bookmarkEnd w:id="129"/>
+      <w:r>
+        <w:rPr>
+          <w:rFonts w:cs="Times New Roman"/>
+          <w:sz w:val="26"/>
+          <w:lang w:val="vi-VN"/>
+        </w:rPr>
+        <w:t xml:space="preserve"> MÓN THAY THẾ</w:t>
+      </w:r>
       <w:bookmarkEnd w:id="130"/>
-      <w:r>
-        <w:rPr>
-          <w:rFonts w:cs="Times New Roman"/>
-          <w:sz w:val="26"/>
-          <w:lang w:val="vi-VN"/>
-        </w:rPr>
-        <w:t xml:space="preserve"> MÓN THAY THẾ</w:t>
-      </w:r>
-      <w:bookmarkEnd w:id="131"/>
     </w:p>
     <w:p>
       <w:pPr>
@@ -33954,7 +33341,7 @@
                     <pic:cNvPicPr/>
                   </pic:nvPicPr>
                   <pic:blipFill>
-                    <a:blip r:embed="rId38"/>
+                    <a:blip r:embed="rId40"/>
                     <a:stretch>
                       <a:fillRect/>
                     </a:stretch>
@@ -33987,7 +33374,7 @@
           <w:lang w:val="vi-VN"/>
         </w:rPr>
       </w:pPr>
-      <w:bookmarkStart w:id="132" w:name="_Toc194279593"/>
+      <w:bookmarkStart w:id="131" w:name="_Toc194279593"/>
       <w:r>
         <w:rPr>
           <w:rFonts w:cs="Times New Roman"/>
@@ -34016,7 +33403,7 @@
         </w:rPr>
         <w:t xml:space="preserve">6.7 Giao diện </w:t>
       </w:r>
-      <w:bookmarkEnd w:id="132"/>
+      <w:bookmarkEnd w:id="131"/>
       <w:r>
         <w:rPr>
           <w:rFonts w:cs="Times New Roman"/>
@@ -34087,8 +33474,8 @@
           <w:lang w:val="vi-VN"/>
         </w:rPr>
       </w:pPr>
-      <w:bookmarkStart w:id="133" w:name="_Toc224129226"/>
-      <w:bookmarkStart w:id="134" w:name="_Toc225007721"/>
+      <w:bookmarkStart w:id="132" w:name="_Toc224129226"/>
+      <w:bookmarkStart w:id="133" w:name="_Toc225007721"/>
       <w:r>
         <w:rPr>
           <w:rFonts w:cs="Times New Roman"/>
@@ -34113,16 +33500,16 @@
         </w:rPr>
         <w:t xml:space="preserve"> GIAO DIỆN</w:t>
       </w:r>
+      <w:bookmarkEnd w:id="132"/>
+      <w:r>
+        <w:rPr>
+          <w:rFonts w:cs="Times New Roman"/>
+          <w:sz w:val="26"/>
+          <w:lang w:val="vi-VN"/>
+        </w:rPr>
+        <w:t xml:space="preserve"> THỰC ĐƠN MỘT NGÀY</w:t>
+      </w:r>
       <w:bookmarkEnd w:id="133"/>
-      <w:r>
-        <w:rPr>
-          <w:rFonts w:cs="Times New Roman"/>
-          <w:sz w:val="26"/>
-          <w:lang w:val="vi-VN"/>
-        </w:rPr>
-        <w:t xml:space="preserve"> THỰC ĐƠN MỘT NGÀY</w:t>
-      </w:r>
-      <w:bookmarkEnd w:id="134"/>
     </w:p>
     <w:p>
       <w:pPr>
@@ -34154,7 +33541,7 @@
                     <pic:cNvPicPr/>
                   </pic:nvPicPr>
                   <pic:blipFill>
-                    <a:blip r:embed="rId39"/>
+                    <a:blip r:embed="rId41"/>
                     <a:stretch>
                       <a:fillRect/>
                     </a:stretch>
@@ -34189,7 +33576,7 @@
           <w:lang w:val="vi-VN"/>
         </w:rPr>
       </w:pPr>
-      <w:bookmarkStart w:id="135" w:name="_Toc194279594"/>
+      <w:bookmarkStart w:id="134" w:name="_Toc194279594"/>
       <w:r>
         <w:rPr>
           <w:rFonts w:cs="Times New Roman"/>
@@ -34280,7 +33667,7 @@
         </w:rPr>
         <w:t xml:space="preserve"> diện </w:t>
       </w:r>
-      <w:bookmarkEnd w:id="135"/>
+      <w:bookmarkEnd w:id="134"/>
       <w:r>
         <w:rPr>
           <w:rFonts w:cs="Times New Roman"/>
@@ -34321,8 +33708,8 @@
           <w:lang w:val="vi-VN"/>
         </w:rPr>
       </w:pPr>
-      <w:bookmarkStart w:id="136" w:name="_Toc224129227"/>
-      <w:bookmarkStart w:id="137" w:name="_Toc225007722"/>
+      <w:bookmarkStart w:id="135" w:name="_Toc224129227"/>
+      <w:bookmarkStart w:id="136" w:name="_Toc225007722"/>
       <w:r>
         <w:rPr>
           <w:rFonts w:cs="Times New Roman"/>
@@ -34347,16 +33734,16 @@
         </w:rPr>
         <w:t xml:space="preserve"> GIAO DIỆN </w:t>
       </w:r>
+      <w:bookmarkEnd w:id="135"/>
+      <w:r>
+        <w:rPr>
+          <w:rFonts w:cs="Times New Roman"/>
+          <w:sz w:val="26"/>
+          <w:lang w:val="vi-VN"/>
+        </w:rPr>
+        <w:t>THÔNG SỐ DINH DƯỠNG</w:t>
+      </w:r>
       <w:bookmarkEnd w:id="136"/>
-      <w:r>
-        <w:rPr>
-          <w:rFonts w:cs="Times New Roman"/>
-          <w:sz w:val="26"/>
-          <w:lang w:val="vi-VN"/>
-        </w:rPr>
-        <w:t>THÔNG SỐ DINH DƯỠNG</w:t>
-      </w:r>
-      <w:bookmarkEnd w:id="137"/>
     </w:p>
     <w:p>
       <w:pPr>
@@ -34388,7 +33775,7 @@
                     <pic:cNvPicPr/>
                   </pic:nvPicPr>
                   <pic:blipFill>
-                    <a:blip r:embed="rId40"/>
+                    <a:blip r:embed="rId42"/>
                     <a:stretch>
                       <a:fillRect/>
                     </a:stretch>
@@ -34423,7 +33810,7 @@
           <w:lang w:val="vi-VN"/>
         </w:rPr>
       </w:pPr>
-      <w:bookmarkStart w:id="138" w:name="_Toc194279595"/>
+      <w:bookmarkStart w:id="137" w:name="_Toc194279595"/>
       <w:r>
         <w:rPr>
           <w:rFonts w:cs="Times New Roman"/>
@@ -34458,7 +33845,7 @@
         </w:rPr>
         <w:t xml:space="preserve">6.9 Giao diện </w:t>
       </w:r>
-      <w:bookmarkEnd w:id="138"/>
+      <w:bookmarkEnd w:id="137"/>
       <w:r>
         <w:rPr>
           <w:rFonts w:cs="Times New Roman"/>
@@ -34534,8 +33921,8 @@
           <w:lang w:val="vi-VN"/>
         </w:rPr>
       </w:pPr>
-      <w:bookmarkStart w:id="139" w:name="_Toc224129235"/>
-      <w:bookmarkStart w:id="140" w:name="_Toc225007723"/>
+      <w:bookmarkStart w:id="138" w:name="_Toc224129235"/>
+      <w:bookmarkStart w:id="139" w:name="_Toc225007723"/>
       <w:r>
         <w:rPr>
           <w:rFonts w:cs="Times New Roman"/>
@@ -34552,8 +33939,8 @@
         </w:rPr>
         <w:t>7:</w:t>
       </w:r>
+      <w:bookmarkEnd w:id="138"/>
       <w:bookmarkEnd w:id="139"/>
-      <w:bookmarkEnd w:id="140"/>
     </w:p>
     <w:p>
       <w:pPr>
@@ -34566,8 +33953,8 @@
           <w:lang w:val="vi-VN"/>
         </w:rPr>
       </w:pPr>
-      <w:bookmarkStart w:id="141" w:name="_Toc224129236"/>
-      <w:bookmarkStart w:id="142" w:name="_Toc225007724"/>
+      <w:bookmarkStart w:id="140" w:name="_Toc224129236"/>
+      <w:bookmarkStart w:id="141" w:name="_Toc225007724"/>
       <w:r>
         <w:rPr>
           <w:rFonts w:cs="Times New Roman"/>
@@ -34583,38 +33970,38 @@
         </w:rPr>
         <w:t>HỬ NGHIỆM VÀ ĐÁNH GIÁ</w:t>
       </w:r>
+      <w:bookmarkEnd w:id="140"/>
       <w:bookmarkEnd w:id="141"/>
+    </w:p>
+    <w:p>
+      <w:pPr>
+        <w:pStyle w:val="Heading2"/>
+        <w:jc w:val="both"/>
+        <w:rPr>
+          <w:rFonts w:cs="Times New Roman"/>
+          <w:szCs w:val="28"/>
+          <w:lang w:val="vi-VN"/>
+        </w:rPr>
+      </w:pPr>
+      <w:bookmarkStart w:id="142" w:name="_Toc224129237"/>
+      <w:bookmarkStart w:id="143" w:name="_Toc225007725"/>
+      <w:r>
+        <w:rPr>
+          <w:rFonts w:cs="Times New Roman"/>
+          <w:szCs w:val="28"/>
+          <w:lang w:val="vi-VN"/>
+        </w:rPr>
+        <w:t xml:space="preserve">7.1 </w:t>
+      </w:r>
       <w:bookmarkEnd w:id="142"/>
-    </w:p>
-    <w:p>
-      <w:pPr>
-        <w:pStyle w:val="Heading2"/>
-        <w:jc w:val="both"/>
+      <w:r>
         <w:rPr>
           <w:rFonts w:cs="Times New Roman"/>
           <w:szCs w:val="28"/>
-          <w:lang w:val="vi-VN"/>
-        </w:rPr>
-      </w:pPr>
-      <w:bookmarkStart w:id="143" w:name="_Toc224129237"/>
-      <w:bookmarkStart w:id="144" w:name="_Toc225007725"/>
-      <w:r>
-        <w:rPr>
-          <w:rFonts w:cs="Times New Roman"/>
-          <w:szCs w:val="28"/>
-          <w:lang w:val="vi-VN"/>
-        </w:rPr>
-        <w:t xml:space="preserve">7.1 </w:t>
+        </w:rPr>
+        <w:t>PHƯƠNG PHÁP KIỂM ĐỊNH</w:t>
       </w:r>
       <w:bookmarkEnd w:id="143"/>
-      <w:r>
-        <w:rPr>
-          <w:rFonts w:cs="Times New Roman"/>
-          <w:szCs w:val="28"/>
-        </w:rPr>
-        <w:t>PHƯƠNG PHÁP KIỂM ĐỊNH</w:t>
-      </w:r>
-      <w:bookmarkEnd w:id="144"/>
     </w:p>
     <w:p>
       <w:pPr>
@@ -36872,8 +36259,8 @@
           <w:lang w:val="vi-VN"/>
         </w:rPr>
       </w:pPr>
-      <w:bookmarkStart w:id="145" w:name="_Toc224129238"/>
-      <w:bookmarkStart w:id="146" w:name="_Toc225007726"/>
+      <w:bookmarkStart w:id="144" w:name="_Toc224129238"/>
+      <w:bookmarkStart w:id="145" w:name="_Toc225007726"/>
       <w:r>
         <w:rPr>
           <w:rFonts w:cs="Times New Roman"/>
@@ -36882,15 +36269,15 @@
         </w:rPr>
         <w:t xml:space="preserve">7.2  </w:t>
       </w:r>
+      <w:bookmarkEnd w:id="144"/>
+      <w:r>
+        <w:rPr>
+          <w:rFonts w:cs="Times New Roman"/>
+          <w:szCs w:val="28"/>
+        </w:rPr>
+        <w:t>KẾT QUẢ KIỂM ĐỊNH</w:t>
+      </w:r>
       <w:bookmarkEnd w:id="145"/>
-      <w:r>
-        <w:rPr>
-          <w:rFonts w:cs="Times New Roman"/>
-          <w:szCs w:val="28"/>
-        </w:rPr>
-        <w:t>KẾT QUẢ KIỂM ĐỊNH</w:t>
-      </w:r>
-      <w:bookmarkEnd w:id="146"/>
     </w:p>
     <w:p>
       <w:pPr>
@@ -37149,6 +36536,7 @@
                 <w:rFonts w:cs="Times New Roman"/>
                 <w:szCs w:val="26"/>
               </w:rPr>
+              <w:lastRenderedPageBreak/>
               <w:t>T</w:t>
             </w:r>
             <w:r>
@@ -37909,7 +37297,7 @@
           <w:lang w:val="vi-VN"/>
         </w:rPr>
       </w:pPr>
-      <w:bookmarkStart w:id="147" w:name="_Toc224129240"/>
+      <w:bookmarkStart w:id="146" w:name="_Toc224129240"/>
       <w:r>
         <w:rPr>
           <w:rFonts w:cs="Times New Roman"/>
@@ -38244,7 +37632,7 @@
           <w:lang w:val="vi-VN"/>
         </w:rPr>
       </w:pPr>
-      <w:bookmarkStart w:id="148" w:name="_Toc225007727"/>
+      <w:bookmarkStart w:id="147" w:name="_Toc225007727"/>
       <w:r>
         <w:rPr>
           <w:rFonts w:cs="Times New Roman"/>
@@ -38274,16 +37662,16 @@
         </w:rPr>
         <w:t xml:space="preserve"> </w:t>
       </w:r>
+      <w:bookmarkEnd w:id="146"/>
+      <w:r>
+        <w:rPr>
+          <w:rFonts w:cs="Times New Roman"/>
+          <w:szCs w:val="28"/>
+          <w:lang w:val="vi-VN"/>
+        </w:rPr>
+        <w:t>KẾT LUẬN ĐIỂM ĐỊNH</w:t>
+      </w:r>
       <w:bookmarkEnd w:id="147"/>
-      <w:r>
-        <w:rPr>
-          <w:rFonts w:cs="Times New Roman"/>
-          <w:szCs w:val="28"/>
-          <w:lang w:val="vi-VN"/>
-        </w:rPr>
-        <w:t>KẾT LUẬN ĐIỂM ĐỊNH</w:t>
-      </w:r>
-      <w:bookmarkEnd w:id="148"/>
     </w:p>
     <w:p>
       <w:pPr>
@@ -38295,7 +37683,7 @@
           <w:szCs w:val="26"/>
         </w:rPr>
       </w:pPr>
-      <w:bookmarkStart w:id="149" w:name="_Toc224129241"/>
+      <w:bookmarkStart w:id="148" w:name="_Toc224129241"/>
       <w:r>
         <w:rPr>
           <w:rFonts w:cs="Times New Roman"/>
@@ -38436,7 +37824,7 @@
         </w:rPr>
         <w:t>8</w:t>
       </w:r>
-      <w:bookmarkEnd w:id="149"/>
+      <w:bookmarkEnd w:id="148"/>
     </w:p>
     <w:p>
       <w:pPr>
@@ -38449,8 +37837,8 @@
           <w:lang w:val="vi-VN"/>
         </w:rPr>
       </w:pPr>
-      <w:bookmarkStart w:id="150" w:name="_Toc224129242"/>
-      <w:bookmarkStart w:id="151" w:name="_Toc225007728"/>
+      <w:bookmarkStart w:id="149" w:name="_Toc224129242"/>
+      <w:bookmarkStart w:id="150" w:name="_Toc225007728"/>
       <w:r>
         <w:rPr>
           <w:rFonts w:cs="Times New Roman"/>
@@ -38466,31 +37854,31 @@
         </w:rPr>
         <w:t>ẾT LUẬN</w:t>
       </w:r>
+      <w:bookmarkEnd w:id="149"/>
       <w:bookmarkEnd w:id="150"/>
+    </w:p>
+    <w:p>
+      <w:pPr>
+        <w:pStyle w:val="Heading2"/>
+        <w:jc w:val="both"/>
+        <w:rPr>
+          <w:rFonts w:cs="Times New Roman"/>
+          <w:szCs w:val="28"/>
+          <w:lang w:val="vi-VN"/>
+        </w:rPr>
+      </w:pPr>
+      <w:bookmarkStart w:id="151" w:name="_Toc224129243"/>
+      <w:bookmarkStart w:id="152" w:name="_Toc225007729"/>
+      <w:r>
+        <w:rPr>
+          <w:rFonts w:cs="Times New Roman"/>
+          <w:szCs w:val="28"/>
+          <w:lang w:val="vi-VN"/>
+        </w:rPr>
+        <w:t>8.1 ĐÁNH GIÁ CHUNG</w:t>
+      </w:r>
       <w:bookmarkEnd w:id="151"/>
-    </w:p>
-    <w:p>
-      <w:pPr>
-        <w:pStyle w:val="Heading2"/>
-        <w:jc w:val="both"/>
-        <w:rPr>
-          <w:rFonts w:cs="Times New Roman"/>
-          <w:szCs w:val="28"/>
-          <w:lang w:val="vi-VN"/>
-        </w:rPr>
-      </w:pPr>
-      <w:bookmarkStart w:id="152" w:name="_Toc224129243"/>
-      <w:bookmarkStart w:id="153" w:name="_Toc225007729"/>
-      <w:r>
-        <w:rPr>
-          <w:rFonts w:cs="Times New Roman"/>
-          <w:szCs w:val="28"/>
-          <w:lang w:val="vi-VN"/>
-        </w:rPr>
-        <w:t>8.1 ĐÁNH GIÁ CHUNG</w:t>
-      </w:r>
       <w:bookmarkEnd w:id="152"/>
-      <w:bookmarkEnd w:id="153"/>
     </w:p>
     <w:p>
       <w:pPr>
@@ -39554,7 +38942,7 @@
         </w:rPr>
         <w:t xml:space="preserve"> </w:t>
       </w:r>
-      <w:bookmarkStart w:id="154" w:name="_Toc225007730"/>
+      <w:bookmarkStart w:id="153" w:name="_Toc225007730"/>
       <w:r>
         <w:rPr>
           <w:b/>
@@ -39565,7 +38953,7 @@
         </w:rPr>
         <w:t>ĐÓNG GÓP CỦA ĐỀ TÀI</w:t>
       </w:r>
-      <w:bookmarkEnd w:id="154"/>
+      <w:bookmarkEnd w:id="153"/>
     </w:p>
     <w:p>
       <w:pPr>
@@ -39710,7 +39098,7 @@
         </w:rPr>
         <w:t xml:space="preserve"> </w:t>
       </w:r>
-      <w:bookmarkStart w:id="155" w:name="_Toc225007731"/>
+      <w:bookmarkStart w:id="154" w:name="_Toc225007731"/>
       <w:r>
         <w:rPr>
           <w:b/>
@@ -39730,7 +39118,7 @@
         </w:rPr>
         <w:t xml:space="preserve"> CHẾ CỦA ĐỀ TÀI</w:t>
       </w:r>
-      <w:bookmarkEnd w:id="155"/>
+      <w:bookmarkEnd w:id="154"/>
     </w:p>
     <w:p>
       <w:pPr>
@@ -39871,8 +39259,8 @@
         </w:rPr>
         <w:t xml:space="preserve"> </w:t>
       </w:r>
-      <w:bookmarkStart w:id="156" w:name="_Toc224129246"/>
-      <w:bookmarkStart w:id="157" w:name="_Toc225007732"/>
+      <w:bookmarkStart w:id="155" w:name="_Toc224129246"/>
+      <w:bookmarkStart w:id="156" w:name="_Toc225007732"/>
       <w:r>
         <w:rPr>
           <w:b/>
@@ -39882,8 +39270,8 @@
         </w:rPr>
         <w:t>ĐỀ XUẤT CẢI THIỆN</w:t>
       </w:r>
+      <w:bookmarkEnd w:id="155"/>
       <w:bookmarkEnd w:id="156"/>
-      <w:bookmarkEnd w:id="157"/>
     </w:p>
     <w:p>
       <w:pPr>
@@ -40075,7 +39463,7 @@
           <w:lang w:val="vi-VN"/>
         </w:rPr>
       </w:pPr>
-      <w:bookmarkStart w:id="158" w:name="_Toc224129247"/>
+      <w:bookmarkStart w:id="157" w:name="_Toc224129247"/>
       <w:r>
         <w:rPr>
           <w:sz w:val="26"/>
@@ -40084,7 +39472,7 @@
         </w:rPr>
         <w:t xml:space="preserve"> </w:t>
       </w:r>
-      <w:bookmarkStart w:id="159" w:name="_Toc225007733"/>
+      <w:bookmarkStart w:id="158" w:name="_Toc225007733"/>
       <w:r>
         <w:rPr>
           <w:b/>
@@ -40095,8 +39483,8 @@
         </w:rPr>
         <w:t>TÓM LẠI</w:t>
       </w:r>
+      <w:bookmarkEnd w:id="157"/>
       <w:bookmarkEnd w:id="158"/>
-      <w:bookmarkEnd w:id="159"/>
     </w:p>
     <w:p>
       <w:pPr>
@@ -40217,7 +39605,7 @@
           <w:szCs w:val="26"/>
         </w:rPr>
         <w:sectPr>
-          <w:footerReference w:type="default" r:id="rId41"/>
+          <w:footerReference w:type="default" r:id="rId43"/>
           <w:pgSz w:w="12240" w:h="15840"/>
           <w:pgMar w:top="1134" w:right="1418" w:bottom="1134" w:left="1701" w:header="567" w:footer="567" w:gutter="0"/>
           <w:pgNumType w:start="1"/>
@@ -40235,8 +39623,8 @@
           <w:szCs w:val="32"/>
         </w:rPr>
       </w:pPr>
-      <w:bookmarkStart w:id="160" w:name="_Toc224129248"/>
-      <w:bookmarkStart w:id="161" w:name="_Toc225007734"/>
+      <w:bookmarkStart w:id="159" w:name="_Toc224129248"/>
+      <w:bookmarkStart w:id="160" w:name="_Toc225007734"/>
       <w:r>
         <w:rPr>
           <w:rFonts w:cs="Times New Roman"/>
@@ -40245,8 +39633,8 @@
         <w:lastRenderedPageBreak/>
         <w:t>TÀI LIỆU THAM KHẢO</w:t>
       </w:r>
+      <w:bookmarkEnd w:id="159"/>
       <w:bookmarkEnd w:id="160"/>
-      <w:bookmarkEnd w:id="161"/>
     </w:p>
     <w:p>
       <w:pPr>
@@ -42163,6 +41551,155 @@
     </w:lvl>
   </w:abstractNum>
   <w:abstractNum w:abstractNumId="8" w15:restartNumberingAfterBreak="0">
+    <w:nsid w:val="0C0968B8"/>
+    <w:multiLevelType w:val="multilevel"/>
+    <w:tmpl w:val="56F8CEE8"/>
+    <w:lvl w:ilvl="0">
+      <w:start w:val="1"/>
+      <w:numFmt w:val="bullet"/>
+      <w:lvlText w:val=""/>
+      <w:lvlJc w:val="left"/>
+      <w:pPr>
+        <w:tabs>
+          <w:tab w:val="num" w:pos="720"/>
+        </w:tabs>
+        <w:ind w:left="720" w:hanging="360"/>
+      </w:pPr>
+      <w:rPr>
+        <w:rFonts w:ascii="Symbol" w:hAnsi="Symbol" w:hint="default"/>
+        <w:sz w:val="20"/>
+      </w:rPr>
+    </w:lvl>
+    <w:lvl w:ilvl="1" w:tentative="1">
+      <w:start w:val="1"/>
+      <w:numFmt w:val="bullet"/>
+      <w:lvlText w:val="o"/>
+      <w:lvlJc w:val="left"/>
+      <w:pPr>
+        <w:tabs>
+          <w:tab w:val="num" w:pos="1440"/>
+        </w:tabs>
+        <w:ind w:left="1440" w:hanging="360"/>
+      </w:pPr>
+      <w:rPr>
+        <w:rFonts w:ascii="Courier New" w:hAnsi="Courier New" w:hint="default"/>
+        <w:sz w:val="20"/>
+      </w:rPr>
+    </w:lvl>
+    <w:lvl w:ilvl="2" w:tentative="1">
+      <w:start w:val="1"/>
+      <w:numFmt w:val="bullet"/>
+      <w:lvlText w:val=""/>
+      <w:lvlJc w:val="left"/>
+      <w:pPr>
+        <w:tabs>
+          <w:tab w:val="num" w:pos="2160"/>
+        </w:tabs>
+        <w:ind w:left="2160" w:hanging="360"/>
+      </w:pPr>
+      <w:rPr>
+        <w:rFonts w:ascii="Wingdings" w:hAnsi="Wingdings" w:hint="default"/>
+        <w:sz w:val="20"/>
+      </w:rPr>
+    </w:lvl>
+    <w:lvl w:ilvl="3" w:tentative="1">
+      <w:start w:val="1"/>
+      <w:numFmt w:val="bullet"/>
+      <w:lvlText w:val=""/>
+      <w:lvlJc w:val="left"/>
+      <w:pPr>
+        <w:tabs>
+          <w:tab w:val="num" w:pos="2880"/>
+        </w:tabs>
+        <w:ind w:left="2880" w:hanging="360"/>
+      </w:pPr>
+      <w:rPr>
+        <w:rFonts w:ascii="Wingdings" w:hAnsi="Wingdings" w:hint="default"/>
+        <w:sz w:val="20"/>
+      </w:rPr>
+    </w:lvl>
+    <w:lvl w:ilvl="4" w:tentative="1">
+      <w:start w:val="1"/>
+      <w:numFmt w:val="bullet"/>
+      <w:lvlText w:val=""/>
+      <w:lvlJc w:val="left"/>
+      <w:pPr>
+        <w:tabs>
+          <w:tab w:val="num" w:pos="3600"/>
+        </w:tabs>
+        <w:ind w:left="3600" w:hanging="360"/>
+      </w:pPr>
+      <w:rPr>
+        <w:rFonts w:ascii="Wingdings" w:hAnsi="Wingdings" w:hint="default"/>
+        <w:sz w:val="20"/>
+      </w:rPr>
+    </w:lvl>
+    <w:lvl w:ilvl="5" w:tentative="1">
+      <w:start w:val="1"/>
+      <w:numFmt w:val="bullet"/>
+      <w:lvlText w:val=""/>
+      <w:lvlJc w:val="left"/>
+      <w:pPr>
+        <w:tabs>
+          <w:tab w:val="num" w:pos="4320"/>
+        </w:tabs>
+        <w:ind w:left="4320" w:hanging="360"/>
+      </w:pPr>
+      <w:rPr>
+        <w:rFonts w:ascii="Wingdings" w:hAnsi="Wingdings" w:hint="default"/>
+        <w:sz w:val="20"/>
+      </w:rPr>
+    </w:lvl>
+    <w:lvl w:ilvl="6" w:tentative="1">
+      <w:start w:val="1"/>
+      <w:numFmt w:val="bullet"/>
+      <w:lvlText w:val=""/>
+      <w:lvlJc w:val="left"/>
+      <w:pPr>
+        <w:tabs>
+          <w:tab w:val="num" w:pos="5040"/>
+        </w:tabs>
+        <w:ind w:left="5040" w:hanging="360"/>
+      </w:pPr>
+      <w:rPr>
+        <w:rFonts w:ascii="Wingdings" w:hAnsi="Wingdings" w:hint="default"/>
+        <w:sz w:val="20"/>
+      </w:rPr>
+    </w:lvl>
+    <w:lvl w:ilvl="7" w:tentative="1">
+      <w:start w:val="1"/>
+      <w:numFmt w:val="bullet"/>
+      <w:lvlText w:val=""/>
+      <w:lvlJc w:val="left"/>
+      <w:pPr>
+        <w:tabs>
+          <w:tab w:val="num" w:pos="5760"/>
+        </w:tabs>
+        <w:ind w:left="5760" w:hanging="360"/>
+      </w:pPr>
+      <w:rPr>
+        <w:rFonts w:ascii="Wingdings" w:hAnsi="Wingdings" w:hint="default"/>
+        <w:sz w:val="20"/>
+      </w:rPr>
+    </w:lvl>
+    <w:lvl w:ilvl="8" w:tentative="1">
+      <w:start w:val="1"/>
+      <w:numFmt w:val="bullet"/>
+      <w:lvlText w:val=""/>
+      <w:lvlJc w:val="left"/>
+      <w:pPr>
+        <w:tabs>
+          <w:tab w:val="num" w:pos="6480"/>
+        </w:tabs>
+        <w:ind w:left="6480" w:hanging="360"/>
+      </w:pPr>
+      <w:rPr>
+        <w:rFonts w:ascii="Wingdings" w:hAnsi="Wingdings" w:hint="default"/>
+        <w:sz w:val="20"/>
+      </w:rPr>
+    </w:lvl>
+  </w:abstractNum>
+  <w:abstractNum w:abstractNumId="9" w15:restartNumberingAfterBreak="0">
     <w:nsid w:val="117C7E36"/>
     <w:multiLevelType w:val="multilevel"/>
     <w:tmpl w:val="A4002688"/>
@@ -42312,7 +41849,7 @@
       </w:rPr>
     </w:lvl>
   </w:abstractNum>
-  <w:abstractNum w:abstractNumId="9" w15:restartNumberingAfterBreak="0">
+  <w:abstractNum w:abstractNumId="10" w15:restartNumberingAfterBreak="0">
     <w:nsid w:val="14E83F22"/>
     <w:multiLevelType w:val="hybridMultilevel"/>
     <w:tmpl w:val="77AC5F7A"/>
@@ -42426,7 +41963,7 @@
       </w:rPr>
     </w:lvl>
   </w:abstractNum>
-  <w:abstractNum w:abstractNumId="10" w15:restartNumberingAfterBreak="0">
+  <w:abstractNum w:abstractNumId="11" w15:restartNumberingAfterBreak="0">
     <w:nsid w:val="150B6F54"/>
     <w:multiLevelType w:val="hybridMultilevel"/>
     <w:tmpl w:val="699C1690"/>
@@ -42540,7 +42077,7 @@
       </w:rPr>
     </w:lvl>
   </w:abstractNum>
-  <w:abstractNum w:abstractNumId="11" w15:restartNumberingAfterBreak="0">
+  <w:abstractNum w:abstractNumId="12" w15:restartNumberingAfterBreak="0">
     <w:nsid w:val="16B26919"/>
     <w:multiLevelType w:val="hybridMultilevel"/>
     <w:tmpl w:val="42EEF786"/>
@@ -42654,7 +42191,7 @@
       </w:rPr>
     </w:lvl>
   </w:abstractNum>
-  <w:abstractNum w:abstractNumId="12" w15:restartNumberingAfterBreak="0">
+  <w:abstractNum w:abstractNumId="13" w15:restartNumberingAfterBreak="0">
     <w:nsid w:val="17C064B2"/>
     <w:multiLevelType w:val="hybridMultilevel"/>
     <w:tmpl w:val="4B92706C"/>
@@ -42767,7 +42304,7 @@
       </w:rPr>
     </w:lvl>
   </w:abstractNum>
-  <w:abstractNum w:abstractNumId="13" w15:restartNumberingAfterBreak="0">
+  <w:abstractNum w:abstractNumId="14" w15:restartNumberingAfterBreak="0">
     <w:nsid w:val="193077C2"/>
     <w:multiLevelType w:val="multilevel"/>
     <w:tmpl w:val="A184EC60"/>
@@ -42913,7 +42450,7 @@
       </w:rPr>
     </w:lvl>
   </w:abstractNum>
-  <w:abstractNum w:abstractNumId="14" w15:restartNumberingAfterBreak="0">
+  <w:abstractNum w:abstractNumId="15" w15:restartNumberingAfterBreak="0">
     <w:nsid w:val="195D4B5D"/>
     <w:multiLevelType w:val="hybridMultilevel"/>
     <w:tmpl w:val="E864E8FC"/>
@@ -43027,7 +42564,7 @@
       </w:rPr>
     </w:lvl>
   </w:abstractNum>
-  <w:abstractNum w:abstractNumId="15" w15:restartNumberingAfterBreak="0">
+  <w:abstractNum w:abstractNumId="16" w15:restartNumberingAfterBreak="0">
     <w:nsid w:val="19B72560"/>
     <w:multiLevelType w:val="multilevel"/>
     <w:tmpl w:val="38AC914A"/>
@@ -43140,7 +42677,7 @@
       </w:rPr>
     </w:lvl>
   </w:abstractNum>
-  <w:abstractNum w:abstractNumId="16" w15:restartNumberingAfterBreak="0">
+  <w:abstractNum w:abstractNumId="17" w15:restartNumberingAfterBreak="0">
     <w:nsid w:val="1A1675F9"/>
     <w:multiLevelType w:val="multilevel"/>
     <w:tmpl w:val="42309372"/>
@@ -43289,7 +42826,7 @@
       </w:rPr>
     </w:lvl>
   </w:abstractNum>
-  <w:abstractNum w:abstractNumId="17" w15:restartNumberingAfterBreak="0">
+  <w:abstractNum w:abstractNumId="18" w15:restartNumberingAfterBreak="0">
     <w:nsid w:val="1A294FEE"/>
     <w:multiLevelType w:val="multilevel"/>
     <w:tmpl w:val="4B64C50A"/>
@@ -43402,7 +42939,7 @@
       </w:pPr>
     </w:lvl>
   </w:abstractNum>
-  <w:abstractNum w:abstractNumId="18" w15:restartNumberingAfterBreak="0">
+  <w:abstractNum w:abstractNumId="19" w15:restartNumberingAfterBreak="0">
     <w:nsid w:val="1DC25355"/>
     <w:multiLevelType w:val="hybridMultilevel"/>
     <w:tmpl w:val="3C5E58B6"/>
@@ -43516,7 +43053,7 @@
       </w:rPr>
     </w:lvl>
   </w:abstractNum>
-  <w:abstractNum w:abstractNumId="19" w15:restartNumberingAfterBreak="0">
+  <w:abstractNum w:abstractNumId="20" w15:restartNumberingAfterBreak="0">
     <w:nsid w:val="1E903522"/>
     <w:multiLevelType w:val="multilevel"/>
     <w:tmpl w:val="3CFAA0D2"/>
@@ -43666,7 +43203,7 @@
       </w:rPr>
     </w:lvl>
   </w:abstractNum>
-  <w:abstractNum w:abstractNumId="20" w15:restartNumberingAfterBreak="0">
+  <w:abstractNum w:abstractNumId="21" w15:restartNumberingAfterBreak="0">
     <w:nsid w:val="208368C3"/>
     <w:multiLevelType w:val="multilevel"/>
     <w:tmpl w:val="D22EED9C"/>
@@ -43816,7 +43353,7 @@
       </w:rPr>
     </w:lvl>
   </w:abstractNum>
-  <w:abstractNum w:abstractNumId="21" w15:restartNumberingAfterBreak="0">
+  <w:abstractNum w:abstractNumId="22" w15:restartNumberingAfterBreak="0">
     <w:nsid w:val="20E817AA"/>
     <w:multiLevelType w:val="hybridMultilevel"/>
     <w:tmpl w:val="F68A9854"/>
@@ -43930,7 +43467,7 @@
       </w:rPr>
     </w:lvl>
   </w:abstractNum>
-  <w:abstractNum w:abstractNumId="22" w15:restartNumberingAfterBreak="0">
+  <w:abstractNum w:abstractNumId="23" w15:restartNumberingAfterBreak="0">
     <w:nsid w:val="21515541"/>
     <w:multiLevelType w:val="multilevel"/>
     <w:tmpl w:val="5BC4F68A"/>
@@ -44080,7 +43617,7 @@
       </w:rPr>
     </w:lvl>
   </w:abstractNum>
-  <w:abstractNum w:abstractNumId="23" w15:restartNumberingAfterBreak="0">
+  <w:abstractNum w:abstractNumId="24" w15:restartNumberingAfterBreak="0">
     <w:nsid w:val="25D9372C"/>
     <w:multiLevelType w:val="multilevel"/>
     <w:tmpl w:val="9E1641FA"/>
@@ -44193,7 +43730,7 @@
       </w:rPr>
     </w:lvl>
   </w:abstractNum>
-  <w:abstractNum w:abstractNumId="24" w15:restartNumberingAfterBreak="0">
+  <w:abstractNum w:abstractNumId="25" w15:restartNumberingAfterBreak="0">
     <w:nsid w:val="268274F0"/>
     <w:multiLevelType w:val="multilevel"/>
     <w:tmpl w:val="69DEDB8C"/>
@@ -44339,7 +43876,7 @@
       </w:rPr>
     </w:lvl>
   </w:abstractNum>
-  <w:abstractNum w:abstractNumId="25" w15:restartNumberingAfterBreak="0">
+  <w:abstractNum w:abstractNumId="26" w15:restartNumberingAfterBreak="0">
     <w:nsid w:val="274E0E42"/>
     <w:multiLevelType w:val="multilevel"/>
     <w:tmpl w:val="3C9820A6"/>
@@ -44488,7 +44025,7 @@
       </w:rPr>
     </w:lvl>
   </w:abstractNum>
-  <w:abstractNum w:abstractNumId="26" w15:restartNumberingAfterBreak="0">
+  <w:abstractNum w:abstractNumId="27" w15:restartNumberingAfterBreak="0">
     <w:nsid w:val="29236212"/>
     <w:multiLevelType w:val="multilevel"/>
     <w:tmpl w:val="F8C89928"/>
@@ -44638,7 +44175,7 @@
       </w:rPr>
     </w:lvl>
   </w:abstractNum>
-  <w:abstractNum w:abstractNumId="27" w15:restartNumberingAfterBreak="0">
+  <w:abstractNum w:abstractNumId="28" w15:restartNumberingAfterBreak="0">
     <w:nsid w:val="2AD6081C"/>
     <w:multiLevelType w:val="multilevel"/>
     <w:tmpl w:val="88A4623C"/>
@@ -44760,7 +44297,7 @@
       </w:rPr>
     </w:lvl>
   </w:abstractNum>
-  <w:abstractNum w:abstractNumId="28" w15:restartNumberingAfterBreak="0">
+  <w:abstractNum w:abstractNumId="29" w15:restartNumberingAfterBreak="0">
     <w:nsid w:val="2B5353FA"/>
     <w:multiLevelType w:val="hybridMultilevel"/>
     <w:tmpl w:val="A0A8D05C"/>
@@ -44874,7 +44411,7 @@
       </w:rPr>
     </w:lvl>
   </w:abstractNum>
-  <w:abstractNum w:abstractNumId="29" w15:restartNumberingAfterBreak="0">
+  <w:abstractNum w:abstractNumId="30" w15:restartNumberingAfterBreak="0">
     <w:nsid w:val="2B8672ED"/>
     <w:multiLevelType w:val="multilevel"/>
     <w:tmpl w:val="9450398E"/>
@@ -45023,7 +44560,7 @@
       </w:rPr>
     </w:lvl>
   </w:abstractNum>
-  <w:abstractNum w:abstractNumId="30" w15:restartNumberingAfterBreak="0">
+  <w:abstractNum w:abstractNumId="31" w15:restartNumberingAfterBreak="0">
     <w:nsid w:val="340729C8"/>
     <w:multiLevelType w:val="hybridMultilevel"/>
     <w:tmpl w:val="0194E8BA"/>
@@ -45137,7 +44674,156 @@
       </w:rPr>
     </w:lvl>
   </w:abstractNum>
-  <w:abstractNum w:abstractNumId="31" w15:restartNumberingAfterBreak="0">
+  <w:abstractNum w:abstractNumId="32" w15:restartNumberingAfterBreak="0">
+    <w:nsid w:val="37085DF2"/>
+    <w:multiLevelType w:val="multilevel"/>
+    <w:tmpl w:val="D0B667BC"/>
+    <w:lvl w:ilvl="0">
+      <w:start w:val="1"/>
+      <w:numFmt w:val="bullet"/>
+      <w:lvlText w:val=""/>
+      <w:lvlJc w:val="left"/>
+      <w:pPr>
+        <w:tabs>
+          <w:tab w:val="num" w:pos="720"/>
+        </w:tabs>
+        <w:ind w:left="720" w:hanging="360"/>
+      </w:pPr>
+      <w:rPr>
+        <w:rFonts w:ascii="Symbol" w:hAnsi="Symbol" w:hint="default"/>
+        <w:sz w:val="20"/>
+      </w:rPr>
+    </w:lvl>
+    <w:lvl w:ilvl="1" w:tentative="1">
+      <w:start w:val="1"/>
+      <w:numFmt w:val="bullet"/>
+      <w:lvlText w:val="o"/>
+      <w:lvlJc w:val="left"/>
+      <w:pPr>
+        <w:tabs>
+          <w:tab w:val="num" w:pos="1440"/>
+        </w:tabs>
+        <w:ind w:left="1440" w:hanging="360"/>
+      </w:pPr>
+      <w:rPr>
+        <w:rFonts w:ascii="Courier New" w:hAnsi="Courier New" w:hint="default"/>
+        <w:sz w:val="20"/>
+      </w:rPr>
+    </w:lvl>
+    <w:lvl w:ilvl="2" w:tentative="1">
+      <w:start w:val="1"/>
+      <w:numFmt w:val="bullet"/>
+      <w:lvlText w:val=""/>
+      <w:lvlJc w:val="left"/>
+      <w:pPr>
+        <w:tabs>
+          <w:tab w:val="num" w:pos="2160"/>
+        </w:tabs>
+        <w:ind w:left="2160" w:hanging="360"/>
+      </w:pPr>
+      <w:rPr>
+        <w:rFonts w:ascii="Wingdings" w:hAnsi="Wingdings" w:hint="default"/>
+        <w:sz w:val="20"/>
+      </w:rPr>
+    </w:lvl>
+    <w:lvl w:ilvl="3" w:tentative="1">
+      <w:start w:val="1"/>
+      <w:numFmt w:val="bullet"/>
+      <w:lvlText w:val=""/>
+      <w:lvlJc w:val="left"/>
+      <w:pPr>
+        <w:tabs>
+          <w:tab w:val="num" w:pos="2880"/>
+        </w:tabs>
+        <w:ind w:left="2880" w:hanging="360"/>
+      </w:pPr>
+      <w:rPr>
+        <w:rFonts w:ascii="Wingdings" w:hAnsi="Wingdings" w:hint="default"/>
+        <w:sz w:val="20"/>
+      </w:rPr>
+    </w:lvl>
+    <w:lvl w:ilvl="4" w:tentative="1">
+      <w:start w:val="1"/>
+      <w:numFmt w:val="bullet"/>
+      <w:lvlText w:val=""/>
+      <w:lvlJc w:val="left"/>
+      <w:pPr>
+        <w:tabs>
+          <w:tab w:val="num" w:pos="3600"/>
+        </w:tabs>
+        <w:ind w:left="3600" w:hanging="360"/>
+      </w:pPr>
+      <w:rPr>
+        <w:rFonts w:ascii="Wingdings" w:hAnsi="Wingdings" w:hint="default"/>
+        <w:sz w:val="20"/>
+      </w:rPr>
+    </w:lvl>
+    <w:lvl w:ilvl="5" w:tentative="1">
+      <w:start w:val="1"/>
+      <w:numFmt w:val="bullet"/>
+      <w:lvlText w:val=""/>
+      <w:lvlJc w:val="left"/>
+      <w:pPr>
+        <w:tabs>
+          <w:tab w:val="num" w:pos="4320"/>
+        </w:tabs>
+        <w:ind w:left="4320" w:hanging="360"/>
+      </w:pPr>
+      <w:rPr>
+        <w:rFonts w:ascii="Wingdings" w:hAnsi="Wingdings" w:hint="default"/>
+        <w:sz w:val="20"/>
+      </w:rPr>
+    </w:lvl>
+    <w:lvl w:ilvl="6" w:tentative="1">
+      <w:start w:val="1"/>
+      <w:numFmt w:val="bullet"/>
+      <w:lvlText w:val=""/>
+      <w:lvlJc w:val="left"/>
+      <w:pPr>
+        <w:tabs>
+          <w:tab w:val="num" w:pos="5040"/>
+        </w:tabs>
+        <w:ind w:left="5040" w:hanging="360"/>
+      </w:pPr>
+      <w:rPr>
+        <w:rFonts w:ascii="Wingdings" w:hAnsi="Wingdings" w:hint="default"/>
+        <w:sz w:val="20"/>
+      </w:rPr>
+    </w:lvl>
+    <w:lvl w:ilvl="7" w:tentative="1">
+      <w:start w:val="1"/>
+      <w:numFmt w:val="bullet"/>
+      <w:lvlText w:val=""/>
+      <w:lvlJc w:val="left"/>
+      <w:pPr>
+        <w:tabs>
+          <w:tab w:val="num" w:pos="5760"/>
+        </w:tabs>
+        <w:ind w:left="5760" w:hanging="360"/>
+      </w:pPr>
+      <w:rPr>
+        <w:rFonts w:ascii="Wingdings" w:hAnsi="Wingdings" w:hint="default"/>
+        <w:sz w:val="20"/>
+      </w:rPr>
+    </w:lvl>
+    <w:lvl w:ilvl="8" w:tentative="1">
+      <w:start w:val="1"/>
+      <w:numFmt w:val="bullet"/>
+      <w:lvlText w:val=""/>
+      <w:lvlJc w:val="left"/>
+      <w:pPr>
+        <w:tabs>
+          <w:tab w:val="num" w:pos="6480"/>
+        </w:tabs>
+        <w:ind w:left="6480" w:hanging="360"/>
+      </w:pPr>
+      <w:rPr>
+        <w:rFonts w:ascii="Wingdings" w:hAnsi="Wingdings" w:hint="default"/>
+        <w:sz w:val="20"/>
+      </w:rPr>
+    </w:lvl>
+  </w:abstractNum>
+  <w:abstractNum w:abstractNumId="33" w15:restartNumberingAfterBreak="0">
     <w:nsid w:val="3B6420D3"/>
     <w:multiLevelType w:val="hybridMultilevel"/>
     <w:tmpl w:val="00B096E2"/>
@@ -45251,7 +44937,7 @@
       </w:rPr>
     </w:lvl>
   </w:abstractNum>
-  <w:abstractNum w:abstractNumId="32" w15:restartNumberingAfterBreak="0">
+  <w:abstractNum w:abstractNumId="34" w15:restartNumberingAfterBreak="0">
     <w:nsid w:val="4200291A"/>
     <w:multiLevelType w:val="multilevel"/>
     <w:tmpl w:val="0390E5BA"/>
@@ -45364,7 +45050,7 @@
       </w:rPr>
     </w:lvl>
   </w:abstractNum>
-  <w:abstractNum w:abstractNumId="33" w15:restartNumberingAfterBreak="0">
+  <w:abstractNum w:abstractNumId="35" w15:restartNumberingAfterBreak="0">
     <w:nsid w:val="44D551E2"/>
     <w:multiLevelType w:val="multilevel"/>
     <w:tmpl w:val="7D84B262"/>
@@ -45514,7 +45200,7 @@
       </w:rPr>
     </w:lvl>
   </w:abstractNum>
-  <w:abstractNum w:abstractNumId="34" w15:restartNumberingAfterBreak="0">
+  <w:abstractNum w:abstractNumId="36" w15:restartNumberingAfterBreak="0">
     <w:nsid w:val="49F61831"/>
     <w:multiLevelType w:val="multilevel"/>
     <w:tmpl w:val="71A2B146"/>
@@ -45663,7 +45349,7 @@
       </w:rPr>
     </w:lvl>
   </w:abstractNum>
-  <w:abstractNum w:abstractNumId="35" w15:restartNumberingAfterBreak="0">
+  <w:abstractNum w:abstractNumId="37" w15:restartNumberingAfterBreak="0">
     <w:nsid w:val="4CB33B27"/>
     <w:multiLevelType w:val="multilevel"/>
     <w:tmpl w:val="4948C288"/>
@@ -45813,7 +45499,7 @@
       </w:rPr>
     </w:lvl>
   </w:abstractNum>
-  <w:abstractNum w:abstractNumId="36" w15:restartNumberingAfterBreak="0">
+  <w:abstractNum w:abstractNumId="38" w15:restartNumberingAfterBreak="0">
     <w:nsid w:val="4F78671D"/>
     <w:multiLevelType w:val="hybridMultilevel"/>
     <w:tmpl w:val="1B0E2EDA"/>
@@ -45927,7 +45613,7 @@
       </w:rPr>
     </w:lvl>
   </w:abstractNum>
-  <w:abstractNum w:abstractNumId="37" w15:restartNumberingAfterBreak="0">
+  <w:abstractNum w:abstractNumId="39" w15:restartNumberingAfterBreak="0">
     <w:nsid w:val="50B74A41"/>
     <w:multiLevelType w:val="multilevel"/>
     <w:tmpl w:val="FC9EFA66"/>
@@ -46077,7 +45763,7 @@
       </w:rPr>
     </w:lvl>
   </w:abstractNum>
-  <w:abstractNum w:abstractNumId="38" w15:restartNumberingAfterBreak="0">
+  <w:abstractNum w:abstractNumId="40" w15:restartNumberingAfterBreak="0">
     <w:nsid w:val="5232149D"/>
     <w:multiLevelType w:val="multilevel"/>
     <w:tmpl w:val="F96079E2"/>
@@ -46227,7 +45913,7 @@
       </w:rPr>
     </w:lvl>
   </w:abstractNum>
-  <w:abstractNum w:abstractNumId="39" w15:restartNumberingAfterBreak="0">
+  <w:abstractNum w:abstractNumId="41" w15:restartNumberingAfterBreak="0">
     <w:nsid w:val="53622BC8"/>
     <w:multiLevelType w:val="multilevel"/>
     <w:tmpl w:val="17F43F98"/>
@@ -46377,7 +46063,7 @@
       </w:rPr>
     </w:lvl>
   </w:abstractNum>
-  <w:abstractNum w:abstractNumId="40" w15:restartNumberingAfterBreak="0">
+  <w:abstractNum w:abstractNumId="42" w15:restartNumberingAfterBreak="0">
     <w:nsid w:val="53D27606"/>
     <w:multiLevelType w:val="hybridMultilevel"/>
     <w:tmpl w:val="39246306"/>
@@ -46491,7 +46177,7 @@
       </w:rPr>
     </w:lvl>
   </w:abstractNum>
-  <w:abstractNum w:abstractNumId="41" w15:restartNumberingAfterBreak="0">
+  <w:abstractNum w:abstractNumId="43" w15:restartNumberingAfterBreak="0">
     <w:nsid w:val="54422503"/>
     <w:multiLevelType w:val="multilevel"/>
     <w:tmpl w:val="5100D092"/>
@@ -46604,7 +46290,7 @@
       </w:pPr>
     </w:lvl>
   </w:abstractNum>
-  <w:abstractNum w:abstractNumId="42" w15:restartNumberingAfterBreak="0">
+  <w:abstractNum w:abstractNumId="44" w15:restartNumberingAfterBreak="0">
     <w:nsid w:val="578A205D"/>
     <w:multiLevelType w:val="hybridMultilevel"/>
     <w:tmpl w:val="D0BE888A"/>
@@ -46718,7 +46404,7 @@
       </w:rPr>
     </w:lvl>
   </w:abstractNum>
-  <w:abstractNum w:abstractNumId="43" w15:restartNumberingAfterBreak="0">
+  <w:abstractNum w:abstractNumId="45" w15:restartNumberingAfterBreak="0">
     <w:nsid w:val="59235E99"/>
     <w:multiLevelType w:val="multilevel"/>
     <w:tmpl w:val="86EEFBDA"/>
@@ -46864,7 +46550,7 @@
       </w:rPr>
     </w:lvl>
   </w:abstractNum>
-  <w:abstractNum w:abstractNumId="44" w15:restartNumberingAfterBreak="0">
+  <w:abstractNum w:abstractNumId="46" w15:restartNumberingAfterBreak="0">
     <w:nsid w:val="5E53738F"/>
     <w:multiLevelType w:val="multilevel"/>
     <w:tmpl w:val="0AA25714"/>
@@ -46977,7 +46663,7 @@
       </w:rPr>
     </w:lvl>
   </w:abstractNum>
-  <w:abstractNum w:abstractNumId="45" w15:restartNumberingAfterBreak="0">
+  <w:abstractNum w:abstractNumId="47" w15:restartNumberingAfterBreak="0">
     <w:nsid w:val="606C6C7B"/>
     <w:multiLevelType w:val="hybridMultilevel"/>
     <w:tmpl w:val="EAF8E846"/>
@@ -47091,7 +46777,156 @@
       </w:rPr>
     </w:lvl>
   </w:abstractNum>
-  <w:abstractNum w:abstractNumId="46" w15:restartNumberingAfterBreak="0">
+  <w:abstractNum w:abstractNumId="48" w15:restartNumberingAfterBreak="0">
+    <w:nsid w:val="64170EE3"/>
+    <w:multiLevelType w:val="multilevel"/>
+    <w:tmpl w:val="964C47BE"/>
+    <w:lvl w:ilvl="0">
+      <w:start w:val="1"/>
+      <w:numFmt w:val="bullet"/>
+      <w:lvlText w:val=""/>
+      <w:lvlJc w:val="left"/>
+      <w:pPr>
+        <w:tabs>
+          <w:tab w:val="num" w:pos="720"/>
+        </w:tabs>
+        <w:ind w:left="720" w:hanging="360"/>
+      </w:pPr>
+      <w:rPr>
+        <w:rFonts w:ascii="Symbol" w:hAnsi="Symbol" w:hint="default"/>
+        <w:sz w:val="20"/>
+      </w:rPr>
+    </w:lvl>
+    <w:lvl w:ilvl="1" w:tentative="1">
+      <w:start w:val="1"/>
+      <w:numFmt w:val="bullet"/>
+      <w:lvlText w:val="o"/>
+      <w:lvlJc w:val="left"/>
+      <w:pPr>
+        <w:tabs>
+          <w:tab w:val="num" w:pos="1440"/>
+        </w:tabs>
+        <w:ind w:left="1440" w:hanging="360"/>
+      </w:pPr>
+      <w:rPr>
+        <w:rFonts w:ascii="Courier New" w:hAnsi="Courier New" w:hint="default"/>
+        <w:sz w:val="20"/>
+      </w:rPr>
+    </w:lvl>
+    <w:lvl w:ilvl="2" w:tentative="1">
+      <w:start w:val="1"/>
+      <w:numFmt w:val="bullet"/>
+      <w:lvlText w:val=""/>
+      <w:lvlJc w:val="left"/>
+      <w:pPr>
+        <w:tabs>
+          <w:tab w:val="num" w:pos="2160"/>
+        </w:tabs>
+        <w:ind w:left="2160" w:hanging="360"/>
+      </w:pPr>
+      <w:rPr>
+        <w:rFonts w:ascii="Wingdings" w:hAnsi="Wingdings" w:hint="default"/>
+        <w:sz w:val="20"/>
+      </w:rPr>
+    </w:lvl>
+    <w:lvl w:ilvl="3" w:tentative="1">
+      <w:start w:val="1"/>
+      <w:numFmt w:val="bullet"/>
+      <w:lvlText w:val=""/>
+      <w:lvlJc w:val="left"/>
+      <w:pPr>
+        <w:tabs>
+          <w:tab w:val="num" w:pos="2880"/>
+        </w:tabs>
+        <w:ind w:left="2880" w:hanging="360"/>
+      </w:pPr>
+      <w:rPr>
+        <w:rFonts w:ascii="Wingdings" w:hAnsi="Wingdings" w:hint="default"/>
+        <w:sz w:val="20"/>
+      </w:rPr>
+    </w:lvl>
+    <w:lvl w:ilvl="4" w:tentative="1">
+      <w:start w:val="1"/>
+      <w:numFmt w:val="bullet"/>
+      <w:lvlText w:val=""/>
+      <w:lvlJc w:val="left"/>
+      <w:pPr>
+        <w:tabs>
+          <w:tab w:val="num" w:pos="3600"/>
+        </w:tabs>
+        <w:ind w:left="3600" w:hanging="360"/>
+      </w:pPr>
+      <w:rPr>
+        <w:rFonts w:ascii="Wingdings" w:hAnsi="Wingdings" w:hint="default"/>
+        <w:sz w:val="20"/>
+      </w:rPr>
+    </w:lvl>
+    <w:lvl w:ilvl="5" w:tentative="1">
+      <w:start w:val="1"/>
+      <w:numFmt w:val="bullet"/>
+      <w:lvlText w:val=""/>
+      <w:lvlJc w:val="left"/>
+      <w:pPr>
+        <w:tabs>
+          <w:tab w:val="num" w:pos="4320"/>
+        </w:tabs>
+        <w:ind w:left="4320" w:hanging="360"/>
+      </w:pPr>
+      <w:rPr>
+        <w:rFonts w:ascii="Wingdings" w:hAnsi="Wingdings" w:hint="default"/>
+        <w:sz w:val="20"/>
+      </w:rPr>
+    </w:lvl>
+    <w:lvl w:ilvl="6" w:tentative="1">
+      <w:start w:val="1"/>
+      <w:numFmt w:val="bullet"/>
+      <w:lvlText w:val=""/>
+      <w:lvlJc w:val="left"/>
+      <w:pPr>
+        <w:tabs>
+          <w:tab w:val="num" w:pos="5040"/>
+        </w:tabs>
+        <w:ind w:left="5040" w:hanging="360"/>
+      </w:pPr>
+      <w:rPr>
+        <w:rFonts w:ascii="Wingdings" w:hAnsi="Wingdings" w:hint="default"/>
+        <w:sz w:val="20"/>
+      </w:rPr>
+    </w:lvl>
+    <w:lvl w:ilvl="7" w:tentative="1">
+      <w:start w:val="1"/>
+      <w:numFmt w:val="bullet"/>
+      <w:lvlText w:val=""/>
+      <w:lvlJc w:val="left"/>
+      <w:pPr>
+        <w:tabs>
+          <w:tab w:val="num" w:pos="5760"/>
+        </w:tabs>
+        <w:ind w:left="5760" w:hanging="360"/>
+      </w:pPr>
+      <w:rPr>
+        <w:rFonts w:ascii="Wingdings" w:hAnsi="Wingdings" w:hint="default"/>
+        <w:sz w:val="20"/>
+      </w:rPr>
+    </w:lvl>
+    <w:lvl w:ilvl="8" w:tentative="1">
+      <w:start w:val="1"/>
+      <w:numFmt w:val="bullet"/>
+      <w:lvlText w:val=""/>
+      <w:lvlJc w:val="left"/>
+      <w:pPr>
+        <w:tabs>
+          <w:tab w:val="num" w:pos="6480"/>
+        </w:tabs>
+        <w:ind w:left="6480" w:hanging="360"/>
+      </w:pPr>
+      <w:rPr>
+        <w:rFonts w:ascii="Wingdings" w:hAnsi="Wingdings" w:hint="default"/>
+        <w:sz w:val="20"/>
+      </w:rPr>
+    </w:lvl>
+  </w:abstractNum>
+  <w:abstractNum w:abstractNumId="49" w15:restartNumberingAfterBreak="0">
     <w:nsid w:val="651767BB"/>
     <w:multiLevelType w:val="multilevel"/>
     <w:tmpl w:val="57F828E2"/>
@@ -47237,7 +47072,7 @@
       </w:rPr>
     </w:lvl>
   </w:abstractNum>
-  <w:abstractNum w:abstractNumId="47" w15:restartNumberingAfterBreak="0">
+  <w:abstractNum w:abstractNumId="50" w15:restartNumberingAfterBreak="0">
     <w:nsid w:val="65466CCC"/>
     <w:multiLevelType w:val="hybridMultilevel"/>
     <w:tmpl w:val="56E627A0"/>
@@ -47351,7 +47186,7 @@
       </w:rPr>
     </w:lvl>
   </w:abstractNum>
-  <w:abstractNum w:abstractNumId="48" w15:restartNumberingAfterBreak="0">
+  <w:abstractNum w:abstractNumId="51" w15:restartNumberingAfterBreak="0">
     <w:nsid w:val="65BC355C"/>
     <w:multiLevelType w:val="multilevel"/>
     <w:tmpl w:val="9184E644"/>
@@ -47501,7 +47336,7 @@
       </w:rPr>
     </w:lvl>
   </w:abstractNum>
-  <w:abstractNum w:abstractNumId="49" w15:restartNumberingAfterBreak="0">
+  <w:abstractNum w:abstractNumId="52" w15:restartNumberingAfterBreak="0">
     <w:nsid w:val="66DC5CEB"/>
     <w:multiLevelType w:val="multilevel"/>
     <w:tmpl w:val="C4C8D0C4"/>
@@ -47647,7 +47482,7 @@
       </w:rPr>
     </w:lvl>
   </w:abstractNum>
-  <w:abstractNum w:abstractNumId="50" w15:restartNumberingAfterBreak="0">
+  <w:abstractNum w:abstractNumId="53" w15:restartNumberingAfterBreak="0">
     <w:nsid w:val="6CD502E6"/>
     <w:multiLevelType w:val="multilevel"/>
     <w:tmpl w:val="22D467C0"/>
@@ -47797,7 +47632,7 @@
       </w:rPr>
     </w:lvl>
   </w:abstractNum>
-  <w:abstractNum w:abstractNumId="51" w15:restartNumberingAfterBreak="0">
+  <w:abstractNum w:abstractNumId="54" w15:restartNumberingAfterBreak="0">
     <w:nsid w:val="6E1978F7"/>
     <w:multiLevelType w:val="multilevel"/>
     <w:tmpl w:val="13C48494"/>
@@ -47947,7 +47782,7 @@
       </w:rPr>
     </w:lvl>
   </w:abstractNum>
-  <w:abstractNum w:abstractNumId="52" w15:restartNumberingAfterBreak="0">
+  <w:abstractNum w:abstractNumId="55" w15:restartNumberingAfterBreak="0">
     <w:nsid w:val="6E366569"/>
     <w:multiLevelType w:val="hybridMultilevel"/>
     <w:tmpl w:val="57C22910"/>
@@ -48061,7 +47896,7 @@
       </w:rPr>
     </w:lvl>
   </w:abstractNum>
-  <w:abstractNum w:abstractNumId="53" w15:restartNumberingAfterBreak="0">
+  <w:abstractNum w:abstractNumId="56" w15:restartNumberingAfterBreak="0">
     <w:nsid w:val="6EA04478"/>
     <w:multiLevelType w:val="multilevel"/>
     <w:tmpl w:val="0E182958"/>
@@ -48207,7 +48042,156 @@
       </w:rPr>
     </w:lvl>
   </w:abstractNum>
-  <w:abstractNum w:abstractNumId="54" w15:restartNumberingAfterBreak="0">
+  <w:abstractNum w:abstractNumId="57" w15:restartNumberingAfterBreak="0">
+    <w:nsid w:val="70455231"/>
+    <w:multiLevelType w:val="multilevel"/>
+    <w:tmpl w:val="E8FE0426"/>
+    <w:lvl w:ilvl="0">
+      <w:start w:val="1"/>
+      <w:numFmt w:val="bullet"/>
+      <w:lvlText w:val=""/>
+      <w:lvlJc w:val="left"/>
+      <w:pPr>
+        <w:tabs>
+          <w:tab w:val="num" w:pos="720"/>
+        </w:tabs>
+        <w:ind w:left="720" w:hanging="360"/>
+      </w:pPr>
+      <w:rPr>
+        <w:rFonts w:ascii="Symbol" w:hAnsi="Symbol" w:hint="default"/>
+        <w:sz w:val="20"/>
+      </w:rPr>
+    </w:lvl>
+    <w:lvl w:ilvl="1" w:tentative="1">
+      <w:start w:val="1"/>
+      <w:numFmt w:val="bullet"/>
+      <w:lvlText w:val="o"/>
+      <w:lvlJc w:val="left"/>
+      <w:pPr>
+        <w:tabs>
+          <w:tab w:val="num" w:pos="1440"/>
+        </w:tabs>
+        <w:ind w:left="1440" w:hanging="360"/>
+      </w:pPr>
+      <w:rPr>
+        <w:rFonts w:ascii="Courier New" w:hAnsi="Courier New" w:hint="default"/>
+        <w:sz w:val="20"/>
+      </w:rPr>
+    </w:lvl>
+    <w:lvl w:ilvl="2" w:tentative="1">
+      <w:start w:val="1"/>
+      <w:numFmt w:val="bullet"/>
+      <w:lvlText w:val=""/>
+      <w:lvlJc w:val="left"/>
+      <w:pPr>
+        <w:tabs>
+          <w:tab w:val="num" w:pos="2160"/>
+        </w:tabs>
+        <w:ind w:left="2160" w:hanging="360"/>
+      </w:pPr>
+      <w:rPr>
+        <w:rFonts w:ascii="Wingdings" w:hAnsi="Wingdings" w:hint="default"/>
+        <w:sz w:val="20"/>
+      </w:rPr>
+    </w:lvl>
+    <w:lvl w:ilvl="3" w:tentative="1">
+      <w:start w:val="1"/>
+      <w:numFmt w:val="bullet"/>
+      <w:lvlText w:val=""/>
+      <w:lvlJc w:val="left"/>
+      <w:pPr>
+        <w:tabs>
+          <w:tab w:val="num" w:pos="2880"/>
+        </w:tabs>
+        <w:ind w:left="2880" w:hanging="360"/>
+      </w:pPr>
+      <w:rPr>
+        <w:rFonts w:ascii="Wingdings" w:hAnsi="Wingdings" w:hint="default"/>
+        <w:sz w:val="20"/>
+      </w:rPr>
+    </w:lvl>
+    <w:lvl w:ilvl="4" w:tentative="1">
+      <w:start w:val="1"/>
+      <w:numFmt w:val="bullet"/>
+      <w:lvlText w:val=""/>
+      <w:lvlJc w:val="left"/>
+      <w:pPr>
+        <w:tabs>
+          <w:tab w:val="num" w:pos="3600"/>
+        </w:tabs>
+        <w:ind w:left="3600" w:hanging="360"/>
+      </w:pPr>
+      <w:rPr>
+        <w:rFonts w:ascii="Wingdings" w:hAnsi="Wingdings" w:hint="default"/>
+        <w:sz w:val="20"/>
+      </w:rPr>
+    </w:lvl>
+    <w:lvl w:ilvl="5" w:tentative="1">
+      <w:start w:val="1"/>
+      <w:numFmt w:val="bullet"/>
+      <w:lvlText w:val=""/>
+      <w:lvlJc w:val="left"/>
+      <w:pPr>
+        <w:tabs>
+          <w:tab w:val="num" w:pos="4320"/>
+        </w:tabs>
+        <w:ind w:left="4320" w:hanging="360"/>
+      </w:pPr>
+      <w:rPr>
+        <w:rFonts w:ascii="Wingdings" w:hAnsi="Wingdings" w:hint="default"/>
+        <w:sz w:val="20"/>
+      </w:rPr>
+    </w:lvl>
+    <w:lvl w:ilvl="6" w:tentative="1">
+      <w:start w:val="1"/>
+      <w:numFmt w:val="bullet"/>
+      <w:lvlText w:val=""/>
+      <w:lvlJc w:val="left"/>
+      <w:pPr>
+        <w:tabs>
+          <w:tab w:val="num" w:pos="5040"/>
+        </w:tabs>
+        <w:ind w:left="5040" w:hanging="360"/>
+      </w:pPr>
+      <w:rPr>
+        <w:rFonts w:ascii="Wingdings" w:hAnsi="Wingdings" w:hint="default"/>
+        <w:sz w:val="20"/>
+      </w:rPr>
+    </w:lvl>
+    <w:lvl w:ilvl="7" w:tentative="1">
+      <w:start w:val="1"/>
+      <w:numFmt w:val="bullet"/>
+      <w:lvlText w:val=""/>
+      <w:lvlJc w:val="left"/>
+      <w:pPr>
+        <w:tabs>
+          <w:tab w:val="num" w:pos="5760"/>
+        </w:tabs>
+        <w:ind w:left="5760" w:hanging="360"/>
+      </w:pPr>
+      <w:rPr>
+        <w:rFonts w:ascii="Wingdings" w:hAnsi="Wingdings" w:hint="default"/>
+        <w:sz w:val="20"/>
+      </w:rPr>
+    </w:lvl>
+    <w:lvl w:ilvl="8" w:tentative="1">
+      <w:start w:val="1"/>
+      <w:numFmt w:val="bullet"/>
+      <w:lvlText w:val=""/>
+      <w:lvlJc w:val="left"/>
+      <w:pPr>
+        <w:tabs>
+          <w:tab w:val="num" w:pos="6480"/>
+        </w:tabs>
+        <w:ind w:left="6480" w:hanging="360"/>
+      </w:pPr>
+      <w:rPr>
+        <w:rFonts w:ascii="Wingdings" w:hAnsi="Wingdings" w:hint="default"/>
+        <w:sz w:val="20"/>
+      </w:rPr>
+    </w:lvl>
+  </w:abstractNum>
+  <w:abstractNum w:abstractNumId="58" w15:restartNumberingAfterBreak="0">
     <w:nsid w:val="732B0A28"/>
     <w:multiLevelType w:val="hybridMultilevel"/>
     <w:tmpl w:val="C8504CAC"/>
@@ -48321,7 +48305,7 @@
       </w:rPr>
     </w:lvl>
   </w:abstractNum>
-  <w:abstractNum w:abstractNumId="55" w15:restartNumberingAfterBreak="0">
+  <w:abstractNum w:abstractNumId="59" w15:restartNumberingAfterBreak="0">
     <w:nsid w:val="798C3722"/>
     <w:multiLevelType w:val="multilevel"/>
     <w:tmpl w:val="D494D4F6"/>
@@ -48471,7 +48455,7 @@
       </w:rPr>
     </w:lvl>
   </w:abstractNum>
-  <w:abstractNum w:abstractNumId="56" w15:restartNumberingAfterBreak="0">
+  <w:abstractNum w:abstractNumId="60" w15:restartNumberingAfterBreak="0">
     <w:nsid w:val="7D3A7A04"/>
     <w:multiLevelType w:val="multilevel"/>
     <w:tmpl w:val="001A4A2A"/>
@@ -48617,7 +48601,120 @@
       </w:rPr>
     </w:lvl>
   </w:abstractNum>
-  <w:abstractNum w:abstractNumId="57" w15:restartNumberingAfterBreak="0">
+  <w:abstractNum w:abstractNumId="61" w15:restartNumberingAfterBreak="0">
+    <w:nsid w:val="7E97496A"/>
+    <w:multiLevelType w:val="multilevel"/>
+    <w:tmpl w:val="7176206E"/>
+    <w:lvl w:ilvl="0">
+      <w:start w:val="4"/>
+      <w:numFmt w:val="decimal"/>
+      <w:lvlText w:val="%1"/>
+      <w:lvlJc w:val="left"/>
+      <w:pPr>
+        <w:ind w:left="525" w:hanging="525"/>
+      </w:pPr>
+      <w:rPr>
+        <w:rFonts w:hint="default"/>
+      </w:rPr>
+    </w:lvl>
+    <w:lvl w:ilvl="1">
+      <w:start w:val="1"/>
+      <w:numFmt w:val="decimal"/>
+      <w:lvlText w:val="%1.%2"/>
+      <w:lvlJc w:val="left"/>
+      <w:pPr>
+        <w:ind w:left="885" w:hanging="525"/>
+      </w:pPr>
+      <w:rPr>
+        <w:rFonts w:hint="default"/>
+      </w:rPr>
+    </w:lvl>
+    <w:lvl w:ilvl="2">
+      <w:start w:val="2"/>
+      <w:numFmt w:val="decimal"/>
+      <w:lvlText w:val="%1.%2.%3"/>
+      <w:lvlJc w:val="left"/>
+      <w:pPr>
+        <w:ind w:left="1440" w:hanging="720"/>
+      </w:pPr>
+      <w:rPr>
+        <w:rFonts w:hint="default"/>
+      </w:rPr>
+    </w:lvl>
+    <w:lvl w:ilvl="3">
+      <w:start w:val="1"/>
+      <w:numFmt w:val="decimal"/>
+      <w:lvlText w:val="%1.%2.%3.%4"/>
+      <w:lvlJc w:val="left"/>
+      <w:pPr>
+        <w:ind w:left="1800" w:hanging="720"/>
+      </w:pPr>
+      <w:rPr>
+        <w:rFonts w:hint="default"/>
+      </w:rPr>
+    </w:lvl>
+    <w:lvl w:ilvl="4">
+      <w:start w:val="1"/>
+      <w:numFmt w:val="decimal"/>
+      <w:lvlText w:val="%1.%2.%3.%4.%5"/>
+      <w:lvlJc w:val="left"/>
+      <w:pPr>
+        <w:ind w:left="2520" w:hanging="1080"/>
+      </w:pPr>
+      <w:rPr>
+        <w:rFonts w:hint="default"/>
+      </w:rPr>
+    </w:lvl>
+    <w:lvl w:ilvl="5">
+      <w:start w:val="1"/>
+      <w:numFmt w:val="decimal"/>
+      <w:lvlText w:val="%1.%2.%3.%4.%5.%6"/>
+      <w:lvlJc w:val="left"/>
+      <w:pPr>
+        <w:ind w:left="3240" w:hanging="1440"/>
+      </w:pPr>
+      <w:rPr>
+        <w:rFonts w:hint="default"/>
+      </w:rPr>
+    </w:lvl>
+    <w:lvl w:ilvl="6">
+      <w:start w:val="1"/>
+      <w:numFmt w:val="decimal"/>
+      <w:lvlText w:val="%1.%2.%3.%4.%5.%6.%7"/>
+      <w:lvlJc w:val="left"/>
+      <w:pPr>
+        <w:ind w:left="3600" w:hanging="1440"/>
+      </w:pPr>
+      <w:rPr>
+        <w:rFonts w:hint="default"/>
+      </w:rPr>
+    </w:lvl>
+    <w:lvl w:ilvl="7">
+      <w:start w:val="1"/>
+      <w:numFmt w:val="decimal"/>
+      <w:lvlText w:val="%1.%2.%3.%4.%5.%6.%7.%8"/>
+      <w:lvlJc w:val="left"/>
+      <w:pPr>
+        <w:ind w:left="4320" w:hanging="1800"/>
+      </w:pPr>
+      <w:rPr>
+        <w:rFonts w:hint="default"/>
+      </w:rPr>
+    </w:lvl>
+    <w:lvl w:ilvl="8">
+      <w:start w:val="1"/>
+      <w:numFmt w:val="decimal"/>
+      <w:lvlText w:val="%1.%2.%3.%4.%5.%6.%7.%8.%9"/>
+      <w:lvlJc w:val="left"/>
+      <w:pPr>
+        <w:ind w:left="4680" w:hanging="1800"/>
+      </w:pPr>
+      <w:rPr>
+        <w:rFonts w:hint="default"/>
+      </w:rPr>
+    </w:lvl>
+  </w:abstractNum>
+  <w:abstractNum w:abstractNumId="62" w15:restartNumberingAfterBreak="0">
     <w:nsid w:val="7EE324D5"/>
     <w:multiLevelType w:val="multilevel"/>
     <w:tmpl w:val="752E095A"/>
@@ -48731,79 +48828,79 @@
     </w:lvl>
   </w:abstractNum>
   <w:num w:numId="1" w16cid:durableId="2080246147">
-    <w:abstractNumId w:val="27"/>
+    <w:abstractNumId w:val="28"/>
   </w:num>
   <w:num w:numId="2" w16cid:durableId="1531530804">
-    <w:abstractNumId w:val="32"/>
+    <w:abstractNumId w:val="34"/>
   </w:num>
   <w:num w:numId="3" w16cid:durableId="1138449514">
-    <w:abstractNumId w:val="23"/>
+    <w:abstractNumId w:val="24"/>
   </w:num>
   <w:num w:numId="4" w16cid:durableId="948120256">
-    <w:abstractNumId w:val="15"/>
+    <w:abstractNumId w:val="16"/>
   </w:num>
   <w:num w:numId="5" w16cid:durableId="1692729468">
-    <w:abstractNumId w:val="30"/>
+    <w:abstractNumId w:val="31"/>
   </w:num>
   <w:num w:numId="6" w16cid:durableId="1249195414">
-    <w:abstractNumId w:val="17"/>
+    <w:abstractNumId w:val="18"/>
   </w:num>
   <w:num w:numId="7" w16cid:durableId="748698017">
-    <w:abstractNumId w:val="12"/>
+    <w:abstractNumId w:val="13"/>
   </w:num>
   <w:num w:numId="8" w16cid:durableId="1974938652">
-    <w:abstractNumId w:val="52"/>
+    <w:abstractNumId w:val="55"/>
   </w:num>
   <w:num w:numId="9" w16cid:durableId="2053457008">
     <w:abstractNumId w:val="0"/>
   </w:num>
   <w:num w:numId="10" w16cid:durableId="1930431183">
+    <w:abstractNumId w:val="52"/>
+  </w:num>
+  <w:num w:numId="11" w16cid:durableId="1088581616">
     <w:abstractNumId w:val="49"/>
   </w:num>
-  <w:num w:numId="11" w16cid:durableId="1088581616">
-    <w:abstractNumId w:val="46"/>
-  </w:num>
   <w:num w:numId="12" w16cid:durableId="299457146">
-    <w:abstractNumId w:val="13"/>
+    <w:abstractNumId w:val="14"/>
   </w:num>
   <w:num w:numId="13" w16cid:durableId="2020811802">
-    <w:abstractNumId w:val="24"/>
+    <w:abstractNumId w:val="25"/>
   </w:num>
   <w:num w:numId="14" w16cid:durableId="466775927">
-    <w:abstractNumId w:val="26"/>
+    <w:abstractNumId w:val="27"/>
   </w:num>
   <w:num w:numId="15" w16cid:durableId="1022509207">
-    <w:abstractNumId w:val="11"/>
+    <w:abstractNumId w:val="12"/>
   </w:num>
   <w:num w:numId="16" w16cid:durableId="1303080686">
-    <w:abstractNumId w:val="56"/>
+    <w:abstractNumId w:val="60"/>
   </w:num>
   <w:num w:numId="17" w16cid:durableId="1883860790">
-    <w:abstractNumId w:val="43"/>
+    <w:abstractNumId w:val="45"/>
   </w:num>
   <w:num w:numId="18" w16cid:durableId="1054811051">
     <w:abstractNumId w:val="7"/>
   </w:num>
   <w:num w:numId="19" w16cid:durableId="1965236692">
-    <w:abstractNumId w:val="37"/>
+    <w:abstractNumId w:val="39"/>
   </w:num>
   <w:num w:numId="20" w16cid:durableId="1257716159">
-    <w:abstractNumId w:val="39"/>
+    <w:abstractNumId w:val="41"/>
   </w:num>
   <w:num w:numId="21" w16cid:durableId="1826702457">
-    <w:abstractNumId w:val="53"/>
+    <w:abstractNumId w:val="56"/>
   </w:num>
   <w:num w:numId="22" w16cid:durableId="1949963575">
-    <w:abstractNumId w:val="10"/>
+    <w:abstractNumId w:val="11"/>
   </w:num>
   <w:num w:numId="23" w16cid:durableId="918321068">
-    <w:abstractNumId w:val="34"/>
+    <w:abstractNumId w:val="36"/>
   </w:num>
   <w:num w:numId="24" w16cid:durableId="245498762">
-    <w:abstractNumId w:val="16"/>
+    <w:abstractNumId w:val="17"/>
   </w:num>
   <w:num w:numId="25" w16cid:durableId="17440118">
-    <w:abstractNumId w:val="25"/>
+    <w:abstractNumId w:val="26"/>
   </w:num>
   <w:num w:numId="26" w16cid:durableId="1533497557">
     <w:abstractNumId w:val="1"/>
@@ -48812,97 +48909,112 @@
     <w:abstractNumId w:val="5"/>
   </w:num>
   <w:num w:numId="28" w16cid:durableId="148837062">
-    <w:abstractNumId w:val="47"/>
+    <w:abstractNumId w:val="50"/>
   </w:num>
   <w:num w:numId="29" w16cid:durableId="1617521810">
-    <w:abstractNumId w:val="20"/>
+    <w:abstractNumId w:val="21"/>
   </w:num>
   <w:num w:numId="30" w16cid:durableId="388843719">
-    <w:abstractNumId w:val="33"/>
+    <w:abstractNumId w:val="35"/>
   </w:num>
   <w:num w:numId="31" w16cid:durableId="1114208304">
-    <w:abstractNumId w:val="21"/>
+    <w:abstractNumId w:val="22"/>
   </w:num>
   <w:num w:numId="32" w16cid:durableId="2122021095">
     <w:abstractNumId w:val="4"/>
   </w:num>
   <w:num w:numId="33" w16cid:durableId="140466739">
-    <w:abstractNumId w:val="41"/>
+    <w:abstractNumId w:val="43"/>
   </w:num>
   <w:num w:numId="34" w16cid:durableId="1056011469">
-    <w:abstractNumId w:val="29"/>
+    <w:abstractNumId w:val="30"/>
   </w:num>
   <w:num w:numId="35" w16cid:durableId="262230195">
-    <w:abstractNumId w:val="35"/>
+    <w:abstractNumId w:val="37"/>
   </w:num>
   <w:num w:numId="36" w16cid:durableId="1921599424">
-    <w:abstractNumId w:val="36"/>
+    <w:abstractNumId w:val="38"/>
   </w:num>
   <w:num w:numId="37" w16cid:durableId="292640419">
-    <w:abstractNumId w:val="45"/>
+    <w:abstractNumId w:val="47"/>
   </w:num>
   <w:num w:numId="38" w16cid:durableId="1871262079">
     <w:abstractNumId w:val="2"/>
   </w:num>
   <w:num w:numId="39" w16cid:durableId="1451775439">
-    <w:abstractNumId w:val="42"/>
+    <w:abstractNumId w:val="44"/>
   </w:num>
   <w:num w:numId="40" w16cid:durableId="1201629343">
-    <w:abstractNumId w:val="54"/>
+    <w:abstractNumId w:val="58"/>
   </w:num>
   <w:num w:numId="41" w16cid:durableId="79257416">
-    <w:abstractNumId w:val="14"/>
+    <w:abstractNumId w:val="15"/>
   </w:num>
   <w:num w:numId="42" w16cid:durableId="1809937302">
-    <w:abstractNumId w:val="9"/>
+    <w:abstractNumId w:val="10"/>
   </w:num>
   <w:num w:numId="43" w16cid:durableId="801071311">
-    <w:abstractNumId w:val="28"/>
+    <w:abstractNumId w:val="29"/>
   </w:num>
   <w:num w:numId="44" w16cid:durableId="157549917">
-    <w:abstractNumId w:val="44"/>
+    <w:abstractNumId w:val="46"/>
   </w:num>
   <w:num w:numId="45" w16cid:durableId="198400505">
     <w:abstractNumId w:val="6"/>
   </w:num>
   <w:num w:numId="46" w16cid:durableId="595748632">
-    <w:abstractNumId w:val="8"/>
+    <w:abstractNumId w:val="9"/>
   </w:num>
   <w:num w:numId="47" w16cid:durableId="237515855">
-    <w:abstractNumId w:val="38"/>
+    <w:abstractNumId w:val="40"/>
   </w:num>
   <w:num w:numId="48" w16cid:durableId="1184708709">
-    <w:abstractNumId w:val="48"/>
+    <w:abstractNumId w:val="51"/>
   </w:num>
   <w:num w:numId="49" w16cid:durableId="454829650">
-    <w:abstractNumId w:val="40"/>
+    <w:abstractNumId w:val="42"/>
   </w:num>
   <w:num w:numId="50" w16cid:durableId="658074381">
-    <w:abstractNumId w:val="18"/>
+    <w:abstractNumId w:val="19"/>
   </w:num>
   <w:num w:numId="51" w16cid:durableId="365830772">
     <w:abstractNumId w:val="3"/>
   </w:num>
   <w:num w:numId="52" w16cid:durableId="1323049941">
-    <w:abstractNumId w:val="55"/>
+    <w:abstractNumId w:val="59"/>
   </w:num>
   <w:num w:numId="53" w16cid:durableId="2005739667">
-    <w:abstractNumId w:val="31"/>
+    <w:abstractNumId w:val="33"/>
   </w:num>
   <w:num w:numId="54" w16cid:durableId="1878740090">
-    <w:abstractNumId w:val="22"/>
+    <w:abstractNumId w:val="23"/>
   </w:num>
   <w:num w:numId="55" w16cid:durableId="697199650">
-    <w:abstractNumId w:val="19"/>
+    <w:abstractNumId w:val="20"/>
   </w:num>
   <w:num w:numId="56" w16cid:durableId="1522209359">
-    <w:abstractNumId w:val="50"/>
+    <w:abstractNumId w:val="53"/>
   </w:num>
   <w:num w:numId="57" w16cid:durableId="1556352894">
-    <w:abstractNumId w:val="51"/>
+    <w:abstractNumId w:val="54"/>
   </w:num>
   <w:num w:numId="58" w16cid:durableId="432670510">
+    <w:abstractNumId w:val="62"/>
+  </w:num>
+  <w:num w:numId="59" w16cid:durableId="1356689700">
     <w:abstractNumId w:val="57"/>
+  </w:num>
+  <w:num w:numId="60" w16cid:durableId="380713425">
+    <w:abstractNumId w:val="8"/>
+  </w:num>
+  <w:num w:numId="61" w16cid:durableId="297802719">
+    <w:abstractNumId w:val="32"/>
+  </w:num>
+  <w:num w:numId="62" w16cid:durableId="1246648191">
+    <w:abstractNumId w:val="48"/>
+  </w:num>
+  <w:num w:numId="63" w16cid:durableId="987397215">
+    <w:abstractNumId w:val="61"/>
   </w:num>
   <w:numIdMacAtCleanup w:val="58"/>
 </w:numbering>
@@ -49953,6 +50065,21 @@
       <w14:ligatures w14:val="none"/>
     </w:rPr>
   </w:style>
+  <w:style w:type="paragraph" w:customStyle="1" w:styleId="isselectedend">
+    <w:name w:val="isselectedend"/>
+    <w:basedOn w:val="Normal"/>
+    <w:rsid w:val="00246CF9"/>
+    <w:pPr>
+      <w:spacing w:before="100" w:beforeAutospacing="1" w:after="100" w:afterAutospacing="1" w:line="240" w:lineRule="auto"/>
+    </w:pPr>
+    <w:rPr>
+      <w:rFonts w:eastAsia="Times New Roman" w:cs="Times New Roman"/>
+      <w:kern w:val="0"/>
+      <w:sz w:val="24"/>
+      <w:szCs w:val="24"/>
+      <w14:ligatures w14:val="none"/>
+    </w:rPr>
+  </w:style>
 </w:styles>
 </file>
 

--- a/BaoCaoKL.docx
+++ b/BaoCaoKL.docx
@@ -18146,7 +18146,17 @@
           <w:szCs w:val="28"/>
           <w:lang w:val="vi-VN"/>
         </w:rPr>
-        <w:t>4.1 GIỚI THIỆU CHƯƠNG</w:t>
+        <w:t xml:space="preserve">4.1 </w:t>
+      </w:r>
+      <w:r>
+        <w:rPr>
+          <w:rFonts w:cs="Times New Roman"/>
+          <w:b/>
+          <w:bCs/>
+          <w:color w:val="000000" w:themeColor="text1"/>
+          <w:szCs w:val="28"/>
+        </w:rPr>
+        <w:t>QUY TRÌNH NGHIÊN CỨU</w:t>
       </w:r>
     </w:p>
     <w:p>
@@ -18163,37 +18173,8 @@
     </w:p>
     <w:p>
       <w:pPr>
-        <w:pStyle w:val="Heading2"/>
-        <w:jc w:val="both"/>
-        <w:rPr>
-          <w:rFonts w:cs="Times New Roman"/>
-          <w:szCs w:val="28"/>
-          <w:lang w:val="vi-VN"/>
-        </w:rPr>
-      </w:pPr>
-      <w:bookmarkStart w:id="61" w:name="_Toc224129205"/>
-      <w:bookmarkStart w:id="62" w:name="_Toc225007700"/>
-      <w:r>
-        <w:rPr>
-          <w:rFonts w:cs="Times New Roman"/>
-          <w:szCs w:val="28"/>
-          <w:lang w:val="vi-VN"/>
-        </w:rPr>
-        <w:t xml:space="preserve">4.1 </w:t>
-      </w:r>
-      <w:bookmarkEnd w:id="61"/>
-      <w:bookmarkEnd w:id="62"/>
-      <w:r>
-        <w:rPr>
-          <w:rFonts w:cs="Times New Roman"/>
-          <w:szCs w:val="28"/>
-        </w:rPr>
-        <w:t>QUY TRÌNH NGHIÊN CỨU</w:t>
-      </w:r>
-    </w:p>
-    <w:p>
-      <w:pPr>
         <w:ind w:firstLine="720"/>
+        <w:jc w:val="both"/>
         <w:rPr>
           <w:noProof/>
           <w:lang w:val="vi-VN"/>
@@ -18212,6 +18193,7 @@
     <w:p>
       <w:pPr>
         <w:ind w:firstLine="720"/>
+        <w:jc w:val="both"/>
         <w:rPr>
           <w:noProof/>
           <w:lang w:val="vi-VN"/>
@@ -18230,6 +18212,7 @@
     <w:p>
       <w:pPr>
         <w:ind w:firstLine="720"/>
+        <w:jc w:val="both"/>
         <w:rPr>
           <w:noProof/>
           <w:lang w:val="vi-VN"/>
@@ -18248,6 +18231,7 @@
     <w:p>
       <w:pPr>
         <w:ind w:firstLine="720"/>
+        <w:jc w:val="both"/>
         <w:rPr>
           <w:noProof/>
           <w:lang w:val="vi-VN"/>
@@ -18266,6 +18250,7 @@
     <w:p>
       <w:pPr>
         <w:ind w:firstLine="720"/>
+        <w:jc w:val="both"/>
         <w:rPr>
           <w:noProof/>
           <w:lang w:val="vi-VN"/>
@@ -18309,7 +18294,7 @@
         </w:rPr>
         <w:lastRenderedPageBreak/>
         <w:drawing>
-          <wp:inline distT="0" distB="0" distL="0" distR="0" wp14:anchorId="241A08A5" wp14:editId="6B7568DC">
+          <wp:inline distT="0" distB="0" distL="0" distR="0" wp14:anchorId="241A08A5" wp14:editId="6CFF23D8">
             <wp:extent cx="5790731" cy="2693770"/>
             <wp:effectExtent l="0" t="0" r="635" b="0"/>
             <wp:docPr id="913534172" name="Picture 2"/>
@@ -18408,7 +18393,6 @@
     <w:p>
       <w:pPr>
         <w:spacing w:before="120" w:after="0" w:line="288" w:lineRule="auto"/>
-        <w:ind w:firstLine="709"/>
         <w:jc w:val="both"/>
         <w:rPr>
           <w:rFonts w:cs="Times New Roman"/>
@@ -18424,11 +18408,16 @@
           <w:b/>
           <w:bCs/>
           <w:szCs w:val="26"/>
-          <w:lang w:val="en-GB"/>
-        </w:rPr>
-        <w:t>4</w:t>
-      </w:r>
-      <w:r>
+          <w:lang w:val="vi-VN"/>
+        </w:rPr>
+        <w:t>4.2 MỨC KHAI THÁC ĐỒ THỊ</w:t>
+      </w:r>
+    </w:p>
+    <w:p>
+      <w:pPr>
+        <w:spacing w:before="120" w:after="0" w:line="288" w:lineRule="auto"/>
+        <w:ind w:firstLine="709"/>
+        <w:jc w:val="both"/>
         <w:rPr>
           <w:rFonts w:cs="Times New Roman"/>
           <w:b/>
@@ -18436,14 +18425,53 @@
           <w:szCs w:val="26"/>
           <w:lang w:val="vi-VN"/>
         </w:rPr>
-        <w:t>.1.1</w:t>
-      </w:r>
+      </w:pPr>
       <w:r>
         <w:rPr>
           <w:rFonts w:cs="Times New Roman"/>
           <w:b/>
           <w:bCs/>
           <w:szCs w:val="26"/>
+          <w:lang w:val="en-GB"/>
+        </w:rPr>
+        <w:t>4</w:t>
+      </w:r>
+      <w:r>
+        <w:rPr>
+          <w:rFonts w:cs="Times New Roman"/>
+          <w:b/>
+          <w:bCs/>
+          <w:szCs w:val="26"/>
+          <w:lang w:val="vi-VN"/>
+        </w:rPr>
+        <w:t>.</w:t>
+      </w:r>
+      <w:r>
+        <w:rPr>
+          <w:rFonts w:cs="Times New Roman"/>
+          <w:b/>
+          <w:bCs/>
+          <w:szCs w:val="26"/>
+          <w:lang w:val="vi-VN"/>
+        </w:rPr>
+        <w:t>2</w:t>
+      </w:r>
+      <w:r>
+        <w:rPr>
+          <w:rFonts w:cs="Times New Roman"/>
+          <w:b/>
+          <w:bCs/>
+          <w:szCs w:val="26"/>
+          <w:lang w:val="vi-VN"/>
+        </w:rPr>
+        <w:t>.1</w:t>
+      </w:r>
+      <w:r>
+        <w:rPr>
+          <w:rFonts w:cs="Times New Roman"/>
+          <w:b/>
+          <w:bCs/>
+          <w:szCs w:val="26"/>
           <w:lang w:val="vi-VN"/>
         </w:rPr>
         <w:t xml:space="preserve"> Dữ liệu đầu vào</w:t>
@@ -18518,7 +18546,15 @@
           <w:rFonts w:cs="Times New Roman"/>
           <w:szCs w:val="26"/>
         </w:rPr>
-        <w:t>Đối với bảng thành phần thực phẩm Việt Nam, dữ liệu được sử dụng để bổ sung thông tin về các chất dinh dưỡng như năng lượng, carbohydrate, protein, lipid, chất xơ, natri và các vi chất dinh dưỡng khác. Đây là nguồn dữ liệu quan trọng giúp bổ sung các thuộc tính của thực thể Food và Nutrient trong đồ thị tri thức.</w:t>
+        <w:t xml:space="preserve">Đối với bảng thành phần thực phẩm Việt Nam, dữ liệu được sử dụng để bổ sung thông tin về các chất dinh dưỡng như năng lượng, carbohydrate, protein, lipid, chất xơ, </w:t>
+      </w:r>
+      <w:r>
+        <w:rPr>
+          <w:rFonts w:cs="Times New Roman"/>
+          <w:szCs w:val="26"/>
+        </w:rPr>
+        <w:lastRenderedPageBreak/>
+        <w:t>natri và các vi chất dinh dưỡng khác. Đây là nguồn dữ liệu quan trọng giúp bổ sung các thuộc tính của thực thể Food và Nutrient trong đồ thị tri thức.</w:t>
       </w:r>
     </w:p>
     <w:p>
@@ -18529,28 +18565,16 @@
         <w:rPr>
           <w:rFonts w:cs="Times New Roman"/>
           <w:szCs w:val="26"/>
-        </w:rPr>
-      </w:pPr>
-      <w:r>
-        <w:rPr>
-          <w:rFonts w:cs="Times New Roman"/>
-          <w:szCs w:val="26"/>
-        </w:rPr>
-        <w:lastRenderedPageBreak/>
+          <w:lang w:val="vi-VN"/>
+        </w:rPr>
+      </w:pPr>
+      <w:r>
+        <w:rPr>
+          <w:rFonts w:cs="Times New Roman"/>
+          <w:szCs w:val="26"/>
+        </w:rPr>
         <w:t>Sau khi hoàn thành quá trình thu thập, toàn bộ dữ liệu được phân loại theo từng nhóm tài liệu, lưu trữ theo cấu trúc thống nhất và chuẩn bị cho giai đoạn tiền xử lý.</w:t>
       </w:r>
-    </w:p>
-    <w:p>
-      <w:pPr>
-        <w:spacing w:before="120" w:after="0" w:line="288" w:lineRule="auto"/>
-        <w:ind w:firstLine="709"/>
-        <w:jc w:val="both"/>
-        <w:rPr>
-          <w:rFonts w:cs="Times New Roman"/>
-          <w:szCs w:val="26"/>
-          <w:lang w:val="vi-VN"/>
-        </w:rPr>
-      </w:pPr>
     </w:p>
     <w:p>
       <w:pPr>
@@ -18796,15 +18820,7 @@
                 <w:szCs w:val="26"/>
                 <w:lang w:val="vi-VN"/>
               </w:rPr>
-              <w:t xml:space="preserve">Bộ Y Tế Viện dinh </w:t>
-            </w:r>
-            <w:r>
-              <w:rPr>
-                <w:rFonts w:cs="Times New Roman"/>
-                <w:szCs w:val="26"/>
-                <w:lang w:val="vi-VN"/>
-              </w:rPr>
-              <w:t>dưỡng.</w:t>
+              <w:t>Bộ Y Tế Viện dinh dưỡng.</w:t>
             </w:r>
           </w:p>
         </w:tc>
@@ -18876,14 +18892,7 @@
                 <w:rFonts w:cs="Times New Roman"/>
                 <w:szCs w:val="26"/>
               </w:rPr>
-              <w:t>B</w:t>
-            </w:r>
-            <w:r>
-              <w:rPr>
-                <w:rFonts w:cs="Times New Roman"/>
-                <w:szCs w:val="26"/>
-              </w:rPr>
-              <w:t xml:space="preserve">ảng thành phần thực phẩm </w:t>
+              <w:t xml:space="preserve">Bảng thành phần thực phẩm </w:t>
             </w:r>
             <w:r>
               <w:rPr>
@@ -18899,6 +18908,14 @@
                 <w:lang w:val="vi-VN"/>
               </w:rPr>
               <w:t xml:space="preserve"> </w:t>
+            </w:r>
+            <w:r>
+              <w:rPr>
+                <w:rFonts w:cs="Times New Roman"/>
+                <w:szCs w:val="26"/>
+                <w:lang w:val="vi-VN"/>
+              </w:rPr>
+              <w:t>Nam 2007</w:t>
             </w:r>
           </w:p>
         </w:tc>
@@ -19362,7 +19379,7 @@
         <w:pStyle w:val="ListParagraph"/>
         <w:numPr>
           <w:ilvl w:val="2"/>
-          <w:numId w:val="63"/>
+          <w:numId w:val="64"/>
         </w:numPr>
         <w:spacing w:before="120" w:after="0" w:line="288" w:lineRule="auto"/>
         <w:jc w:val="both"/>
@@ -19392,6 +19409,7 @@
       </w:pPr>
       <w:r>
         <w:rPr>
+          <w:noProof/>
           <w:lang w:val="vi-VN"/>
         </w:rPr>
         <w:drawing>
@@ -19448,7 +19466,26 @@
         <w:rPr>
           <w:color w:val="000000" w:themeColor="text1"/>
         </w:rPr>
-        <w:t>Hình 2</w:t>
+        <w:t xml:space="preserve">Hình </w:t>
+      </w:r>
+      <w:r>
+        <w:rPr>
+          <w:color w:val="000000" w:themeColor="text1"/>
+        </w:rPr>
+        <w:t>4</w:t>
+      </w:r>
+      <w:r>
+        <w:rPr>
+          <w:color w:val="000000" w:themeColor="text1"/>
+          <w:lang w:val="vi-VN"/>
+        </w:rPr>
+        <w:t>.</w:t>
+      </w:r>
+      <w:r>
+        <w:rPr>
+          <w:color w:val="000000" w:themeColor="text1"/>
+        </w:rPr>
+        <w:t>2</w:t>
       </w:r>
       <w:r>
         <w:rPr>
@@ -19506,957 +19543,17 @@
     </w:p>
     <w:p>
       <w:pPr>
+        <w:keepNext/>
         <w:spacing w:before="120" w:after="0" w:line="288" w:lineRule="auto"/>
         <w:ind w:firstLine="720"/>
         <w:jc w:val="both"/>
-        <w:rPr>
-          <w:rFonts w:cs="Times New Roman"/>
-          <w:szCs w:val="26"/>
-          <w:lang w:val="vi-VN"/>
-        </w:rPr>
-      </w:pPr>
-      <w:r>
-        <w:rPr>
-          <w:rFonts w:cs="Times New Roman"/>
-          <w:szCs w:val="26"/>
-        </w:rPr>
-        <w:t>Sau quá trình nhận dạng, dữ liệu được lưu dưới dạng văn bản thô (raw text). Tuy nhiên, văn bản thu được vẫn có thể chứa các lỗi như ký tự nhận dạng sai, khoảng trắng dư thừa hoặc lỗi xuống dòng. Do đó, dữ liệu tiếp tục được đưa qua bước làm sạch và chuẩn hóa nhằm nâng cao chất lượng trước khi thực hiện trích xuất tri thức.</w:t>
-      </w:r>
-    </w:p>
-    <w:p>
-      <w:pPr>
-        <w:spacing w:before="120" w:after="0" w:line="288" w:lineRule="auto"/>
-        <w:jc w:val="both"/>
-        <w:rPr>
-          <w:rFonts w:cs="Times New Roman"/>
-          <w:b/>
-          <w:bCs/>
-          <w:szCs w:val="26"/>
-          <w:lang w:val="vi-VN"/>
-        </w:rPr>
-      </w:pPr>
-      <w:r>
-        <w:rPr>
-          <w:rFonts w:cs="Times New Roman"/>
-          <w:b/>
-          <w:bCs/>
-          <w:szCs w:val="26"/>
-        </w:rPr>
-        <w:t>3.2.3 Chuẩn hóa dữ liệu</w:t>
-      </w:r>
-    </w:p>
-    <w:p>
-      <w:pPr>
-        <w:spacing w:before="120" w:after="0" w:line="288" w:lineRule="auto"/>
-        <w:ind w:firstLine="720"/>
-        <w:jc w:val="both"/>
-        <w:rPr>
-          <w:rFonts w:cs="Times New Roman"/>
-          <w:szCs w:val="26"/>
-        </w:rPr>
-      </w:pPr>
-      <w:r>
-        <w:rPr>
-          <w:rFonts w:cs="Times New Roman"/>
-          <w:szCs w:val="26"/>
-        </w:rPr>
-        <w:t>Sau khi hoàn thành quá trình nhận dạng ký tự bằng PaddleOCR, dữ liệu thu được vẫn tồn tại dưới dạng văn bản thô và có thể chứa nhiều thành phần không cần thiết như lỗi xuống dòng, khoảng trắng dư thừa, ký tự đặc biệt hoặc các lỗi nhận dạng phát sinh trong quá trình OCR. Nếu không được xử lý, các lỗi này sẽ ảnh hưởng trực tiếp đến quá trình nhận dạng thực thể và trích xuất tri thức.</w:t>
-      </w:r>
-    </w:p>
-    <w:p>
-      <w:pPr>
-        <w:spacing w:before="120" w:after="0" w:line="288" w:lineRule="auto"/>
-        <w:ind w:firstLine="720"/>
-        <w:jc w:val="both"/>
-        <w:rPr>
-          <w:rFonts w:cs="Times New Roman"/>
-          <w:szCs w:val="26"/>
-        </w:rPr>
-      </w:pPr>
-      <w:r>
-        <w:rPr>
-          <w:rFonts w:cs="Times New Roman"/>
-          <w:szCs w:val="26"/>
-        </w:rPr>
-        <w:t>Để nâng cao chất lượng dữ liệu, đề tài thực hiện bước chuẩn hóa văn bản trước khi áp dụng các kỹ thuật xử lý ngôn ngữ tự nhiên. Quá trình chuẩn hóa bao gồm việc loại bỏ các ký tự không cần thiết, chuẩn hóa bảng mã Unicode, thống nhất cách biểu diễn của dấu câu và khoảng trắng, đồng thời chuyển đổi dữ liệu về định dạng văn bản thống nhất. Đối với các thuật ngữ chuyên ngành, hệ thống tiến hành chuẩn hóa cách viết nhằm giảm sự khác biệt giữa các tài liệu và hạn chế việc tạo ra các thực thể trùng lặp trong đồ thị tri thức.</w:t>
-      </w:r>
-    </w:p>
-    <w:p>
-      <w:pPr>
-        <w:spacing w:before="120" w:after="0" w:line="288" w:lineRule="auto"/>
-        <w:ind w:firstLine="720"/>
-        <w:jc w:val="both"/>
-        <w:rPr>
-          <w:rFonts w:cs="Times New Roman"/>
-          <w:szCs w:val="26"/>
-        </w:rPr>
-      </w:pPr>
-      <w:r>
-        <w:rPr>
-          <w:rFonts w:cs="Times New Roman"/>
-          <w:szCs w:val="26"/>
-        </w:rPr>
-        <w:t>Ngoài ra, các tên thực phẩm, bệnh lý và chất dinh dưỡng được rà soát và thống nhất cách biểu diễn trước khi đưa vào giai đoạn trích xuất tri thức. Ví dụ, các cách viết khác nhau của cùng một thực thể sẽ được chuẩn hóa về một tên gọi duy nhất để đảm bảo tính nhất quán trong cơ sở tri thức. Việc chuẩn hóa này giúp tăng độ chính xác của quá trình nhận dạng thực thể, đồng thời hỗ trợ việc liên kết các thực thể khi xây dựng đồ thị tri thức.</w:t>
-      </w:r>
-    </w:p>
-    <w:p>
-      <w:pPr>
-        <w:spacing w:before="120" w:after="0" w:line="288" w:lineRule="auto"/>
-        <w:ind w:firstLine="720"/>
-        <w:jc w:val="both"/>
-        <w:rPr>
-          <w:rFonts w:cs="Times New Roman"/>
-          <w:szCs w:val="26"/>
-        </w:rPr>
-      </w:pPr>
-      <w:r>
-        <w:rPr>
-          <w:rFonts w:cs="Times New Roman"/>
-          <w:szCs w:val="26"/>
-        </w:rPr>
-        <w:t>Kết quả của giai đoạn chuẩn hóa là tập văn bản sạch, thống nhất về định dạng và thuật ngữ, sẵn sàng cho bước xử lý ngôn ngữ tự nhiên và trích xuất tri thức ở giai đoạn tiếp theo.</w:t>
-      </w:r>
-    </w:p>
-    <w:p>
-      <w:pPr>
-        <w:spacing w:before="120" w:after="0" w:line="288" w:lineRule="auto"/>
-        <w:jc w:val="both"/>
-        <w:rPr>
-          <w:rFonts w:cs="Times New Roman"/>
-          <w:szCs w:val="26"/>
-          <w:lang w:val="vi-VN"/>
-        </w:rPr>
-      </w:pPr>
-    </w:p>
-    <w:p>
-      <w:pPr>
-        <w:pStyle w:val="Heading2"/>
-        <w:jc w:val="both"/>
-        <w:rPr>
-          <w:rFonts w:cs="Times New Roman"/>
-          <w:szCs w:val="28"/>
-          <w:lang w:val="vi-VN"/>
-        </w:rPr>
-      </w:pPr>
-      <w:bookmarkStart w:id="63" w:name="_Toc224129206"/>
-      <w:bookmarkStart w:id="64" w:name="_Toc225007701"/>
-      <w:r>
-        <w:rPr>
-          <w:rFonts w:cs="Times New Roman"/>
-          <w:szCs w:val="28"/>
-          <w:lang w:val="vi-VN"/>
-        </w:rPr>
-        <w:t xml:space="preserve">4.2 </w:t>
-      </w:r>
-      <w:r>
-        <w:rPr>
-          <w:rFonts w:cs="Times New Roman"/>
-          <w:szCs w:val="28"/>
-          <w:lang w:val="en-GB"/>
-        </w:rPr>
-        <w:t xml:space="preserve">XÁC </w:t>
-      </w:r>
-      <w:bookmarkEnd w:id="63"/>
-      <w:r>
-        <w:rPr>
-          <w:rFonts w:cs="Times New Roman"/>
-          <w:szCs w:val="28"/>
-          <w:lang w:val="en-GB"/>
-        </w:rPr>
-        <w:t>ĐỊNH</w:t>
-      </w:r>
-      <w:r>
-        <w:rPr>
-          <w:rFonts w:cs="Times New Roman"/>
-          <w:szCs w:val="28"/>
-          <w:lang w:val="vi-VN"/>
-        </w:rPr>
-        <w:t xml:space="preserve"> TÁC NHÂN</w:t>
-      </w:r>
-      <w:bookmarkEnd w:id="64"/>
-    </w:p>
-    <w:p>
-      <w:pPr>
-        <w:spacing w:before="120" w:after="0" w:line="288" w:lineRule="auto"/>
-        <w:ind w:firstLine="567"/>
-        <w:jc w:val="both"/>
-        <w:rPr>
-          <w:rFonts w:cs="Times New Roman"/>
-          <w:b/>
-          <w:bCs/>
-          <w:szCs w:val="26"/>
-        </w:rPr>
-      </w:pPr>
-      <w:r>
-        <w:rPr>
-          <w:rFonts w:cs="Times New Roman"/>
-          <w:b/>
-          <w:bCs/>
-          <w:szCs w:val="26"/>
-          <w:lang w:val="vi-VN"/>
-        </w:rPr>
-        <w:t>4.2.</w:t>
-      </w:r>
-      <w:r>
-        <w:rPr>
-          <w:rFonts w:cs="Times New Roman"/>
-          <w:b/>
-          <w:bCs/>
-          <w:szCs w:val="26"/>
-        </w:rPr>
-        <w:t xml:space="preserve">1. </w:t>
-      </w:r>
-      <w:r>
-        <w:rPr>
-          <w:rFonts w:cs="Times New Roman"/>
-          <w:b/>
-          <w:bCs/>
-          <w:szCs w:val="26"/>
-        </w:rPr>
-        <w:t>Người dùng</w:t>
-      </w:r>
-    </w:p>
-    <w:p>
-      <w:pPr>
-        <w:tabs>
-          <w:tab w:val="left" w:pos="420"/>
-        </w:tabs>
-        <w:spacing w:before="120" w:after="0" w:line="288" w:lineRule="auto"/>
-        <w:jc w:val="both"/>
-        <w:rPr>
-          <w:rFonts w:cs="Times New Roman"/>
-          <w:szCs w:val="26"/>
-        </w:rPr>
-      </w:pPr>
-      <w:r>
-        <w:rPr>
-          <w:rFonts w:cs="Times New Roman"/>
-          <w:szCs w:val="26"/>
-          <w:lang w:val="vi-VN"/>
-        </w:rPr>
-        <w:tab/>
-      </w:r>
-      <w:r>
-        <w:rPr>
-          <w:rFonts w:cs="Times New Roman"/>
-          <w:szCs w:val="26"/>
-        </w:rPr>
-        <w:t>Người dùng là đối tượng trực tiếp sử dụng hệ thống, với các chức năng:</w:t>
-      </w:r>
-    </w:p>
-    <w:p>
-      <w:pPr>
-        <w:numPr>
-          <w:ilvl w:val="0"/>
-          <w:numId w:val="30"/>
-        </w:numPr>
-        <w:tabs>
-          <w:tab w:val="left" w:pos="420"/>
-        </w:tabs>
-        <w:spacing w:before="120" w:after="0" w:line="288" w:lineRule="auto"/>
-        <w:jc w:val="both"/>
-        <w:rPr>
-          <w:rFonts w:cs="Times New Roman"/>
-          <w:szCs w:val="26"/>
-        </w:rPr>
-      </w:pPr>
-      <w:r>
-        <w:rPr>
-          <w:rFonts w:cs="Times New Roman"/>
-          <w:szCs w:val="26"/>
-        </w:rPr>
-        <w:t>Nhập câu hỏi bằng ngôn ngữ tự nhiên</w:t>
-      </w:r>
-    </w:p>
-    <w:p>
-      <w:pPr>
-        <w:numPr>
-          <w:ilvl w:val="0"/>
-          <w:numId w:val="30"/>
-        </w:numPr>
-        <w:tabs>
-          <w:tab w:val="left" w:pos="420"/>
-        </w:tabs>
-        <w:spacing w:before="120" w:after="0" w:line="288" w:lineRule="auto"/>
-        <w:jc w:val="both"/>
-        <w:rPr>
-          <w:rFonts w:cs="Times New Roman"/>
-          <w:szCs w:val="26"/>
-        </w:rPr>
-      </w:pPr>
-      <w:r>
-        <w:rPr>
-          <w:rFonts w:cs="Times New Roman"/>
-          <w:szCs w:val="26"/>
-        </w:rPr>
-        <w:lastRenderedPageBreak/>
-        <w:t>Tra cứu thông tin món ăn và nguyên liệu</w:t>
-      </w:r>
-    </w:p>
-    <w:p>
-      <w:pPr>
-        <w:numPr>
-          <w:ilvl w:val="0"/>
-          <w:numId w:val="30"/>
-        </w:numPr>
-        <w:tabs>
-          <w:tab w:val="left" w:pos="420"/>
-        </w:tabs>
-        <w:spacing w:before="120" w:after="0" w:line="288" w:lineRule="auto"/>
-        <w:jc w:val="both"/>
-        <w:rPr>
-          <w:rFonts w:cs="Times New Roman"/>
-          <w:szCs w:val="26"/>
-        </w:rPr>
-      </w:pPr>
-      <w:r>
-        <w:rPr>
-          <w:rFonts w:cs="Times New Roman"/>
-          <w:szCs w:val="26"/>
-        </w:rPr>
-        <w:t>Xem kết quả phân tích và đánh giá dinh dưỡng</w:t>
-      </w:r>
-    </w:p>
-    <w:p>
-      <w:pPr>
-        <w:pStyle w:val="Heading2"/>
-        <w:jc w:val="both"/>
-        <w:rPr>
-          <w:rFonts w:cs="Times New Roman"/>
-          <w:sz w:val="26"/>
-          <w:lang w:val="vi-VN"/>
-        </w:rPr>
-      </w:pPr>
-      <w:bookmarkStart w:id="65" w:name="_Toc224129207"/>
-      <w:bookmarkStart w:id="66" w:name="_Toc225007702"/>
-      <w:r>
-        <w:rPr>
-          <w:rFonts w:cs="Times New Roman"/>
-          <w:lang w:val="vi-VN"/>
-        </w:rPr>
-        <w:t>4.</w:t>
-      </w:r>
-      <w:r>
-        <w:rPr>
-          <w:rFonts w:cs="Times New Roman"/>
-          <w:lang w:val="vi-VN"/>
-        </w:rPr>
-        <w:t>3</w:t>
-      </w:r>
-      <w:r>
-        <w:rPr>
-          <w:rFonts w:cs="Times New Roman"/>
-          <w:lang w:val="vi-VN"/>
-        </w:rPr>
-        <w:t xml:space="preserve"> </w:t>
-      </w:r>
-      <w:r>
-        <w:rPr>
-          <w:rFonts w:cs="Times New Roman"/>
-          <w:sz w:val="26"/>
-          <w:lang w:val="en-GB"/>
-        </w:rPr>
-        <w:t xml:space="preserve">XÁC ĐỊNH </w:t>
-      </w:r>
-      <w:bookmarkEnd w:id="65"/>
-      <w:r>
-        <w:rPr>
-          <w:rFonts w:cs="Times New Roman"/>
-          <w:sz w:val="26"/>
-          <w:lang w:val="en-GB"/>
-        </w:rPr>
-        <w:t>YÊU</w:t>
-      </w:r>
-      <w:r>
-        <w:rPr>
-          <w:rFonts w:cs="Times New Roman"/>
-          <w:sz w:val="26"/>
-          <w:lang w:val="vi-VN"/>
-        </w:rPr>
-        <w:t xml:space="preserve"> CẦU HỆ THỐNG</w:t>
-      </w:r>
-      <w:bookmarkEnd w:id="66"/>
-    </w:p>
-    <w:p>
-      <w:pPr>
-        <w:tabs>
-          <w:tab w:val="left" w:pos="420"/>
-        </w:tabs>
-        <w:spacing w:line="24" w:lineRule="atLeast"/>
-        <w:jc w:val="both"/>
-        <w:rPr>
-          <w:rFonts w:cs="Times New Roman"/>
-          <w:b/>
-          <w:bCs/>
-          <w:szCs w:val="26"/>
-          <w:lang w:val="vi-VN"/>
-        </w:rPr>
-      </w:pPr>
-      <w:r>
-        <w:rPr>
-          <w:rFonts w:cs="Times New Roman"/>
-          <w:b/>
-          <w:bCs/>
-          <w:szCs w:val="26"/>
-          <w:lang w:val="vi-VN"/>
-        </w:rPr>
-        <w:tab/>
-      </w:r>
-      <w:r>
-        <w:rPr>
-          <w:rFonts w:cs="Times New Roman"/>
-          <w:b/>
-          <w:bCs/>
-          <w:szCs w:val="26"/>
-        </w:rPr>
-        <w:t>4</w:t>
-      </w:r>
-      <w:r>
-        <w:rPr>
-          <w:rFonts w:cs="Times New Roman"/>
-          <w:b/>
-          <w:bCs/>
-          <w:szCs w:val="26"/>
-          <w:lang w:val="vi-VN"/>
-        </w:rPr>
-        <w:t>.3.1 Yêu cầu chức</w:t>
-      </w:r>
-      <w:r>
-        <w:rPr>
-          <w:rFonts w:cs="Times New Roman"/>
-          <w:b/>
-          <w:bCs/>
-          <w:szCs w:val="26"/>
-          <w:lang w:val="vi-VN"/>
-        </w:rPr>
-        <w:t xml:space="preserve"> năng</w:t>
-      </w:r>
-    </w:p>
-    <w:p>
-      <w:pPr>
-        <w:tabs>
-          <w:tab w:val="left" w:pos="420"/>
-        </w:tabs>
-        <w:spacing w:line="24" w:lineRule="atLeast"/>
-        <w:jc w:val="both"/>
-        <w:rPr>
-          <w:rFonts w:cs="Times New Roman"/>
-          <w:szCs w:val="26"/>
-        </w:rPr>
-      </w:pPr>
-      <w:r>
-        <w:rPr>
-          <w:rFonts w:cs="Times New Roman"/>
-          <w:szCs w:val="26"/>
-          <w:lang w:val="vi-VN"/>
-        </w:rPr>
-        <w:tab/>
-      </w:r>
-      <w:r>
-        <w:rPr>
-          <w:rFonts w:cs="Times New Roman"/>
-          <w:szCs w:val="26"/>
-        </w:rPr>
-        <w:t>Hệ thống cần đáp ứng các chức năng cơ bản sau:</w:t>
-      </w:r>
-    </w:p>
-    <w:p>
-      <w:pPr>
-        <w:pStyle w:val="ListParagraph"/>
-        <w:numPr>
-          <w:ilvl w:val="0"/>
-          <w:numId w:val="31"/>
-        </w:numPr>
-        <w:tabs>
-          <w:tab w:val="left" w:pos="420"/>
-        </w:tabs>
-        <w:spacing w:line="24" w:lineRule="atLeast"/>
-        <w:jc w:val="both"/>
-        <w:rPr>
-          <w:rFonts w:cs="Times New Roman"/>
-          <w:szCs w:val="26"/>
-        </w:rPr>
-      </w:pPr>
-      <w:r>
-        <w:rPr>
-          <w:rFonts w:cs="Times New Roman"/>
-          <w:szCs w:val="26"/>
-        </w:rPr>
-        <w:t>Tiếp nhận và xử lý câu hỏi bằng tiếng Việt: cho phép người dùng nhập câu hỏi dưới dạng ngôn ngữ tự nhiên.</w:t>
-      </w:r>
-    </w:p>
-    <w:p>
-      <w:pPr>
-        <w:pStyle w:val="ListParagraph"/>
-        <w:numPr>
-          <w:ilvl w:val="0"/>
-          <w:numId w:val="31"/>
-        </w:numPr>
-        <w:tabs>
-          <w:tab w:val="left" w:pos="420"/>
-        </w:tabs>
-        <w:spacing w:line="24" w:lineRule="atLeast"/>
-        <w:jc w:val="both"/>
-        <w:rPr>
-          <w:rFonts w:cs="Times New Roman"/>
-          <w:szCs w:val="26"/>
-        </w:rPr>
-      </w:pPr>
-      <w:r>
-        <w:rPr>
-          <w:rFonts w:cs="Times New Roman"/>
-          <w:szCs w:val="26"/>
-        </w:rPr>
-        <w:t>Nhận diện thực thể: xác định các thông tin quan trọng trong câu hỏi như món ăn, nguyên liệu và bệnh lý.</w:t>
-      </w:r>
-    </w:p>
-    <w:p>
-      <w:pPr>
-        <w:pStyle w:val="ListParagraph"/>
-        <w:numPr>
-          <w:ilvl w:val="0"/>
-          <w:numId w:val="31"/>
-        </w:numPr>
-        <w:tabs>
-          <w:tab w:val="left" w:pos="420"/>
-        </w:tabs>
-        <w:spacing w:line="24" w:lineRule="atLeast"/>
-        <w:jc w:val="both"/>
-        <w:rPr>
-          <w:rFonts w:cs="Times New Roman"/>
-          <w:szCs w:val="26"/>
-        </w:rPr>
-      </w:pPr>
-      <w:r>
-        <w:rPr>
-          <w:rFonts w:cs="Times New Roman"/>
-          <w:szCs w:val="26"/>
-        </w:rPr>
-        <w:t>Truy vấn dữ liệu từ Knowledge Graph: khai thác các mối quan hệ giữa món ăn, thành phần dinh dưỡng, nguyên liệu và bệnh lý.</w:t>
-      </w:r>
-    </w:p>
-    <w:p>
-      <w:pPr>
-        <w:pStyle w:val="ListParagraph"/>
-        <w:numPr>
-          <w:ilvl w:val="0"/>
-          <w:numId w:val="31"/>
-        </w:numPr>
-        <w:tabs>
-          <w:tab w:val="left" w:pos="420"/>
-        </w:tabs>
-        <w:spacing w:line="24" w:lineRule="atLeast"/>
-        <w:jc w:val="both"/>
-        <w:rPr>
-          <w:rFonts w:cs="Times New Roman"/>
-          <w:szCs w:val="26"/>
-        </w:rPr>
-      </w:pPr>
-      <w:r>
-        <w:rPr>
-          <w:rFonts w:cs="Times New Roman"/>
-          <w:szCs w:val="26"/>
-        </w:rPr>
-        <w:t>Phân tích giá trị dinh dưỡng: tính toán hoặc tổng hợp các chỉ số dinh dưỡng của món ăn.</w:t>
-      </w:r>
-    </w:p>
-    <w:p>
-      <w:pPr>
-        <w:pStyle w:val="ListParagraph"/>
-        <w:numPr>
-          <w:ilvl w:val="0"/>
-          <w:numId w:val="31"/>
-        </w:numPr>
-        <w:tabs>
-          <w:tab w:val="left" w:pos="420"/>
-        </w:tabs>
-        <w:spacing w:line="24" w:lineRule="atLeast"/>
-        <w:jc w:val="both"/>
-        <w:rPr>
-          <w:rFonts w:cs="Times New Roman"/>
-          <w:szCs w:val="26"/>
-        </w:rPr>
-      </w:pPr>
-      <w:r>
-        <w:rPr>
-          <w:rFonts w:cs="Times New Roman"/>
-          <w:szCs w:val="26"/>
-        </w:rPr>
-        <w:t>Đánh giá mức độ phù hợp theo bệnh lý: so sánh giá trị dinh dưỡng với các ngưỡng khuyến nghị tương ứng.</w:t>
-      </w:r>
-    </w:p>
-    <w:p>
-      <w:pPr>
-        <w:pStyle w:val="ListParagraph"/>
-        <w:numPr>
-          <w:ilvl w:val="0"/>
-          <w:numId w:val="31"/>
-        </w:numPr>
-        <w:tabs>
-          <w:tab w:val="left" w:pos="420"/>
-        </w:tabs>
-        <w:spacing w:line="24" w:lineRule="atLeast"/>
-        <w:jc w:val="both"/>
-        <w:rPr>
-          <w:rFonts w:cs="Times New Roman"/>
-          <w:szCs w:val="26"/>
-        </w:rPr>
-      </w:pPr>
-      <w:r>
-        <w:rPr>
-          <w:rFonts w:cs="Times New Roman"/>
-          <w:szCs w:val="26"/>
-        </w:rPr>
-        <w:t>Sinh cảnh báo sức khỏe: đưa ra cảnh báo khi món ăn có thành phần hoặc chỉ số dinh dưỡng không phù hợp.</w:t>
-      </w:r>
-    </w:p>
-    <w:p>
-      <w:pPr>
-        <w:pStyle w:val="ListParagraph"/>
-        <w:numPr>
-          <w:ilvl w:val="0"/>
-          <w:numId w:val="31"/>
-        </w:numPr>
-        <w:tabs>
-          <w:tab w:val="left" w:pos="420"/>
-        </w:tabs>
-        <w:spacing w:line="24" w:lineRule="atLeast"/>
-        <w:jc w:val="both"/>
-        <w:rPr>
-          <w:rFonts w:cs="Times New Roman"/>
-          <w:szCs w:val="26"/>
-        </w:rPr>
-      </w:pPr>
-      <w:r>
-        <w:rPr>
-          <w:rFonts w:cs="Times New Roman"/>
-          <w:szCs w:val="26"/>
-        </w:rPr>
-        <w:t>Gợi ý món ăn thay thế: đề xuất các lựa chọn phù hợp hơn cho người dùng.</w:t>
-      </w:r>
-    </w:p>
-    <w:p>
-      <w:pPr>
-        <w:pStyle w:val="ListParagraph"/>
-        <w:numPr>
-          <w:ilvl w:val="0"/>
-          <w:numId w:val="31"/>
-        </w:numPr>
-        <w:tabs>
-          <w:tab w:val="left" w:pos="420"/>
-        </w:tabs>
-        <w:spacing w:line="24" w:lineRule="atLeast"/>
-        <w:jc w:val="both"/>
-        <w:rPr>
-          <w:rFonts w:cs="Times New Roman"/>
-          <w:b/>
-          <w:bCs/>
-          <w:szCs w:val="26"/>
-        </w:rPr>
-      </w:pPr>
-      <w:r>
-        <w:rPr>
-          <w:rFonts w:cs="Times New Roman"/>
-          <w:szCs w:val="26"/>
-        </w:rPr>
-        <w:t>Hiển thị kết quả trực quan: trình bày kết quả phân tích dưới dạng dễ hiểu, hỗ trợ người dùng tiếp cận thông tin thuận tiện hơn.</w:t>
-      </w:r>
-    </w:p>
-    <w:p>
-      <w:pPr>
-        <w:tabs>
-          <w:tab w:val="left" w:pos="420"/>
-        </w:tabs>
-        <w:spacing w:line="24" w:lineRule="atLeast"/>
-        <w:jc w:val="both"/>
-        <w:rPr>
-          <w:rFonts w:cs="Times New Roman"/>
-          <w:b/>
-          <w:bCs/>
-          <w:szCs w:val="26"/>
-          <w:lang w:val="vi-VN"/>
-        </w:rPr>
-      </w:pPr>
-      <w:r>
-        <w:rPr>
-          <w:rFonts w:cs="Times New Roman"/>
-          <w:b/>
-          <w:bCs/>
-          <w:szCs w:val="26"/>
-          <w:lang w:val="vi-VN"/>
-        </w:rPr>
-        <w:tab/>
-      </w:r>
-      <w:r>
-        <w:rPr>
-          <w:rFonts w:cs="Times New Roman"/>
-          <w:b/>
-          <w:bCs/>
-          <w:szCs w:val="26"/>
-          <w:lang w:val="vi-VN"/>
-        </w:rPr>
-        <w:t xml:space="preserve">4.3.2 Yêu cầu phi chức </w:t>
-      </w:r>
-      <w:r>
-        <w:rPr>
-          <w:rFonts w:cs="Times New Roman"/>
-          <w:b/>
-          <w:bCs/>
-          <w:szCs w:val="26"/>
-          <w:lang w:val="vi-VN"/>
-        </w:rPr>
-        <w:t>năng</w:t>
-      </w:r>
-    </w:p>
-    <w:p>
-      <w:pPr>
-        <w:tabs>
-          <w:tab w:val="left" w:pos="420"/>
-        </w:tabs>
-        <w:spacing w:line="24" w:lineRule="atLeast"/>
-        <w:jc w:val="both"/>
-        <w:rPr>
-          <w:rFonts w:cs="Times New Roman"/>
-          <w:szCs w:val="26"/>
-          <w:lang w:val="vi-VN"/>
-        </w:rPr>
-      </w:pPr>
-      <w:r>
-        <w:rPr>
-          <w:rFonts w:cs="Times New Roman"/>
-          <w:szCs w:val="26"/>
-          <w:lang w:val="vi-VN"/>
-        </w:rPr>
-        <w:tab/>
-        <w:t>Bên cạnh các chức năng chính, hệ thống cũng cần đáp ứng các yêu cầu phi chức năng để đảm bảo chất lượng sử dụng và khả năng phát triển lâu dài:</w:t>
-      </w:r>
-    </w:p>
-    <w:p>
-      <w:pPr>
-        <w:pStyle w:val="ListParagraph"/>
-        <w:numPr>
-          <w:ilvl w:val="0"/>
-          <w:numId w:val="32"/>
-        </w:numPr>
-        <w:tabs>
-          <w:tab w:val="left" w:pos="420"/>
-        </w:tabs>
-        <w:spacing w:line="24" w:lineRule="atLeast"/>
-        <w:jc w:val="both"/>
-        <w:rPr>
-          <w:rFonts w:cs="Times New Roman"/>
-          <w:szCs w:val="26"/>
-          <w:lang w:val="vi-VN"/>
-        </w:rPr>
-      </w:pPr>
-      <w:r>
-        <w:rPr>
-          <w:rFonts w:cs="Times New Roman"/>
-          <w:szCs w:val="26"/>
-          <w:lang w:val="vi-VN"/>
-        </w:rPr>
-        <w:t>Thời gian phản hồi nhanh: hệ thống cần xử lý truy vấn trong thời gian hợp lý để đảm bảo trải nghiệm người dùng</w:t>
-      </w:r>
-    </w:p>
-    <w:p>
-      <w:pPr>
-        <w:pStyle w:val="ListParagraph"/>
-        <w:numPr>
-          <w:ilvl w:val="0"/>
-          <w:numId w:val="32"/>
-        </w:numPr>
-        <w:tabs>
-          <w:tab w:val="left" w:pos="420"/>
-        </w:tabs>
-        <w:spacing w:line="24" w:lineRule="atLeast"/>
-        <w:jc w:val="both"/>
-        <w:rPr>
-          <w:rFonts w:cs="Times New Roman"/>
-          <w:szCs w:val="26"/>
-          <w:lang w:val="vi-VN"/>
-        </w:rPr>
-      </w:pPr>
-      <w:r>
-        <w:rPr>
-          <w:rFonts w:cs="Times New Roman"/>
-          <w:szCs w:val="26"/>
-          <w:lang w:val="vi-VN"/>
-        </w:rPr>
-        <w:t>Độ chính xác cao: kết quả phân tích và đánh giá phải bám sát dữ liệu và tập luật đã được định nghĩa.</w:t>
-      </w:r>
-    </w:p>
-    <w:p>
-      <w:pPr>
-        <w:pStyle w:val="ListParagraph"/>
-        <w:numPr>
-          <w:ilvl w:val="0"/>
-          <w:numId w:val="32"/>
-        </w:numPr>
-        <w:tabs>
-          <w:tab w:val="left" w:pos="420"/>
-        </w:tabs>
-        <w:spacing w:line="24" w:lineRule="atLeast"/>
-        <w:jc w:val="both"/>
-        <w:rPr>
-          <w:rFonts w:cs="Times New Roman"/>
-          <w:szCs w:val="26"/>
-          <w:lang w:val="vi-VN"/>
-        </w:rPr>
-      </w:pPr>
-      <w:r>
-        <w:rPr>
-          <w:rFonts w:cs="Times New Roman"/>
-          <w:szCs w:val="26"/>
-          <w:lang w:val="vi-VN"/>
-        </w:rPr>
-        <w:t>Khả năng mở rộng: hệ thống cần cho phép bổ sung dữ liệu, cập nhật luật suy luận và mở rộng chức năng trong tương lai.</w:t>
-      </w:r>
-    </w:p>
-    <w:p>
-      <w:pPr>
-        <w:pStyle w:val="ListParagraph"/>
-        <w:numPr>
-          <w:ilvl w:val="0"/>
-          <w:numId w:val="32"/>
-        </w:numPr>
-        <w:tabs>
-          <w:tab w:val="left" w:pos="420"/>
-        </w:tabs>
-        <w:spacing w:line="24" w:lineRule="atLeast"/>
-        <w:jc w:val="both"/>
-        <w:rPr>
-          <w:rFonts w:cs="Times New Roman"/>
-          <w:szCs w:val="26"/>
-          <w:lang w:val="vi-VN"/>
-        </w:rPr>
-      </w:pPr>
-      <w:r>
-        <w:rPr>
-          <w:rFonts w:cs="Times New Roman"/>
-          <w:szCs w:val="26"/>
-          <w:lang w:val="vi-VN"/>
-        </w:rPr>
-        <w:t>Tính thân thiện với người dùng: giao diện cần được thiết kế trực quan, dễ sử dụng và phù hợp với nhiều đối tượng.</w:t>
-      </w:r>
-    </w:p>
-    <w:p>
-      <w:pPr>
-        <w:pStyle w:val="ListParagraph"/>
-        <w:numPr>
-          <w:ilvl w:val="0"/>
-          <w:numId w:val="32"/>
-        </w:numPr>
-        <w:tabs>
-          <w:tab w:val="left" w:pos="420"/>
-        </w:tabs>
-        <w:spacing w:line="24" w:lineRule="atLeast"/>
-        <w:jc w:val="both"/>
-        <w:rPr>
-          <w:rFonts w:cs="Times New Roman"/>
-          <w:szCs w:val="26"/>
-          <w:lang w:val="vi-VN"/>
-        </w:rPr>
-      </w:pPr>
-      <w:r>
-        <w:rPr>
-          <w:rFonts w:cs="Times New Roman"/>
-          <w:szCs w:val="26"/>
-          <w:lang w:val="vi-VN"/>
-        </w:rPr>
-        <w:t>Khả năng giải thích kết quả: hệ thống cần cung cấp lý do hoặc căn cứ cho các kết luận phân tích, giúp người dùng hiểu rõ cơ sở đánh giá.</w:t>
-      </w:r>
-    </w:p>
-    <w:p>
-      <w:pPr>
-        <w:tabs>
-          <w:tab w:val="left" w:pos="420"/>
-        </w:tabs>
-        <w:spacing w:line="24" w:lineRule="atLeast"/>
-        <w:jc w:val="both"/>
-        <w:rPr>
-          <w:rFonts w:cs="Times New Roman"/>
-          <w:szCs w:val="26"/>
-          <w:lang w:val="vi-VN"/>
-        </w:rPr>
-      </w:pPr>
-    </w:p>
-    <w:p>
-      <w:pPr>
-        <w:pStyle w:val="Heading2"/>
-        <w:spacing w:line="24" w:lineRule="atLeast"/>
-        <w:jc w:val="both"/>
-        <w:rPr>
-          <w:rStyle w:val="Hyperlink"/>
-          <w:rFonts w:cs="Times New Roman"/>
-          <w:color w:val="000000" w:themeColor="text1"/>
-          <w:szCs w:val="28"/>
-          <w:u w:val="none"/>
-          <w:lang w:val="vi-VN"/>
-        </w:rPr>
-      </w:pPr>
-      <w:bookmarkStart w:id="67" w:name="_Toc224129208"/>
-      <w:bookmarkStart w:id="68" w:name="_Toc225007703"/>
-      <w:r>
-        <w:rPr>
-          <w:rFonts w:cs="Times New Roman"/>
-          <w:szCs w:val="28"/>
-          <w:lang w:val="vi-VN"/>
-        </w:rPr>
-        <w:lastRenderedPageBreak/>
-        <w:t>4.</w:t>
-      </w:r>
-      <w:r>
-        <w:rPr>
-          <w:rFonts w:cs="Times New Roman"/>
-          <w:szCs w:val="28"/>
-          <w:lang w:val="vi-VN"/>
-        </w:rPr>
-        <w:t>4</w:t>
-      </w:r>
-      <w:bookmarkEnd w:id="67"/>
-      <w:r>
-        <w:rPr>
-          <w:rFonts w:cs="Times New Roman"/>
-          <w:szCs w:val="28"/>
-          <w:lang w:val="vi-VN"/>
-        </w:rPr>
-        <w:t xml:space="preserve"> USE CASE DIAGRAM</w:t>
-      </w:r>
-      <w:bookmarkEnd w:id="68"/>
-    </w:p>
-    <w:p>
-      <w:pPr>
-        <w:keepNext/>
-        <w:spacing w:line="24" w:lineRule="atLeast"/>
-        <w:jc w:val="both"/>
-        <w:rPr>
-          <w:rFonts w:cs="Times New Roman"/>
-          <w:noProof/>
-          <w:lang w:val="vi-VN"/>
-          <w14:ligatures w14:val="none"/>
-        </w:rPr>
-      </w:pPr>
-    </w:p>
-    <w:p>
-      <w:pPr>
-        <w:keepNext/>
-        <w:spacing w:line="24" w:lineRule="atLeast"/>
-        <w:jc w:val="center"/>
-        <w:rPr>
-          <w:rFonts w:cs="Times New Roman"/>
-        </w:rPr>
-      </w:pPr>
-      <w:r>
-        <w:rPr>
-          <w:rFonts w:cs="Times New Roman"/>
-          <w:noProof/>
-          <w14:ligatures w14:val="none"/>
-        </w:rPr>
+      </w:pPr>
+      <w:r>
         <w:drawing>
-          <wp:inline distT="0" distB="0" distL="0" distR="0" wp14:anchorId="1AEBAF7A" wp14:editId="07778FC4">
-            <wp:extent cx="5791835" cy="3216910"/>
-            <wp:effectExtent l="0" t="0" r="0" b="2540"/>
-            <wp:docPr id="905447744" name="Picture 14"/>
+          <wp:inline distT="0" distB="0" distL="0" distR="0" wp14:anchorId="3D7CF444" wp14:editId="3BDAC2A8">
+            <wp:extent cx="4648840" cy="1440880"/>
+            <wp:effectExtent l="0" t="0" r="0" b="6985"/>
+            <wp:docPr id="1425697700" name="Picture 1"/>
             <wp:cNvGraphicFramePr>
               <a:graphicFrameLocks xmlns:a="http://schemas.openxmlformats.org/drawingml/2006/main" noChangeAspect="1"/>
             </wp:cNvGraphicFramePr>
@@ -20464,11 +19561,949 @@
               <a:graphicData uri="http://schemas.openxmlformats.org/drawingml/2006/picture">
                 <pic:pic xmlns:pic="http://schemas.openxmlformats.org/drawingml/2006/picture">
                   <pic:nvPicPr>
-                    <pic:cNvPr id="905447744" name="Picture 905447744"/>
+                    <pic:cNvPr id="1425697700" name=""/>
                     <pic:cNvPicPr/>
                   </pic:nvPicPr>
                   <pic:blipFill>
-                    <a:blip r:embed="rId13">
+                    <a:blip r:embed="rId13"/>
+                    <a:stretch>
+                      <a:fillRect/>
+                    </a:stretch>
+                  </pic:blipFill>
+                  <pic:spPr>
+                    <a:xfrm>
+                      <a:off x="0" y="0"/>
+                      <a:ext cx="4659891" cy="1444305"/>
+                    </a:xfrm>
+                    <a:prstGeom prst="rect">
+                      <a:avLst/>
+                    </a:prstGeom>
+                  </pic:spPr>
+                </pic:pic>
+              </a:graphicData>
+            </a:graphic>
+          </wp:inline>
+        </w:drawing>
+      </w:r>
+    </w:p>
+    <w:p>
+      <w:pPr>
+        <w:pStyle w:val="Caption"/>
+        <w:jc w:val="center"/>
+        <w:rPr>
+          <w:rFonts w:cs="Times New Roman"/>
+          <w:szCs w:val="26"/>
+          <w:lang w:val="vi-VN"/>
+        </w:rPr>
+      </w:pPr>
+      <w:r>
+        <w:t xml:space="preserve">Hình </w:t>
+      </w:r>
+      <w:fldSimple w:instr=" SEQ Hình \* ARABIC ">
+        <w:r>
+          <w:rPr>
+            <w:noProof/>
+          </w:rPr>
+          <w:t>1</w:t>
+        </w:r>
+      </w:fldSimple>
+    </w:p>
+    <w:p>
+      <w:pPr>
+        <w:spacing w:before="120" w:after="0" w:line="288" w:lineRule="auto"/>
+        <w:ind w:firstLine="720"/>
+        <w:jc w:val="both"/>
+        <w:rPr>
+          <w:rFonts w:cs="Times New Roman"/>
+          <w:szCs w:val="26"/>
+          <w:lang w:val="vi-VN"/>
+        </w:rPr>
+      </w:pPr>
+      <w:r>
+        <w:rPr>
+          <w:rFonts w:cs="Times New Roman"/>
+          <w:szCs w:val="26"/>
+        </w:rPr>
+        <w:t>Sau quá trình nhận dạng, dữ liệu được lưu dưới dạng văn bản thô (raw text). Tuy nhiên, văn bản thu được vẫn có thể chứa các lỗi như ký tự nhận dạng sai, khoảng trắng dư thừa hoặc lỗi xuống dòng. Do đó, dữ liệu tiếp tục được đưa qua bước làm sạch và chuẩn hóa nhằm nâng cao chất lượng trước khi thực hiện trích xuất tri thức.</w:t>
+      </w:r>
+    </w:p>
+    <w:p>
+      <w:pPr>
+        <w:spacing w:before="120" w:after="0" w:line="288" w:lineRule="auto"/>
+        <w:jc w:val="both"/>
+        <w:rPr>
+          <w:rFonts w:cs="Times New Roman"/>
+          <w:b/>
+          <w:bCs/>
+          <w:szCs w:val="26"/>
+          <w:lang w:val="vi-VN"/>
+        </w:rPr>
+      </w:pPr>
+      <w:r>
+        <w:rPr>
+          <w:rFonts w:cs="Times New Roman"/>
+          <w:b/>
+          <w:bCs/>
+          <w:szCs w:val="26"/>
+        </w:rPr>
+        <w:t>4</w:t>
+      </w:r>
+      <w:r>
+        <w:rPr>
+          <w:rFonts w:cs="Times New Roman"/>
+          <w:b/>
+          <w:bCs/>
+          <w:szCs w:val="26"/>
+          <w:lang w:val="vi-VN"/>
+        </w:rPr>
+        <w:t>.2.3</w:t>
+      </w:r>
+      <w:r>
+        <w:rPr>
+          <w:rFonts w:cs="Times New Roman"/>
+          <w:b/>
+          <w:bCs/>
+          <w:szCs w:val="26"/>
+        </w:rPr>
+        <w:t xml:space="preserve"> Chuẩn hóa dữ liệu</w:t>
+      </w:r>
+    </w:p>
+    <w:p>
+      <w:pPr>
+        <w:keepNext/>
+        <w:spacing w:before="120" w:after="0" w:line="288" w:lineRule="auto"/>
+        <w:jc w:val="both"/>
+      </w:pPr>
+      <w:r>
+        <w:rPr>
+          <w:rFonts w:cs="Times New Roman"/>
+          <w:b/>
+          <w:bCs/>
+          <w:szCs w:val="26"/>
+          <w:lang w:val="vi-VN"/>
+        </w:rPr>
+        <w:drawing>
+          <wp:inline distT="0" distB="0" distL="0" distR="0" wp14:anchorId="7FA0408B" wp14:editId="68AE721A">
+            <wp:extent cx="5791835" cy="1762125"/>
+            <wp:effectExtent l="0" t="0" r="0" b="9525"/>
+            <wp:docPr id="515661485" name="Picture 1"/>
+            <wp:cNvGraphicFramePr>
+              <a:graphicFrameLocks xmlns:a="http://schemas.openxmlformats.org/drawingml/2006/main" noChangeAspect="1"/>
+            </wp:cNvGraphicFramePr>
+            <a:graphic xmlns:a="http://schemas.openxmlformats.org/drawingml/2006/main">
+              <a:graphicData uri="http://schemas.openxmlformats.org/drawingml/2006/picture">
+                <pic:pic xmlns:pic="http://schemas.openxmlformats.org/drawingml/2006/picture">
+                  <pic:nvPicPr>
+                    <pic:cNvPr id="515661485" name=""/>
+                    <pic:cNvPicPr/>
+                  </pic:nvPicPr>
+                  <pic:blipFill>
+                    <a:blip r:embed="rId14"/>
+                    <a:stretch>
+                      <a:fillRect/>
+                    </a:stretch>
+                  </pic:blipFill>
+                  <pic:spPr>
+                    <a:xfrm>
+                      <a:off x="0" y="0"/>
+                      <a:ext cx="5791835" cy="1762125"/>
+                    </a:xfrm>
+                    <a:prstGeom prst="rect">
+                      <a:avLst/>
+                    </a:prstGeom>
+                  </pic:spPr>
+                </pic:pic>
+              </a:graphicData>
+            </a:graphic>
+          </wp:inline>
+        </w:drawing>
+      </w:r>
+    </w:p>
+    <w:p>
+      <w:pPr>
+        <w:pStyle w:val="Caption"/>
+        <w:jc w:val="center"/>
+        <w:rPr>
+          <w:rFonts w:cs="Times New Roman"/>
+          <w:b w:val="0"/>
+          <w:bCs w:val="0"/>
+          <w:color w:val="000000" w:themeColor="text1"/>
+          <w:szCs w:val="26"/>
+          <w:lang w:val="vi-VN"/>
+        </w:rPr>
+      </w:pPr>
+      <w:r>
+        <w:rPr>
+          <w:color w:val="000000" w:themeColor="text1"/>
+        </w:rPr>
+        <w:t>Hình 4</w:t>
+      </w:r>
+      <w:r>
+        <w:rPr>
+          <w:color w:val="000000" w:themeColor="text1"/>
+          <w:lang w:val="vi-VN"/>
+        </w:rPr>
+        <w:t>.3 Quy trình chuẩn hóa dữ liệu</w:t>
+      </w:r>
+    </w:p>
+    <w:p>
+      <w:pPr>
+        <w:spacing w:before="120" w:after="0" w:line="288" w:lineRule="auto"/>
+        <w:ind w:firstLine="720"/>
+        <w:jc w:val="both"/>
+        <w:rPr>
+          <w:rFonts w:cs="Times New Roman"/>
+          <w:szCs w:val="26"/>
+        </w:rPr>
+      </w:pPr>
+      <w:r>
+        <w:rPr>
+          <w:rFonts w:cs="Times New Roman"/>
+          <w:szCs w:val="26"/>
+        </w:rPr>
+        <w:t xml:space="preserve">Sau khi thu thập, dữ liệu được chuyển đổi sang dạng văn bản để phục vụ quá trình xử lý tự động. Đối với các tài liệu ở dạng PDF quét hoặc hình ảnh, hệ thống sử dụng </w:t>
+      </w:r>
+      <w:r>
+        <w:rPr>
+          <w:rFonts w:cs="Times New Roman"/>
+          <w:szCs w:val="26"/>
+        </w:rPr>
+        <w:t>PaddleOCR để nhận dạng ký tự và chuyển đổi nội dung sang văn bản. Đối với các tài liệu PDF đã chứa lớp văn bản, hệ thống sử dụng PyMuPDF và pdfplumber để trích xuất trực tiếp nội dung nhằm giảm sai số nhận dạng.</w:t>
+      </w:r>
+    </w:p>
+    <w:p>
+      <w:pPr>
+        <w:spacing w:before="120" w:after="0" w:line="288" w:lineRule="auto"/>
+        <w:ind w:firstLine="720"/>
+        <w:jc w:val="both"/>
+        <w:rPr>
+          <w:rFonts w:cs="Times New Roman"/>
+          <w:szCs w:val="26"/>
+          <w:lang w:val="vi-VN"/>
+        </w:rPr>
+      </w:pPr>
+      <w:r>
+        <w:rPr>
+          <w:rFonts w:cs="Times New Roman"/>
+          <w:szCs w:val="26"/>
+        </w:rPr>
+        <w:t>Sau bước trích xuất văn bản, dữ liệu tiếp tục được làm sạch và chuẩn hóa. Quá trình này bao gồm loại bỏ các ký tự không cần thiết, chuẩn hóa bảng mã Unicode, xử lý khoảng trắng dư thừa, thống nhất dấu câu và chuẩn hóa các thuật ngữ chuyên ngành. Việc chuẩn hóa giúp giảm sự khác biệt giữa các tài liệu có cùng nội dung nhưng khác cách trình bày, đồng thời nâng cao chất lượng của dữ liệu trước khi đưa vào các bước xử lý ngôn ngữ tự nhiên.</w:t>
+      </w:r>
+    </w:p>
+    <w:p>
+      <w:pPr>
+        <w:spacing w:before="120" w:after="0" w:line="288" w:lineRule="auto"/>
+        <w:ind w:firstLine="720"/>
+        <w:jc w:val="both"/>
+        <w:rPr>
+          <w:rFonts w:cs="Times New Roman"/>
+          <w:szCs w:val="26"/>
+          <w:lang w:val="vi-VN"/>
+        </w:rPr>
+      </w:pPr>
+      <w:r>
+        <w:rPr>
+          <w:rFonts w:cs="Times New Roman"/>
+          <w:szCs w:val="26"/>
+          <w:lang w:val="vi-VN"/>
+        </w:rPr>
+        <w:lastRenderedPageBreak/>
+        <w:drawing>
+          <wp:inline distT="0" distB="0" distL="0" distR="0" wp14:anchorId="57B607D0" wp14:editId="23C87406">
+            <wp:extent cx="5040726" cy="1670663"/>
+            <wp:effectExtent l="0" t="0" r="7620" b="6350"/>
+            <wp:docPr id="1900124268" name="Picture 1"/>
+            <wp:cNvGraphicFramePr>
+              <a:graphicFrameLocks xmlns:a="http://schemas.openxmlformats.org/drawingml/2006/main" noChangeAspect="1"/>
+            </wp:cNvGraphicFramePr>
+            <a:graphic xmlns:a="http://schemas.openxmlformats.org/drawingml/2006/main">
+              <a:graphicData uri="http://schemas.openxmlformats.org/drawingml/2006/picture">
+                <pic:pic xmlns:pic="http://schemas.openxmlformats.org/drawingml/2006/picture">
+                  <pic:nvPicPr>
+                    <pic:cNvPr id="1900124268" name=""/>
+                    <pic:cNvPicPr/>
+                  </pic:nvPicPr>
+                  <pic:blipFill>
+                    <a:blip r:embed="rId15"/>
+                    <a:stretch>
+                      <a:fillRect/>
+                    </a:stretch>
+                  </pic:blipFill>
+                  <pic:spPr>
+                    <a:xfrm>
+                      <a:off x="0" y="0"/>
+                      <a:ext cx="5064193" cy="1678441"/>
+                    </a:xfrm>
+                    <a:prstGeom prst="rect">
+                      <a:avLst/>
+                    </a:prstGeom>
+                  </pic:spPr>
+                </pic:pic>
+              </a:graphicData>
+            </a:graphic>
+          </wp:inline>
+        </w:drawing>
+      </w:r>
+    </w:p>
+    <w:p>
+      <w:pPr>
+        <w:spacing w:before="120" w:after="0" w:line="288" w:lineRule="auto"/>
+        <w:ind w:firstLine="720"/>
+        <w:jc w:val="both"/>
+        <w:rPr>
+          <w:rFonts w:cs="Times New Roman"/>
+          <w:szCs w:val="26"/>
+          <w:lang w:val="vi-VN"/>
+        </w:rPr>
+      </w:pPr>
+      <w:r>
+        <w:rPr>
+          <w:rFonts w:cs="Times New Roman"/>
+          <w:szCs w:val="26"/>
+        </w:rPr>
+        <w:t>Kết quả của giai đoạn này là tập văn bản đã được chuẩn hóa, đảm bảo tính nhất quán và sẵn sàng cho quá trình gán nhãn dữ liệu.</w:t>
+      </w:r>
+    </w:p>
+    <w:p>
+      <w:pPr>
+        <w:spacing w:before="120" w:after="0" w:line="288" w:lineRule="auto"/>
+        <w:jc w:val="both"/>
+        <w:rPr>
+          <w:rFonts w:cs="Times New Roman"/>
+          <w:b/>
+          <w:bCs/>
+          <w:szCs w:val="26"/>
+        </w:rPr>
+      </w:pPr>
+      <w:r>
+        <w:rPr>
+          <w:rFonts w:cs="Times New Roman"/>
+          <w:b/>
+          <w:bCs/>
+          <w:szCs w:val="26"/>
+          <w:lang w:val="vi-VN"/>
+        </w:rPr>
+        <w:t>4.2.</w:t>
+      </w:r>
+      <w:r>
+        <w:rPr>
+          <w:rFonts w:cs="Times New Roman"/>
+          <w:b/>
+          <w:bCs/>
+          <w:szCs w:val="26"/>
+        </w:rPr>
+        <w:t>4</w:t>
+      </w:r>
+      <w:r>
+        <w:rPr>
+          <w:rFonts w:cs="Times New Roman"/>
+          <w:b/>
+          <w:bCs/>
+          <w:szCs w:val="26"/>
+          <w:lang w:val="vi-VN"/>
+        </w:rPr>
+        <w:t xml:space="preserve"> </w:t>
+      </w:r>
+      <w:r>
+        <w:rPr>
+          <w:rFonts w:cs="Times New Roman"/>
+          <w:b/>
+          <w:bCs/>
+          <w:szCs w:val="26"/>
+        </w:rPr>
+        <w:t>Gán nhãn dữ liệu</w:t>
+      </w:r>
+    </w:p>
+    <w:p>
+      <w:pPr>
+        <w:tabs>
+          <w:tab w:val="left" w:pos="420"/>
+        </w:tabs>
+        <w:spacing w:before="120" w:after="0" w:line="288" w:lineRule="auto"/>
+        <w:jc w:val="both"/>
+        <w:rPr>
+          <w:rFonts w:cs="Times New Roman"/>
+          <w:szCs w:val="26"/>
+          <w:lang w:val="vi-VN"/>
+        </w:rPr>
+      </w:pPr>
+      <w:r>
+        <w:rPr>
+          <w:rFonts w:cs="Times New Roman"/>
+          <w:szCs w:val="26"/>
+          <w:lang w:val="vi-VN"/>
+        </w:rPr>
+        <w:tab/>
+      </w:r>
+      <w:r>
+        <w:rPr>
+          <w:rFonts w:cs="Times New Roman"/>
+          <w:szCs w:val="26"/>
+        </w:rPr>
+        <w:t xml:space="preserve">Sau khi dữ liệu được chuẩn hóa, đề tài tiến hành gán nhãn nhằm xác định các thực thể và mối quan hệ xuất hiện trong văn bản. Quá trình gán nhãn đóng vai trò quan trọng trong việc xây dựng tập dữ liệu phục vụ đánh giá mô hình nhận dạng thực thể và trích xuất quan hệ.Các thực thể được gán nhãn bao gồm tên bệnh, thực phẩm, chất dinh dưỡng và các khuyến nghị dinh dưỡng. Bên cạnh đó, các mối quan hệ giữa các thực thể như chứa, nên sử dụng, hạn chế sử dụng hoặc ảnh hưởng đến cũng được xác định và gán nhãn theo các quy tắc thống nhất. Sau khi hoàn thành, tập dữ liệu được rà soát lại nhằm đảm bảo tính nhất quán trước khi sử dụng trong quá trình huấn luyện và đánh giá mô </w:t>
+      </w:r>
+      <w:r>
+        <w:rPr>
+          <w:rFonts w:cs="Times New Roman"/>
+          <w:szCs w:val="26"/>
+        </w:rPr>
+        <w:t>hình</w:t>
+      </w:r>
+      <w:r>
+        <w:rPr>
+          <w:rFonts w:cs="Times New Roman"/>
+          <w:szCs w:val="26"/>
+          <w:lang w:val="vi-VN"/>
+        </w:rPr>
+        <w:t xml:space="preserve">. </w:t>
+      </w:r>
+      <w:r>
+        <w:rPr>
+          <w:rFonts w:cs="Times New Roman"/>
+          <w:szCs w:val="26"/>
+        </w:rPr>
+        <w:t>Để đánh giá chất lượng của bước gán nhãn và trích xuất tri thức, đề tài sử dụng các chỉ số Precision, Recall và F1-score, phản ánh khả năng nhận diện đúng thực thể và mối quan hệ trong các tài liệu y văn.</w:t>
+      </w:r>
+    </w:p>
+    <w:p>
+      <w:pPr>
+        <w:tabs>
+          <w:tab w:val="left" w:pos="420"/>
+        </w:tabs>
+        <w:spacing w:before="120" w:after="0" w:line="288" w:lineRule="auto"/>
+        <w:jc w:val="center"/>
+        <w:rPr>
+          <w:rFonts w:cs="Times New Roman"/>
+          <w:szCs w:val="26"/>
+          <w:lang w:val="vi-VN"/>
+        </w:rPr>
+      </w:pPr>
+      <w:r>
+        <w:rPr>
+          <w:rFonts w:cs="Times New Roman"/>
+          <w:szCs w:val="26"/>
+          <w:lang w:val="vi-VN"/>
+        </w:rPr>
+        <w:t>Bảng 4.2:</w:t>
+      </w:r>
+      <w:r>
+        <w:t xml:space="preserve"> </w:t>
+      </w:r>
+      <w:r>
+        <w:rPr>
+          <w:rFonts w:cs="Times New Roman"/>
+          <w:szCs w:val="26"/>
+        </w:rPr>
+        <w:t xml:space="preserve">Các nhóm thực </w:t>
+      </w:r>
+      <w:r>
+        <w:rPr>
+          <w:rFonts w:cs="Times New Roman"/>
+          <w:szCs w:val="26"/>
+        </w:rPr>
+        <w:t>thể</w:t>
+      </w:r>
+      <w:r>
+        <w:rPr>
+          <w:rFonts w:cs="Times New Roman"/>
+          <w:szCs w:val="26"/>
+          <w:lang w:val="vi-VN"/>
+        </w:rPr>
+        <w:t xml:space="preserve"> chính </w:t>
+      </w:r>
+      <w:r>
+        <w:rPr>
+          <w:rFonts w:cs="Times New Roman"/>
+          <w:szCs w:val="26"/>
+        </w:rPr>
+        <w:t xml:space="preserve"> được gán nhãn</w:t>
+      </w:r>
+    </w:p>
+    <w:tbl>
+      <w:tblPr>
+        <w:tblStyle w:val="TableGrid"/>
+        <w:tblW w:w="0" w:type="auto"/>
+        <w:tblLook w:val="04A0" w:firstRow="1" w:lastRow="0" w:firstColumn="1" w:lastColumn="0" w:noHBand="0" w:noVBand="1"/>
+      </w:tblPr>
+      <w:tblGrid>
+        <w:gridCol w:w="3037"/>
+        <w:gridCol w:w="3037"/>
+        <w:gridCol w:w="3037"/>
+      </w:tblGrid>
+      <w:tr>
+        <w:tc>
+          <w:tcPr>
+            <w:tcW w:w="3037" w:type="dxa"/>
+            <w:vAlign w:val="center"/>
+          </w:tcPr>
+          <w:p>
+            <w:pPr>
+              <w:tabs>
+                <w:tab w:val="left" w:pos="420"/>
+              </w:tabs>
+              <w:spacing w:before="120" w:after="0" w:line="288" w:lineRule="auto"/>
+              <w:jc w:val="both"/>
+              <w:rPr>
+                <w:rFonts w:cs="Times New Roman"/>
+                <w:szCs w:val="26"/>
+                <w:lang w:val="vi-VN"/>
+              </w:rPr>
+            </w:pPr>
+            <w:r>
+              <w:rPr>
+                <w:b/>
+                <w:bCs/>
+              </w:rPr>
+              <w:t>Nhóm thực thể</w:t>
+            </w:r>
+          </w:p>
+        </w:tc>
+        <w:tc>
+          <w:tcPr>
+            <w:tcW w:w="3037" w:type="dxa"/>
+            <w:vAlign w:val="center"/>
+          </w:tcPr>
+          <w:p>
+            <w:pPr>
+              <w:tabs>
+                <w:tab w:val="left" w:pos="420"/>
+              </w:tabs>
+              <w:spacing w:before="120" w:after="0" w:line="288" w:lineRule="auto"/>
+              <w:jc w:val="both"/>
+              <w:rPr>
+                <w:rFonts w:cs="Times New Roman"/>
+                <w:szCs w:val="26"/>
+                <w:lang w:val="vi-VN"/>
+              </w:rPr>
+            </w:pPr>
+            <w:r>
+              <w:rPr>
+                <w:b/>
+                <w:bCs/>
+              </w:rPr>
+              <w:t>Ý nghĩa</w:t>
+            </w:r>
+          </w:p>
+        </w:tc>
+        <w:tc>
+          <w:tcPr>
+            <w:tcW w:w="3037" w:type="dxa"/>
+            <w:vAlign w:val="center"/>
+          </w:tcPr>
+          <w:p>
+            <w:pPr>
+              <w:tabs>
+                <w:tab w:val="left" w:pos="420"/>
+              </w:tabs>
+              <w:spacing w:before="120" w:after="0" w:line="288" w:lineRule="auto"/>
+              <w:jc w:val="both"/>
+              <w:rPr>
+                <w:rFonts w:cs="Times New Roman"/>
+                <w:szCs w:val="26"/>
+                <w:lang w:val="vi-VN"/>
+              </w:rPr>
+            </w:pPr>
+            <w:r>
+              <w:rPr>
+                <w:b/>
+                <w:bCs/>
+              </w:rPr>
+              <w:t>Ví dụ</w:t>
+            </w:r>
+          </w:p>
+        </w:tc>
+      </w:tr>
+      <w:tr>
+        <w:tc>
+          <w:tcPr>
+            <w:tcW w:w="3037" w:type="dxa"/>
+            <w:vAlign w:val="center"/>
+          </w:tcPr>
+          <w:p>
+            <w:pPr>
+              <w:tabs>
+                <w:tab w:val="left" w:pos="420"/>
+              </w:tabs>
+              <w:spacing w:before="120" w:after="0" w:line="288" w:lineRule="auto"/>
+              <w:jc w:val="both"/>
+              <w:rPr>
+                <w:rFonts w:cs="Times New Roman"/>
+                <w:szCs w:val="26"/>
+                <w:lang w:val="vi-VN"/>
+              </w:rPr>
+            </w:pPr>
+            <w:r>
+              <w:t>Disease</w:t>
+            </w:r>
+          </w:p>
+        </w:tc>
+        <w:tc>
+          <w:tcPr>
+            <w:tcW w:w="3037" w:type="dxa"/>
+            <w:vAlign w:val="center"/>
+          </w:tcPr>
+          <w:p>
+            <w:pPr>
+              <w:tabs>
+                <w:tab w:val="left" w:pos="420"/>
+              </w:tabs>
+              <w:spacing w:before="120" w:after="0" w:line="288" w:lineRule="auto"/>
+              <w:jc w:val="both"/>
+              <w:rPr>
+                <w:rFonts w:cs="Times New Roman"/>
+                <w:szCs w:val="26"/>
+                <w:lang w:val="vi-VN"/>
+              </w:rPr>
+            </w:pPr>
+            <w:r>
+              <w:t>Bệnh lý</w:t>
+            </w:r>
+          </w:p>
+        </w:tc>
+        <w:tc>
+          <w:tcPr>
+            <w:tcW w:w="3037" w:type="dxa"/>
+            <w:vAlign w:val="center"/>
+          </w:tcPr>
+          <w:p>
+            <w:pPr>
+              <w:tabs>
+                <w:tab w:val="left" w:pos="420"/>
+              </w:tabs>
+              <w:spacing w:before="120" w:after="0" w:line="288" w:lineRule="auto"/>
+              <w:jc w:val="both"/>
+              <w:rPr>
+                <w:rFonts w:cs="Times New Roman"/>
+                <w:szCs w:val="26"/>
+                <w:lang w:val="vi-VN"/>
+              </w:rPr>
+            </w:pPr>
+            <w:r>
+              <w:t>Đái tháo đường, Tăng huyết áp</w:t>
+            </w:r>
+          </w:p>
+        </w:tc>
+      </w:tr>
+      <w:tr>
+        <w:tc>
+          <w:tcPr>
+            <w:tcW w:w="3037" w:type="dxa"/>
+            <w:vAlign w:val="center"/>
+          </w:tcPr>
+          <w:p>
+            <w:pPr>
+              <w:tabs>
+                <w:tab w:val="left" w:pos="420"/>
+              </w:tabs>
+              <w:spacing w:before="120" w:after="0" w:line="288" w:lineRule="auto"/>
+              <w:jc w:val="both"/>
+              <w:rPr>
+                <w:rFonts w:cs="Times New Roman"/>
+                <w:szCs w:val="26"/>
+                <w:lang w:val="vi-VN"/>
+              </w:rPr>
+            </w:pPr>
+            <w:r>
+              <w:t>Food</w:t>
+            </w:r>
+          </w:p>
+        </w:tc>
+        <w:tc>
+          <w:tcPr>
+            <w:tcW w:w="3037" w:type="dxa"/>
+            <w:vAlign w:val="center"/>
+          </w:tcPr>
+          <w:p>
+            <w:pPr>
+              <w:tabs>
+                <w:tab w:val="left" w:pos="420"/>
+              </w:tabs>
+              <w:spacing w:before="120" w:after="0" w:line="288" w:lineRule="auto"/>
+              <w:jc w:val="both"/>
+              <w:rPr>
+                <w:rFonts w:cs="Times New Roman"/>
+                <w:szCs w:val="26"/>
+                <w:lang w:val="vi-VN"/>
+              </w:rPr>
+            </w:pPr>
+            <w:r>
+              <w:t>Thực phẩm</w:t>
+            </w:r>
+          </w:p>
+        </w:tc>
+        <w:tc>
+          <w:tcPr>
+            <w:tcW w:w="3037" w:type="dxa"/>
+            <w:vAlign w:val="center"/>
+          </w:tcPr>
+          <w:p>
+            <w:pPr>
+              <w:tabs>
+                <w:tab w:val="left" w:pos="420"/>
+              </w:tabs>
+              <w:spacing w:before="120" w:after="0" w:line="288" w:lineRule="auto"/>
+              <w:jc w:val="both"/>
+              <w:rPr>
+                <w:rFonts w:cs="Times New Roman"/>
+                <w:szCs w:val="26"/>
+                <w:lang w:val="vi-VN"/>
+              </w:rPr>
+            </w:pPr>
+            <w:r>
+              <w:t>Chuối, Yến mạch</w:t>
+            </w:r>
+          </w:p>
+        </w:tc>
+      </w:tr>
+      <w:tr>
+        <w:tc>
+          <w:tcPr>
+            <w:tcW w:w="3037" w:type="dxa"/>
+            <w:vAlign w:val="center"/>
+          </w:tcPr>
+          <w:p>
+            <w:pPr>
+              <w:tabs>
+                <w:tab w:val="left" w:pos="420"/>
+              </w:tabs>
+              <w:spacing w:before="120" w:after="0" w:line="288" w:lineRule="auto"/>
+              <w:jc w:val="both"/>
+              <w:rPr>
+                <w:rFonts w:cs="Times New Roman"/>
+                <w:szCs w:val="26"/>
+                <w:lang w:val="vi-VN"/>
+              </w:rPr>
+            </w:pPr>
+            <w:r>
+              <w:t>Dish</w:t>
+            </w:r>
+          </w:p>
+        </w:tc>
+        <w:tc>
+          <w:tcPr>
+            <w:tcW w:w="3037" w:type="dxa"/>
+            <w:vAlign w:val="center"/>
+          </w:tcPr>
+          <w:p>
+            <w:pPr>
+              <w:tabs>
+                <w:tab w:val="left" w:pos="420"/>
+              </w:tabs>
+              <w:spacing w:before="120" w:after="0" w:line="288" w:lineRule="auto"/>
+              <w:jc w:val="both"/>
+              <w:rPr>
+                <w:rFonts w:cs="Times New Roman"/>
+                <w:szCs w:val="26"/>
+                <w:lang w:val="vi-VN"/>
+              </w:rPr>
+            </w:pPr>
+            <w:r>
+              <w:t>Món ăn</w:t>
+            </w:r>
+          </w:p>
+        </w:tc>
+        <w:tc>
+          <w:tcPr>
+            <w:tcW w:w="3037" w:type="dxa"/>
+            <w:vAlign w:val="center"/>
+          </w:tcPr>
+          <w:p>
+            <w:pPr>
+              <w:tabs>
+                <w:tab w:val="left" w:pos="420"/>
+              </w:tabs>
+              <w:spacing w:before="120" w:after="0" w:line="288" w:lineRule="auto"/>
+              <w:jc w:val="both"/>
+              <w:rPr>
+                <w:rFonts w:cs="Times New Roman"/>
+                <w:szCs w:val="26"/>
+                <w:lang w:val="vi-VN"/>
+              </w:rPr>
+            </w:pPr>
+            <w:r>
+              <w:t>Cháo yến mạch</w:t>
+            </w:r>
+          </w:p>
+        </w:tc>
+      </w:tr>
+      <w:tr>
+        <w:tc>
+          <w:tcPr>
+            <w:tcW w:w="3037" w:type="dxa"/>
+            <w:vAlign w:val="center"/>
+          </w:tcPr>
+          <w:p>
+            <w:pPr>
+              <w:tabs>
+                <w:tab w:val="left" w:pos="420"/>
+              </w:tabs>
+              <w:spacing w:before="120" w:after="0" w:line="288" w:lineRule="auto"/>
+              <w:jc w:val="both"/>
+              <w:rPr>
+                <w:rFonts w:cs="Times New Roman"/>
+                <w:szCs w:val="26"/>
+                <w:lang w:val="vi-VN"/>
+              </w:rPr>
+            </w:pPr>
+            <w:r>
+              <w:t>Ingredient</w:t>
+            </w:r>
+          </w:p>
+        </w:tc>
+        <w:tc>
+          <w:tcPr>
+            <w:tcW w:w="3037" w:type="dxa"/>
+            <w:vAlign w:val="center"/>
+          </w:tcPr>
+          <w:p>
+            <w:pPr>
+              <w:tabs>
+                <w:tab w:val="left" w:pos="420"/>
+              </w:tabs>
+              <w:spacing w:before="120" w:after="0" w:line="288" w:lineRule="auto"/>
+              <w:jc w:val="both"/>
+              <w:rPr>
+                <w:rFonts w:cs="Times New Roman"/>
+                <w:szCs w:val="26"/>
+                <w:lang w:val="vi-VN"/>
+              </w:rPr>
+            </w:pPr>
+            <w:r>
+              <w:t>Nguyên liệu</w:t>
+            </w:r>
+          </w:p>
+        </w:tc>
+        <w:tc>
+          <w:tcPr>
+            <w:tcW w:w="3037" w:type="dxa"/>
+            <w:vAlign w:val="center"/>
+          </w:tcPr>
+          <w:p>
+            <w:pPr>
+              <w:tabs>
+                <w:tab w:val="left" w:pos="420"/>
+              </w:tabs>
+              <w:spacing w:before="120" w:after="0" w:line="288" w:lineRule="auto"/>
+              <w:jc w:val="both"/>
+              <w:rPr>
+                <w:rFonts w:cs="Times New Roman"/>
+                <w:szCs w:val="26"/>
+                <w:lang w:val="vi-VN"/>
+              </w:rPr>
+            </w:pPr>
+            <w:r>
+              <w:t>Gạo lứt, Thịt gà</w:t>
+            </w:r>
+          </w:p>
+        </w:tc>
+      </w:tr>
+      <w:tr>
+        <w:tc>
+          <w:tcPr>
+            <w:tcW w:w="3037" w:type="dxa"/>
+            <w:vAlign w:val="center"/>
+          </w:tcPr>
+          <w:p>
+            <w:pPr>
+              <w:tabs>
+                <w:tab w:val="left" w:pos="420"/>
+              </w:tabs>
+              <w:spacing w:before="120" w:after="0" w:line="288" w:lineRule="auto"/>
+              <w:jc w:val="both"/>
+              <w:rPr>
+                <w:rFonts w:cs="Times New Roman"/>
+                <w:szCs w:val="26"/>
+                <w:lang w:val="vi-VN"/>
+              </w:rPr>
+            </w:pPr>
+            <w:r>
+              <w:t>Nutrient</w:t>
+            </w:r>
+          </w:p>
+        </w:tc>
+        <w:tc>
+          <w:tcPr>
+            <w:tcW w:w="3037" w:type="dxa"/>
+            <w:vAlign w:val="center"/>
+          </w:tcPr>
+          <w:p>
+            <w:pPr>
+              <w:tabs>
+                <w:tab w:val="left" w:pos="420"/>
+              </w:tabs>
+              <w:spacing w:before="120" w:after="0" w:line="288" w:lineRule="auto"/>
+              <w:jc w:val="both"/>
+              <w:rPr>
+                <w:rFonts w:cs="Times New Roman"/>
+                <w:szCs w:val="26"/>
+                <w:lang w:val="vi-VN"/>
+              </w:rPr>
+            </w:pPr>
+            <w:r>
+              <w:t>Chất dinh dưỡng</w:t>
+            </w:r>
+          </w:p>
+        </w:tc>
+        <w:tc>
+          <w:tcPr>
+            <w:tcW w:w="3037" w:type="dxa"/>
+            <w:vAlign w:val="center"/>
+          </w:tcPr>
+          <w:p>
+            <w:pPr>
+              <w:tabs>
+                <w:tab w:val="left" w:pos="420"/>
+              </w:tabs>
+              <w:spacing w:before="120" w:after="0" w:line="288" w:lineRule="auto"/>
+              <w:jc w:val="both"/>
+              <w:rPr>
+                <w:rFonts w:cs="Times New Roman"/>
+                <w:szCs w:val="26"/>
+                <w:lang w:val="vi-VN"/>
+              </w:rPr>
+            </w:pPr>
+            <w:r>
+              <w:t>Chất xơ, Kali</w:t>
+            </w:r>
+          </w:p>
+        </w:tc>
+      </w:tr>
+    </w:tbl>
+    <w:p>
+      <w:pPr>
+        <w:keepNext/>
+        <w:tabs>
+          <w:tab w:val="left" w:pos="420"/>
+        </w:tabs>
+        <w:spacing w:before="120" w:after="0" w:line="288" w:lineRule="auto"/>
+        <w:jc w:val="center"/>
+      </w:pPr>
+      <w:r>
+        <w:rPr>
+          <w:rFonts w:cs="Times New Roman"/>
+          <w:noProof/>
+          <w:szCs w:val="26"/>
+          <w:lang w:val="vi-VN"/>
+          <w14:ligatures w14:val="none"/>
+        </w:rPr>
+        <w:lastRenderedPageBreak/>
+        <w:drawing>
+          <wp:inline distT="0" distB="0" distL="0" distR="0" wp14:anchorId="1C7DAC71" wp14:editId="3B964385">
+            <wp:extent cx="4441371" cy="2590800"/>
+            <wp:effectExtent l="0" t="0" r="0" b="0"/>
+            <wp:docPr id="662167485" name="Picture 1"/>
+            <wp:cNvGraphicFramePr>
+              <a:graphicFrameLocks xmlns:a="http://schemas.openxmlformats.org/drawingml/2006/main" noChangeAspect="1"/>
+            </wp:cNvGraphicFramePr>
+            <a:graphic xmlns:a="http://schemas.openxmlformats.org/drawingml/2006/main">
+              <a:graphicData uri="http://schemas.openxmlformats.org/drawingml/2006/picture">
+                <pic:pic xmlns:pic="http://schemas.openxmlformats.org/drawingml/2006/picture">
+                  <pic:nvPicPr>
+                    <pic:cNvPr id="662167485" name="Picture 662167485"/>
+                    <pic:cNvPicPr/>
+                  </pic:nvPicPr>
+                  <pic:blipFill>
+                    <a:blip r:embed="rId16">
                       <a:extLst>
                         <a:ext uri="{28A0092B-C50C-407E-A947-70E740481C1C}">
                           <a14:useLocalDpi xmlns:a14="http://schemas.microsoft.com/office/drawing/2010/main" val="0"/>
@@ -20482,7 +20517,7 @@
                   <pic:spPr>
                     <a:xfrm>
                       <a:off x="0" y="0"/>
-                      <a:ext cx="5791835" cy="3216910"/>
+                      <a:ext cx="4443655" cy="2592132"/>
                     </a:xfrm>
                     <a:prstGeom prst="rect">
                       <a:avLst/>
@@ -20500,436 +20535,37 @@
         <w:pStyle w:val="Caption"/>
         <w:jc w:val="center"/>
         <w:rPr>
-          <w:rFonts w:cs="Times New Roman"/>
-          <w:i/>
-          <w:iCs/>
-          <w:color w:val="000000" w:themeColor="text1"/>
-          <w:sz w:val="24"/>
-          <w:szCs w:val="24"/>
-          <w:lang w:val="vi-VN"/>
-        </w:rPr>
-      </w:pPr>
-      <w:bookmarkStart w:id="69" w:name="_Toc194275013"/>
-      <w:bookmarkStart w:id="70" w:name="_Toc194279537"/>
-      <w:r>
-        <w:rPr>
-          <w:rFonts w:cs="Times New Roman"/>
-          <w:i/>
-          <w:iCs/>
-          <w:color w:val="000000" w:themeColor="text1"/>
-          <w:sz w:val="24"/>
-          <w:szCs w:val="24"/>
-        </w:rPr>
-        <w:t>Hình</w:t>
-      </w:r>
-      <w:r>
-        <w:rPr>
-          <w:rFonts w:cs="Times New Roman"/>
-          <w:i/>
-          <w:iCs/>
-          <w:color w:val="000000" w:themeColor="text1"/>
-          <w:sz w:val="24"/>
-          <w:szCs w:val="24"/>
-          <w:lang w:val="vi-VN"/>
-        </w:rPr>
-        <w:t xml:space="preserve"> </w:t>
-      </w:r>
-      <w:r>
-        <w:rPr>
-          <w:rFonts w:cs="Times New Roman"/>
-          <w:i/>
-          <w:iCs/>
-          <w:color w:val="000000" w:themeColor="text1"/>
-          <w:sz w:val="24"/>
-          <w:szCs w:val="24"/>
-        </w:rPr>
-        <w:t xml:space="preserve">4.1 </w:t>
-      </w:r>
-      <w:bookmarkEnd w:id="69"/>
-      <w:bookmarkEnd w:id="70"/>
-      <w:r>
-        <w:rPr>
-          <w:rFonts w:cs="Times New Roman"/>
-          <w:i/>
-          <w:iCs/>
-          <w:color w:val="000000" w:themeColor="text1"/>
-          <w:sz w:val="24"/>
-          <w:szCs w:val="24"/>
-        </w:rPr>
-        <w:t>Mô</w:t>
-      </w:r>
-      <w:r>
-        <w:rPr>
-          <w:rFonts w:cs="Times New Roman"/>
-          <w:i/>
-          <w:iCs/>
-          <w:color w:val="000000" w:themeColor="text1"/>
-          <w:sz w:val="24"/>
-          <w:szCs w:val="24"/>
-          <w:lang w:val="vi-VN"/>
-        </w:rPr>
-        <w:t xml:space="preserve"> hình Use case Diagram</w:t>
-      </w:r>
-    </w:p>
-    <w:p>
-      <w:pPr>
-        <w:jc w:val="both"/>
-        <w:rPr>
-          <w:rFonts w:cs="Times New Roman"/>
-          <w:lang w:val="vi-VN"/>
-        </w:rPr>
-      </w:pPr>
-      <w:r>
-        <w:rPr>
-          <w:rFonts w:cs="Times New Roman"/>
-          <w:lang w:val="vi-VN"/>
-        </w:rPr>
-        <w:t>Đặc tả Use Case</w:t>
-      </w:r>
-    </w:p>
-    <w:p>
-      <w:pPr>
-        <w:jc w:val="both"/>
-        <w:rPr>
-          <w:rFonts w:cs="Times New Roman"/>
-        </w:rPr>
-      </w:pPr>
-      <w:r>
-        <w:rPr>
-          <w:rFonts w:cs="Times New Roman"/>
-        </w:rPr>
-        <w:t>Use Case: Phân tích món ăn theo bệnh lý</w:t>
-      </w:r>
-    </w:p>
-    <w:p>
-      <w:pPr>
-        <w:numPr>
-          <w:ilvl w:val="0"/>
-          <w:numId w:val="35"/>
-        </w:numPr>
-        <w:jc w:val="both"/>
-        <w:rPr>
-          <w:rFonts w:cs="Times New Roman"/>
-        </w:rPr>
-      </w:pPr>
-      <w:r>
-        <w:rPr>
-          <w:rFonts w:cs="Times New Roman"/>
-        </w:rPr>
-        <w:t>Actor: Người dùng</w:t>
-      </w:r>
-    </w:p>
-    <w:p>
-      <w:pPr>
-        <w:numPr>
-          <w:ilvl w:val="0"/>
-          <w:numId w:val="35"/>
-        </w:numPr>
-        <w:jc w:val="both"/>
-        <w:rPr>
-          <w:rFonts w:cs="Times New Roman"/>
-        </w:rPr>
-      </w:pPr>
-      <w:r>
-        <w:rPr>
-          <w:rFonts w:cs="Times New Roman"/>
-        </w:rPr>
-        <w:t>Mô tả: Người dùng nhập tên món ăn và bệnh lý, hệ thống phân tích và trả kết quả đánh giá</w:t>
-      </w:r>
-    </w:p>
-    <w:p>
-      <w:pPr>
-        <w:jc w:val="both"/>
-        <w:rPr>
-          <w:rFonts w:cs="Times New Roman"/>
-        </w:rPr>
-      </w:pPr>
-      <w:r>
-        <w:rPr>
-          <w:rFonts w:cs="Times New Roman"/>
-        </w:rPr>
-        <w:t>Luồng chính:</w:t>
-      </w:r>
-    </w:p>
-    <w:p>
-      <w:pPr>
-        <w:numPr>
-          <w:ilvl w:val="0"/>
-          <w:numId w:val="33"/>
-        </w:numPr>
-        <w:jc w:val="both"/>
-        <w:rPr>
-          <w:rFonts w:cs="Times New Roman"/>
-        </w:rPr>
-      </w:pPr>
-      <w:r>
-        <w:rPr>
-          <w:rFonts w:cs="Times New Roman"/>
-        </w:rPr>
-        <w:t>Người dùng nhập câu hỏi</w:t>
-      </w:r>
-    </w:p>
-    <w:p>
-      <w:pPr>
-        <w:numPr>
-          <w:ilvl w:val="0"/>
-          <w:numId w:val="33"/>
-        </w:numPr>
-        <w:jc w:val="both"/>
-        <w:rPr>
-          <w:rFonts w:cs="Times New Roman"/>
-        </w:rPr>
-      </w:pPr>
-      <w:r>
-        <w:rPr>
-          <w:rFonts w:cs="Times New Roman"/>
-        </w:rPr>
-        <w:t>Hệ thống tiếp nhận và xử lý NLP</w:t>
-      </w:r>
-    </w:p>
-    <w:p>
-      <w:pPr>
-        <w:numPr>
-          <w:ilvl w:val="0"/>
-          <w:numId w:val="33"/>
-        </w:numPr>
-        <w:jc w:val="both"/>
-        <w:rPr>
-          <w:rFonts w:cs="Times New Roman"/>
-        </w:rPr>
-      </w:pPr>
-      <w:r>
-        <w:rPr>
-          <w:rFonts w:cs="Times New Roman"/>
-        </w:rPr>
-        <w:t>Xác định món ăn và bệnh lý</w:t>
-      </w:r>
-    </w:p>
-    <w:p>
-      <w:pPr>
-        <w:numPr>
-          <w:ilvl w:val="0"/>
-          <w:numId w:val="33"/>
-        </w:numPr>
-        <w:jc w:val="both"/>
-        <w:rPr>
-          <w:rFonts w:cs="Times New Roman"/>
-        </w:rPr>
-      </w:pPr>
-      <w:r>
-        <w:rPr>
-          <w:rFonts w:cs="Times New Roman"/>
-        </w:rPr>
-        <w:t>Truy vấn dữ liệu từ Knowledge Graph</w:t>
-      </w:r>
-    </w:p>
-    <w:p>
-      <w:pPr>
-        <w:numPr>
-          <w:ilvl w:val="0"/>
-          <w:numId w:val="33"/>
-        </w:numPr>
-        <w:jc w:val="both"/>
-        <w:rPr>
-          <w:rFonts w:cs="Times New Roman"/>
-        </w:rPr>
-      </w:pPr>
-      <w:r>
-        <w:rPr>
-          <w:rFonts w:cs="Times New Roman"/>
-        </w:rPr>
-        <w:t>Reasoning Engine thực hiện phân tích</w:t>
-      </w:r>
-    </w:p>
-    <w:p>
-      <w:pPr>
-        <w:numPr>
-          <w:ilvl w:val="0"/>
-          <w:numId w:val="33"/>
-        </w:numPr>
-        <w:jc w:val="both"/>
-        <w:rPr>
-          <w:rFonts w:cs="Times New Roman"/>
-        </w:rPr>
-      </w:pPr>
-      <w:r>
-        <w:rPr>
-          <w:rFonts w:cs="Times New Roman"/>
-        </w:rPr>
-        <w:t>Hệ thống trả kết quả</w:t>
-      </w:r>
-    </w:p>
-    <w:p>
-      <w:pPr>
-        <w:jc w:val="both"/>
-        <w:rPr>
-          <w:rFonts w:cs="Times New Roman"/>
-        </w:rPr>
-      </w:pPr>
-      <w:r>
-        <w:rPr>
-          <w:rFonts w:cs="Times New Roman"/>
-        </w:rPr>
-        <w:t>Luồng thay thế:</w:t>
-      </w:r>
-    </w:p>
-    <w:p>
-      <w:pPr>
-        <w:numPr>
-          <w:ilvl w:val="0"/>
-          <w:numId w:val="34"/>
-        </w:numPr>
-        <w:jc w:val="both"/>
-        <w:rPr>
-          <w:rFonts w:cs="Times New Roman"/>
-        </w:rPr>
-      </w:pPr>
-      <w:r>
-        <w:rPr>
-          <w:rFonts w:cs="Times New Roman"/>
-        </w:rPr>
-        <w:t>Nếu không xác định được món ăn → thông báo lỗi</w:t>
-      </w:r>
-    </w:p>
-    <w:p>
-      <w:pPr>
-        <w:numPr>
-          <w:ilvl w:val="0"/>
-          <w:numId w:val="34"/>
-        </w:numPr>
-        <w:jc w:val="both"/>
-        <w:rPr>
-          <w:rFonts w:cs="Times New Roman"/>
-        </w:rPr>
-      </w:pPr>
-      <w:r>
-        <w:rPr>
-          <w:rFonts w:cs="Times New Roman"/>
-        </w:rPr>
-        <w:t>Nếu bệnh không nằm trong phạm vi → thông báo không hỗ trợ</w:t>
-      </w:r>
+          <w:lang w:val="vi-VN"/>
+        </w:rPr>
+      </w:pPr>
+      <w:r>
+        <w:t xml:space="preserve">Hình </w:t>
+      </w:r>
+      <w:fldSimple w:instr=" SEQ Hình \* ARABIC ">
+        <w:r>
+          <w:rPr>
+            <w:noProof/>
+          </w:rPr>
+          <w:t>2</w:t>
+        </w:r>
+      </w:fldSimple>
     </w:p>
     <w:p>
       <w:pPr>
         <w:keepNext/>
-        <w:spacing w:line="24" w:lineRule="atLeast"/>
-        <w:jc w:val="both"/>
-        <w:rPr>
-          <w:rFonts w:cs="Times New Roman"/>
-        </w:rPr>
-      </w:pPr>
-    </w:p>
-    <w:p>
-      <w:pPr>
-        <w:pStyle w:val="Heading2"/>
-        <w:spacing w:line="24" w:lineRule="atLeast"/>
-        <w:jc w:val="both"/>
-        <w:rPr>
-          <w:rStyle w:val="Hyperlink"/>
-          <w:rFonts w:cs="Times New Roman"/>
-          <w:color w:val="000000" w:themeColor="text1"/>
-          <w:szCs w:val="28"/>
-          <w:u w:val="none"/>
-          <w:lang w:val="vi-VN"/>
-        </w:rPr>
-      </w:pPr>
-      <w:bookmarkStart w:id="71" w:name="_Toc224129209"/>
-      <w:bookmarkStart w:id="72" w:name="_Toc225007704"/>
-      <w:r>
-        <w:rPr>
-          <w:rFonts w:cs="Times New Roman"/>
-          <w:szCs w:val="28"/>
-        </w:rPr>
-        <w:t>4</w:t>
-      </w:r>
-      <w:r>
-        <w:rPr>
-          <w:rFonts w:cs="Times New Roman"/>
-          <w:szCs w:val="28"/>
-          <w:lang w:val="vi-VN"/>
-        </w:rPr>
-        <w:t>.</w:t>
-      </w:r>
-      <w:r>
-        <w:rPr>
-          <w:rFonts w:cs="Times New Roman"/>
-          <w:szCs w:val="28"/>
-        </w:rPr>
-        <w:t>5</w:t>
-      </w:r>
-      <w:r>
-        <w:rPr>
-          <w:rFonts w:cs="Times New Roman"/>
-          <w:szCs w:val="28"/>
-          <w:lang w:val="vi-VN"/>
-        </w:rPr>
-        <w:t xml:space="preserve">  </w:t>
-      </w:r>
-      <w:r>
-        <w:rPr>
-          <w:rStyle w:val="Hyperlink"/>
-          <w:rFonts w:cs="Times New Roman"/>
-          <w:color w:val="000000" w:themeColor="text1"/>
-          <w:szCs w:val="28"/>
-          <w:u w:val="none"/>
-        </w:rPr>
-        <w:t>SƠ ĐỒ</w:t>
-      </w:r>
-      <w:bookmarkEnd w:id="71"/>
-      <w:r>
-        <w:rPr>
-          <w:rStyle w:val="Hyperlink"/>
-          <w:rFonts w:cs="Times New Roman"/>
-          <w:color w:val="000000" w:themeColor="text1"/>
-          <w:szCs w:val="28"/>
-          <w:u w:val="none"/>
-          <w:lang w:val="vi-VN"/>
-        </w:rPr>
-        <w:t xml:space="preserve"> ACTIVITY</w:t>
-      </w:r>
-      <w:bookmarkEnd w:id="72"/>
-    </w:p>
-    <w:p>
-      <w:pPr>
-        <w:keepNext/>
-        <w:spacing w:line="24" w:lineRule="atLeast"/>
-        <w:jc w:val="both"/>
-        <w:rPr>
-          <w:rFonts w:cs="Times New Roman"/>
-          <w:szCs w:val="26"/>
-        </w:rPr>
-      </w:pPr>
-    </w:p>
-    <w:p>
-      <w:pPr>
-        <w:keepNext/>
-        <w:spacing w:line="24" w:lineRule="atLeast"/>
-        <w:jc w:val="both"/>
-        <w:rPr>
-          <w:rFonts w:cs="Times New Roman"/>
-        </w:rPr>
-      </w:pPr>
-    </w:p>
-    <w:p>
-      <w:pPr>
-        <w:keepNext/>
-        <w:spacing w:line="24" w:lineRule="atLeast"/>
         <w:jc w:val="center"/>
-        <w:rPr>
-          <w:rFonts w:cs="Times New Roman"/>
-        </w:rPr>
-      </w:pPr>
-      <w:r>
-        <w:rPr>
-          <w:rFonts w:cs="Times New Roman"/>
+      </w:pPr>
+      <w:r>
+        <w:rPr>
           <w:noProof/>
+          <w:lang w:val="vi-VN"/>
           <w14:ligatures w14:val="none"/>
         </w:rPr>
         <w:drawing>
-          <wp:inline distT="0" distB="0" distL="0" distR="0" wp14:anchorId="583A04FE" wp14:editId="15EAE1A4">
-            <wp:extent cx="5838225" cy="3175606"/>
-            <wp:effectExtent l="0" t="0" r="0" b="6350"/>
-            <wp:docPr id="896642357" name="Picture 6"/>
+          <wp:inline distT="0" distB="0" distL="0" distR="0" wp14:anchorId="10468F00" wp14:editId="63EDC978">
+            <wp:extent cx="4401164" cy="2667372"/>
+            <wp:effectExtent l="0" t="0" r="0" b="0"/>
+            <wp:docPr id="604390073" name="Picture 2"/>
             <wp:cNvGraphicFramePr>
               <a:graphicFrameLocks xmlns:a="http://schemas.openxmlformats.org/drawingml/2006/main" noChangeAspect="1"/>
             </wp:cNvGraphicFramePr>
@@ -20937,1496 +20573,11 @@
               <a:graphicData uri="http://schemas.openxmlformats.org/drawingml/2006/picture">
                 <pic:pic xmlns:pic="http://schemas.openxmlformats.org/drawingml/2006/picture">
                   <pic:nvPicPr>
-                    <pic:cNvPr id="896642357" name="Picture 896642357"/>
-                    <pic:cNvPicPr/>
-                  </pic:nvPicPr>
-                  <pic:blipFill rotWithShape="1">
-                    <a:blip r:embed="rId14" cstate="print">
-                      <a:extLst>
-                        <a:ext uri="{28A0092B-C50C-407E-A947-70E740481C1C}">
-                          <a14:useLocalDpi xmlns:a14="http://schemas.microsoft.com/office/drawing/2010/main" val="0"/>
-                        </a:ext>
-                      </a:extLst>
-                    </a:blip>
-                    <a:srcRect t="3153"/>
-                    <a:stretch>
-                      <a:fillRect/>
-                    </a:stretch>
-                  </pic:blipFill>
-                  <pic:spPr bwMode="auto">
-                    <a:xfrm>
-                      <a:off x="0" y="0"/>
-                      <a:ext cx="5856455" cy="3185522"/>
-                    </a:xfrm>
-                    <a:prstGeom prst="rect">
-                      <a:avLst/>
-                    </a:prstGeom>
-                    <a:ln>
-                      <a:noFill/>
-                    </a:ln>
-                    <a:extLst>
-                      <a:ext uri="{53640926-AAD7-44D8-BBD7-CCE9431645EC}">
-                        <a14:shadowObscured xmlns:a14="http://schemas.microsoft.com/office/drawing/2010/main"/>
-                      </a:ext>
-                    </a:extLst>
-                  </pic:spPr>
-                </pic:pic>
-              </a:graphicData>
-            </a:graphic>
-          </wp:inline>
-        </w:drawing>
-      </w:r>
-    </w:p>
-    <w:p>
-      <w:pPr>
-        <w:pStyle w:val="Caption"/>
-        <w:tabs>
-          <w:tab w:val="center" w:pos="4560"/>
-          <w:tab w:val="left" w:pos="7213"/>
-        </w:tabs>
-        <w:jc w:val="center"/>
-        <w:rPr>
-          <w:rFonts w:cs="Times New Roman"/>
-          <w:i/>
-          <w:iCs/>
-          <w:color w:val="000000" w:themeColor="text1"/>
-          <w:sz w:val="24"/>
-          <w:szCs w:val="24"/>
-          <w:lang w:val="vi-VN"/>
-        </w:rPr>
-      </w:pPr>
-      <w:bookmarkStart w:id="73" w:name="_Toc194275017"/>
-      <w:bookmarkStart w:id="74" w:name="_Toc194279541"/>
-      <w:r>
-        <w:rPr>
-          <w:rFonts w:cs="Times New Roman"/>
-          <w:i/>
-          <w:iCs/>
-          <w:color w:val="000000" w:themeColor="text1"/>
-          <w:sz w:val="24"/>
-          <w:szCs w:val="24"/>
-        </w:rPr>
-        <w:t>Hình 4.</w:t>
-      </w:r>
-      <w:r>
-        <w:rPr>
-          <w:rFonts w:cs="Times New Roman"/>
-          <w:i/>
-          <w:iCs/>
-          <w:color w:val="000000" w:themeColor="text1"/>
-          <w:sz w:val="24"/>
-          <w:szCs w:val="24"/>
-        </w:rPr>
-        <w:t>2</w:t>
-      </w:r>
-      <w:r>
-        <w:rPr>
-          <w:rFonts w:cs="Times New Roman"/>
-          <w:i/>
-          <w:iCs/>
-          <w:color w:val="000000" w:themeColor="text1"/>
-          <w:sz w:val="24"/>
-          <w:szCs w:val="24"/>
-        </w:rPr>
-        <w:t xml:space="preserve"> Sơ đồ </w:t>
-      </w:r>
-      <w:r>
-        <w:rPr>
-          <w:rFonts w:cs="Times New Roman"/>
-          <w:i/>
-          <w:iCs/>
-          <w:color w:val="000000" w:themeColor="text1"/>
-          <w:sz w:val="24"/>
-          <w:szCs w:val="24"/>
-        </w:rPr>
-        <w:t>Activity</w:t>
-      </w:r>
-      <w:bookmarkEnd w:id="73"/>
-      <w:bookmarkEnd w:id="74"/>
-      <w:r>
-        <w:rPr>
-          <w:rFonts w:cs="Times New Roman"/>
-          <w:i/>
-          <w:iCs/>
-          <w:color w:val="000000" w:themeColor="text1"/>
-          <w:sz w:val="24"/>
-          <w:szCs w:val="24"/>
-          <w:lang w:val="vi-VN"/>
-        </w:rPr>
-        <w:t xml:space="preserve"> hỏi đáp dinh dưỡng</w:t>
-      </w:r>
-    </w:p>
-    <w:p>
-      <w:pPr>
-        <w:ind w:firstLine="360"/>
-        <w:jc w:val="both"/>
-      </w:pPr>
-      <w:r>
-        <w:t>Người dùng nhập câu hỏi tiếng Việt, hệ thống tiếp nhận và tiến hành chuẩn hóa văn bản, ánh xạ synonym và phân loại intent. Sau đó hệ thống trích xuất các thực thể như món ăn, bệnh hoặc nguyên liệu.</w:t>
-      </w:r>
-    </w:p>
-    <w:p>
-      <w:pPr>
-        <w:ind w:firstLine="360"/>
-        <w:jc w:val="both"/>
-      </w:pPr>
-      <w:r>
-        <w:t>Tùy theo loại intent (tra cứu nguyên liệu, phân tích món, gợi ý, thực đơn…), hệ thống sẽ điều hướng sang các luồng xử lý tương ứng:</w:t>
-      </w:r>
-    </w:p>
-    <w:p>
-      <w:pPr>
-        <w:numPr>
-          <w:ilvl w:val="0"/>
-          <w:numId w:val="51"/>
-        </w:numPr>
-        <w:jc w:val="both"/>
-      </w:pPr>
-      <w:r>
-        <w:t xml:space="preserve">Truy vấn dinh dưỡng </w:t>
-      </w:r>
-    </w:p>
-    <w:p>
-      <w:pPr>
-        <w:numPr>
-          <w:ilvl w:val="0"/>
-          <w:numId w:val="51"/>
-        </w:numPr>
-        <w:jc w:val="both"/>
-      </w:pPr>
-      <w:r>
-        <w:t xml:space="preserve">Phân tích theo bệnh </w:t>
-      </w:r>
-    </w:p>
-    <w:p>
-      <w:pPr>
-        <w:numPr>
-          <w:ilvl w:val="0"/>
-          <w:numId w:val="51"/>
-        </w:numPr>
-        <w:jc w:val="both"/>
-      </w:pPr>
-      <w:r>
-        <w:t xml:space="preserve">Gợi ý món ăn </w:t>
-      </w:r>
-    </w:p>
-    <w:p>
-      <w:pPr>
-        <w:numPr>
-          <w:ilvl w:val="0"/>
-          <w:numId w:val="51"/>
-        </w:numPr>
-        <w:jc w:val="both"/>
-      </w:pPr>
-      <w:r>
-        <w:t xml:space="preserve">Sinh thực đơn </w:t>
-      </w:r>
-    </w:p>
-    <w:p>
-      <w:pPr>
-        <w:ind w:firstLine="360"/>
-        <w:jc w:val="both"/>
-      </w:pPr>
-      <w:r>
-        <w:t>Cuối cùng, kết quả được tổng hợp và hiển thị cho người dùng.</w:t>
-      </w:r>
-    </w:p>
-    <w:p>
-      <w:pPr>
-        <w:rPr>
-          <w:lang w:val="vi-VN"/>
-        </w:rPr>
-      </w:pPr>
-    </w:p>
-    <w:p>
-      <w:pPr>
-        <w:pStyle w:val="Caption"/>
-        <w:jc w:val="center"/>
-        <w:rPr>
-          <w:rFonts w:cs="Times New Roman"/>
-          <w:i/>
-          <w:iCs/>
-          <w:color w:val="000000" w:themeColor="text1"/>
-          <w:sz w:val="24"/>
-          <w:szCs w:val="24"/>
-          <w:lang w:val="vi-VN"/>
-        </w:rPr>
-      </w:pPr>
-      <w:r>
-        <w:rPr>
-          <w:rFonts w:cs="Times New Roman"/>
-          <w:i/>
-          <w:iCs/>
-          <w:noProof/>
-          <w:color w:val="000000" w:themeColor="text1"/>
-          <w:sz w:val="24"/>
-          <w:szCs w:val="24"/>
-          <w:lang w:val="vi-VN"/>
-          <w14:ligatures w14:val="none"/>
-        </w:rPr>
-        <w:lastRenderedPageBreak/>
-        <w:drawing>
-          <wp:inline distT="0" distB="0" distL="0" distR="0" wp14:anchorId="75BCC5D9" wp14:editId="7ADF6E05">
-            <wp:extent cx="5791469" cy="6645349"/>
-            <wp:effectExtent l="0" t="0" r="0" b="3175"/>
-            <wp:docPr id="1207960106" name="Picture 7"/>
-            <wp:cNvGraphicFramePr>
-              <a:graphicFrameLocks xmlns:a="http://schemas.openxmlformats.org/drawingml/2006/main" noChangeAspect="1"/>
-            </wp:cNvGraphicFramePr>
-            <a:graphic xmlns:a="http://schemas.openxmlformats.org/drawingml/2006/main">
-              <a:graphicData uri="http://schemas.openxmlformats.org/drawingml/2006/picture">
-                <pic:pic xmlns:pic="http://schemas.openxmlformats.org/drawingml/2006/picture">
-                  <pic:nvPicPr>
-                    <pic:cNvPr id="1207960106" name="Picture 1207960106"/>
-                    <pic:cNvPicPr/>
-                  </pic:nvPicPr>
-                  <pic:blipFill rotWithShape="1">
-                    <a:blip r:embed="rId15">
-                      <a:extLst>
-                        <a:ext uri="{28A0092B-C50C-407E-A947-70E740481C1C}">
-                          <a14:useLocalDpi xmlns:a14="http://schemas.microsoft.com/office/drawing/2010/main" val="0"/>
-                        </a:ext>
-                      </a:extLst>
-                    </a:blip>
-                    <a:srcRect t="4213" b="1751"/>
-                    <a:stretch>
-                      <a:fillRect/>
-                    </a:stretch>
-                  </pic:blipFill>
-                  <pic:spPr bwMode="auto">
-                    <a:xfrm>
-                      <a:off x="0" y="0"/>
-                      <a:ext cx="5791835" cy="6645769"/>
-                    </a:xfrm>
-                    <a:prstGeom prst="rect">
-                      <a:avLst/>
-                    </a:prstGeom>
-                    <a:ln>
-                      <a:noFill/>
-                    </a:ln>
-                    <a:extLst>
-                      <a:ext uri="{53640926-AAD7-44D8-BBD7-CCE9431645EC}">
-                        <a14:shadowObscured xmlns:a14="http://schemas.microsoft.com/office/drawing/2010/main"/>
-                      </a:ext>
-                    </a:extLst>
-                  </pic:spPr>
-                </pic:pic>
-              </a:graphicData>
-            </a:graphic>
-          </wp:inline>
-        </w:drawing>
-      </w:r>
-    </w:p>
-    <w:p>
-      <w:pPr>
-        <w:pStyle w:val="Caption"/>
-        <w:jc w:val="center"/>
-        <w:rPr>
-          <w:rFonts w:cs="Times New Roman"/>
-          <w:i/>
-          <w:iCs/>
-          <w:color w:val="000000" w:themeColor="text1"/>
-          <w:sz w:val="24"/>
-          <w:szCs w:val="24"/>
-        </w:rPr>
-      </w:pPr>
-      <w:r>
-        <w:rPr>
-          <w:rFonts w:cs="Times New Roman"/>
-          <w:i/>
-          <w:iCs/>
-          <w:color w:val="000000" w:themeColor="text1"/>
-          <w:sz w:val="24"/>
-          <w:szCs w:val="24"/>
-        </w:rPr>
-        <w:t>Hình 4.</w:t>
-      </w:r>
-      <w:r>
-        <w:rPr>
-          <w:rFonts w:cs="Times New Roman"/>
-          <w:i/>
-          <w:iCs/>
-          <w:color w:val="000000" w:themeColor="text1"/>
-          <w:sz w:val="24"/>
-          <w:szCs w:val="24"/>
-        </w:rPr>
-        <w:t>3</w:t>
-      </w:r>
-      <w:r>
-        <w:rPr>
-          <w:rFonts w:cs="Times New Roman"/>
-          <w:i/>
-          <w:iCs/>
-          <w:color w:val="000000" w:themeColor="text1"/>
-          <w:sz w:val="24"/>
-          <w:szCs w:val="24"/>
-        </w:rPr>
-        <w:t xml:space="preserve"> Sơ đồ Activity</w:t>
-      </w:r>
-      <w:r>
-        <w:rPr>
-          <w:rFonts w:cs="Times New Roman"/>
-          <w:i/>
-          <w:iCs/>
-          <w:color w:val="000000" w:themeColor="text1"/>
-          <w:sz w:val="24"/>
-          <w:szCs w:val="24"/>
-          <w:lang w:val="vi-VN"/>
-        </w:rPr>
-        <w:t xml:space="preserve"> phân tích món ăn</w:t>
-      </w:r>
-    </w:p>
-    <w:p>
-      <w:pPr>
-        <w:ind w:firstLine="720"/>
-        <w:jc w:val="both"/>
-      </w:pPr>
-      <w:r>
-        <w:t>Người dùng nhập hoặc chọn món ăn, hệ thống chuẩn hóa tên và ánh xạ synonym để xác định chính xác món trong cơ sở dữ liệu.</w:t>
-      </w:r>
-    </w:p>
-    <w:p>
-      <w:pPr>
-        <w:ind w:firstLine="720"/>
-        <w:jc w:val="both"/>
-      </w:pPr>
-      <w:r>
-        <w:t>Nếu món ăn được nhận diện, hệ thống truy vấn danh sách nguyên liệu từ Neo4j, sau đó tính toán các chỉ số dinh dưỡng như năng lượng, protein, lipid, natri, purine,...</w:t>
-      </w:r>
-    </w:p>
-    <w:p>
-      <w:pPr>
-        <w:ind w:firstLine="720"/>
-        <w:jc w:val="both"/>
-      </w:pPr>
-      <w:r>
-        <w:lastRenderedPageBreak/>
-        <w:t>Kết quả được tổng hợp thành một hồ sơ dinh dưỡng (Nutrition Profile) và hiển thị dưới dạng bảng và biểu đồ. Nếu không tìm thấy dữ liệu, hệ thống sẽ thông báo tương ứng.</w:t>
-      </w:r>
-    </w:p>
-    <w:p>
-      <w:pPr>
-        <w:jc w:val="both"/>
-        <w:rPr>
-          <w:lang w:val="vi-VN"/>
-        </w:rPr>
-      </w:pPr>
-    </w:p>
-    <w:p>
-      <w:pPr>
-        <w:jc w:val="center"/>
-        <w:rPr>
-          <w:rFonts w:cs="Times New Roman"/>
-          <w:lang w:val="vi-VN"/>
-        </w:rPr>
-      </w:pPr>
-      <w:r>
-        <w:rPr>
-          <w:rFonts w:cs="Times New Roman"/>
-          <w:noProof/>
-          <w:lang w:val="vi-VN"/>
-          <w14:ligatures w14:val="none"/>
-        </w:rPr>
-        <w:drawing>
-          <wp:inline distT="0" distB="0" distL="0" distR="0" wp14:anchorId="19417B68" wp14:editId="5431CCF3">
-            <wp:extent cx="5791835" cy="6546289"/>
-            <wp:effectExtent l="0" t="0" r="0" b="6985"/>
-            <wp:docPr id="707469637" name="Picture 8"/>
-            <wp:cNvGraphicFramePr>
-              <a:graphicFrameLocks xmlns:a="http://schemas.openxmlformats.org/drawingml/2006/main" noChangeAspect="1"/>
-            </wp:cNvGraphicFramePr>
-            <a:graphic xmlns:a="http://schemas.openxmlformats.org/drawingml/2006/main">
-              <a:graphicData uri="http://schemas.openxmlformats.org/drawingml/2006/picture">
-                <pic:pic xmlns:pic="http://schemas.openxmlformats.org/drawingml/2006/picture">
-                  <pic:nvPicPr>
-                    <pic:cNvPr id="707469637" name="Picture 707469637"/>
-                    <pic:cNvPicPr/>
-                  </pic:nvPicPr>
-                  <pic:blipFill rotWithShape="1">
-                    <a:blip r:embed="rId16">
-                      <a:extLst>
-                        <a:ext uri="{28A0092B-C50C-407E-A947-70E740481C1C}">
-                          <a14:useLocalDpi xmlns:a14="http://schemas.microsoft.com/office/drawing/2010/main" val="0"/>
-                        </a:ext>
-                      </a:extLst>
-                    </a:blip>
-                    <a:srcRect t="3146"/>
-                    <a:stretch>
-                      <a:fillRect/>
-                    </a:stretch>
-                  </pic:blipFill>
-                  <pic:spPr bwMode="auto">
-                    <a:xfrm>
-                      <a:off x="0" y="0"/>
-                      <a:ext cx="5791835" cy="6546289"/>
-                    </a:xfrm>
-                    <a:prstGeom prst="rect">
-                      <a:avLst/>
-                    </a:prstGeom>
-                    <a:ln>
-                      <a:noFill/>
-                    </a:ln>
-                    <a:extLst>
-                      <a:ext uri="{53640926-AAD7-44D8-BBD7-CCE9431645EC}">
-                        <a14:shadowObscured xmlns:a14="http://schemas.microsoft.com/office/drawing/2010/main"/>
-                      </a:ext>
-                    </a:extLst>
-                  </pic:spPr>
-                </pic:pic>
-              </a:graphicData>
-            </a:graphic>
-          </wp:inline>
-        </w:drawing>
-      </w:r>
-    </w:p>
-    <w:p>
-      <w:pPr>
-        <w:pStyle w:val="Caption"/>
-        <w:jc w:val="center"/>
-        <w:rPr>
-          <w:rFonts w:cs="Times New Roman"/>
-          <w:i/>
-          <w:iCs/>
-          <w:color w:val="000000" w:themeColor="text1"/>
-          <w:sz w:val="24"/>
-          <w:szCs w:val="24"/>
-          <w:lang w:val="vi-VN"/>
-        </w:rPr>
-      </w:pPr>
-      <w:r>
-        <w:rPr>
-          <w:rFonts w:cs="Times New Roman"/>
-          <w:i/>
-          <w:iCs/>
-          <w:color w:val="000000" w:themeColor="text1"/>
-          <w:sz w:val="24"/>
-          <w:szCs w:val="24"/>
-        </w:rPr>
-        <w:t>Hình 4.</w:t>
-      </w:r>
-      <w:r>
-        <w:rPr>
-          <w:rFonts w:cs="Times New Roman"/>
-          <w:i/>
-          <w:iCs/>
-          <w:color w:val="000000" w:themeColor="text1"/>
-          <w:sz w:val="24"/>
-          <w:szCs w:val="24"/>
-        </w:rPr>
-        <w:t>4</w:t>
-      </w:r>
-      <w:r>
-        <w:rPr>
-          <w:rFonts w:cs="Times New Roman"/>
-          <w:i/>
-          <w:iCs/>
-          <w:color w:val="000000" w:themeColor="text1"/>
-          <w:sz w:val="24"/>
-          <w:szCs w:val="24"/>
-          <w:lang w:val="vi-VN"/>
-        </w:rPr>
-        <w:t xml:space="preserve"> </w:t>
-      </w:r>
-      <w:r>
-        <w:rPr>
-          <w:rFonts w:cs="Times New Roman"/>
-          <w:i/>
-          <w:iCs/>
-          <w:color w:val="000000" w:themeColor="text1"/>
-          <w:sz w:val="24"/>
-          <w:szCs w:val="24"/>
-        </w:rPr>
-        <w:t xml:space="preserve"> Sơ đồ Activity</w:t>
-      </w:r>
-      <w:r>
-        <w:rPr>
-          <w:rFonts w:cs="Times New Roman"/>
-          <w:i/>
-          <w:iCs/>
-          <w:color w:val="000000" w:themeColor="text1"/>
-          <w:sz w:val="24"/>
-          <w:szCs w:val="24"/>
-          <w:lang w:val="vi-VN"/>
-        </w:rPr>
-        <w:t xml:space="preserve"> Đánh giá món ăn theo bệnh</w:t>
-      </w:r>
-    </w:p>
-    <w:p>
-      <w:pPr>
-        <w:ind w:firstLine="720"/>
-        <w:jc w:val="both"/>
-      </w:pPr>
-      <w:r>
-        <w:t>Người dùng chọn món ăn và bệnh lý, hệ thống thực hiện chuẩn hóa và nhận diện hai thực thể này. Nếu hợp lệ, hệ thống kiểm tra bệnh có nằm trong phạm vi hỗ trợ hay không.</w:t>
-      </w:r>
-    </w:p>
-    <w:p>
-      <w:pPr>
-        <w:jc w:val="both"/>
-      </w:pPr>
-      <w:r>
-        <w:lastRenderedPageBreak/>
-        <w:t>Sau đó hệ thống:</w:t>
-      </w:r>
-    </w:p>
-    <w:p>
-      <w:pPr>
-        <w:numPr>
-          <w:ilvl w:val="0"/>
-          <w:numId w:val="52"/>
-        </w:numPr>
-        <w:jc w:val="both"/>
-      </w:pPr>
-      <w:r>
-        <w:t xml:space="preserve">Truy vấn dữ liệu dinh dưỡng của món </w:t>
-      </w:r>
-    </w:p>
-    <w:p>
-      <w:pPr>
-        <w:numPr>
-          <w:ilvl w:val="0"/>
-          <w:numId w:val="52"/>
-        </w:numPr>
-        <w:jc w:val="both"/>
-      </w:pPr>
-      <w:r>
-        <w:t xml:space="preserve">Truy vấn ngưỡng dinh dưỡng theo bệnh </w:t>
-      </w:r>
-    </w:p>
-    <w:p>
-      <w:pPr>
-        <w:numPr>
-          <w:ilvl w:val="0"/>
-          <w:numId w:val="52"/>
-        </w:numPr>
-        <w:jc w:val="both"/>
-      </w:pPr>
-      <w:r>
-        <w:t xml:space="preserve">So sánh các chỉ số </w:t>
-      </w:r>
-    </w:p>
-    <w:p>
-      <w:pPr>
-        <w:jc w:val="both"/>
-      </w:pPr>
-      <w:r>
-        <w:t>Kết quả bao gồm:</w:t>
-      </w:r>
-    </w:p>
-    <w:p>
-      <w:pPr>
-        <w:pStyle w:val="ListParagraph"/>
-        <w:numPr>
-          <w:ilvl w:val="0"/>
-          <w:numId w:val="53"/>
-        </w:numPr>
-        <w:jc w:val="both"/>
-      </w:pPr>
-      <w:r>
-        <w:t xml:space="preserve">Mức độ phù hợp (health score) </w:t>
-      </w:r>
-    </w:p>
-    <w:p>
-      <w:pPr>
-        <w:pStyle w:val="ListParagraph"/>
-        <w:numPr>
-          <w:ilvl w:val="0"/>
-          <w:numId w:val="53"/>
-        </w:numPr>
-        <w:jc w:val="both"/>
-      </w:pPr>
-      <w:r>
-        <w:t xml:space="preserve">Cảnh báo (warnings) </w:t>
-      </w:r>
-    </w:p>
-    <w:p>
-      <w:pPr>
-        <w:pStyle w:val="ListParagraph"/>
-        <w:numPr>
-          <w:ilvl w:val="0"/>
-          <w:numId w:val="53"/>
-        </w:numPr>
-        <w:jc w:val="both"/>
-      </w:pPr>
-      <w:r>
-        <w:t xml:space="preserve">Gợi ý (advice) </w:t>
-      </w:r>
-    </w:p>
-    <w:p>
-      <w:pPr>
-        <w:jc w:val="both"/>
-      </w:pPr>
-      <w:r>
-        <w:t>Nếu không nhận diện được món hoặc bệnh, hệ thống sẽ trả thông báo lỗi phù hợp.</w:t>
-      </w:r>
-    </w:p>
-    <w:p>
-      <w:pPr>
-        <w:jc w:val="both"/>
-        <w:rPr>
-          <w:lang w:val="vi-VN"/>
-        </w:rPr>
-      </w:pPr>
-    </w:p>
-    <w:p>
-      <w:pPr>
-        <w:jc w:val="center"/>
-        <w:rPr>
-          <w:rFonts w:cs="Times New Roman"/>
-          <w:lang w:val="vi-VN"/>
-        </w:rPr>
-      </w:pPr>
-      <w:r>
-        <w:rPr>
-          <w:rFonts w:cs="Times New Roman"/>
-          <w:noProof/>
-          <w:lang w:val="vi-VN"/>
-          <w14:ligatures w14:val="none"/>
-        </w:rPr>
-        <w:drawing>
-          <wp:inline distT="0" distB="0" distL="0" distR="0" wp14:anchorId="67959027" wp14:editId="57DACB66">
-            <wp:extent cx="5029200" cy="5178715"/>
-            <wp:effectExtent l="0" t="0" r="0" b="3175"/>
-            <wp:docPr id="1374502572" name="Picture 9"/>
-            <wp:cNvGraphicFramePr>
-              <a:graphicFrameLocks xmlns:a="http://schemas.openxmlformats.org/drawingml/2006/main" noChangeAspect="1"/>
-            </wp:cNvGraphicFramePr>
-            <a:graphic xmlns:a="http://schemas.openxmlformats.org/drawingml/2006/main">
-              <a:graphicData uri="http://schemas.openxmlformats.org/drawingml/2006/picture">
-                <pic:pic xmlns:pic="http://schemas.openxmlformats.org/drawingml/2006/picture">
-                  <pic:nvPicPr>
-                    <pic:cNvPr id="1374502572" name="Picture 1374502572"/>
-                    <pic:cNvPicPr/>
-                  </pic:nvPicPr>
-                  <pic:blipFill rotWithShape="1">
-                    <a:blip r:embed="rId17">
-                      <a:extLst>
-                        <a:ext uri="{28A0092B-C50C-407E-A947-70E740481C1C}">
-                          <a14:useLocalDpi xmlns:a14="http://schemas.microsoft.com/office/drawing/2010/main" val="0"/>
-                        </a:ext>
-                      </a:extLst>
-                    </a:blip>
-                    <a:srcRect t="4755"/>
-                    <a:stretch>
-                      <a:fillRect/>
-                    </a:stretch>
-                  </pic:blipFill>
-                  <pic:spPr bwMode="auto">
-                    <a:xfrm>
-                      <a:off x="0" y="0"/>
-                      <a:ext cx="5038634" cy="5188430"/>
-                    </a:xfrm>
-                    <a:prstGeom prst="rect">
-                      <a:avLst/>
-                    </a:prstGeom>
-                    <a:ln>
-                      <a:noFill/>
-                    </a:ln>
-                    <a:extLst>
-                      <a:ext uri="{53640926-AAD7-44D8-BBD7-CCE9431645EC}">
-                        <a14:shadowObscured xmlns:a14="http://schemas.microsoft.com/office/drawing/2010/main"/>
-                      </a:ext>
-                    </a:extLst>
-                  </pic:spPr>
-                </pic:pic>
-              </a:graphicData>
-            </a:graphic>
-          </wp:inline>
-        </w:drawing>
-      </w:r>
-    </w:p>
-    <w:p>
-      <w:pPr>
-        <w:pStyle w:val="Caption"/>
-        <w:jc w:val="center"/>
-        <w:rPr>
-          <w:rFonts w:cs="Times New Roman"/>
-          <w:i/>
-          <w:iCs/>
-          <w:color w:val="000000" w:themeColor="text1"/>
-          <w:sz w:val="24"/>
-          <w:szCs w:val="24"/>
-        </w:rPr>
-      </w:pPr>
-      <w:r>
-        <w:rPr>
-          <w:rFonts w:cs="Times New Roman"/>
-          <w:i/>
-          <w:iCs/>
-          <w:color w:val="000000" w:themeColor="text1"/>
-          <w:sz w:val="24"/>
-          <w:szCs w:val="24"/>
-        </w:rPr>
-        <w:t>Hình 4.</w:t>
-      </w:r>
-      <w:r>
-        <w:rPr>
-          <w:rFonts w:cs="Times New Roman"/>
-          <w:i/>
-          <w:iCs/>
-          <w:color w:val="000000" w:themeColor="text1"/>
-          <w:sz w:val="24"/>
-          <w:szCs w:val="24"/>
-        </w:rPr>
-        <w:t>5</w:t>
-      </w:r>
-      <w:r>
-        <w:rPr>
-          <w:rFonts w:cs="Times New Roman"/>
-          <w:i/>
-          <w:iCs/>
-          <w:color w:val="000000" w:themeColor="text1"/>
-          <w:sz w:val="24"/>
-          <w:szCs w:val="24"/>
-        </w:rPr>
-        <w:t xml:space="preserve"> Sơ đồ Activity</w:t>
-      </w:r>
-      <w:r>
-        <w:rPr>
-          <w:rFonts w:cs="Times New Roman"/>
-          <w:i/>
-          <w:iCs/>
-          <w:color w:val="000000" w:themeColor="text1"/>
-          <w:sz w:val="24"/>
-          <w:szCs w:val="24"/>
-          <w:lang w:val="vi-VN"/>
-        </w:rPr>
-        <w:t xml:space="preserve"> tra cứu nguyên liệu</w:t>
-      </w:r>
-    </w:p>
-    <w:p>
-      <w:pPr>
-        <w:ind w:firstLine="720"/>
-        <w:jc w:val="both"/>
-      </w:pPr>
-      <w:r>
-        <w:lastRenderedPageBreak/>
-        <w:t>Người dùng nhập tên nguyên liệu, hệ thống chuẩn hóa và ánh xạ synonym để xác định nguyên liệu trong hệ thống.</w:t>
-      </w:r>
-    </w:p>
-    <w:p>
-      <w:pPr>
-        <w:ind w:firstLine="720"/>
-        <w:jc w:val="both"/>
-        <w:rPr>
-          <w:lang w:val="vi-VN"/>
-        </w:rPr>
-      </w:pPr>
-      <w:r>
-        <w:t>Nếu tìm thấy, hệ thống truy vấn dữ liệu dinh dưỡng từ Knowledge Graph và trả về thông tin chi tiết. Nếu không tìm thấy hoặc không có dữ liệu, hệ thống trả thông báo tương ứng.</w:t>
-      </w:r>
-      <w:r>
-        <w:rPr>
-          <w:lang w:val="vi-VN"/>
-        </w:rPr>
-        <w:t xml:space="preserve"> </w:t>
-      </w:r>
-      <w:r>
-        <w:t>Kết quả được hiển thị dưới dạng bảng và biểu đồ trực quan.</w:t>
-      </w:r>
-    </w:p>
-    <w:p>
-      <w:pPr>
-        <w:jc w:val="center"/>
-        <w:rPr>
-          <w:rFonts w:cs="Times New Roman"/>
-          <w:lang w:val="vi-VN"/>
-        </w:rPr>
-      </w:pPr>
-      <w:r>
-        <w:rPr>
-          <w:rFonts w:cs="Times New Roman"/>
-          <w:noProof/>
-          <w:lang w:val="vi-VN"/>
-          <w14:ligatures w14:val="none"/>
-        </w:rPr>
-        <w:drawing>
-          <wp:inline distT="0" distB="0" distL="0" distR="0" wp14:anchorId="2696FA00" wp14:editId="3BDA9E00">
-            <wp:extent cx="3531039" cy="6623738"/>
-            <wp:effectExtent l="0" t="0" r="0" b="5715"/>
-            <wp:docPr id="556389360" name="Picture 10"/>
-            <wp:cNvGraphicFramePr>
-              <a:graphicFrameLocks xmlns:a="http://schemas.openxmlformats.org/drawingml/2006/main" noChangeAspect="1"/>
-            </wp:cNvGraphicFramePr>
-            <a:graphic xmlns:a="http://schemas.openxmlformats.org/drawingml/2006/main">
-              <a:graphicData uri="http://schemas.openxmlformats.org/drawingml/2006/picture">
-                <pic:pic xmlns:pic="http://schemas.openxmlformats.org/drawingml/2006/picture">
-                  <pic:nvPicPr>
-                    <pic:cNvPr id="556389360" name="Picture 556389360"/>
-                    <pic:cNvPicPr/>
-                  </pic:nvPicPr>
-                  <pic:blipFill rotWithShape="1">
-                    <a:blip r:embed="rId18">
-                      <a:extLst>
-                        <a:ext uri="{28A0092B-C50C-407E-A947-70E740481C1C}">
-                          <a14:useLocalDpi xmlns:a14="http://schemas.microsoft.com/office/drawing/2010/main" val="0"/>
-                        </a:ext>
-                      </a:extLst>
-                    </a:blip>
-                    <a:srcRect t="3208"/>
-                    <a:stretch>
-                      <a:fillRect/>
-                    </a:stretch>
-                  </pic:blipFill>
-                  <pic:spPr bwMode="auto">
-                    <a:xfrm>
-                      <a:off x="0" y="0"/>
-                      <a:ext cx="3544062" cy="6648167"/>
-                    </a:xfrm>
-                    <a:prstGeom prst="rect">
-                      <a:avLst/>
-                    </a:prstGeom>
-                    <a:ln>
-                      <a:noFill/>
-                    </a:ln>
-                    <a:extLst>
-                      <a:ext uri="{53640926-AAD7-44D8-BBD7-CCE9431645EC}">
-                        <a14:shadowObscured xmlns:a14="http://schemas.microsoft.com/office/drawing/2010/main"/>
-                      </a:ext>
-                    </a:extLst>
-                  </pic:spPr>
-                </pic:pic>
-              </a:graphicData>
-            </a:graphic>
-          </wp:inline>
-        </w:drawing>
-      </w:r>
-    </w:p>
-    <w:p>
-      <w:pPr>
-        <w:pStyle w:val="Caption"/>
-        <w:jc w:val="center"/>
-        <w:rPr>
-          <w:rFonts w:cs="Times New Roman"/>
-          <w:i/>
-          <w:iCs/>
-          <w:color w:val="000000" w:themeColor="text1"/>
-          <w:sz w:val="24"/>
-          <w:szCs w:val="24"/>
-        </w:rPr>
-      </w:pPr>
-      <w:r>
-        <w:rPr>
-          <w:rFonts w:cs="Times New Roman"/>
-          <w:i/>
-          <w:iCs/>
-          <w:color w:val="000000" w:themeColor="text1"/>
-          <w:sz w:val="24"/>
-          <w:szCs w:val="24"/>
-        </w:rPr>
-        <w:t>Hình 4.</w:t>
-      </w:r>
-      <w:r>
-        <w:rPr>
-          <w:rFonts w:cs="Times New Roman"/>
-          <w:i/>
-          <w:iCs/>
-          <w:color w:val="000000" w:themeColor="text1"/>
-          <w:sz w:val="24"/>
-          <w:szCs w:val="24"/>
-        </w:rPr>
-        <w:t>6</w:t>
-      </w:r>
-      <w:r>
-        <w:rPr>
-          <w:rFonts w:cs="Times New Roman"/>
-          <w:i/>
-          <w:iCs/>
-          <w:color w:val="000000" w:themeColor="text1"/>
-          <w:sz w:val="24"/>
-          <w:szCs w:val="24"/>
-          <w:lang w:val="vi-VN"/>
-        </w:rPr>
-        <w:t xml:space="preserve"> </w:t>
-      </w:r>
-      <w:r>
-        <w:rPr>
-          <w:rFonts w:cs="Times New Roman"/>
-          <w:i/>
-          <w:iCs/>
-          <w:color w:val="000000" w:themeColor="text1"/>
-          <w:sz w:val="24"/>
-          <w:szCs w:val="24"/>
-        </w:rPr>
-        <w:t xml:space="preserve"> Sơ đồ Activity</w:t>
-      </w:r>
-      <w:r>
-        <w:rPr>
-          <w:rFonts w:cs="Times New Roman"/>
-          <w:i/>
-          <w:iCs/>
-          <w:color w:val="000000" w:themeColor="text1"/>
-          <w:sz w:val="24"/>
-          <w:szCs w:val="24"/>
-          <w:lang w:val="vi-VN"/>
-        </w:rPr>
-        <w:t xml:space="preserve"> tính dinh dưỡng từ nhiều nguyên liệu</w:t>
-      </w:r>
-    </w:p>
-    <w:p>
-      <w:pPr>
-        <w:ind w:firstLine="360"/>
-        <w:jc w:val="both"/>
-      </w:pPr>
-      <w:r>
-        <w:lastRenderedPageBreak/>
-        <w:t>Người dùng nhập danh sách nguyên liệu và khối lượng. Hệ thống kiểm tra dữ liệu đầu vào, sau đó xử lý từng nguyên liệu:</w:t>
-      </w:r>
-    </w:p>
-    <w:p>
-      <w:pPr>
-        <w:numPr>
-          <w:ilvl w:val="0"/>
-          <w:numId w:val="54"/>
-        </w:numPr>
-        <w:jc w:val="both"/>
-      </w:pPr>
-      <w:r>
-        <w:t xml:space="preserve">Chuẩn hóa tên </w:t>
-      </w:r>
-    </w:p>
-    <w:p>
-      <w:pPr>
-        <w:numPr>
-          <w:ilvl w:val="0"/>
-          <w:numId w:val="54"/>
-        </w:numPr>
-        <w:jc w:val="both"/>
-      </w:pPr>
-      <w:r>
-        <w:t xml:space="preserve">Resolve nguyên liệu </w:t>
-      </w:r>
-    </w:p>
-    <w:p>
-      <w:pPr>
-        <w:numPr>
-          <w:ilvl w:val="0"/>
-          <w:numId w:val="54"/>
-        </w:numPr>
-        <w:jc w:val="both"/>
-      </w:pPr>
-      <w:r>
-        <w:t xml:space="preserve">Truy vấn dinh dưỡng </w:t>
-      </w:r>
-    </w:p>
-    <w:p>
-      <w:pPr>
-        <w:numPr>
-          <w:ilvl w:val="0"/>
-          <w:numId w:val="54"/>
-        </w:numPr>
-        <w:jc w:val="both"/>
-      </w:pPr>
-      <w:r>
-        <w:t xml:space="preserve">Tính contribution theo gram </w:t>
-      </w:r>
-    </w:p>
-    <w:p>
-      <w:pPr>
-        <w:ind w:firstLine="360"/>
-        <w:jc w:val="both"/>
-        <w:rPr>
-          <w:lang w:val="vi-VN"/>
-        </w:rPr>
-      </w:pPr>
-      <w:r>
-        <w:t>Kết quả của từng nguyên liệu được cộng dồn vào tổng dinh dưỡng. Các nguyên liệu không tìm thấy được lưu vào danh sách riêng.</w:t>
-      </w:r>
-      <w:r>
-        <w:rPr>
-          <w:lang w:val="vi-VN"/>
-        </w:rPr>
-        <w:t xml:space="preserve"> </w:t>
-      </w:r>
-      <w:r>
-        <w:t>Cuối cùng hệ thống tạo Nutrition Profile tổng và trả về kết quả chi tiết.</w:t>
-      </w:r>
-    </w:p>
-    <w:p>
-      <w:pPr>
-        <w:jc w:val="center"/>
-        <w:rPr>
-          <w:rFonts w:cs="Times New Roman"/>
-          <w:lang w:val="vi-VN"/>
-        </w:rPr>
-      </w:pPr>
-      <w:r>
-        <w:rPr>
-          <w:rFonts w:cs="Times New Roman"/>
-          <w:noProof/>
-          <w:lang w:val="vi-VN"/>
-          <w14:ligatures w14:val="none"/>
-        </w:rPr>
-        <w:drawing>
-          <wp:inline distT="0" distB="0" distL="0" distR="0" wp14:anchorId="53BF12A3" wp14:editId="624E1362">
-            <wp:extent cx="5173789" cy="5667229"/>
-            <wp:effectExtent l="0" t="0" r="8255" b="0"/>
-            <wp:docPr id="596555395" name="Picture 11"/>
-            <wp:cNvGraphicFramePr>
-              <a:graphicFrameLocks xmlns:a="http://schemas.openxmlformats.org/drawingml/2006/main" noChangeAspect="1"/>
-            </wp:cNvGraphicFramePr>
-            <a:graphic xmlns:a="http://schemas.openxmlformats.org/drawingml/2006/main">
-              <a:graphicData uri="http://schemas.openxmlformats.org/drawingml/2006/picture">
-                <pic:pic xmlns:pic="http://schemas.openxmlformats.org/drawingml/2006/picture">
-                  <pic:nvPicPr>
-                    <pic:cNvPr id="596555395" name="Picture 596555395"/>
-                    <pic:cNvPicPr/>
-                  </pic:nvPicPr>
-                  <pic:blipFill rotWithShape="1">
-                    <a:blip r:embed="rId19">
-                      <a:extLst>
-                        <a:ext uri="{28A0092B-C50C-407E-A947-70E740481C1C}">
-                          <a14:useLocalDpi xmlns:a14="http://schemas.microsoft.com/office/drawing/2010/main" val="0"/>
-                        </a:ext>
-                      </a:extLst>
-                    </a:blip>
-                    <a:srcRect t="2930"/>
-                    <a:stretch>
-                      <a:fillRect/>
-                    </a:stretch>
-                  </pic:blipFill>
-                  <pic:spPr bwMode="auto">
-                    <a:xfrm>
-                      <a:off x="0" y="0"/>
-                      <a:ext cx="5192358" cy="5687569"/>
-                    </a:xfrm>
-                    <a:prstGeom prst="rect">
-                      <a:avLst/>
-                    </a:prstGeom>
-                    <a:ln>
-                      <a:noFill/>
-                    </a:ln>
-                    <a:extLst>
-                      <a:ext uri="{53640926-AAD7-44D8-BBD7-CCE9431645EC}">
-                        <a14:shadowObscured xmlns:a14="http://schemas.microsoft.com/office/drawing/2010/main"/>
-                      </a:ext>
-                    </a:extLst>
-                  </pic:spPr>
-                </pic:pic>
-              </a:graphicData>
-            </a:graphic>
-          </wp:inline>
-        </w:drawing>
-      </w:r>
-    </w:p>
-    <w:p>
-      <w:pPr>
-        <w:pStyle w:val="Caption"/>
-        <w:jc w:val="center"/>
-        <w:rPr>
-          <w:rFonts w:cs="Times New Roman"/>
-          <w:i/>
-          <w:iCs/>
-          <w:color w:val="000000" w:themeColor="text1"/>
-          <w:sz w:val="24"/>
-          <w:szCs w:val="24"/>
-          <w:lang w:val="vi-VN"/>
-        </w:rPr>
-      </w:pPr>
-      <w:r>
-        <w:rPr>
-          <w:rFonts w:cs="Times New Roman"/>
-          <w:i/>
-          <w:iCs/>
-          <w:color w:val="000000" w:themeColor="text1"/>
-          <w:sz w:val="24"/>
-          <w:szCs w:val="24"/>
-        </w:rPr>
-        <w:t>Hình 4.</w:t>
-      </w:r>
-      <w:r>
-        <w:rPr>
-          <w:rFonts w:cs="Times New Roman"/>
-          <w:i/>
-          <w:iCs/>
-          <w:color w:val="000000" w:themeColor="text1"/>
-          <w:sz w:val="24"/>
-          <w:szCs w:val="24"/>
-        </w:rPr>
-        <w:t>7</w:t>
-      </w:r>
-      <w:r>
-        <w:rPr>
-          <w:rFonts w:cs="Times New Roman"/>
-          <w:i/>
-          <w:iCs/>
-          <w:color w:val="000000" w:themeColor="text1"/>
-          <w:sz w:val="24"/>
-          <w:szCs w:val="24"/>
-        </w:rPr>
-        <w:t xml:space="preserve"> Sơ đồ Activity</w:t>
-      </w:r>
-      <w:r>
-        <w:rPr>
-          <w:rFonts w:cs="Times New Roman"/>
-          <w:i/>
-          <w:iCs/>
-          <w:color w:val="000000" w:themeColor="text1"/>
-          <w:sz w:val="24"/>
-          <w:szCs w:val="24"/>
-          <w:lang w:val="vi-VN"/>
-        </w:rPr>
-        <w:t xml:space="preserve"> gợi ý món phù hợp hơn</w:t>
-      </w:r>
-    </w:p>
-    <w:p>
-      <w:pPr>
-        <w:ind w:firstLine="720"/>
-        <w:jc w:val="both"/>
-      </w:pPr>
-      <w:r>
-        <w:lastRenderedPageBreak/>
-        <w:t>Người dùng chọn món hiện tại và bệnh lý, hệ thống xác định hai thực thể và kiểm tra tính hợp lệ.</w:t>
-      </w:r>
-    </w:p>
-    <w:p>
-      <w:pPr>
-        <w:jc w:val="both"/>
-      </w:pPr>
-      <w:r>
-        <w:t>Sau đó hệ thống:</w:t>
-      </w:r>
-    </w:p>
-    <w:p>
-      <w:pPr>
-        <w:numPr>
-          <w:ilvl w:val="0"/>
-          <w:numId w:val="55"/>
-        </w:numPr>
-        <w:jc w:val="both"/>
-      </w:pPr>
-      <w:r>
-        <w:t xml:space="preserve">Tính health score của món hiện tại </w:t>
-      </w:r>
-    </w:p>
-    <w:p>
-      <w:pPr>
-        <w:numPr>
-          <w:ilvl w:val="0"/>
-          <w:numId w:val="55"/>
-        </w:numPr>
-        <w:jc w:val="both"/>
-      </w:pPr>
-      <w:r>
-        <w:t xml:space="preserve">Lấy danh sách các món khác </w:t>
-      </w:r>
-    </w:p>
-    <w:p>
-      <w:pPr>
-        <w:numPr>
-          <w:ilvl w:val="0"/>
-          <w:numId w:val="55"/>
-        </w:numPr>
-        <w:jc w:val="both"/>
-      </w:pPr>
-      <w:r>
-        <w:t xml:space="preserve">Lọc và so sánh theo bệnh </w:t>
-      </w:r>
-    </w:p>
-    <w:p>
-      <w:pPr>
-        <w:jc w:val="both"/>
-      </w:pPr>
-      <w:r>
-        <w:t>Các món phù hợp được thêm vào danh sách gợi ý, sau đó sắp xếp theo mức độ phù hợp và giới hạn số lượng kết quả.</w:t>
-      </w:r>
-      <w:r>
-        <w:rPr>
-          <w:lang w:val="vi-VN"/>
-        </w:rPr>
-        <w:t xml:space="preserve"> </w:t>
-      </w:r>
-      <w:r>
-        <w:t>Kết quả cuối cùng là danh sách các món thay thế tốt hơn cho người dùng.</w:t>
-      </w:r>
-    </w:p>
-    <w:p>
-      <w:pPr>
-        <w:jc w:val="both"/>
-        <w:rPr>
-          <w:lang w:val="vi-VN"/>
-        </w:rPr>
-      </w:pPr>
-    </w:p>
-    <w:p>
-      <w:pPr>
-        <w:pStyle w:val="Caption"/>
-        <w:jc w:val="center"/>
-        <w:rPr>
-          <w:rFonts w:cs="Times New Roman"/>
-          <w:i/>
-          <w:iCs/>
-          <w:color w:val="000000" w:themeColor="text1"/>
-          <w:sz w:val="24"/>
-          <w:szCs w:val="24"/>
-          <w:lang w:val="vi-VN"/>
-        </w:rPr>
-      </w:pPr>
-      <w:r>
-        <w:rPr>
-          <w:rFonts w:cs="Times New Roman"/>
-          <w:i/>
-          <w:iCs/>
-          <w:noProof/>
-          <w:color w:val="000000" w:themeColor="text1"/>
-          <w:sz w:val="24"/>
-          <w:szCs w:val="24"/>
-          <w:lang w:val="vi-VN"/>
-          <w14:ligatures w14:val="none"/>
-        </w:rPr>
-        <w:lastRenderedPageBreak/>
-        <w:drawing>
-          <wp:inline distT="0" distB="0" distL="0" distR="0" wp14:anchorId="2FA2F00E" wp14:editId="3A30B5BC">
-            <wp:extent cx="4856288" cy="7071502"/>
-            <wp:effectExtent l="0" t="0" r="1905" b="0"/>
-            <wp:docPr id="55770569" name="Picture 12"/>
-            <wp:cNvGraphicFramePr>
-              <a:graphicFrameLocks xmlns:a="http://schemas.openxmlformats.org/drawingml/2006/main" noChangeAspect="1"/>
-            </wp:cNvGraphicFramePr>
-            <a:graphic xmlns:a="http://schemas.openxmlformats.org/drawingml/2006/main">
-              <a:graphicData uri="http://schemas.openxmlformats.org/drawingml/2006/picture">
-                <pic:pic xmlns:pic="http://schemas.openxmlformats.org/drawingml/2006/picture">
-                  <pic:nvPicPr>
-                    <pic:cNvPr id="55770569" name="Picture 55770569"/>
-                    <pic:cNvPicPr/>
-                  </pic:nvPicPr>
-                  <pic:blipFill rotWithShape="1">
-                    <a:blip r:embed="rId20">
-                      <a:extLst>
-                        <a:ext uri="{28A0092B-C50C-407E-A947-70E740481C1C}">
-                          <a14:useLocalDpi xmlns:a14="http://schemas.microsoft.com/office/drawing/2010/main" val="0"/>
-                        </a:ext>
-                      </a:extLst>
-                    </a:blip>
-                    <a:srcRect t="2591"/>
-                    <a:stretch>
-                      <a:fillRect/>
-                    </a:stretch>
-                  </pic:blipFill>
-                  <pic:spPr bwMode="auto">
-                    <a:xfrm>
-                      <a:off x="0" y="0"/>
-                      <a:ext cx="4917440" cy="7160548"/>
-                    </a:xfrm>
-                    <a:prstGeom prst="rect">
-                      <a:avLst/>
-                    </a:prstGeom>
-                    <a:ln>
-                      <a:noFill/>
-                    </a:ln>
-                    <a:extLst>
-                      <a:ext uri="{53640926-AAD7-44D8-BBD7-CCE9431645EC}">
-                        <a14:shadowObscured xmlns:a14="http://schemas.microsoft.com/office/drawing/2010/main"/>
-                      </a:ext>
-                    </a:extLst>
-                  </pic:spPr>
-                </pic:pic>
-              </a:graphicData>
-            </a:graphic>
-          </wp:inline>
-        </w:drawing>
-      </w:r>
-    </w:p>
-    <w:p>
-      <w:pPr>
-        <w:pStyle w:val="Caption"/>
-        <w:jc w:val="center"/>
-        <w:rPr>
-          <w:rFonts w:cs="Times New Roman"/>
-          <w:i/>
-          <w:iCs/>
-          <w:color w:val="000000" w:themeColor="text1"/>
-          <w:sz w:val="24"/>
-          <w:szCs w:val="24"/>
-          <w:lang w:val="vi-VN"/>
-        </w:rPr>
-      </w:pPr>
-      <w:r>
-        <w:rPr>
-          <w:rFonts w:cs="Times New Roman"/>
-          <w:i/>
-          <w:iCs/>
-          <w:color w:val="000000" w:themeColor="text1"/>
-          <w:sz w:val="24"/>
-          <w:szCs w:val="24"/>
-        </w:rPr>
-        <w:t>Hình 4.</w:t>
-      </w:r>
-      <w:r>
-        <w:rPr>
-          <w:rFonts w:cs="Times New Roman"/>
-          <w:i/>
-          <w:iCs/>
-          <w:color w:val="000000" w:themeColor="text1"/>
-          <w:sz w:val="24"/>
-          <w:szCs w:val="24"/>
-        </w:rPr>
-        <w:t>8</w:t>
-      </w:r>
-      <w:r>
-        <w:rPr>
-          <w:rFonts w:cs="Times New Roman"/>
-          <w:i/>
-          <w:iCs/>
-          <w:color w:val="000000" w:themeColor="text1"/>
-          <w:sz w:val="24"/>
-          <w:szCs w:val="24"/>
-        </w:rPr>
-        <w:t xml:space="preserve"> Sơ đồ </w:t>
-      </w:r>
-      <w:r>
-        <w:rPr>
-          <w:rFonts w:cs="Times New Roman"/>
-          <w:i/>
-          <w:iCs/>
-          <w:color w:val="000000" w:themeColor="text1"/>
-          <w:sz w:val="24"/>
-          <w:szCs w:val="24"/>
-        </w:rPr>
-        <w:t>Activity</w:t>
-      </w:r>
-      <w:r>
-        <w:rPr>
-          <w:rFonts w:cs="Times New Roman"/>
-          <w:i/>
-          <w:iCs/>
-          <w:color w:val="000000" w:themeColor="text1"/>
-          <w:sz w:val="24"/>
-          <w:szCs w:val="24"/>
-          <w:lang w:val="vi-VN"/>
-        </w:rPr>
-        <w:t xml:space="preserve"> gợi ý thực đơn một ngày</w:t>
-      </w:r>
-    </w:p>
-    <w:p>
-      <w:pPr>
-        <w:jc w:val="both"/>
-      </w:pPr>
-      <w:r>
-        <w:t>Người dùng chọn bệnh lý, hệ thống xác định bệnh và kiểm tra phạm vi hỗ trợ.</w:t>
-      </w:r>
-    </w:p>
-    <w:p>
-      <w:pPr>
-        <w:jc w:val="both"/>
-      </w:pPr>
-      <w:r>
-        <w:t>Hệ thống lấy danh sách món ăn, sau đó:</w:t>
-      </w:r>
-    </w:p>
-    <w:p>
-      <w:pPr>
-        <w:numPr>
-          <w:ilvl w:val="0"/>
-          <w:numId w:val="56"/>
-        </w:numPr>
-        <w:jc w:val="both"/>
-      </w:pPr>
-      <w:r>
-        <w:t xml:space="preserve">Đánh giá từng món theo bệnh </w:t>
-      </w:r>
-    </w:p>
-    <w:p>
-      <w:pPr>
-        <w:numPr>
-          <w:ilvl w:val="0"/>
-          <w:numId w:val="56"/>
-        </w:numPr>
-        <w:jc w:val="both"/>
-      </w:pPr>
-      <w:r>
-        <w:lastRenderedPageBreak/>
-        <w:t xml:space="preserve">Lọc ra các món phù hợp </w:t>
-      </w:r>
-    </w:p>
-    <w:p>
-      <w:pPr>
-        <w:numPr>
-          <w:ilvl w:val="0"/>
-          <w:numId w:val="56"/>
-        </w:numPr>
-        <w:jc w:val="both"/>
-      </w:pPr>
-      <w:r>
-        <w:t xml:space="preserve">Phân bổ vào các bữa (sáng, trưa, tối) </w:t>
-      </w:r>
-    </w:p>
-    <w:p>
-      <w:pPr>
-        <w:jc w:val="both"/>
-        <w:rPr>
-          <w:lang w:val="vi-VN"/>
-        </w:rPr>
-      </w:pPr>
-      <w:r>
-        <w:t>Sau đó tính tổng dinh dưỡng của cả ngày, sinh cảnh báo và health score cho thực đơn.</w:t>
-      </w:r>
-      <w:r>
-        <w:rPr>
-          <w:lang w:val="vi-VN"/>
-        </w:rPr>
-        <w:t xml:space="preserve"> </w:t>
-      </w:r>
-      <w:r>
-        <w:t>Kết quả trả về bao gồm thực đơn chi tiết và thông tin dinh dưỡng tổng hợp.</w:t>
-      </w:r>
-    </w:p>
-    <w:p>
-      <w:pPr>
-        <w:pStyle w:val="Heading2"/>
-        <w:jc w:val="both"/>
-        <w:rPr>
-          <w:lang w:val="vi-VN"/>
-        </w:rPr>
-      </w:pPr>
-      <w:bookmarkStart w:id="75" w:name="_Toc225007705"/>
-      <w:r>
-        <w:rPr>
-          <w:lang w:val="vi-VN"/>
-        </w:rPr>
-        <w:t>4.6</w:t>
-      </w:r>
-      <w:r>
-        <w:t xml:space="preserve"> SEQUENCE DIAGRAM</w:t>
-      </w:r>
-      <w:bookmarkEnd w:id="75"/>
-    </w:p>
-    <w:p>
-      <w:pPr>
-        <w:jc w:val="both"/>
-        <w:rPr>
-          <w:lang w:val="vi-VN"/>
-        </w:rPr>
-      </w:pPr>
-    </w:p>
-    <w:p>
-      <w:pPr>
-        <w:keepNext/>
-        <w:jc w:val="both"/>
-      </w:pPr>
-      <w:r>
-        <w:rPr>
-          <w:noProof/>
-          <w:lang w:val="vi-VN"/>
-          <w14:ligatures w14:val="none"/>
-        </w:rPr>
-        <w:drawing>
-          <wp:inline distT="0" distB="0" distL="0" distR="0" wp14:anchorId="523F6BAF" wp14:editId="4199ACF6">
-            <wp:extent cx="5791835" cy="3686810"/>
-            <wp:effectExtent l="0" t="0" r="0" b="8890"/>
-            <wp:docPr id="1127425694" name="Picture 2"/>
-            <wp:cNvGraphicFramePr>
-              <a:graphicFrameLocks xmlns:a="http://schemas.openxmlformats.org/drawingml/2006/main" noChangeAspect="1"/>
-            </wp:cNvGraphicFramePr>
-            <a:graphic xmlns:a="http://schemas.openxmlformats.org/drawingml/2006/main">
-              <a:graphicData uri="http://schemas.openxmlformats.org/drawingml/2006/picture">
-                <pic:pic xmlns:pic="http://schemas.openxmlformats.org/drawingml/2006/picture">
-                  <pic:nvPicPr>
-                    <pic:cNvPr id="1127425694" name="Picture 1127425694"/>
+                    <pic:cNvPr id="604390073" name="Picture 604390073"/>
                     <pic:cNvPicPr/>
                   </pic:nvPicPr>
                   <pic:blipFill>
-                    <a:blip r:embed="rId21" cstate="print">
+                    <a:blip r:embed="rId17">
                       <a:extLst>
                         <a:ext uri="{28A0092B-C50C-407E-A947-70E740481C1C}">
                           <a14:useLocalDpi xmlns:a14="http://schemas.microsoft.com/office/drawing/2010/main" val="0"/>
@@ -22440,7 +20591,7 @@
                   <pic:spPr>
                     <a:xfrm>
                       <a:off x="0" y="0"/>
-                      <a:ext cx="5791835" cy="3686810"/>
+                      <a:ext cx="4401164" cy="2667372"/>
                     </a:xfrm>
                     <a:prstGeom prst="rect">
                       <a:avLst/>
@@ -22458,53 +20609,81 @@
         <w:pStyle w:val="Caption"/>
         <w:jc w:val="center"/>
         <w:rPr>
-          <w:i/>
-          <w:iCs/>
-          <w:color w:val="000000" w:themeColor="text1"/>
-          <w:sz w:val="24"/>
-          <w:szCs w:val="24"/>
-          <w:lang w:val="vi-VN"/>
-        </w:rPr>
-      </w:pPr>
-      <w:r>
-        <w:rPr>
-          <w:i/>
-          <w:iCs/>
-          <w:color w:val="000000" w:themeColor="text1"/>
-          <w:sz w:val="24"/>
-          <w:szCs w:val="24"/>
+          <w:lang w:val="vi-VN"/>
+        </w:rPr>
+      </w:pPr>
+      <w:r>
+        <w:t xml:space="preserve">Hình </w:t>
+      </w:r>
+      <w:fldSimple w:instr=" SEQ Hình \* ARABIC ">
+        <w:r>
+          <w:rPr>
+            <w:noProof/>
+          </w:rPr>
+          <w:t>3</w:t>
+        </w:r>
+      </w:fldSimple>
+    </w:p>
+    <w:p>
+      <w:pPr>
+        <w:tabs>
+          <w:tab w:val="left" w:pos="420"/>
+        </w:tabs>
+        <w:spacing w:before="120" w:after="0" w:line="288" w:lineRule="auto"/>
+        <w:jc w:val="both"/>
+        <w:rPr>
+          <w:rFonts w:cs="Times New Roman"/>
+          <w:b/>
+          <w:bCs/>
+          <w:szCs w:val="26"/>
+          <w:lang w:val="vi-VN"/>
+        </w:rPr>
+      </w:pPr>
+      <w:r>
+        <w:rPr>
+          <w:rFonts w:cs="Times New Roman"/>
+          <w:b/>
+          <w:bCs/>
+          <w:szCs w:val="26"/>
         </w:rPr>
         <w:t>4</w:t>
       </w:r>
       <w:r>
         <w:rPr>
-          <w:i/>
-          <w:iCs/>
-          <w:color w:val="000000" w:themeColor="text1"/>
-          <w:sz w:val="24"/>
-          <w:szCs w:val="24"/>
-          <w:lang w:val="vi-VN"/>
-        </w:rPr>
-        <w:t>.9 Sơ đồ Sequence Diagram tổng quát</w:t>
+          <w:rFonts w:cs="Times New Roman"/>
+          <w:b/>
+          <w:bCs/>
+          <w:szCs w:val="26"/>
+          <w:lang w:val="vi-VN"/>
+        </w:rPr>
+        <w:t xml:space="preserve">.2.5 </w:t>
+      </w:r>
+      <w:r>
+        <w:rPr>
+          <w:rFonts w:cs="Times New Roman"/>
+          <w:b/>
+          <w:bCs/>
+          <w:szCs w:val="26"/>
+        </w:rPr>
+        <w:t>Nhận dạng thực thể và trích xuất quan hệ</w:t>
       </w:r>
     </w:p>
     <w:p>
       <w:pPr>
         <w:keepNext/>
-        <w:jc w:val="both"/>
-      </w:pPr>
-      <w:r>
-        <w:rPr>
-          <w:noProof/>
-          <w:lang w:val="vi-VN"/>
-          <w14:ligatures w14:val="none"/>
-        </w:rPr>
+        <w:tabs>
+          <w:tab w:val="left" w:pos="420"/>
+        </w:tabs>
+        <w:spacing w:before="120" w:after="0" w:line="288" w:lineRule="auto"/>
+        <w:jc w:val="center"/>
+      </w:pPr>
+      <w:r>
         <w:lastRenderedPageBreak/>
         <w:drawing>
-          <wp:inline distT="0" distB="0" distL="0" distR="0" wp14:anchorId="6830156E" wp14:editId="7DB257CB">
-            <wp:extent cx="5791835" cy="2573655"/>
-            <wp:effectExtent l="0" t="0" r="0" b="0"/>
-            <wp:docPr id="1716840187" name="Picture 3"/>
+          <wp:inline distT="0" distB="0" distL="0" distR="0" wp14:anchorId="46E496F2" wp14:editId="0485B3C5">
+            <wp:extent cx="3957277" cy="3686112"/>
+            <wp:effectExtent l="0" t="0" r="5715" b="0"/>
+            <wp:docPr id="1095534654" name="Picture 1"/>
             <wp:cNvGraphicFramePr>
               <a:graphicFrameLocks xmlns:a="http://schemas.openxmlformats.org/drawingml/2006/main" noChangeAspect="1"/>
             </wp:cNvGraphicFramePr>
@@ -22512,17 +20691,11 @@
               <a:graphicData uri="http://schemas.openxmlformats.org/drawingml/2006/picture">
                 <pic:pic xmlns:pic="http://schemas.openxmlformats.org/drawingml/2006/picture">
                   <pic:nvPicPr>
-                    <pic:cNvPr id="1716840187" name="Picture 1716840187"/>
+                    <pic:cNvPr id="1095534654" name=""/>
                     <pic:cNvPicPr/>
                   </pic:nvPicPr>
                   <pic:blipFill>
-                    <a:blip r:embed="rId22" cstate="print">
-                      <a:extLst>
-                        <a:ext uri="{28A0092B-C50C-407E-A947-70E740481C1C}">
-                          <a14:useLocalDpi xmlns:a14="http://schemas.microsoft.com/office/drawing/2010/main" val="0"/>
-                        </a:ext>
-                      </a:extLst>
-                    </a:blip>
+                    <a:blip r:embed="rId18"/>
                     <a:stretch>
                       <a:fillRect/>
                     </a:stretch>
@@ -22530,7 +20703,7 @@
                   <pic:spPr>
                     <a:xfrm>
                       <a:off x="0" y="0"/>
-                      <a:ext cx="5791835" cy="2573655"/>
+                      <a:ext cx="3967899" cy="3696007"/>
                     </a:xfrm>
                     <a:prstGeom prst="rect">
                       <a:avLst/>
@@ -22548,178 +20721,235 @@
         <w:pStyle w:val="Caption"/>
         <w:jc w:val="center"/>
         <w:rPr>
-          <w:i/>
-          <w:iCs/>
+          <w:rFonts w:cs="Times New Roman"/>
           <w:color w:val="000000" w:themeColor="text1"/>
-          <w:sz w:val="24"/>
-          <w:szCs w:val="24"/>
-          <w:lang w:val="vi-VN"/>
-        </w:rPr>
-      </w:pPr>
-      <w:r>
-        <w:rPr>
-          <w:i/>
-          <w:iCs/>
+          <w:szCs w:val="26"/>
+          <w:lang w:val="vi-VN"/>
+        </w:rPr>
+      </w:pPr>
+      <w:r>
+        <w:rPr>
           <w:color w:val="000000" w:themeColor="text1"/>
-          <w:sz w:val="24"/>
-          <w:szCs w:val="24"/>
-        </w:rPr>
-        <w:t>4</w:t>
-      </w:r>
-      <w:r>
-        <w:rPr>
-          <w:i/>
-          <w:iCs/>
+        </w:rPr>
+        <w:t>Hình 4</w:t>
+      </w:r>
+      <w:r>
+        <w:rPr>
           <w:color w:val="000000" w:themeColor="text1"/>
-          <w:sz w:val="24"/>
-          <w:szCs w:val="24"/>
-          <w:lang w:val="vi-VN"/>
-        </w:rPr>
-        <w:t>.10 Sơ đồ Sequence Diagram chi tiết</w:t>
-      </w:r>
-    </w:p>
-    <w:p>
-      <w:pPr>
-        <w:pStyle w:val="Heading2"/>
-        <w:jc w:val="both"/>
-        <w:rPr>
-          <w:rFonts w:cs="Times New Roman"/>
+          <w:lang w:val="vi-VN"/>
+        </w:rPr>
+        <w:t xml:space="preserve">.4 </w:t>
+      </w:r>
+      <w:r>
+        <w:rPr>
           <w:color w:val="000000" w:themeColor="text1"/>
-          <w:szCs w:val="28"/>
-          <w:lang w:val="vi-VN"/>
-        </w:rPr>
-      </w:pPr>
-      <w:bookmarkStart w:id="76" w:name="_Toc224129210"/>
-      <w:bookmarkStart w:id="77" w:name="_Toc225007706"/>
-      <w:r>
-        <w:rPr>
-          <w:rStyle w:val="Hyperlink"/>
-          <w:rFonts w:cs="Times New Roman"/>
-          <w:color w:val="000000" w:themeColor="text1"/>
-          <w:szCs w:val="28"/>
-          <w:u w:val="none"/>
-          <w:lang w:val="vi-VN"/>
-        </w:rPr>
-        <w:t>4.</w:t>
-      </w:r>
-      <w:r>
-        <w:rPr>
-          <w:rStyle w:val="Hyperlink"/>
-          <w:rFonts w:cs="Times New Roman"/>
-          <w:color w:val="000000" w:themeColor="text1"/>
-          <w:szCs w:val="28"/>
-          <w:u w:val="none"/>
-          <w:lang w:val="vi-VN"/>
-        </w:rPr>
-        <w:t>7</w:t>
-      </w:r>
-      <w:r>
-        <w:rPr>
-          <w:rStyle w:val="Hyperlink"/>
-          <w:rFonts w:cs="Times New Roman"/>
-          <w:color w:val="000000" w:themeColor="text1"/>
-          <w:szCs w:val="28"/>
-          <w:u w:val="none"/>
-          <w:lang w:val="vi-VN"/>
-        </w:rPr>
-        <w:t xml:space="preserve">. </w:t>
-      </w:r>
-      <w:bookmarkEnd w:id="76"/>
-      <w:r>
-        <w:rPr>
-          <w:rFonts w:cs="Times New Roman"/>
-          <w:color w:val="000000" w:themeColor="text1"/>
-          <w:szCs w:val="28"/>
-        </w:rPr>
-        <w:t>THIẾT KẾ HỆ THỐNG</w:t>
-      </w:r>
-      <w:bookmarkEnd w:id="77"/>
-    </w:p>
-    <w:p>
-      <w:pPr>
-        <w:ind w:firstLine="720"/>
-        <w:jc w:val="both"/>
-        <w:rPr>
-          <w:rFonts w:cs="Times New Roman"/>
-          <w:b/>
-          <w:bCs/>
-          <w:lang w:val="vi-VN"/>
-        </w:rPr>
-      </w:pPr>
-      <w:r>
-        <w:rPr>
-          <w:rFonts w:cs="Times New Roman"/>
-          <w:b/>
-          <w:bCs/>
-          <w:lang w:val="vi-VN"/>
-        </w:rPr>
-        <w:t>4.</w:t>
-      </w:r>
-      <w:r>
-        <w:rPr>
-          <w:rFonts w:cs="Times New Roman"/>
-          <w:b/>
-          <w:bCs/>
-          <w:lang w:val="vi-VN"/>
-        </w:rPr>
-        <w:t>7</w:t>
-      </w:r>
-      <w:r>
-        <w:rPr>
-          <w:rFonts w:cs="Times New Roman"/>
-          <w:b/>
-          <w:bCs/>
-          <w:lang w:val="vi-VN"/>
-        </w:rPr>
-        <w:t xml:space="preserve">.1 </w:t>
-      </w:r>
-      <w:r>
-        <w:rPr>
-          <w:rFonts w:cs="Times New Roman"/>
-          <w:b/>
-          <w:bCs/>
-          <w:lang w:val="vi-VN"/>
-        </w:rPr>
-        <w:t>Thiết k</w:t>
-      </w:r>
-      <w:r>
-        <w:rPr>
-          <w:rFonts w:cs="Times New Roman"/>
-          <w:b/>
-          <w:bCs/>
-          <w:lang w:val="vi-VN"/>
-        </w:rPr>
-        <w:t>ế tổng thể</w:t>
-      </w:r>
-    </w:p>
-    <w:p>
-      <w:pPr>
-        <w:jc w:val="both"/>
-        <w:rPr>
-          <w:rFonts w:cs="Times New Roman"/>
-          <w:b/>
-          <w:bCs/>
-          <w:i/>
-          <w:iCs/>
-          <w:lang w:val="vi-VN"/>
-        </w:rPr>
-      </w:pPr>
-      <w:r>
-        <w:rPr>
-          <w:rFonts w:cs="Times New Roman"/>
-          <w:b/>
-          <w:bCs/>
-          <w:i/>
-          <w:iCs/>
-          <w:noProof/>
-          <w:lang w:val="vi-VN"/>
-          <w14:ligatures w14:val="none"/>
+        </w:rPr>
+        <w:t>Kiến trúc mô hình NER và RE</w:t>
+      </w:r>
+    </w:p>
+    <w:p>
+      <w:pPr>
+        <w:tabs>
+          <w:tab w:val="left" w:pos="420"/>
+        </w:tabs>
+        <w:spacing w:before="120" w:after="0" w:line="288" w:lineRule="auto"/>
+        <w:rPr>
+          <w:rFonts w:cs="Times New Roman"/>
+          <w:szCs w:val="26"/>
+          <w:lang w:val="vi-VN"/>
+        </w:rPr>
+      </w:pPr>
+      <w:r>
+        <w:rPr>
+          <w:rFonts w:cs="Times New Roman"/>
+          <w:szCs w:val="26"/>
+          <w:lang w:val="vi-VN"/>
+        </w:rPr>
+        <w:tab/>
+      </w:r>
+      <w:r>
+        <w:rPr>
+          <w:rFonts w:cs="Times New Roman"/>
+          <w:szCs w:val="26"/>
+          <w:lang w:val="vi-VN"/>
+        </w:rPr>
+        <w:t>Sau khi hoàn thành quá trình gán nhãn dữ liệu, hệ thống tiến hành trích xuất tri thức từ văn bản thông qua hai tác vụ chính là nhận dạng thực thể (Named Entity Recognition - NER) và trích xuất quan hệ (Relation Extraction - RE). Đây là giai đoạn quan trọng nhằm chuyển đổi dữ liệu văn bản phi cấu trúc thành các thực thể và mối quan hệ có cấu trúc để phục vụ việc xây dựng đồ thị tri thức.</w:t>
+      </w:r>
+    </w:p>
+    <w:p>
+      <w:pPr>
+        <w:tabs>
+          <w:tab w:val="left" w:pos="420"/>
+        </w:tabs>
+        <w:spacing w:before="120" w:after="0" w:line="288" w:lineRule="auto"/>
+        <w:rPr>
+          <w:rFonts w:cs="Times New Roman"/>
+          <w:szCs w:val="26"/>
+          <w:lang w:val="vi-VN"/>
+        </w:rPr>
+      </w:pPr>
+      <w:r>
+        <w:rPr>
+          <w:rFonts w:cs="Times New Roman"/>
+          <w:szCs w:val="26"/>
+          <w:lang w:val="vi-VN"/>
+        </w:rPr>
+        <w:tab/>
+      </w:r>
+      <w:r>
+        <w:rPr>
+          <w:rFonts w:cs="Times New Roman"/>
+          <w:szCs w:val="26"/>
+          <w:lang w:val="vi-VN"/>
+        </w:rPr>
+        <w:t>Để xử lý văn bản tiếng Việt, đề tài sử dụng mô hình ngôn ngữ tiền huấn luyện PhoBERT (vinai/phobert-base-v2) làm nền tảng cho cả hai tác vụ NER và RE. PhoBERT là mô hình ngôn ngữ được huấn luyện trên lượng lớn dữ liệu tiếng Việt, có khả năng biểu diễn ngữ nghĩa và ngữ cảnh của từ trong câu, từ đó nâng cao độ chính xác khi xử lý các tài liệu y văn.</w:t>
+      </w:r>
+    </w:p>
+    <w:p>
+      <w:pPr>
+        <w:tabs>
+          <w:tab w:val="left" w:pos="420"/>
+        </w:tabs>
+        <w:spacing w:before="120" w:after="0" w:line="288" w:lineRule="auto"/>
+        <w:rPr>
+          <w:rFonts w:cs="Times New Roman"/>
+          <w:szCs w:val="26"/>
+          <w:lang w:val="vi-VN"/>
+        </w:rPr>
+      </w:pPr>
+      <w:r>
+        <w:rPr>
+          <w:rFonts w:cs="Times New Roman"/>
+          <w:szCs w:val="26"/>
+          <w:lang w:val="vi-VN"/>
+        </w:rPr>
+        <w:tab/>
+      </w:r>
+      <w:r>
+        <w:rPr>
+          <w:rFonts w:cs="Times New Roman"/>
+          <w:szCs w:val="26"/>
+          <w:lang w:val="vi-VN"/>
+        </w:rPr>
+        <w:t>Đối với bài toán nhận dạng thực thể, hệ thống sử dụng PhoBERT để sinh biểu diễn ngữ cảnh cho từng từ trong câu. Các biểu diễn này được đưa qua lớp phân loại nhằm xác định nhãn của từng từ theo định dạng BIO. Để nâng cao tính nhất quán giữa các nhãn liên tiếp, hệ thống tích hợp thêm lớp Conditional Random Fields (CRF) ở tầng đầu ra. Việc kết hợp PhoBERT với CRF giúp mô hình học được sự phụ thuộc giữa các nhãn và giảm các lỗi gán nhãn không hợp lệ trong chuỗi thực thể.</w:t>
+      </w:r>
+    </w:p>
+    <w:p>
+      <w:pPr>
+        <w:tabs>
+          <w:tab w:val="left" w:pos="420"/>
+        </w:tabs>
+        <w:spacing w:before="120" w:after="0" w:line="288" w:lineRule="auto"/>
+        <w:rPr>
+          <w:rFonts w:cs="Times New Roman"/>
+          <w:szCs w:val="26"/>
+          <w:lang w:val="vi-VN"/>
+        </w:rPr>
+      </w:pPr>
+      <w:r>
+        <w:rPr>
+          <w:rFonts w:cs="Times New Roman"/>
+          <w:szCs w:val="26"/>
+          <w:lang w:val="vi-VN"/>
+        </w:rPr>
+        <w:tab/>
+      </w:r>
+      <w:r>
+        <w:rPr>
+          <w:rFonts w:cs="Times New Roman"/>
+          <w:szCs w:val="26"/>
+          <w:lang w:val="vi-VN"/>
+        </w:rPr>
+        <w:t xml:space="preserve">Sau khi xác định được các thực thể, hệ thống tiếp tục thực hiện bài toán trích xuất quan hệ nhằm nhận diện mối liên kết giữa các thực thể trong cùng một câu. Đối với tác vụ này, toàn bộ câu chứa cặp thực thể được đưa vào mô hình PhoBERT để trích xuất </w:t>
+      </w:r>
+      <w:r>
+        <w:rPr>
+          <w:rFonts w:cs="Times New Roman"/>
+          <w:szCs w:val="26"/>
+          <w:lang w:val="vi-VN"/>
+        </w:rPr>
+        <w:lastRenderedPageBreak/>
+        <w:t>đặc trưng ngữ nghĩa. Đặc trưng thu được sau đó được chuyển đến lớp phân loại nhằm dự đoán loại quan hệ giữa hai thực thể, chẳng hạn như CHỨA, GIÀU, NÊN_ĂN, HẠN_CHẾ hoặc KHÔNG_CÓ_QUAN_HỆ (NO_RELATION). Để giảm ảnh hưởng của hiện tượng mất cân bằng dữ liệu giữa các lớp quan hệ, mô hình áp dụng kỹ thuật Class Weighting, giúp cải thiện khả năng học đối với các lớp có số lượng mẫu ít.</w:t>
+      </w:r>
+    </w:p>
+    <w:p>
+      <w:pPr>
+        <w:tabs>
+          <w:tab w:val="left" w:pos="420"/>
+        </w:tabs>
+        <w:spacing w:before="120" w:after="0" w:line="288" w:lineRule="auto"/>
+        <w:rPr>
+          <w:rFonts w:cs="Times New Roman"/>
+          <w:szCs w:val="26"/>
+          <w:lang w:val="vi-VN"/>
+        </w:rPr>
+      </w:pPr>
+      <w:r>
+        <w:rPr>
+          <w:rFonts w:cs="Times New Roman"/>
+          <w:szCs w:val="26"/>
+          <w:lang w:val="vi-VN"/>
+        </w:rPr>
+        <w:tab/>
+      </w:r>
+      <w:r>
+        <w:rPr>
+          <w:rFonts w:cs="Times New Roman"/>
+          <w:szCs w:val="26"/>
+          <w:lang w:val="vi-VN"/>
+        </w:rPr>
+        <w:t>Kết quả của hai tác vụ NER và RE là tập hợp các thực thể cùng các mối quan hệ ngữ nghĩa được trích xuất từ y văn tiếng Việt. Các thông tin này tiếp tục được chuẩn hóa và chuyển đổi thành các bộ ba tri thức (Subject – Predicate – Object) để phục vụ quá trình xây dựng đồ thị tri thức trong các bước tiếp theo.</w:t>
+      </w:r>
+    </w:p>
+    <w:p>
+      <w:pPr>
+        <w:tabs>
+          <w:tab w:val="left" w:pos="420"/>
+        </w:tabs>
+        <w:spacing w:before="120" w:after="0" w:line="288" w:lineRule="auto"/>
+        <w:rPr>
+          <w:rFonts w:cs="Times New Roman"/>
+          <w:szCs w:val="26"/>
+          <w:lang w:val="vi-VN"/>
+        </w:rPr>
+      </w:pPr>
+      <w:r>
+        <w:rPr>
+          <w:rFonts w:cs="Times New Roman"/>
+          <w:szCs w:val="26"/>
+          <w:lang w:val="vi-VN"/>
+        </w:rPr>
+        <w:tab/>
+      </w:r>
+      <w:r>
+        <w:rPr>
+          <w:rFonts w:cs="Times New Roman"/>
+          <w:szCs w:val="26"/>
+          <w:lang w:val="vi-VN"/>
+        </w:rPr>
+        <w:t xml:space="preserve">Để đánh giá chất lượng của mô hình, đề tài sử dụng các chỉ số Precision, Recall và F1-score trên tập dữ liệu kiểm thử đã được gán nhãn. </w:t>
+      </w:r>
+    </w:p>
+    <w:p>
+      <w:pPr>
+        <w:keepNext/>
+        <w:tabs>
+          <w:tab w:val="left" w:pos="420"/>
+        </w:tabs>
+        <w:spacing w:before="120" w:after="0" w:line="288" w:lineRule="auto"/>
+        <w:jc w:val="center"/>
+      </w:pPr>
+      <w:r>
+        <w:rPr>
+          <w:rFonts w:cs="Times New Roman"/>
+          <w:szCs w:val="26"/>
+          <w:lang w:val="vi-VN"/>
         </w:rPr>
         <w:drawing>
-          <wp:inline distT="0" distB="0" distL="0" distR="0" wp14:anchorId="7CE086EA" wp14:editId="39761701">
-            <wp:extent cx="5791835" cy="1925512"/>
-            <wp:effectExtent l="0" t="0" r="0" b="0"/>
-            <wp:docPr id="1636984772" name="Picture 17"/>
+          <wp:inline distT="0" distB="0" distL="0" distR="0" wp14:anchorId="19F6EE22" wp14:editId="47309B13">
+            <wp:extent cx="5541350" cy="849945"/>
+            <wp:effectExtent l="0" t="0" r="2540" b="7620"/>
+            <wp:docPr id="62506729" name="Picture 1"/>
             <wp:cNvGraphicFramePr>
               <a:graphicFrameLocks xmlns:a="http://schemas.openxmlformats.org/drawingml/2006/main" noChangeAspect="1"/>
             </wp:cNvGraphicFramePr>
@@ -22727,38 +20957,23 @@
               <a:graphicData uri="http://schemas.openxmlformats.org/drawingml/2006/picture">
                 <pic:pic xmlns:pic="http://schemas.openxmlformats.org/drawingml/2006/picture">
                   <pic:nvPicPr>
-                    <pic:cNvPr id="1636984772" name="Picture 1636984772"/>
+                    <pic:cNvPr id="62506729" name=""/>
                     <pic:cNvPicPr/>
                   </pic:nvPicPr>
-                  <pic:blipFill rotWithShape="1">
-                    <a:blip r:embed="rId23" cstate="print">
-                      <a:extLst>
-                        <a:ext uri="{28A0092B-C50C-407E-A947-70E740481C1C}">
-                          <a14:useLocalDpi xmlns:a14="http://schemas.microsoft.com/office/drawing/2010/main" val="0"/>
-                        </a:ext>
-                      </a:extLst>
-                    </a:blip>
-                    <a:srcRect t="8223"/>
+                  <pic:blipFill>
+                    <a:blip r:embed="rId19"/>
                     <a:stretch>
                       <a:fillRect/>
                     </a:stretch>
                   </pic:blipFill>
-                  <pic:spPr bwMode="auto">
+                  <pic:spPr>
                     <a:xfrm>
                       <a:off x="0" y="0"/>
-                      <a:ext cx="5791835" cy="1925512"/>
+                      <a:ext cx="5551524" cy="851506"/>
                     </a:xfrm>
                     <a:prstGeom prst="rect">
                       <a:avLst/>
                     </a:prstGeom>
-                    <a:ln>
-                      <a:noFill/>
-                    </a:ln>
-                    <a:extLst>
-                      <a:ext uri="{53640926-AAD7-44D8-BBD7-CCE9431645EC}">
-                        <a14:shadowObscured xmlns:a14="http://schemas.microsoft.com/office/drawing/2010/main"/>
-                      </a:ext>
-                    </a:extLst>
                   </pic:spPr>
                 </pic:pic>
               </a:graphicData>
@@ -22769,13 +20984,55 @@
     </w:p>
     <w:p>
       <w:pPr>
+        <w:pStyle w:val="Caption"/>
         <w:jc w:val="center"/>
+        <w:rPr>
+          <w:rFonts w:cs="Times New Roman"/>
+          <w:color w:val="000000" w:themeColor="text1"/>
+          <w:szCs w:val="26"/>
+          <w:lang w:val="vi-VN"/>
+        </w:rPr>
+      </w:pPr>
+      <w:r>
+        <w:rPr>
+          <w:color w:val="000000" w:themeColor="text1"/>
+        </w:rPr>
+        <w:t>Hình 4</w:t>
+      </w:r>
+      <w:r>
+        <w:rPr>
+          <w:color w:val="000000" w:themeColor="text1"/>
+          <w:lang w:val="vi-VN"/>
+        </w:rPr>
+        <w:t>.</w:t>
+      </w:r>
+      <w:r>
+        <w:rPr>
+          <w:color w:val="000000" w:themeColor="text1"/>
+          <w:lang w:val="vi-VN"/>
+        </w:rPr>
+        <w:t>5</w:t>
+      </w:r>
+      <w:r>
+        <w:rPr>
+          <w:color w:val="000000" w:themeColor="text1"/>
+          <w:lang w:val="vi-VN"/>
+        </w:rPr>
+        <w:t xml:space="preserve"> Kết quả giai đoạn nhận diện thực thể</w:t>
+      </w:r>
+    </w:p>
+    <w:p>
+      <w:pPr>
+        <w:tabs>
+          <w:tab w:val="left" w:pos="420"/>
+        </w:tabs>
+        <w:spacing w:line="24" w:lineRule="atLeast"/>
+        <w:jc w:val="both"/>
         <w:rPr>
           <w:rFonts w:cs="Times New Roman"/>
           <w:b/>
           <w:bCs/>
-          <w:i/>
-          <w:iCs/>
+          <w:szCs w:val="26"/>
           <w:lang w:val="vi-VN"/>
         </w:rPr>
       </w:pPr>
@@ -22784,30 +21041,33 @@
           <w:rFonts w:cs="Times New Roman"/>
           <w:b/>
           <w:bCs/>
-          <w:i/>
-          <w:iCs/>
-          <w:lang w:val="vi-VN"/>
-        </w:rPr>
-        <w:t>Hình 4.</w:t>
-      </w:r>
-      <w:r>
+          <w:szCs w:val="26"/>
+          <w:lang w:val="vi-VN"/>
+        </w:rPr>
+        <w:t>4.3 XÂY DỰNG ĐỒ THỊ TRI THỨC</w:t>
+      </w:r>
+    </w:p>
+    <w:p>
+      <w:pPr>
+        <w:tabs>
+          <w:tab w:val="left" w:pos="420"/>
+        </w:tabs>
+        <w:spacing w:line="24" w:lineRule="atLeast"/>
+        <w:jc w:val="both"/>
         <w:rPr>
           <w:rFonts w:cs="Times New Roman"/>
           <w:b/>
           <w:bCs/>
-          <w:i/>
-          <w:iCs/>
-          <w:lang w:val="vi-VN"/>
-        </w:rPr>
-        <w:t>11</w:t>
-      </w:r>
+          <w:szCs w:val="26"/>
+          <w:lang w:val="vi-VN"/>
+        </w:rPr>
+      </w:pPr>
       <w:r>
         <w:rPr>
           <w:rFonts w:cs="Times New Roman"/>
           <w:b/>
           <w:bCs/>
-          <w:i/>
-          <w:iCs/>
+          <w:szCs w:val="26"/>
           <w:lang w:val="vi-VN"/>
         </w:rPr>
         <w:t xml:space="preserve"> </w:t>
@@ -22817,39 +21077,47 @@
           <w:rFonts w:cs="Times New Roman"/>
           <w:b/>
           <w:bCs/>
-          <w:i/>
-          <w:iCs/>
-          <w:lang w:val="vi-VN"/>
-        </w:rPr>
-        <w:t xml:space="preserve"> Sơ đồ Architecture</w:t>
-      </w:r>
-    </w:p>
-    <w:p>
-      <w:pPr>
-        <w:ind w:hanging="284"/>
-        <w:jc w:val="both"/>
-        <w:rPr>
-          <w:rFonts w:cs="Times New Roman"/>
-          <w:color w:val="000000" w:themeColor="text1"/>
-          <w:szCs w:val="26"/>
-          <w:lang w:val="vi-VN"/>
-        </w:rPr>
-      </w:pPr>
-      <w:r>
-        <w:rPr>
-          <w:rFonts w:cs="Times New Roman"/>
-          <w:noProof/>
-          <w:color w:val="000000" w:themeColor="text1"/>
-          <w:szCs w:val="26"/>
-          <w:lang w:val="vi-VN"/>
-          <w14:ligatures w14:val="none"/>
-        </w:rPr>
+          <w:szCs w:val="26"/>
+          <w:lang w:val="vi-VN"/>
+        </w:rPr>
+        <w:t xml:space="preserve">4.3.1 </w:t>
+      </w:r>
+      <w:r>
+        <w:rPr>
+          <w:rFonts w:cs="Times New Roman"/>
+          <w:b/>
+          <w:bCs/>
+          <w:szCs w:val="26"/>
+          <w:lang w:val="vi-VN"/>
+        </w:rPr>
+        <w:t>T</w:t>
+      </w:r>
+      <w:r>
+        <w:rPr>
+          <w:rFonts w:cs="Times New Roman"/>
+          <w:b/>
+          <w:bCs/>
+          <w:szCs w:val="26"/>
+        </w:rPr>
+        <w:t>hiết kế Ontology</w:t>
+      </w:r>
+    </w:p>
+    <w:p>
+      <w:pPr>
+        <w:keepNext/>
+        <w:tabs>
+          <w:tab w:val="left" w:pos="420"/>
+        </w:tabs>
+        <w:spacing w:line="24" w:lineRule="atLeast"/>
+        <w:jc w:val="center"/>
+      </w:pPr>
+      <w:r>
         <w:lastRenderedPageBreak/>
         <w:drawing>
-          <wp:inline distT="0" distB="0" distL="0" distR="0" wp14:anchorId="4D465908" wp14:editId="7F62EE75">
-            <wp:extent cx="6217182" cy="3795144"/>
+          <wp:inline distT="0" distB="0" distL="0" distR="0" wp14:anchorId="5FB8C4B1" wp14:editId="3FD467F2">
+            <wp:extent cx="4023360" cy="6039581"/>
             <wp:effectExtent l="0" t="0" r="0" b="0"/>
-            <wp:docPr id="317442150" name="Picture 3"/>
+            <wp:docPr id="1642513846" name="Picture 1"/>
             <wp:cNvGraphicFramePr>
               <a:graphicFrameLocks xmlns:a="http://schemas.openxmlformats.org/drawingml/2006/main" noChangeAspect="1"/>
             </wp:cNvGraphicFramePr>
@@ -22857,38 +21125,23 @@
               <a:graphicData uri="http://schemas.openxmlformats.org/drawingml/2006/picture">
                 <pic:pic xmlns:pic="http://schemas.openxmlformats.org/drawingml/2006/picture">
                   <pic:nvPicPr>
-                    <pic:cNvPr id="317442150" name="Picture 317442150"/>
+                    <pic:cNvPr id="1642513846" name=""/>
                     <pic:cNvPicPr/>
                   </pic:nvPicPr>
-                  <pic:blipFill rotWithShape="1">
-                    <a:blip r:embed="rId24">
-                      <a:extLst>
-                        <a:ext uri="{28A0092B-C50C-407E-A947-70E740481C1C}">
-                          <a14:useLocalDpi xmlns:a14="http://schemas.microsoft.com/office/drawing/2010/main" val="0"/>
-                        </a:ext>
-                      </a:extLst>
-                    </a:blip>
-                    <a:srcRect t="4800"/>
+                  <pic:blipFill>
+                    <a:blip r:embed="rId20"/>
                     <a:stretch>
                       <a:fillRect/>
                     </a:stretch>
                   </pic:blipFill>
-                  <pic:spPr bwMode="auto">
+                  <pic:spPr>
                     <a:xfrm>
                       <a:off x="0" y="0"/>
-                      <a:ext cx="6293502" cy="3841732"/>
+                      <a:ext cx="4030040" cy="6049608"/>
                     </a:xfrm>
                     <a:prstGeom prst="rect">
                       <a:avLst/>
                     </a:prstGeom>
-                    <a:ln>
-                      <a:noFill/>
-                    </a:ln>
-                    <a:extLst>
-                      <a:ext uri="{53640926-AAD7-44D8-BBD7-CCE9431645EC}">
-                        <a14:shadowObscured xmlns:a14="http://schemas.microsoft.com/office/drawing/2010/main"/>
-                      </a:ext>
-                    </a:extLst>
                   </pic:spPr>
                 </pic:pic>
               </a:graphicData>
@@ -22899,168 +21152,246 @@
     </w:p>
     <w:p>
       <w:pPr>
-        <w:keepNext/>
-        <w:spacing w:line="24" w:lineRule="atLeast"/>
-        <w:jc w:val="both"/>
-        <w:rPr>
-          <w:rFonts w:cs="Times New Roman"/>
-        </w:rPr>
-      </w:pPr>
-    </w:p>
-    <w:p>
-      <w:pPr>
         <w:pStyle w:val="Caption"/>
         <w:jc w:val="center"/>
         <w:rPr>
           <w:rFonts w:cs="Times New Roman"/>
+          <w:color w:val="000000" w:themeColor="text1"/>
+          <w:szCs w:val="26"/>
+          <w:lang w:val="vi-VN"/>
+        </w:rPr>
+      </w:pPr>
+      <w:r>
+        <w:rPr>
+          <w:color w:val="000000" w:themeColor="text1"/>
+        </w:rPr>
+        <w:t>Hình 4</w:t>
+      </w:r>
+      <w:r>
+        <w:rPr>
+          <w:color w:val="000000" w:themeColor="text1"/>
+          <w:lang w:val="vi-VN"/>
+        </w:rPr>
+        <w:t xml:space="preserve">.6: </w:t>
+      </w:r>
+      <w:r>
+        <w:rPr>
+          <w:color w:val="000000" w:themeColor="text1"/>
+        </w:rPr>
+        <w:t>Kiến trúc Ontology trong hệ thống</w:t>
+      </w:r>
+    </w:p>
+    <w:p>
+      <w:pPr>
+        <w:tabs>
+          <w:tab w:val="left" w:pos="420"/>
+        </w:tabs>
+        <w:spacing w:line="24" w:lineRule="atLeast"/>
+        <w:jc w:val="both"/>
+        <w:rPr>
+          <w:rFonts w:cs="Times New Roman"/>
+          <w:szCs w:val="26"/>
+        </w:rPr>
+      </w:pPr>
+      <w:r>
+        <w:rPr>
+          <w:rFonts w:cs="Times New Roman"/>
+          <w:szCs w:val="26"/>
+          <w:lang w:val="vi-VN"/>
+        </w:rPr>
+        <w:tab/>
+      </w:r>
+      <w:r>
+        <w:rPr>
+          <w:rFonts w:cs="Times New Roman"/>
+          <w:szCs w:val="26"/>
+        </w:rPr>
+        <w:t>Trong hệ thống được đề xuất, ontology không chỉ đóng vai trò mô hình khái niệm nhằm định nghĩa các thực thể và mối quan hệ trong miền tri thức dinh dưỡng mà còn là thành phần trung tâm quản lý và kiểm soát chất lượng dữ liệu trong quá trình xây dựng đồ thị tri thức. Ontology được tích hợp trực tiếp vào tầng Backend và tham gia xử lý các bộ ba tri thức trước khi chúng được lưu trữ trong cơ sở dữ liệu đồ thị Neo4j. Nhờ đó, hệ thống đảm bảo tính nhất quán, tính đúng đắn và khả năng mở rộng của đồ thị tri thức.</w:t>
+      </w:r>
+    </w:p>
+    <w:p>
+      <w:pPr>
+        <w:tabs>
+          <w:tab w:val="left" w:pos="420"/>
+        </w:tabs>
+        <w:spacing w:line="24" w:lineRule="atLeast"/>
+        <w:jc w:val="both"/>
+        <w:rPr>
+          <w:rFonts w:cs="Times New Roman"/>
+          <w:szCs w:val="26"/>
+          <w:lang w:val="vi-VN"/>
+        </w:rPr>
+      </w:pPr>
+      <w:r>
+        <w:rPr>
+          <w:rFonts w:cs="Times New Roman"/>
+          <w:szCs w:val="26"/>
+          <w:lang w:val="vi-VN"/>
+        </w:rPr>
+        <w:tab/>
+      </w:r>
+      <w:r>
+        <w:rPr>
+          <w:rFonts w:cs="Times New Roman"/>
+          <w:szCs w:val="26"/>
+        </w:rPr>
+        <w:t>Sau khi mô hình nhận dạng thực thể (Named Entity Recognition – NER) và trích xuất quan hệ (Relation Extraction – RE) hoàn thành quá trình xử lý, kết quả thu được là các bộ ba tri thức có dạng (Subject – Predicate – Object). Tuy nhiên, các bộ ba này chưa được đưa trực tiếp vào đồ thị tri thức mà tiếp tục được chuyển đến Ontology Manager để thực hiện quá trình kiểm tra, chuẩn hóa và suy luận tri thức.</w:t>
+      </w:r>
+    </w:p>
+    <w:p>
+      <w:pPr>
+        <w:tabs>
+          <w:tab w:val="left" w:pos="420"/>
+        </w:tabs>
+        <w:spacing w:line="24" w:lineRule="atLeast"/>
+        <w:jc w:val="both"/>
+        <w:rPr>
+          <w:rFonts w:cs="Times New Roman"/>
+          <w:szCs w:val="26"/>
+        </w:rPr>
+      </w:pPr>
+      <w:r>
+        <w:rPr>
+          <w:rFonts w:cs="Times New Roman"/>
+          <w:szCs w:val="26"/>
+          <w:lang w:val="vi-VN"/>
+        </w:rPr>
+        <w:lastRenderedPageBreak/>
+        <w:tab/>
+      </w:r>
+      <w:r>
+        <w:rPr>
+          <w:rFonts w:cs="Times New Roman"/>
+          <w:szCs w:val="26"/>
+        </w:rPr>
+        <w:t>Bước đầu tiên của Ontology Manager là kiểm tra tính hợp lệ của bộ ba tri thức. Tại bước này, hệ thống đối chiếu từng bộ ba với ontology đã xây dựng nhằm kiểm tra kiểu thực thể (Domain – Range), hướng liên kết của quan hệ và các ràng buộc ngữ nghĩa đã được định nghĩa trước. Ví dụ, quan hệ CHỨA (CONTAINS) chỉ được phép liên kết giữa thực thể Food và Nutrient. Nếu phát hiện bộ ba không thỏa mãn các quy tắc của ontology, chẳng hạn Disease – CHỨA – Food, hệ thống sẽ loại bỏ bộ ba này và không cho phép ghi vào cơ sở dữ liệu. Cơ chế kiểm tra này giúp hạn chế các tri thức sai lệch phát sinh trong quá trình trích xuất tự động.</w:t>
+      </w:r>
+    </w:p>
+    <w:p>
+      <w:pPr>
+        <w:tabs>
+          <w:tab w:val="left" w:pos="420"/>
+        </w:tabs>
+        <w:spacing w:line="24" w:lineRule="atLeast"/>
+        <w:jc w:val="both"/>
+        <w:rPr>
+          <w:rFonts w:cs="Times New Roman"/>
+          <w:szCs w:val="26"/>
+        </w:rPr>
+      </w:pPr>
+      <w:r>
+        <w:rPr>
+          <w:rFonts w:cs="Times New Roman"/>
+          <w:szCs w:val="26"/>
+          <w:lang w:val="vi-VN"/>
+        </w:rPr>
+        <w:tab/>
+      </w:r>
+      <w:r>
+        <w:rPr>
+          <w:rFonts w:cs="Times New Roman"/>
+          <w:szCs w:val="26"/>
+        </w:rPr>
+        <w:t xml:space="preserve">Sau khi vượt qua bước kiểm tra tính hợp lệ, các thực thể sẽ được chuẩn hóa và ánh xạ vào ontology. Do các mô hình AI thường chỉ nhận dạng các nhãn tổng quát như Food, Disease hoặc Nutrient, hệ thống sử dụng ontology để chuẩn hóa tên gọi, hợp nhất các thực thể đồng nghĩa và ánh xạ về các lớp thực thể phù hợp. Chẳng hạn, một thực thể được nhận dạng là Food nhưng có thuộc tính </w:t>
+      </w:r>
+      <w:r>
+        <w:rPr>
+          <w:rFonts w:cs="Times New Roman"/>
           <w:i/>
           <w:iCs/>
-          <w:sz w:val="24"/>
-          <w:szCs w:val="24"/>
-          <w:lang w:val="vi-VN"/>
-        </w:rPr>
-      </w:pPr>
-      <w:bookmarkStart w:id="78" w:name="_Toc194275018"/>
-      <w:bookmarkStart w:id="79" w:name="_Toc194279542"/>
-      <w:r>
-        <w:rPr>
-          <w:rFonts w:cs="Times New Roman"/>
-          <w:i/>
-          <w:iCs/>
-          <w:color w:val="000000" w:themeColor="text1"/>
-          <w:sz w:val="24"/>
-          <w:szCs w:val="24"/>
-        </w:rPr>
-        <w:t>Hình</w:t>
-      </w:r>
-      <w:r>
-        <w:rPr>
-          <w:rFonts w:cs="Times New Roman"/>
-          <w:i/>
-          <w:iCs/>
-          <w:color w:val="000000" w:themeColor="text1"/>
-          <w:sz w:val="24"/>
-          <w:szCs w:val="24"/>
-          <w:lang w:val="vi-VN"/>
-        </w:rPr>
-        <w:t xml:space="preserve"> </w:t>
-      </w:r>
-      <w:r>
-        <w:rPr>
-          <w:rFonts w:cs="Times New Roman"/>
-          <w:i/>
-          <w:iCs/>
-          <w:color w:val="000000" w:themeColor="text1"/>
-          <w:sz w:val="24"/>
-          <w:szCs w:val="24"/>
-        </w:rPr>
-        <w:t>4.</w:t>
-      </w:r>
-      <w:bookmarkEnd w:id="78"/>
-      <w:bookmarkEnd w:id="79"/>
-      <w:r>
-        <w:rPr>
-          <w:rFonts w:cs="Times New Roman"/>
-          <w:i/>
-          <w:iCs/>
-          <w:color w:val="000000" w:themeColor="text1"/>
-          <w:sz w:val="24"/>
-          <w:szCs w:val="24"/>
-        </w:rPr>
-        <w:t>12</w:t>
-      </w:r>
-      <w:r>
-        <w:rPr>
-          <w:rFonts w:cs="Times New Roman"/>
-          <w:i/>
-          <w:iCs/>
-          <w:color w:val="000000" w:themeColor="text1"/>
-          <w:sz w:val="24"/>
-          <w:szCs w:val="24"/>
-          <w:lang w:val="vi-VN"/>
-        </w:rPr>
-        <w:t xml:space="preserve"> </w:t>
-      </w:r>
-      <w:r>
-        <w:rPr>
-          <w:rFonts w:cs="Times New Roman"/>
-          <w:i/>
-          <w:iCs/>
-          <w:color w:val="000000" w:themeColor="text1"/>
-          <w:sz w:val="24"/>
-          <w:szCs w:val="24"/>
-          <w:lang w:val="vi-VN"/>
-        </w:rPr>
-        <w:t xml:space="preserve"> Sơ đồ </w:t>
-      </w:r>
-      <w:r>
-        <w:rPr>
-          <w:rFonts w:cs="Times New Roman"/>
-          <w:i/>
-          <w:iCs/>
-          <w:color w:val="000000" w:themeColor="text1"/>
-          <w:sz w:val="24"/>
-          <w:szCs w:val="24"/>
-          <w:lang w:val="vi-VN"/>
-        </w:rPr>
-        <w:t>Com</w:t>
-      </w:r>
-      <w:r>
-        <w:rPr>
-          <w:rFonts w:cs="Times New Roman"/>
-          <w:i/>
-          <w:iCs/>
-          <w:color w:val="000000" w:themeColor="text1"/>
-          <w:sz w:val="24"/>
-          <w:szCs w:val="24"/>
-          <w:lang w:val="vi-VN"/>
-        </w:rPr>
-        <w:t>poment Diagram</w:t>
-      </w:r>
-    </w:p>
-    <w:p>
-      <w:pPr>
-        <w:spacing w:after="0" w:line="240" w:lineRule="auto"/>
-        <w:jc w:val="both"/>
-        <w:rPr>
-          <w:rFonts w:cs="Times New Roman"/>
-          <w:b/>
-          <w:bCs/>
-          <w:szCs w:val="26"/>
-          <w:lang w:val="vi-VN"/>
-        </w:rPr>
-      </w:pPr>
-    </w:p>
-    <w:p>
-      <w:pPr>
+          <w:szCs w:val="26"/>
+        </w:rPr>
+        <w:t>food_group = Gia vị</w:t>
+      </w:r>
+      <w:r>
+        <w:rPr>
+          <w:rFonts w:cs="Times New Roman"/>
+          <w:szCs w:val="26"/>
+        </w:rPr>
+        <w:t xml:space="preserve"> sẽ được ánh xạ sang lớp Condiment, qua đó phản ánh chính xác hơn vai trò của thực thể trong đồ thị tri thức.</w:t>
+      </w:r>
+    </w:p>
+    <w:p>
+      <w:pPr>
+        <w:tabs>
+          <w:tab w:val="left" w:pos="420"/>
+        </w:tabs>
+        <w:spacing w:line="24" w:lineRule="atLeast"/>
+        <w:jc w:val="both"/>
+        <w:rPr>
+          <w:rFonts w:cs="Times New Roman"/>
+          <w:szCs w:val="26"/>
+        </w:rPr>
+      </w:pPr>
+      <w:r>
+        <w:rPr>
+          <w:rFonts w:cs="Times New Roman"/>
+          <w:szCs w:val="26"/>
+          <w:lang w:val="vi-VN"/>
+        </w:rPr>
+        <w:tab/>
+      </w:r>
+      <w:r>
+        <w:rPr>
+          <w:rFonts w:cs="Times New Roman"/>
+          <w:szCs w:val="26"/>
+        </w:rPr>
+        <w:t>Tiếp theo, hệ thống thực hiện chuẩn hóa quan hệ nhằm đảm bảo tính thống nhất của đồ thị tri thức. Các quan hệ được ánh xạ về tập quan hệ chuẩn đã được định nghĩa trong ontology, đồng thời kiểm tra lại tính nhất quán giữa kiểu thực thể và loại quan hệ. Bước xử lý này giúp hạn chế việc sử dụng nhiều tên gọi khác nhau cho cùng một ý nghĩa ngữ nghĩa, tạo điều kiện thuận lợi cho việc truy vấn và suy luận sau này.</w:t>
+      </w:r>
+    </w:p>
+    <w:p>
+      <w:pPr>
+        <w:tabs>
+          <w:tab w:val="left" w:pos="420"/>
+        </w:tabs>
+        <w:spacing w:line="24" w:lineRule="atLeast"/>
+        <w:jc w:val="both"/>
+        <w:rPr>
+          <w:rFonts w:cs="Times New Roman"/>
+          <w:szCs w:val="26"/>
+          <w:lang w:val="vi-VN"/>
+        </w:rPr>
+      </w:pPr>
+      <w:r>
+        <w:rPr>
+          <w:rFonts w:cs="Times New Roman"/>
+          <w:szCs w:val="26"/>
+          <w:lang w:val="vi-VN"/>
+        </w:rPr>
+        <w:tab/>
+      </w:r>
+      <w:r>
+        <w:rPr>
+          <w:rFonts w:cs="Times New Roman"/>
+          <w:szCs w:val="26"/>
+        </w:rPr>
+        <w:t>Một thành phần quan trọng của Ontology Manager là cơ chế suy luận dựa trên luật (Rule-based Inference). Dựa trên các luật suy luận được xây dựng từ kiến thức dinh dưỡng và khuyến nghị y khoa, hệ thống có khả năng sinh ra các bộ ba tri thức mới từ các tri thức đã có. Chẳng hạn, nếu đồ thị đã biết Nước mắm CHỨA Natri và Natri làm tăng nguy cơ đối với bệnh Tăng huyết áp, hệ thống có thể tự động suy luận bộ ba (Tăng huyết áp – HẠN_CHẾ – Nước mắm) mặc dù quan hệ này không được đề cập trực tiếp trong tài liệu y văn. Cơ chế suy luận này góp phần mở rộng đồ thị tri thức và nâng cao khả năng truy xuất của hệ thống GraphRAG.</w:t>
+      </w:r>
+    </w:p>
+    <w:p>
+      <w:pPr>
+        <w:tabs>
+          <w:tab w:val="left" w:pos="420"/>
+        </w:tabs>
         <w:spacing w:line="24" w:lineRule="atLeast"/>
         <w:jc w:val="center"/>
         <w:rPr>
           <w:rFonts w:cs="Times New Roman"/>
-          <w:i/>
-          <w:iCs/>
-          <w:sz w:val="24"/>
-          <w:szCs w:val="24"/>
-          <w:lang w:val="vi-VN"/>
-        </w:rPr>
-      </w:pPr>
-      <w:r>
-        <w:rPr>
-          <w:rFonts w:cs="Times New Roman"/>
-          <w:i/>
-          <w:iCs/>
-          <w:noProof/>
-          <w:sz w:val="24"/>
-          <w:szCs w:val="24"/>
-          <w:lang w:val="vi-VN"/>
-          <w14:ligatures w14:val="none"/>
-        </w:rPr>
-        <w:lastRenderedPageBreak/>
+          <w:szCs w:val="26"/>
+          <w:lang w:val="vi-VN"/>
+        </w:rPr>
+      </w:pPr>
+      <w:r>
+        <w:rPr>
+          <w:rFonts w:cs="Times New Roman"/>
+          <w:szCs w:val="26"/>
+          <w:lang w:val="vi-VN"/>
+        </w:rPr>
         <w:drawing>
-          <wp:inline distT="0" distB="0" distL="0" distR="0" wp14:anchorId="68DF7102" wp14:editId="30335F38">
-            <wp:extent cx="5791835" cy="6149576"/>
-            <wp:effectExtent l="0" t="0" r="0" b="3810"/>
-            <wp:docPr id="1295293647" name="Picture 4"/>
+          <wp:inline distT="0" distB="0" distL="0" distR="0" wp14:anchorId="33B31370" wp14:editId="77FD70F2">
+            <wp:extent cx="3591426" cy="2000529"/>
+            <wp:effectExtent l="0" t="0" r="9525" b="0"/>
+            <wp:docPr id="1138756867" name="Picture 1"/>
             <wp:cNvGraphicFramePr>
               <a:graphicFrameLocks xmlns:a="http://schemas.openxmlformats.org/drawingml/2006/main" noChangeAspect="1"/>
             </wp:cNvGraphicFramePr>
@@ -23068,38 +21399,23 @@
               <a:graphicData uri="http://schemas.openxmlformats.org/drawingml/2006/picture">
                 <pic:pic xmlns:pic="http://schemas.openxmlformats.org/drawingml/2006/picture">
                   <pic:nvPicPr>
-                    <pic:cNvPr id="1295293647" name="Picture 1295293647"/>
+                    <pic:cNvPr id="1138756867" name=""/>
                     <pic:cNvPicPr/>
                   </pic:nvPicPr>
-                  <pic:blipFill rotWithShape="1">
-                    <a:blip r:embed="rId25">
-                      <a:extLst>
-                        <a:ext uri="{28A0092B-C50C-407E-A947-70E740481C1C}">
-                          <a14:useLocalDpi xmlns:a14="http://schemas.microsoft.com/office/drawing/2010/main" val="0"/>
-                        </a:ext>
-                      </a:extLst>
-                    </a:blip>
-                    <a:srcRect t="3503"/>
+                  <pic:blipFill>
+                    <a:blip r:embed="rId21"/>
                     <a:stretch>
                       <a:fillRect/>
                     </a:stretch>
                   </pic:blipFill>
-                  <pic:spPr bwMode="auto">
+                  <pic:spPr>
                     <a:xfrm>
                       <a:off x="0" y="0"/>
-                      <a:ext cx="5791835" cy="6149576"/>
+                      <a:ext cx="3591426" cy="2000529"/>
                     </a:xfrm>
                     <a:prstGeom prst="rect">
                       <a:avLst/>
                     </a:prstGeom>
-                    <a:ln>
-                      <a:noFill/>
-                    </a:ln>
-                    <a:extLst>
-                      <a:ext uri="{53640926-AAD7-44D8-BBD7-CCE9431645EC}">
-                        <a14:shadowObscured xmlns:a14="http://schemas.microsoft.com/office/drawing/2010/main"/>
-                      </a:ext>
-                    </a:extLst>
                   </pic:spPr>
                 </pic:pic>
               </a:graphicData>
@@ -23110,93 +21426,44 @@
     </w:p>
     <w:p>
       <w:pPr>
-        <w:pStyle w:val="Caption"/>
-        <w:jc w:val="center"/>
-        <w:rPr>
-          <w:rFonts w:cs="Times New Roman"/>
-          <w:i/>
-          <w:iCs/>
-          <w:color w:val="000000" w:themeColor="text1"/>
-          <w:sz w:val="24"/>
-          <w:szCs w:val="24"/>
-          <w:lang w:val="vi-VN"/>
-        </w:rPr>
-      </w:pPr>
-      <w:bookmarkStart w:id="80" w:name="_Toc194275019"/>
-      <w:bookmarkStart w:id="81" w:name="_Toc194279543"/>
-      <w:r>
-        <w:rPr>
-          <w:rFonts w:cs="Times New Roman"/>
-          <w:i/>
-          <w:iCs/>
-          <w:color w:val="000000" w:themeColor="text1"/>
-          <w:sz w:val="24"/>
-          <w:szCs w:val="24"/>
-        </w:rPr>
-        <w:t>Hình 4.</w:t>
-      </w:r>
-      <w:r>
-        <w:rPr>
-          <w:rFonts w:cs="Times New Roman"/>
-          <w:i/>
-          <w:iCs/>
-          <w:color w:val="000000" w:themeColor="text1"/>
-          <w:sz w:val="24"/>
-          <w:szCs w:val="24"/>
-        </w:rPr>
-        <w:t>13</w:t>
-      </w:r>
-      <w:r>
-        <w:rPr>
-          <w:rFonts w:cs="Times New Roman"/>
-          <w:i/>
-          <w:iCs/>
-          <w:color w:val="000000" w:themeColor="text1"/>
-          <w:sz w:val="24"/>
-          <w:szCs w:val="24"/>
-        </w:rPr>
-        <w:t xml:space="preserve"> </w:t>
-      </w:r>
-      <w:bookmarkEnd w:id="80"/>
-      <w:bookmarkEnd w:id="81"/>
-      <w:r>
-        <w:rPr>
-          <w:rFonts w:cs="Times New Roman"/>
-          <w:i/>
-          <w:iCs/>
-          <w:color w:val="000000" w:themeColor="text1"/>
-          <w:sz w:val="24"/>
-          <w:szCs w:val="24"/>
-        </w:rPr>
-        <w:t>Sơ</w:t>
-      </w:r>
-      <w:r>
-        <w:rPr>
-          <w:rFonts w:cs="Times New Roman"/>
-          <w:i/>
-          <w:iCs/>
-          <w:color w:val="000000" w:themeColor="text1"/>
-          <w:sz w:val="24"/>
-          <w:szCs w:val="24"/>
-          <w:lang w:val="vi-VN"/>
-        </w:rPr>
-        <w:t xml:space="preserve"> đồ Deployment Diagram</w:t>
-      </w:r>
-    </w:p>
-    <w:p>
-      <w:pPr>
-        <w:keepNext/>
+        <w:tabs>
+          <w:tab w:val="left" w:pos="420"/>
+        </w:tabs>
         <w:spacing w:line="24" w:lineRule="atLeast"/>
-        <w:ind w:firstLine="720"/>
+        <w:jc w:val="both"/>
+        <w:rPr>
+          <w:rFonts w:cs="Times New Roman"/>
+          <w:szCs w:val="26"/>
+        </w:rPr>
+      </w:pPr>
+      <w:r>
+        <w:rPr>
+          <w:rFonts w:cs="Times New Roman"/>
+          <w:szCs w:val="26"/>
+          <w:lang w:val="vi-VN"/>
+        </w:rPr>
+        <w:tab/>
+      </w:r>
+      <w:r>
+        <w:rPr>
+          <w:rFonts w:cs="Times New Roman"/>
+          <w:szCs w:val="26"/>
+        </w:rPr>
+        <w:t>Sau khi hoàn thành toàn bộ các bước xử lý, các bộ ba tri thức đã được kiểm tra, chuẩn hóa và suy luận sẽ trở thành bộ ba tri thức hợp lệ (Validated Knowledge Triples). Đây là đầu vào của giai đoạn xây dựng cơ sở dữ liệu đồ thị Neo4j, đồng thời là nền tảng để GraphRAG truy xuất tri thức và hỗ trợ mô hình ngôn ngữ lớn tạo ra các câu trả lời có độ tin cậy cao.</w:t>
+      </w:r>
+    </w:p>
+    <w:p>
+      <w:pPr>
+        <w:tabs>
+          <w:tab w:val="left" w:pos="420"/>
+        </w:tabs>
+        <w:spacing w:line="24" w:lineRule="atLeast"/>
         <w:jc w:val="both"/>
         <w:rPr>
           <w:rFonts w:cs="Times New Roman"/>
           <w:b/>
           <w:bCs/>
-          <w:i/>
-          <w:iCs/>
-          <w:sz w:val="24"/>
-          <w:szCs w:val="24"/>
+          <w:szCs w:val="26"/>
           <w:lang w:val="vi-VN"/>
         </w:rPr>
       </w:pPr>
@@ -23205,79 +21472,44 @@
           <w:rFonts w:cs="Times New Roman"/>
           <w:b/>
           <w:bCs/>
-          <w:i/>
-          <w:iCs/>
-          <w:sz w:val="24"/>
-          <w:szCs w:val="24"/>
+          <w:szCs w:val="26"/>
+          <w:lang w:val="vi-VN"/>
         </w:rPr>
         <w:lastRenderedPageBreak/>
-        <w:t>4</w:t>
+        <w:t xml:space="preserve">4.3.2 </w:t>
       </w:r>
       <w:r>
         <w:rPr>
           <w:rFonts w:cs="Times New Roman"/>
           <w:b/>
           <w:bCs/>
-          <w:i/>
-          <w:iCs/>
-          <w:sz w:val="24"/>
-          <w:szCs w:val="24"/>
-          <w:lang w:val="vi-VN"/>
-        </w:rPr>
-        <w:t>.</w:t>
-      </w:r>
+          <w:szCs w:val="26"/>
+        </w:rPr>
+        <w:t>Xây dựng cơ sở dữ liệu đồ thị Neo4j</w:t>
+      </w:r>
+    </w:p>
+    <w:p>
+      <w:pPr>
+        <w:keepNext/>
+        <w:tabs>
+          <w:tab w:val="left" w:pos="420"/>
+        </w:tabs>
+        <w:spacing w:line="24" w:lineRule="atLeast"/>
+        <w:jc w:val="center"/>
+      </w:pPr>
       <w:r>
         <w:rPr>
           <w:rFonts w:cs="Times New Roman"/>
           <w:b/>
           <w:bCs/>
-          <w:i/>
-          <w:iCs/>
-          <w:sz w:val="24"/>
-          <w:szCs w:val="24"/>
-          <w:lang w:val="vi-VN"/>
-        </w:rPr>
-        <w:t>7</w:t>
-      </w:r>
-      <w:r>
-        <w:rPr>
-          <w:rFonts w:cs="Times New Roman"/>
-          <w:b/>
-          <w:bCs/>
-          <w:i/>
-          <w:iCs/>
-          <w:sz w:val="24"/>
-          <w:szCs w:val="24"/>
-          <w:lang w:val="vi-VN"/>
-        </w:rPr>
-        <w:t>.2 Thiết kế xử lí</w:t>
-      </w:r>
-    </w:p>
-    <w:p>
-      <w:pPr>
-        <w:keepNext/>
-        <w:spacing w:line="24" w:lineRule="atLeast"/>
-        <w:jc w:val="both"/>
-        <w:rPr>
-          <w:rFonts w:cs="Times New Roman"/>
-          <w:i/>
-          <w:iCs/>
-          <w:sz w:val="24"/>
-          <w:szCs w:val="24"/>
-          <w:lang w:val="vi-VN"/>
-        </w:rPr>
-      </w:pPr>
-      <w:r>
-        <w:rPr>
-          <w:rFonts w:cs="Times New Roman"/>
-          <w:noProof/>
+          <w:szCs w:val="26"/>
           <w:lang w:val="vi-VN"/>
         </w:rPr>
         <w:drawing>
-          <wp:inline distT="0" distB="0" distL="0" distR="0" wp14:anchorId="766F6120" wp14:editId="0ABF2E5D">
-            <wp:extent cx="5674972" cy="1638755"/>
-            <wp:effectExtent l="0" t="0" r="2540" b="0"/>
-            <wp:docPr id="1444877609" name="Picture 1"/>
+          <wp:inline distT="0" distB="0" distL="0" distR="0" wp14:anchorId="400D05A7" wp14:editId="4E9EAD4F">
+            <wp:extent cx="3393440" cy="4204774"/>
+            <wp:effectExtent l="0" t="0" r="0" b="5715"/>
+            <wp:docPr id="531979476" name="Picture 1"/>
             <wp:cNvGraphicFramePr>
               <a:graphicFrameLocks xmlns:a="http://schemas.openxmlformats.org/drawingml/2006/main" noChangeAspect="1"/>
             </wp:cNvGraphicFramePr>
@@ -23285,32 +21517,23 @@
               <a:graphicData uri="http://schemas.openxmlformats.org/drawingml/2006/picture">
                 <pic:pic xmlns:pic="http://schemas.openxmlformats.org/drawingml/2006/picture">
                   <pic:nvPicPr>
-                    <pic:cNvPr id="1444877609" name=""/>
+                    <pic:cNvPr id="531979476" name=""/>
                     <pic:cNvPicPr/>
                   </pic:nvPicPr>
-                  <pic:blipFill rotWithShape="1">
-                    <a:blip r:embed="rId26"/>
-                    <a:srcRect t="22946" r="1997" b="18148"/>
+                  <pic:blipFill>
+                    <a:blip r:embed="rId22"/>
                     <a:stretch>
                       <a:fillRect/>
                     </a:stretch>
                   </pic:blipFill>
-                  <pic:spPr bwMode="auto">
+                  <pic:spPr>
                     <a:xfrm>
                       <a:off x="0" y="0"/>
-                      <a:ext cx="5676181" cy="1639104"/>
+                      <a:ext cx="3398826" cy="4211448"/>
                     </a:xfrm>
                     <a:prstGeom prst="rect">
                       <a:avLst/>
                     </a:prstGeom>
-                    <a:ln>
-                      <a:noFill/>
-                    </a:ln>
-                    <a:extLst>
-                      <a:ext uri="{53640926-AAD7-44D8-BBD7-CCE9431645EC}">
-                        <a14:shadowObscured xmlns:a14="http://schemas.microsoft.com/office/drawing/2010/main"/>
-                      </a:ext>
-                    </a:extLst>
                   </pic:spPr>
                 </pic:pic>
               </a:graphicData>
@@ -23325,148 +21548,153 @@
         <w:jc w:val="center"/>
         <w:rPr>
           <w:rFonts w:cs="Times New Roman"/>
-          <w:i/>
-          <w:iCs/>
           <w:color w:val="000000" w:themeColor="text1"/>
-          <w:sz w:val="24"/>
-          <w:szCs w:val="24"/>
-          <w:lang w:val="vi-VN"/>
-        </w:rPr>
-      </w:pPr>
-      <w:bookmarkStart w:id="82" w:name="_Toc194275020"/>
-      <w:bookmarkStart w:id="83" w:name="_Toc194279544"/>
-      <w:r>
-        <w:rPr>
-          <w:rFonts w:cs="Times New Roman"/>
-          <w:i/>
-          <w:iCs/>
+          <w:szCs w:val="26"/>
+          <w:lang w:val="vi-VN"/>
+        </w:rPr>
+      </w:pPr>
+      <w:r>
+        <w:rPr>
           <w:color w:val="000000" w:themeColor="text1"/>
-          <w:sz w:val="24"/>
-          <w:szCs w:val="24"/>
-        </w:rPr>
-        <w:t>Hình</w:t>
-      </w:r>
-      <w:r>
-        <w:rPr>
-          <w:rFonts w:cs="Times New Roman"/>
-          <w:i/>
-          <w:iCs/>
+        </w:rPr>
+        <w:t>Hình 4</w:t>
+      </w:r>
+      <w:r>
+        <w:rPr>
           <w:color w:val="000000" w:themeColor="text1"/>
-          <w:sz w:val="24"/>
-          <w:szCs w:val="24"/>
-          <w:lang w:val="vi-VN"/>
-        </w:rPr>
-        <w:t xml:space="preserve"> </w:t>
-      </w:r>
-      <w:r>
-        <w:rPr>
-          <w:rFonts w:cs="Times New Roman"/>
-          <w:i/>
-          <w:iCs/>
+          <w:lang w:val="vi-VN"/>
+        </w:rPr>
+        <w:t xml:space="preserve">.7 </w:t>
+      </w:r>
+      <w:r>
+        <w:rPr>
           <w:color w:val="000000" w:themeColor="text1"/>
-          <w:sz w:val="24"/>
-          <w:szCs w:val="24"/>
-        </w:rPr>
-        <w:t>4</w:t>
-      </w:r>
-      <w:r>
-        <w:rPr>
-          <w:rFonts w:cs="Times New Roman"/>
-          <w:i/>
-          <w:iCs/>
+        </w:rPr>
+        <w:t>Sơ</w:t>
+      </w:r>
+      <w:r>
+        <w:rPr>
           <w:color w:val="000000" w:themeColor="text1"/>
-          <w:sz w:val="24"/>
-          <w:szCs w:val="24"/>
-          <w:lang w:val="vi-VN"/>
-        </w:rPr>
-        <w:t>.</w:t>
-      </w:r>
-      <w:bookmarkEnd w:id="82"/>
-      <w:bookmarkEnd w:id="83"/>
-      <w:r>
-        <w:rPr>
-          <w:rFonts w:cs="Times New Roman"/>
-          <w:i/>
-          <w:iCs/>
-          <w:color w:val="000000" w:themeColor="text1"/>
-          <w:sz w:val="24"/>
-          <w:szCs w:val="24"/>
-          <w:lang w:val="vi-VN"/>
-        </w:rPr>
-        <w:t>14</w:t>
-      </w:r>
-      <w:r>
-        <w:rPr>
-          <w:rFonts w:cs="Times New Roman"/>
-          <w:i/>
-          <w:iCs/>
-          <w:color w:val="000000" w:themeColor="text1"/>
-          <w:sz w:val="24"/>
-          <w:szCs w:val="24"/>
-          <w:lang w:val="vi-VN"/>
-        </w:rPr>
-        <w:t xml:space="preserve"> </w:t>
-      </w:r>
-      <w:r>
-        <w:rPr>
-          <w:rFonts w:cs="Times New Roman"/>
-          <w:i/>
-          <w:iCs/>
-          <w:color w:val="000000" w:themeColor="text1"/>
-          <w:sz w:val="24"/>
-          <w:szCs w:val="24"/>
-          <w:lang w:val="vi-VN"/>
-        </w:rPr>
-        <w:t xml:space="preserve">Sơ đồ </w:t>
-      </w:r>
-      <w:r>
-        <w:rPr>
-          <w:rFonts w:cs="Times New Roman"/>
-          <w:i/>
-          <w:iCs/>
-          <w:color w:val="000000" w:themeColor="text1"/>
-          <w:sz w:val="24"/>
-          <w:szCs w:val="24"/>
-          <w:lang w:val="vi-VN"/>
-        </w:rPr>
-        <w:t xml:space="preserve">Class </w:t>
-      </w:r>
-      <w:r>
-        <w:rPr>
-          <w:rFonts w:cs="Times New Roman"/>
-          <w:i/>
-          <w:iCs/>
-          <w:color w:val="000000" w:themeColor="text1"/>
-          <w:sz w:val="24"/>
-          <w:szCs w:val="24"/>
-          <w:lang w:val="vi-VN"/>
-        </w:rPr>
-        <w:t>Diagram(1)</w:t>
-      </w:r>
-    </w:p>
-    <w:p>
-      <w:pPr>
+          <w:lang w:val="vi-VN"/>
+        </w:rPr>
+        <w:t xml:space="preserve"> đồ chuẩn hóa bộ ba tri thức</w:t>
+      </w:r>
+    </w:p>
+    <w:p>
+      <w:pPr>
+        <w:tabs>
+          <w:tab w:val="left" w:pos="420"/>
+        </w:tabs>
+        <w:spacing w:line="24" w:lineRule="atLeast"/>
+        <w:jc w:val="both"/>
+        <w:rPr>
+          <w:rFonts w:cs="Times New Roman"/>
+          <w:szCs w:val="26"/>
+          <w:lang w:val="vi-VN"/>
+        </w:rPr>
+      </w:pPr>
+      <w:r>
+        <w:rPr>
+          <w:rFonts w:cs="Times New Roman"/>
+          <w:szCs w:val="26"/>
+          <w:lang w:val="vi-VN"/>
+        </w:rPr>
+        <w:tab/>
+      </w:r>
+      <w:r>
+        <w:rPr>
+          <w:rFonts w:cs="Times New Roman"/>
+          <w:szCs w:val="26"/>
+        </w:rPr>
+        <w:t>Sau khi các bộ ba tri thức hợp lệ được hình thành, hệ thống tiến hành xây dựng cơ sở dữ liệu đồ thị bằng hệ quản trị cơ sở dữ liệu Neo4j. Neo4j được lựa chọn do sử dụng mô hình lưu trữ dạng đồ thị gốc (Native Graph Database), cho phép biểu diễn trực tiếp các thực thể dưới dạng nút (Node) và các mối quan hệ dưới dạng cạnh (Relationship). Cách tổ chức này đặc biệt phù hợp với bài toán biểu diễn tri thức dinh dưỡng, trong đó các thực thể có nhiều mối liên kết phức tạp với nhau.</w:t>
+      </w:r>
+    </w:p>
+    <w:p>
+      <w:pPr>
+        <w:tabs>
+          <w:tab w:val="left" w:pos="420"/>
+        </w:tabs>
+        <w:spacing w:line="24" w:lineRule="atLeast"/>
+        <w:jc w:val="both"/>
+        <w:rPr>
+          <w:rFonts w:cs="Times New Roman"/>
+          <w:szCs w:val="26"/>
+          <w:lang w:val="vi-VN"/>
+        </w:rPr>
+      </w:pPr>
+      <w:r>
+        <w:rPr>
+          <w:rFonts w:cs="Times New Roman"/>
+          <w:szCs w:val="26"/>
+          <w:lang w:val="vi-VN"/>
+        </w:rPr>
+        <w:tab/>
+      </w:r>
+      <w:r>
+        <w:rPr>
+          <w:rFonts w:cs="Times New Roman"/>
+          <w:szCs w:val="26"/>
+        </w:rPr>
+        <w:t>Trong nghiên cứu này, mỗi bộ ba tri thức (Subject – Predicate – Object) được chuyển đổi thành các câu lệnh Cypher để tạo hoặc cập nhật dữ liệu trong Neo4j. Hai thực thể Subject và Object được biểu diễn dưới dạng các nút, trong khi Predicate được biểu diễn dưới dạng mối quan hệ kết nối giữa hai nút. Ngoài tên và loại thực thể, mỗi nút còn được bổ sung các thuộc tính như mã định danh, tên chuẩn hóa, nguồn dữ liệu và các thông tin mô tả nhằm phục vụ quá trình truy vấn và mở rộng dữ liệu trong tương lai.</w:t>
+      </w:r>
+    </w:p>
+    <w:p>
+      <w:pPr>
+        <w:tabs>
+          <w:tab w:val="left" w:pos="420"/>
+        </w:tabs>
+        <w:spacing w:line="24" w:lineRule="atLeast"/>
+        <w:jc w:val="both"/>
+        <w:rPr>
+          <w:rFonts w:cs="Times New Roman"/>
+          <w:szCs w:val="26"/>
+          <w:lang w:val="vi-VN"/>
+        </w:rPr>
+      </w:pPr>
+      <w:r>
+        <w:rPr>
+          <w:rFonts w:cs="Times New Roman"/>
+          <w:szCs w:val="26"/>
+          <w:lang w:val="vi-VN"/>
+        </w:rPr>
+        <w:tab/>
+      </w:r>
+      <w:r>
+        <w:rPr>
+          <w:rFonts w:cs="Times New Roman"/>
+          <w:szCs w:val="26"/>
+        </w:rPr>
+        <w:t xml:space="preserve">Để đảm bảo tính nhất quán của đồ thị tri thức, hệ thống sử dụng câu lệnh MERGE thay cho CREATE khi ghi dữ liệu vào Neo4j. Cơ chế này giúp kiểm tra sự tồn tại của các nút và mối quan hệ trước khi tạo mới, từ đó hạn chế tình trạng trùng lặp dữ liệu khi cùng một tri thức xuất hiện trong nhiều tài liệu y văn khác nhau.Dựa trên ontology đã xây dựng, hệ thống tổ chức các thực thể thành nhiều nhóm nút khác nhau như Disease, Food, Ingredient, Dish, Nutrient, FoodGroup, Recommendation, Threshold, Document, </w:t>
+      </w:r>
+      <w:r>
+        <w:rPr>
+          <w:rFonts w:cs="Times New Roman"/>
+          <w:szCs w:val="26"/>
+        </w:rPr>
+        <w:lastRenderedPageBreak/>
+        <w:t>Drug và Symptom. Đồng thời, các mối quan hệ như CHỨA, GIÀU, NÊN_ĂN, HẠN_CHẾ, THUỘC_NHÓM và CÓ_NGƯỠNG được sử dụng để liên kết các thực thể và hình thành mạng lưới tri thức thống nhất.Sau khi hoàn tất quá trình lưu trữ, Neo4j trở thành kho tri thức trung tâm của hệ thống. Toàn bộ dữ liệu trong đồ thị được khai thác thông qua ngôn ngữ truy vấn Cypher để phục vụ GraphRAG trong quá trình truy xuất ngữ cảnh, đồng thời hỗ trợ trực quan hóa và phân tích các mối quan hệ giữa thực phẩm, chất dinh dưỡng và bệnh lý.</w:t>
+      </w:r>
+    </w:p>
+    <w:p>
+      <w:pPr>
+        <w:keepNext/>
+        <w:tabs>
+          <w:tab w:val="left" w:pos="420"/>
+        </w:tabs>
+        <w:spacing w:line="24" w:lineRule="atLeast"/>
         <w:jc w:val="center"/>
-        <w:rPr>
-          <w:rFonts w:cs="Times New Roman"/>
-          <w:lang w:val="vi-VN"/>
-        </w:rPr>
-      </w:pPr>
-      <w:r>
-        <w:rPr>
-          <w:rFonts w:cs="Times New Roman"/>
-          <w:i/>
-          <w:iCs/>
-          <w:noProof/>
-          <w:sz w:val="24"/>
-          <w:szCs w:val="24"/>
+      </w:pPr>
+      <w:r>
+        <w:rPr>
+          <w:rFonts w:cs="Times New Roman"/>
+          <w:szCs w:val="26"/>
           <w:lang w:val="vi-VN"/>
         </w:rPr>
         <w:drawing>
-          <wp:inline distT="0" distB="0" distL="0" distR="0" wp14:anchorId="44559915" wp14:editId="73EBBE67">
-            <wp:extent cx="5791835" cy="4955540"/>
+          <wp:inline distT="0" distB="0" distL="0" distR="0" wp14:anchorId="3006C981" wp14:editId="216E52B0">
+            <wp:extent cx="4825573" cy="3241562"/>
             <wp:effectExtent l="0" t="0" r="0" b="0"/>
-            <wp:docPr id="1440278341" name="Picture 1"/>
+            <wp:docPr id="959649861" name="Picture 1"/>
             <wp:cNvGraphicFramePr>
               <a:graphicFrameLocks xmlns:a="http://schemas.openxmlformats.org/drawingml/2006/main" noChangeAspect="1"/>
             </wp:cNvGraphicFramePr>
@@ -23474,7 +21702,1023 @@
               <a:graphicData uri="http://schemas.openxmlformats.org/drawingml/2006/picture">
                 <pic:pic xmlns:pic="http://schemas.openxmlformats.org/drawingml/2006/picture">
                   <pic:nvPicPr>
-                    <pic:cNvPr id="1440278341" name=""/>
+                    <pic:cNvPr id="959649861" name=""/>
+                    <pic:cNvPicPr/>
+                  </pic:nvPicPr>
+                  <pic:blipFill>
+                    <a:blip r:embed="rId23"/>
+                    <a:stretch>
+                      <a:fillRect/>
+                    </a:stretch>
+                  </pic:blipFill>
+                  <pic:spPr>
+                    <a:xfrm>
+                      <a:off x="0" y="0"/>
+                      <a:ext cx="4829958" cy="3244507"/>
+                    </a:xfrm>
+                    <a:prstGeom prst="rect">
+                      <a:avLst/>
+                    </a:prstGeom>
+                  </pic:spPr>
+                </pic:pic>
+              </a:graphicData>
+            </a:graphic>
+          </wp:inline>
+        </w:drawing>
+      </w:r>
+    </w:p>
+    <w:p>
+      <w:pPr>
+        <w:pStyle w:val="Caption"/>
+        <w:jc w:val="center"/>
+        <w:rPr>
+          <w:rFonts w:cs="Times New Roman"/>
+          <w:szCs w:val="26"/>
+          <w:lang w:val="vi-VN"/>
+        </w:rPr>
+      </w:pPr>
+      <w:r>
+        <w:t xml:space="preserve">Hình </w:t>
+      </w:r>
+      <w:fldSimple w:instr=" SEQ Hình \* ARABIC ">
+        <w:r>
+          <w:rPr>
+            <w:noProof/>
+          </w:rPr>
+          <w:t>4</w:t>
+        </w:r>
+      </w:fldSimple>
+    </w:p>
+    <w:p>
+      <w:pPr>
+        <w:pStyle w:val="Heading2"/>
+        <w:spacing w:line="24" w:lineRule="atLeast"/>
+        <w:jc w:val="both"/>
+        <w:rPr>
+          <w:rStyle w:val="Hyperlink"/>
+          <w:rFonts w:cs="Times New Roman"/>
+          <w:color w:val="000000" w:themeColor="text1"/>
+          <w:szCs w:val="28"/>
+          <w:u w:val="none"/>
+          <w:lang w:val="vi-VN"/>
+        </w:rPr>
+      </w:pPr>
+      <w:bookmarkStart w:id="61" w:name="_Toc224129208"/>
+      <w:bookmarkStart w:id="62" w:name="_Toc225007703"/>
+      <w:r>
+        <w:rPr>
+          <w:rFonts w:cs="Times New Roman"/>
+          <w:szCs w:val="28"/>
+          <w:lang w:val="vi-VN"/>
+        </w:rPr>
+        <w:lastRenderedPageBreak/>
+        <w:t>4.</w:t>
+      </w:r>
+      <w:r>
+        <w:rPr>
+          <w:rFonts w:cs="Times New Roman"/>
+          <w:szCs w:val="28"/>
+          <w:lang w:val="vi-VN"/>
+        </w:rPr>
+        <w:t>4</w:t>
+      </w:r>
+      <w:bookmarkEnd w:id="61"/>
+      <w:r>
+        <w:rPr>
+          <w:rFonts w:cs="Times New Roman"/>
+          <w:szCs w:val="28"/>
+          <w:lang w:val="vi-VN"/>
+        </w:rPr>
+        <w:t xml:space="preserve"> </w:t>
+      </w:r>
+      <w:bookmarkEnd w:id="62"/>
+      <w:r>
+        <w:rPr>
+          <w:rFonts w:cs="Times New Roman"/>
+          <w:szCs w:val="28"/>
+        </w:rPr>
+        <w:t>TRUY XUẤT TRI THỨC</w:t>
+      </w:r>
+    </w:p>
+    <w:p>
+      <w:pPr>
+        <w:keepNext/>
+        <w:spacing w:line="24" w:lineRule="atLeast"/>
+        <w:jc w:val="both"/>
+        <w:rPr>
+          <w:rFonts w:cs="Times New Roman"/>
+          <w:noProof/>
+          <w:lang w:val="vi-VN"/>
+          <w14:ligatures w14:val="none"/>
+        </w:rPr>
+      </w:pPr>
+    </w:p>
+    <w:p>
+      <w:pPr>
+        <w:keepNext/>
+        <w:spacing w:line="24" w:lineRule="atLeast"/>
+        <w:jc w:val="center"/>
+        <w:rPr>
+          <w:rFonts w:cs="Times New Roman"/>
+        </w:rPr>
+      </w:pPr>
+      <w:r>
+        <w:rPr>
+          <w:rFonts w:cs="Times New Roman"/>
+        </w:rPr>
+        <w:drawing>
+          <wp:inline distT="0" distB="0" distL="0" distR="0" wp14:anchorId="1B1F9310" wp14:editId="50A867B3">
+            <wp:extent cx="5791835" cy="5057140"/>
+            <wp:effectExtent l="0" t="0" r="0" b="0"/>
+            <wp:docPr id="442074026" name="Picture 1"/>
+            <wp:cNvGraphicFramePr>
+              <a:graphicFrameLocks xmlns:a="http://schemas.openxmlformats.org/drawingml/2006/main" noChangeAspect="1"/>
+            </wp:cNvGraphicFramePr>
+            <a:graphic xmlns:a="http://schemas.openxmlformats.org/drawingml/2006/main">
+              <a:graphicData uri="http://schemas.openxmlformats.org/drawingml/2006/picture">
+                <pic:pic xmlns:pic="http://schemas.openxmlformats.org/drawingml/2006/picture">
+                  <pic:nvPicPr>
+                    <pic:cNvPr id="442074026" name=""/>
+                    <pic:cNvPicPr/>
+                  </pic:nvPicPr>
+                  <pic:blipFill>
+                    <a:blip r:embed="rId24"/>
+                    <a:stretch>
+                      <a:fillRect/>
+                    </a:stretch>
+                  </pic:blipFill>
+                  <pic:spPr>
+                    <a:xfrm>
+                      <a:off x="0" y="0"/>
+                      <a:ext cx="5791835" cy="5057140"/>
+                    </a:xfrm>
+                    <a:prstGeom prst="rect">
+                      <a:avLst/>
+                    </a:prstGeom>
+                  </pic:spPr>
+                </pic:pic>
+              </a:graphicData>
+            </a:graphic>
+          </wp:inline>
+        </w:drawing>
+      </w:r>
+    </w:p>
+    <w:p>
+      <w:pPr>
+        <w:pStyle w:val="Caption"/>
+        <w:jc w:val="center"/>
+        <w:rPr>
+          <w:rFonts w:cs="Times New Roman"/>
+          <w:i/>
+          <w:iCs/>
+          <w:color w:val="000000" w:themeColor="text1"/>
+          <w:sz w:val="24"/>
+          <w:szCs w:val="24"/>
+          <w:lang w:val="vi-VN"/>
+        </w:rPr>
+      </w:pPr>
+      <w:bookmarkStart w:id="63" w:name="_Toc194275013"/>
+      <w:bookmarkStart w:id="64" w:name="_Toc194279537"/>
+      <w:r>
+        <w:rPr>
+          <w:rFonts w:cs="Times New Roman"/>
+          <w:i/>
+          <w:iCs/>
+          <w:color w:val="000000" w:themeColor="text1"/>
+          <w:sz w:val="24"/>
+          <w:szCs w:val="24"/>
+        </w:rPr>
+        <w:t>Hình</w:t>
+      </w:r>
+      <w:r>
+        <w:rPr>
+          <w:rFonts w:cs="Times New Roman"/>
+          <w:i/>
+          <w:iCs/>
+          <w:color w:val="000000" w:themeColor="text1"/>
+          <w:sz w:val="24"/>
+          <w:szCs w:val="24"/>
+          <w:lang w:val="vi-VN"/>
+        </w:rPr>
+        <w:t xml:space="preserve"> </w:t>
+      </w:r>
+      <w:r>
+        <w:rPr>
+          <w:rFonts w:cs="Times New Roman"/>
+          <w:i/>
+          <w:iCs/>
+          <w:color w:val="000000" w:themeColor="text1"/>
+          <w:sz w:val="24"/>
+          <w:szCs w:val="24"/>
+        </w:rPr>
+        <w:t>4.</w:t>
+      </w:r>
+      <w:r>
+        <w:rPr>
+          <w:rFonts w:cs="Times New Roman"/>
+          <w:i/>
+          <w:iCs/>
+          <w:color w:val="000000" w:themeColor="text1"/>
+          <w:sz w:val="24"/>
+          <w:szCs w:val="24"/>
+        </w:rPr>
+        <w:t>8</w:t>
+      </w:r>
+      <w:r>
+        <w:rPr>
+          <w:rFonts w:cs="Times New Roman"/>
+          <w:i/>
+          <w:iCs/>
+          <w:color w:val="000000" w:themeColor="text1"/>
+          <w:sz w:val="24"/>
+          <w:szCs w:val="24"/>
+        </w:rPr>
+        <w:t xml:space="preserve"> </w:t>
+      </w:r>
+      <w:bookmarkEnd w:id="63"/>
+      <w:bookmarkEnd w:id="64"/>
+      <w:r>
+        <w:rPr>
+          <w:rFonts w:cs="Times New Roman"/>
+          <w:i/>
+          <w:iCs/>
+          <w:color w:val="000000" w:themeColor="text1"/>
+          <w:sz w:val="24"/>
+          <w:szCs w:val="24"/>
+        </w:rPr>
+        <w:t>Sơ</w:t>
+      </w:r>
+      <w:r>
+        <w:rPr>
+          <w:rFonts w:cs="Times New Roman"/>
+          <w:i/>
+          <w:iCs/>
+          <w:color w:val="000000" w:themeColor="text1"/>
+          <w:sz w:val="24"/>
+          <w:szCs w:val="24"/>
+          <w:lang w:val="vi-VN"/>
+        </w:rPr>
+        <w:t xml:space="preserve"> đồ truy xuất tri thức</w:t>
+      </w:r>
+    </w:p>
+    <w:p>
+      <w:pPr>
+        <w:keepNext/>
+        <w:spacing w:line="24" w:lineRule="atLeast"/>
+        <w:ind w:firstLine="567"/>
+        <w:jc w:val="both"/>
+        <w:rPr>
+          <w:rFonts w:cs="Times New Roman"/>
+        </w:rPr>
+      </w:pPr>
+      <w:r>
+        <w:rPr>
+          <w:rFonts w:cs="Times New Roman"/>
+        </w:rPr>
+        <w:t>Sau khi tiếp nhận câu hỏi của người dùng, GraphRAG thực hiện bước truy xuất tri thức nhằm thu thập các thông tin liên quan phục vụ quá trình sinh câu trả lời. Khác với các hệ thống hỏi đáp truyền thống chỉ sử dụng một nguồn dữ liệu, hệ thống trong nghiên cứu này kết hợp đồng thời hai cơ chế truy xuất gồm truy xuất đồ thị tri thức từ Neo4j và truy xuất ngữ nghĩa từ cơ sở dữ liệu vector FAISS.</w:t>
+      </w:r>
+    </w:p>
+    <w:p>
+      <w:pPr>
+        <w:keepNext/>
+        <w:spacing w:line="24" w:lineRule="atLeast"/>
+        <w:ind w:firstLine="567"/>
+        <w:jc w:val="both"/>
+        <w:rPr>
+          <w:rFonts w:cs="Times New Roman"/>
+        </w:rPr>
+      </w:pPr>
+      <w:r>
+        <w:rPr>
+          <w:rFonts w:cs="Times New Roman"/>
+        </w:rPr>
+        <w:t>Đối với Neo4j, hệ thống sử dụng các thực thể được nhận dạng từ câu hỏi để xây dựng truy vấn Cypher và tìm kiếm các nút, mối quan hệ cũng như các tiểu đồ thị (Subgraph) liên quan. Kết quả truy xuất phản ánh các tri thức có cấu trúc như mối quan hệ giữa bệnh lý, thực phẩm, chất dinh dưỡng và các khuyến nghị dinh dưỡng.</w:t>
+      </w:r>
+    </w:p>
+    <w:p>
+      <w:pPr>
+        <w:keepNext/>
+        <w:spacing w:line="24" w:lineRule="atLeast"/>
+        <w:ind w:firstLine="567"/>
+        <w:jc w:val="both"/>
+        <w:rPr>
+          <w:rFonts w:cs="Times New Roman"/>
+        </w:rPr>
+      </w:pPr>
+      <w:r>
+        <w:rPr>
+          <w:rFonts w:cs="Times New Roman"/>
+        </w:rPr>
+        <w:t xml:space="preserve">Song song với quá trình truy xuất đồ thị, hệ thống tiến hành tìm kiếm các đoạn văn bản có nội dung tương đồng trong cơ sở dữ liệu vector FAISS. Các tài liệu y văn sau khi được tiền xử lý sẽ được chia thành các đoạn văn bản nhỏ và chuyển đổi thành vector ngữ </w:t>
+      </w:r>
+      <w:r>
+        <w:rPr>
+          <w:rFonts w:cs="Times New Roman"/>
+        </w:rPr>
+        <w:lastRenderedPageBreak/>
+        <w:t>nghĩa. Khi người dùng đặt câu hỏi, hệ thống tính toán độ tương đồng giữa vector câu hỏi và các vector đã lưu để lựa chọn các đoạn văn bản có mức độ liên quan cao nhất.</w:t>
+      </w:r>
+    </w:p>
+    <w:p>
+      <w:pPr>
+        <w:pStyle w:val="Heading2"/>
+        <w:spacing w:line="24" w:lineRule="atLeast"/>
+        <w:jc w:val="both"/>
+        <w:rPr>
+          <w:rFonts w:eastAsiaTheme="minorHAnsi" w:cs="Times New Roman"/>
+          <w:b w:val="0"/>
+          <w:bCs w:val="0"/>
+          <w:sz w:val="26"/>
+          <w:szCs w:val="22"/>
+          <w:lang w:val="vi-VN"/>
+        </w:rPr>
+      </w:pPr>
+      <w:bookmarkStart w:id="65" w:name="_Toc224129209"/>
+      <w:bookmarkStart w:id="66" w:name="_Toc225007704"/>
+      <w:r>
+        <w:rPr>
+          <w:rFonts w:eastAsiaTheme="minorHAnsi" w:cs="Times New Roman"/>
+          <w:b w:val="0"/>
+          <w:bCs w:val="0"/>
+          <w:sz w:val="26"/>
+          <w:szCs w:val="22"/>
+        </w:rPr>
+        <w:t>Việc kết hợp đồng thời hai nguồn truy xuất giúp hệ thống tận dụng được ưu điểm của cả dữ liệu có cấu trúc và dữ liệu phi cấu trúc. Trong khi Neo4j cung cấp các quan hệ chính xác giữa các thực thể, FAISS bổ sung các đoạn văn bản giải thích chi tiết từ tài liệu y văn. Kết quả truy xuất từ hai nguồn sẽ được chuyển đến bước xây dựng ngữ cảnh để phục vụ mô hình ngôn ngữ lớn.</w:t>
+      </w:r>
+    </w:p>
+    <w:p>
+      <w:pPr>
+        <w:pStyle w:val="Heading2"/>
+        <w:spacing w:line="24" w:lineRule="atLeast"/>
+        <w:jc w:val="both"/>
+        <w:rPr>
+          <w:rStyle w:val="Hyperlink"/>
+          <w:rFonts w:cs="Times New Roman"/>
+          <w:color w:val="000000" w:themeColor="text1"/>
+          <w:szCs w:val="28"/>
+          <w:u w:val="none"/>
+          <w:lang w:val="vi-VN"/>
+        </w:rPr>
+      </w:pPr>
+      <w:r>
+        <w:rPr>
+          <w:rFonts w:eastAsiaTheme="minorHAnsi" w:cs="Times New Roman"/>
+          <w:b w:val="0"/>
+          <w:bCs w:val="0"/>
+          <w:sz w:val="26"/>
+          <w:szCs w:val="22"/>
+        </w:rPr>
+        <w:t xml:space="preserve"> </w:t>
+      </w:r>
+      <w:r>
+        <w:rPr>
+          <w:rFonts w:cs="Times New Roman"/>
+          <w:szCs w:val="28"/>
+        </w:rPr>
+        <w:t>4</w:t>
+      </w:r>
+      <w:r>
+        <w:rPr>
+          <w:rFonts w:cs="Times New Roman"/>
+          <w:szCs w:val="28"/>
+          <w:lang w:val="vi-VN"/>
+        </w:rPr>
+        <w:t>.</w:t>
+      </w:r>
+      <w:r>
+        <w:rPr>
+          <w:rFonts w:cs="Times New Roman"/>
+          <w:szCs w:val="28"/>
+        </w:rPr>
+        <w:t>5</w:t>
+      </w:r>
+      <w:r>
+        <w:rPr>
+          <w:rFonts w:cs="Times New Roman"/>
+          <w:szCs w:val="28"/>
+          <w:lang w:val="vi-VN"/>
+        </w:rPr>
+        <w:t xml:space="preserve">  </w:t>
+      </w:r>
+      <w:bookmarkEnd w:id="65"/>
+      <w:bookmarkEnd w:id="66"/>
+      <w:r>
+        <w:rPr>
+          <w:rFonts w:cs="Times New Roman"/>
+          <w:color w:val="000000" w:themeColor="text1"/>
+          <w:szCs w:val="28"/>
+        </w:rPr>
+        <w:t>XÂY DỰNG NGỮ CẢNH</w:t>
+      </w:r>
+    </w:p>
+    <w:p>
+      <w:pPr>
+        <w:keepNext/>
+        <w:spacing w:line="24" w:lineRule="atLeast"/>
+        <w:jc w:val="both"/>
+        <w:rPr>
+          <w:rFonts w:cs="Times New Roman"/>
+          <w:szCs w:val="26"/>
+        </w:rPr>
+      </w:pPr>
+    </w:p>
+    <w:p>
+      <w:pPr>
+        <w:keepNext/>
+        <w:spacing w:line="24" w:lineRule="atLeast"/>
+        <w:jc w:val="center"/>
+        <w:rPr>
+          <w:rFonts w:cs="Times New Roman"/>
+        </w:rPr>
+      </w:pPr>
+      <w:r>
+        <w:rPr>
+          <w:rFonts w:cs="Times New Roman"/>
+        </w:rPr>
+        <w:drawing>
+          <wp:inline distT="0" distB="0" distL="0" distR="0" wp14:anchorId="157F3D93" wp14:editId="49732694">
+            <wp:extent cx="4120445" cy="4851615"/>
+            <wp:effectExtent l="0" t="0" r="0" b="6350"/>
+            <wp:docPr id="1575369939" name="Picture 1"/>
+            <wp:cNvGraphicFramePr>
+              <a:graphicFrameLocks xmlns:a="http://schemas.openxmlformats.org/drawingml/2006/main" noChangeAspect="1"/>
+            </wp:cNvGraphicFramePr>
+            <a:graphic xmlns:a="http://schemas.openxmlformats.org/drawingml/2006/main">
+              <a:graphicData uri="http://schemas.openxmlformats.org/drawingml/2006/picture">
+                <pic:pic xmlns:pic="http://schemas.openxmlformats.org/drawingml/2006/picture">
+                  <pic:nvPicPr>
+                    <pic:cNvPr id="1575369939" name=""/>
+                    <pic:cNvPicPr/>
+                  </pic:nvPicPr>
+                  <pic:blipFill>
+                    <a:blip r:embed="rId25"/>
+                    <a:stretch>
+                      <a:fillRect/>
+                    </a:stretch>
+                  </pic:blipFill>
+                  <pic:spPr>
+                    <a:xfrm>
+                      <a:off x="0" y="0"/>
+                      <a:ext cx="4125417" cy="4857469"/>
+                    </a:xfrm>
+                    <a:prstGeom prst="rect">
+                      <a:avLst/>
+                    </a:prstGeom>
+                  </pic:spPr>
+                </pic:pic>
+              </a:graphicData>
+            </a:graphic>
+          </wp:inline>
+        </w:drawing>
+      </w:r>
+    </w:p>
+    <w:p>
+      <w:pPr>
+        <w:keepNext/>
+        <w:spacing w:line="24" w:lineRule="atLeast"/>
+        <w:jc w:val="center"/>
+        <w:rPr>
+          <w:rFonts w:cs="Times New Roman"/>
+        </w:rPr>
+      </w:pPr>
+    </w:p>
+    <w:p>
+      <w:pPr>
+        <w:pStyle w:val="Caption"/>
+        <w:tabs>
+          <w:tab w:val="center" w:pos="4560"/>
+          <w:tab w:val="left" w:pos="7213"/>
+        </w:tabs>
+        <w:jc w:val="center"/>
+        <w:rPr>
+          <w:rFonts w:cs="Times New Roman"/>
+          <w:i/>
+          <w:iCs/>
+          <w:color w:val="000000" w:themeColor="text1"/>
+          <w:sz w:val="24"/>
+          <w:szCs w:val="24"/>
+          <w:lang w:val="vi-VN"/>
+        </w:rPr>
+      </w:pPr>
+      <w:bookmarkStart w:id="67" w:name="_Toc194275017"/>
+      <w:bookmarkStart w:id="68" w:name="_Toc194279541"/>
+      <w:r>
+        <w:rPr>
+          <w:rFonts w:cs="Times New Roman"/>
+          <w:i/>
+          <w:iCs/>
+          <w:color w:val="000000" w:themeColor="text1"/>
+          <w:sz w:val="24"/>
+          <w:szCs w:val="24"/>
+        </w:rPr>
+        <w:t>Hình 4.</w:t>
+      </w:r>
+      <w:r>
+        <w:rPr>
+          <w:rFonts w:cs="Times New Roman"/>
+          <w:i/>
+          <w:iCs/>
+          <w:color w:val="000000" w:themeColor="text1"/>
+          <w:sz w:val="24"/>
+          <w:szCs w:val="24"/>
+        </w:rPr>
+        <w:t>9</w:t>
+      </w:r>
+      <w:r>
+        <w:rPr>
+          <w:rFonts w:cs="Times New Roman"/>
+          <w:i/>
+          <w:iCs/>
+          <w:color w:val="000000" w:themeColor="text1"/>
+          <w:sz w:val="24"/>
+          <w:szCs w:val="24"/>
+          <w:lang w:val="vi-VN"/>
+        </w:rPr>
+        <w:t xml:space="preserve"> </w:t>
+      </w:r>
+      <w:r>
+        <w:rPr>
+          <w:rFonts w:cs="Times New Roman"/>
+          <w:i/>
+          <w:iCs/>
+          <w:color w:val="000000" w:themeColor="text1"/>
+          <w:sz w:val="24"/>
+          <w:szCs w:val="24"/>
+        </w:rPr>
+        <w:t xml:space="preserve"> Sơ đồ </w:t>
+      </w:r>
+      <w:bookmarkEnd w:id="67"/>
+      <w:bookmarkEnd w:id="68"/>
+      <w:r>
+        <w:rPr>
+          <w:rFonts w:cs="Times New Roman"/>
+          <w:i/>
+          <w:iCs/>
+          <w:color w:val="000000" w:themeColor="text1"/>
+          <w:sz w:val="24"/>
+          <w:szCs w:val="24"/>
+        </w:rPr>
+        <w:t>xây</w:t>
+      </w:r>
+      <w:r>
+        <w:rPr>
+          <w:rFonts w:cs="Times New Roman"/>
+          <w:i/>
+          <w:iCs/>
+          <w:color w:val="000000" w:themeColor="text1"/>
+          <w:sz w:val="24"/>
+          <w:szCs w:val="24"/>
+          <w:lang w:val="vi-VN"/>
+        </w:rPr>
+        <w:t xml:space="preserve"> dựng ngữ cảnh</w:t>
+      </w:r>
+    </w:p>
+    <w:p>
+      <w:pPr>
+        <w:ind w:firstLine="360"/>
+        <w:jc w:val="both"/>
+      </w:pPr>
+      <w:r>
+        <w:t>Sau khi hoàn thành quá trình truy xuất tri thức từ cơ sở dữ liệu đồ thị Neo4j và cơ sở dữ liệu vector FAISS, hệ thống tiến hành xây dựng ngữ cảnh (Context) nhằm cung cấp đầy đủ thông tin cho mô hình ngôn ngữ lớn (LLM). Chất lượng của ngữ cảnh quyết định trực tiếp đến độ chính xác và tính tin cậy của câu trả lời được sinh ra.</w:t>
+      </w:r>
+    </w:p>
+    <w:p>
+      <w:pPr>
+        <w:ind w:firstLine="360"/>
+        <w:jc w:val="both"/>
+      </w:pPr>
+      <w:r>
+        <w:lastRenderedPageBreak/>
+        <w:t>Trong nghiên cứu này, ngữ cảnh được hình thành từ hai nguồn dữ liệu bổ sung cho nhau. Nguồn thứ nhất là các tri thức có cấu trúc được truy xuất từ Neo4j, bao gồm các thực thể, mối quan hệ và các bộ ba tri thức liên quan đến câu hỏi của người dùng. Nguồn thứ hai là các đoạn văn bản có mức độ tương đồng cao được truy xuất từ FAISS, cung cấp các thông tin mô tả và giải thích chi tiết từ tài liệu y văn.</w:t>
+      </w:r>
+    </w:p>
+    <w:p>
+      <w:pPr>
+        <w:ind w:firstLine="360"/>
+        <w:jc w:val="both"/>
+      </w:pPr>
+      <w:r>
+        <w:t>Sau khi thu thập dữ liệu từ hai nguồn, hệ thống tiến hành hợp nhất các kết quả truy xuất thành một ngữ cảnh thống nhất. Trong quá trình này, các thông tin trùng lặp được loại bỏ, đồng thời các tri thức được sắp xếp theo mức độ liên quan với câu hỏi của người dùng. Việc ưu tiên các tri thức có độ liên quan cao giúp mô hình ngôn ngữ tập trung vào những thông tin quan trọng và hạn chế sử dụng các dữ liệu không cần thiết.</w:t>
+      </w:r>
+    </w:p>
+    <w:p>
+      <w:pPr>
+        <w:ind w:firstLine="360"/>
+        <w:jc w:val="both"/>
+      </w:pPr>
+      <w:r>
+        <w:t>Bên cạnh đó, hệ thống còn bổ sung thông tin về nguồn tài liệu của từng đoạn văn bản nhằm tăng tính minh bạch và khả năng kiểm chứng của câu trả lời. Toàn bộ ngữ cảnh sau khi được xây dựng sẽ được chuyển sang bước tạo Prompt để làm đầu vào cho mô hình ngôn ngữ lớn.</w:t>
+      </w:r>
+    </w:p>
+    <w:p>
+      <w:pPr>
+        <w:ind w:firstLine="360"/>
+        <w:jc w:val="both"/>
+      </w:pPr>
+      <w:r>
+        <w:t>Nhờ cơ chế kết hợp giữa dữ liệu có cấu trúc và dữ liệu phi cấu trúc, Context Builder giúp GraphRAG khai thác đồng thời các mối quan hệ trong đồ thị tri thức và nội dung từ tài liệu y văn. Điều này góp phần nâng cao khả năng suy luận của hệ thống, đồng thời giảm hiện tượng sinh thông tin không có căn cứ khi mô hình ngôn ngữ tạo câu trả lời.</w:t>
+      </w:r>
+    </w:p>
+    <w:p>
+      <w:pPr>
+        <w:ind w:firstLine="360"/>
+        <w:jc w:val="both"/>
+      </w:pPr>
+      <w:r>
+        <w:t>Sau khi ngữ cảnh được xây dựng, hệ thống tiến hành tạo Prompt để gửi đến mô hình ngôn ngữ lớn. Prompt đóng vai trò là cầu nối giữa GraphRAG và LLM, giúp mô hình hiểu được câu hỏi của người dùng cũng như phạm vi tri thức cần sử dụng để tạo câu trả lời.</w:t>
+      </w:r>
+    </w:p>
+    <w:p>
+      <w:pPr>
+        <w:ind w:firstLine="360"/>
+        <w:jc w:val="both"/>
+      </w:pPr>
+      <w:r>
+        <w:t>Prompt trong hệ thống bao gồm ba thành phần chính. Thành phần thứ nhất là câu hỏi của người dùng dưới dạng ngôn ngữ tự nhiên. Thành phần thứ hai là ngữ cảnh được xây dựng từ GraphRAG, bao gồm các bộ ba tri thức từ Neo4j và các đoạn văn bản liên quan từ FAISS. Thành phần cuối cùng là tập các hướng dẫn (Instruction) quy định cách thức trả lời của mô hình ngôn ngữ.</w:t>
+      </w:r>
+    </w:p>
+    <w:p>
+      <w:pPr>
+        <w:ind w:firstLine="360"/>
+        <w:jc w:val="both"/>
+      </w:pPr>
+      <w:r>
+        <w:t>Các hướng dẫn này yêu cầu mô hình chỉ sử dụng thông tin có trong ngữ cảnh được cung cấp, không tự bổ sung các kiến thức ngoài nguồn dữ liệu của hệ thống. Đồng thời, mô hình được yêu cầu ưu tiên sử dụng thuật ngữ y khoa chính xác, trình bày câu trả lời rõ ràng và đưa ra khuyến nghị phù hợp với thông tin đã được truy xuất.</w:t>
+      </w:r>
+    </w:p>
+    <w:p>
+      <w:pPr>
+        <w:ind w:firstLine="360"/>
+        <w:jc w:val="both"/>
+      </w:pPr>
+      <w:r>
+        <w:t>Việc xây dựng Prompt theo cấu trúc thống nhất giúp mô hình ngôn ngữ khai thác hiệu quả ngữ cảnh từ GraphRAG, từ đó nâng cao chất lượng câu trả lời và giảm nguy cơ sinh ra các thông tin không chính xác.</w:t>
+      </w:r>
+    </w:p>
+    <w:p>
+      <w:pPr>
+        <w:pStyle w:val="Heading2"/>
+        <w:jc w:val="both"/>
+        <w:rPr>
+          <w:lang w:val="vi-VN"/>
+        </w:rPr>
+      </w:pPr>
+      <w:bookmarkStart w:id="69" w:name="_Toc225007705"/>
+      <w:r>
+        <w:rPr>
+          <w:lang w:val="vi-VN"/>
+        </w:rPr>
+        <w:lastRenderedPageBreak/>
+        <w:t>4.6</w:t>
+      </w:r>
+      <w:r>
+        <w:t xml:space="preserve"> </w:t>
+      </w:r>
+      <w:bookmarkEnd w:id="69"/>
+      <w:r>
+        <w:t>SINH CÂU TRẢ LỜI BẰNG MÔ HÌNH NGÔN NGỮ LỚN</w:t>
+      </w:r>
+    </w:p>
+    <w:p>
+      <w:pPr>
+        <w:jc w:val="center"/>
+        <w:rPr>
+          <w:lang w:val="vi-VN"/>
+        </w:rPr>
+      </w:pPr>
+      <w:r>
+        <w:rPr>
+          <w:lang w:val="vi-VN"/>
+        </w:rPr>
+        <w:drawing>
+          <wp:inline distT="0" distB="0" distL="0" distR="0" wp14:anchorId="2C211DC9" wp14:editId="5F0C66F5">
+            <wp:extent cx="2558642" cy="3477129"/>
+            <wp:effectExtent l="0" t="0" r="0" b="9525"/>
+            <wp:docPr id="976916626" name="Picture 1"/>
+            <wp:cNvGraphicFramePr>
+              <a:graphicFrameLocks xmlns:a="http://schemas.openxmlformats.org/drawingml/2006/main" noChangeAspect="1"/>
+            </wp:cNvGraphicFramePr>
+            <a:graphic xmlns:a="http://schemas.openxmlformats.org/drawingml/2006/main">
+              <a:graphicData uri="http://schemas.openxmlformats.org/drawingml/2006/picture">
+                <pic:pic xmlns:pic="http://schemas.openxmlformats.org/drawingml/2006/picture">
+                  <pic:nvPicPr>
+                    <pic:cNvPr id="976916626" name=""/>
+                    <pic:cNvPicPr/>
+                  </pic:nvPicPr>
+                  <pic:blipFill>
+                    <a:blip r:embed="rId26"/>
+                    <a:stretch>
+                      <a:fillRect/>
+                    </a:stretch>
+                  </pic:blipFill>
+                  <pic:spPr>
+                    <a:xfrm>
+                      <a:off x="0" y="0"/>
+                      <a:ext cx="2562000" cy="3481693"/>
+                    </a:xfrm>
+                    <a:prstGeom prst="rect">
+                      <a:avLst/>
+                    </a:prstGeom>
+                  </pic:spPr>
+                </pic:pic>
+              </a:graphicData>
+            </a:graphic>
+          </wp:inline>
+        </w:drawing>
+      </w:r>
+    </w:p>
+    <w:p>
+      <w:pPr>
+        <w:pStyle w:val="Caption"/>
+        <w:jc w:val="center"/>
+        <w:rPr>
+          <w:i/>
+          <w:iCs/>
+          <w:color w:val="000000" w:themeColor="text1"/>
+          <w:sz w:val="24"/>
+          <w:szCs w:val="24"/>
+          <w:lang w:val="vi-VN"/>
+        </w:rPr>
+      </w:pPr>
+      <w:r>
+        <w:rPr>
+          <w:i/>
+          <w:iCs/>
+          <w:color w:val="000000" w:themeColor="text1"/>
+          <w:sz w:val="24"/>
+          <w:szCs w:val="24"/>
+        </w:rPr>
+        <w:t>4</w:t>
+      </w:r>
+      <w:r>
+        <w:rPr>
+          <w:i/>
+          <w:iCs/>
+          <w:color w:val="000000" w:themeColor="text1"/>
+          <w:sz w:val="24"/>
+          <w:szCs w:val="24"/>
+          <w:lang w:val="vi-VN"/>
+        </w:rPr>
+        <w:t xml:space="preserve">.10 Sơ đồ </w:t>
+      </w:r>
+      <w:r>
+        <w:rPr>
+          <w:i/>
+          <w:iCs/>
+          <w:color w:val="000000" w:themeColor="text1"/>
+          <w:sz w:val="24"/>
+          <w:szCs w:val="24"/>
+          <w:lang w:val="vi-VN"/>
+        </w:rPr>
+        <w:t>sinh câu trả lời bằng ngôn ngữ lớn</w:t>
+      </w:r>
+    </w:p>
+    <w:p>
+      <w:pPr>
+        <w:ind w:firstLine="567"/>
+        <w:rPr>
+          <w:color w:val="000000" w:themeColor="text1"/>
+        </w:rPr>
+      </w:pPr>
+      <w:r>
+        <w:rPr>
+          <w:color w:val="000000" w:themeColor="text1"/>
+        </w:rPr>
+        <w:t>Sau khi ngữ cảnh được xây dựng, hệ thống chuyển toàn bộ thông tin đến mô hình ngôn ngữ lớn (Large Language Model – LLM) để sinh câu trả lời cho người dùng. Khác với các hệ thống hỏi đáp truyền thống chỉ dựa vào kiến thức đã được huấn luyện sẵn của mô hình, GraphRAG yêu cầu LLM sử dụng ngữ cảnh được truy xuất từ Knowledge Graph và cơ sở dữ liệu vector làm nguồn thông tin chính trong quá trình sinh câu trả lời.</w:t>
+      </w:r>
+    </w:p>
+    <w:p>
+      <w:pPr>
+        <w:ind w:firstLine="567"/>
+        <w:rPr>
+          <w:color w:val="000000" w:themeColor="text1"/>
+        </w:rPr>
+      </w:pPr>
+      <w:r>
+        <w:rPr>
+          <w:color w:val="000000" w:themeColor="text1"/>
+        </w:rPr>
+        <w:t>Trong nghiên cứu này, mô hình Llama 3.1-8B-Instruct được sử dụng để sinh câu trả lời bằng ngôn ngữ tự nhiên. Đầu vào của mô hình bao gồm câu hỏi của người dùng, ngữ cảnh được xây dựng từ GraphRAG và tập các hướng dẫn (Instruction) nhằm kiểm soát cách thức trả lời. Các hướng dẫn này yêu cầu mô hình chỉ sử dụng thông tin có trong ngữ cảnh, không tự bổ sung các kiến thức ngoài nguồn dữ liệu của hệ thống và trình bày câu trả lời theo ngôn ngữ rõ ràng, dễ hiểu.</w:t>
+      </w:r>
+    </w:p>
+    <w:p>
+      <w:pPr>
+        <w:ind w:firstLine="567"/>
+        <w:rPr>
+          <w:color w:val="000000" w:themeColor="text1"/>
+        </w:rPr>
+      </w:pPr>
+      <w:r>
+        <w:rPr>
+          <w:color w:val="000000" w:themeColor="text1"/>
+        </w:rPr>
+        <w:t>Trong quá trình sinh câu trả lời, LLM thực hiện tổng hợp các tri thức từ đồ thị tri thức và các đoạn văn bản y văn đã được truy xuất để tạo thành một câu trả lời hoàn chỉnh. Việc kết hợp hai nguồn tri thức giúp mô hình vừa khai thác được các mối quan hệ có cấu trúc trong Knowledge Graph, vừa cung cấp thêm các giải thích chi tiết dựa trên tài liệu y khoa, từ đó nâng cao tính đầy đủ và khả năng giải thích của kết quả.</w:t>
+      </w:r>
+    </w:p>
+    <w:p>
+      <w:pPr>
+        <w:ind w:firstLine="567"/>
+        <w:rPr>
+          <w:color w:val="000000" w:themeColor="text1"/>
+        </w:rPr>
+      </w:pPr>
+      <w:r>
+        <w:rPr>
+          <w:color w:val="000000" w:themeColor="text1"/>
+        </w:rPr>
+        <w:t xml:space="preserve">Để tăng độ an toàn và hạn chế hiện tượng sinh thông tin không có căn cứ (Hallucination), mô hình chỉ được phép sử dụng các thông tin xuất hiện trong ngữ cảnh do GraphRAG cung cấp. Trong trường hợp dữ liệu truy xuất không đủ để trả lời câu </w:t>
+      </w:r>
+      <w:r>
+        <w:rPr>
+          <w:color w:val="000000" w:themeColor="text1"/>
+        </w:rPr>
+        <w:lastRenderedPageBreak/>
+        <w:t>hỏi hoặc câu hỏi nằm ngoài phạm vi của hệ thống, chatbot sẽ thông báo cho người dùng thay vì tự tạo ra các nội dung không được kiểm chứng.</w:t>
+      </w:r>
+    </w:p>
+    <w:p>
+      <w:pPr>
+        <w:ind w:firstLine="567"/>
+        <w:rPr>
+          <w:color w:val="000000" w:themeColor="text1"/>
+          <w:lang w:val="vi-VN"/>
+        </w:rPr>
+      </w:pPr>
+      <w:r>
+        <w:rPr>
+          <w:color w:val="000000" w:themeColor="text1"/>
+        </w:rPr>
+        <w:t>Kết quả đầu ra của mô hình ngôn ngữ là câu trả lời hoàn chỉnh bằng tiếng Việt, bao gồm thông tin tư vấn dinh dưỡng, giải thích nguyên nhân và các khuyến nghị phù hợp đối với bệnh đái tháo đường hoặc tăng huyết áp. Câu trả lời sau đó được chuyển đến giao diện chatbot để hiển thị cho người dùng.</w:t>
+      </w:r>
+    </w:p>
+    <w:p>
+      <w:pPr>
+        <w:pStyle w:val="Heading2"/>
+        <w:jc w:val="both"/>
+        <w:rPr>
+          <w:rFonts w:cs="Times New Roman"/>
+          <w:color w:val="000000" w:themeColor="text1"/>
+          <w:szCs w:val="28"/>
+          <w:lang w:val="vi-VN"/>
+        </w:rPr>
+      </w:pPr>
+      <w:bookmarkStart w:id="70" w:name="_Toc224129210"/>
+      <w:bookmarkStart w:id="71" w:name="_Toc225007706"/>
+      <w:r>
+        <w:rPr>
+          <w:rStyle w:val="Hyperlink"/>
+          <w:rFonts w:cs="Times New Roman"/>
+          <w:color w:val="000000" w:themeColor="text1"/>
+          <w:szCs w:val="28"/>
+          <w:u w:val="none"/>
+          <w:lang w:val="vi-VN"/>
+        </w:rPr>
+        <w:t>4.</w:t>
+      </w:r>
+      <w:r>
+        <w:rPr>
+          <w:rStyle w:val="Hyperlink"/>
+          <w:rFonts w:cs="Times New Roman"/>
+          <w:color w:val="000000" w:themeColor="text1"/>
+          <w:szCs w:val="28"/>
+          <w:u w:val="none"/>
+          <w:lang w:val="vi-VN"/>
+        </w:rPr>
+        <w:t>7</w:t>
+      </w:r>
+      <w:r>
+        <w:rPr>
+          <w:rStyle w:val="Hyperlink"/>
+          <w:rFonts w:cs="Times New Roman"/>
+          <w:color w:val="000000" w:themeColor="text1"/>
+          <w:szCs w:val="28"/>
+          <w:u w:val="none"/>
+          <w:lang w:val="vi-VN"/>
+        </w:rPr>
+        <w:t xml:space="preserve">. </w:t>
+      </w:r>
+      <w:bookmarkEnd w:id="70"/>
+      <w:bookmarkEnd w:id="71"/>
+      <w:r>
+        <w:rPr>
+          <w:rFonts w:cs="Times New Roman"/>
+          <w:color w:val="000000" w:themeColor="text1"/>
+          <w:szCs w:val="28"/>
+        </w:rPr>
+        <w:t>XÂY DỰNG CHATBOT TƯ VẤN DINH DƯỠNG</w:t>
+      </w:r>
+      <w:r>
+        <w:rPr>
+          <w:rFonts w:cs="Times New Roman"/>
+          <w:color w:val="000000" w:themeColor="text1"/>
+          <w:szCs w:val="28"/>
+          <w:lang w:val="vi-VN"/>
+        </w:rPr>
+        <w:t xml:space="preserve"> </w:t>
+      </w:r>
+    </w:p>
+    <w:p>
+      <w:pPr>
+        <w:pStyle w:val="Heading2"/>
+        <w:jc w:val="both"/>
+        <w:rPr>
+          <w:rFonts w:cs="Times New Roman"/>
+          <w:lang w:val="vi-VN"/>
+        </w:rPr>
+      </w:pPr>
+      <w:r>
+        <w:rPr>
+          <w:rFonts w:cs="Times New Roman"/>
+          <w:lang w:val="vi-VN"/>
+        </w:rPr>
+        <w:t>4.</w:t>
+      </w:r>
+      <w:r>
+        <w:rPr>
+          <w:rFonts w:cs="Times New Roman"/>
+          <w:lang w:val="vi-VN"/>
+        </w:rPr>
+        <w:t>7</w:t>
+      </w:r>
+      <w:r>
+        <w:rPr>
+          <w:rFonts w:cs="Times New Roman"/>
+          <w:lang w:val="vi-VN"/>
+        </w:rPr>
+        <w:t xml:space="preserve">.1 </w:t>
+      </w:r>
+      <w:r>
+        <w:rPr>
+          <w:rFonts w:cs="Times New Roman"/>
+        </w:rPr>
+        <w:t>Kiến trúc hệ thống Chatbot</w:t>
+      </w:r>
+    </w:p>
+    <w:p>
+      <w:pPr>
+        <w:ind w:firstLine="567"/>
+      </w:pPr>
+      <w:r>
+        <w:t>Sau khi hoàn thành quá trình xây dựng đồ thị tri thức và tích hợp GraphRAG, hệ thống được triển khai dưới dạng một chatbot tư vấn dinh dưỡng cho bệnh đái tháo đường và tăng huyết áp. Chatbot đóng vai trò là giao diện tương tác giữa người dùng và hệ thống, cho phép người dùng đặt câu hỏi bằng ngôn ngữ tự nhiên và nhận được câu trả lời dựa trên tri thức đã được xây dựng.</w:t>
+      </w:r>
+    </w:p>
+    <w:p>
+      <w:pPr>
+        <w:ind w:firstLine="567"/>
+      </w:pPr>
+      <w:r>
+        <w:t>Kiến trúc của chatbot được thiết kế theo mô hình nhiều tầng (Multi-layer Architecture), bao gồm giao diện người dùng (Frontend), máy chủ xử lý (Backend), cơ sở dữ liệu tri thức và mô hình ngôn ngữ lớn. Mỗi thành phần đảm nhiệm một chức năng riêng nhưng được kết nối thông qua các API nhằm đảm bảo khả năng mở rộng và dễ dàng bảo trì.</w:t>
+      </w:r>
+    </w:p>
+    <w:p>
+      <w:pPr>
+        <w:ind w:firstLine="567"/>
+      </w:pPr>
+      <w:r>
+        <w:t>Người dùng tương tác với chatbot thông qua giao diện Web được phát triển bằng ReactJS. Mọi câu hỏi sau khi được nhập sẽ được gửi đến Backend thông qua các dịch vụ RESTful API. Backend chịu trách nhiệm phân tích yêu cầu, điều phối quá trình truy xuất tri thức bằng GraphRAG, gọi mô hình ngôn ngữ lớn để sinh câu trả lời và trả kết quả về giao diện người dùng.</w:t>
+      </w:r>
+    </w:p>
+    <w:p>
+      <w:pPr>
+        <w:ind w:firstLine="567"/>
+      </w:pPr>
+      <w:r>
+        <w:t>Bên trong Backend, GraphRAG đóng vai trò là thành phần trung tâm trong quá trình xử lý. Module này thực hiện truy xuất tri thức từ Neo4j, tìm kiếm ngữ nghĩa trong FAISS, xây dựng ngữ cảnh và tạo Prompt cho mô hình ngôn ngữ lớn. Nhờ đó, chatbot không chỉ trả lời dựa trên kiến thức đã huấn luyện mà còn khai thác trực tiếp các tri thức được xây dựng từ y văn Việt Nam.</w:t>
+      </w:r>
+    </w:p>
+    <w:p>
+      <w:pPr>
+        <w:ind w:firstLine="567"/>
+      </w:pPr>
+      <w:r>
+        <w:t>Kiến trúc nhiều tầng giúp hệ thống có khả năng mở rộng linh hoạt. Trong tương lai, hệ thống có thể bổ sung thêm các bệnh lý mới, thay thế mô hình ngôn ngữ lớn hoặc mở rộng nguồn dữ liệu mà không ảnh hưởng đến các thành phần còn lại.</w:t>
+      </w:r>
+    </w:p>
+    <w:p>
+      <w:pPr>
+        <w:jc w:val="center"/>
+        <w:rPr>
+          <w:lang w:val="vi-VN"/>
+        </w:rPr>
+      </w:pPr>
+      <w:r>
+        <w:rPr>
+          <w:lang w:val="vi-VN"/>
+        </w:rPr>
+        <w:lastRenderedPageBreak/>
+        <w:drawing>
+          <wp:inline distT="0" distB="0" distL="0" distR="0" wp14:anchorId="7F144A64" wp14:editId="5E8F1B53">
+            <wp:extent cx="3371850" cy="3506598"/>
+            <wp:effectExtent l="0" t="0" r="0" b="0"/>
+            <wp:docPr id="391322375" name="Picture 1"/>
+            <wp:cNvGraphicFramePr>
+              <a:graphicFrameLocks xmlns:a="http://schemas.openxmlformats.org/drawingml/2006/main" noChangeAspect="1"/>
+            </wp:cNvGraphicFramePr>
+            <a:graphic xmlns:a="http://schemas.openxmlformats.org/drawingml/2006/main">
+              <a:graphicData uri="http://schemas.openxmlformats.org/drawingml/2006/picture">
+                <pic:pic xmlns:pic="http://schemas.openxmlformats.org/drawingml/2006/picture">
+                  <pic:nvPicPr>
+                    <pic:cNvPr id="391322375" name=""/>
                     <pic:cNvPicPr/>
                   </pic:nvPicPr>
                   <pic:blipFill>
@@ -23486,7 +22730,7 @@
                   <pic:spPr>
                     <a:xfrm>
                       <a:off x="0" y="0"/>
-                      <a:ext cx="5791835" cy="4955540"/>
+                      <a:ext cx="3387065" cy="3522421"/>
                     </a:xfrm>
                     <a:prstGeom prst="rect">
                       <a:avLst/>
@@ -23501,39 +22745,50 @@
     </w:p>
     <w:p>
       <w:pPr>
-        <w:pStyle w:val="Caption"/>
-        <w:jc w:val="center"/>
-        <w:rPr>
-          <w:rFonts w:cs="Times New Roman"/>
+        <w:jc w:val="both"/>
+        <w:rPr>
+          <w:rFonts w:cs="Times New Roman"/>
+          <w:b/>
+          <w:bCs/>
           <w:i/>
           <w:iCs/>
+          <w:lang w:val="vi-VN"/>
+        </w:rPr>
+      </w:pPr>
+    </w:p>
+    <w:p>
+      <w:pPr>
+        <w:jc w:val="center"/>
+        <w:rPr>
+          <w:rFonts w:cs="Times New Roman"/>
           <w:color w:val="000000" w:themeColor="text1"/>
-          <w:sz w:val="24"/>
-          <w:szCs w:val="24"/>
-          <w:lang w:val="vi-VN"/>
-        </w:rPr>
-      </w:pPr>
-      <w:bookmarkStart w:id="84" w:name="_Toc194275021"/>
-      <w:bookmarkStart w:id="85" w:name="_Toc194279545"/>
-      <w:r>
-        <w:rPr>
-          <w:rFonts w:cs="Times New Roman"/>
-          <w:i/>
-          <w:iCs/>
-          <w:color w:val="000000" w:themeColor="text1"/>
-          <w:sz w:val="24"/>
-          <w:szCs w:val="24"/>
-        </w:rPr>
-        <w:t>Hình</w:t>
-      </w:r>
-      <w:r>
-        <w:rPr>
-          <w:rFonts w:cs="Times New Roman"/>
-          <w:i/>
-          <w:iCs/>
-          <w:color w:val="000000" w:themeColor="text1"/>
-          <w:sz w:val="24"/>
-          <w:szCs w:val="24"/>
+          <w:szCs w:val="26"/>
+          <w:lang w:val="vi-VN"/>
+        </w:rPr>
+      </w:pPr>
+      <w:r>
+        <w:rPr>
+          <w:rFonts w:cs="Times New Roman"/>
+          <w:b/>
+          <w:bCs/>
+          <w:lang w:val="vi-VN"/>
+        </w:rPr>
+        <w:t>Hình 4.</w:t>
+      </w:r>
+      <w:r>
+        <w:rPr>
+          <w:rFonts w:cs="Times New Roman"/>
+          <w:b/>
+          <w:bCs/>
+          <w:lang w:val="vi-VN"/>
+        </w:rPr>
+        <w:t>11</w:t>
+      </w:r>
+      <w:r>
+        <w:rPr>
+          <w:rFonts w:cs="Times New Roman"/>
+          <w:b/>
+          <w:bCs/>
           <w:lang w:val="vi-VN"/>
         </w:rPr>
         <w:t xml:space="preserve"> </w:t>
@@ -23541,101 +22796,61 @@
       <w:r>
         <w:rPr>
           <w:rFonts w:cs="Times New Roman"/>
-          <w:i/>
-          <w:iCs/>
-          <w:color w:val="000000" w:themeColor="text1"/>
-          <w:sz w:val="24"/>
-          <w:szCs w:val="24"/>
-        </w:rPr>
-        <w:t>4.</w:t>
-      </w:r>
-      <w:r>
-        <w:rPr>
-          <w:rFonts w:cs="Times New Roman"/>
-          <w:i/>
-          <w:iCs/>
-          <w:color w:val="000000" w:themeColor="text1"/>
-          <w:sz w:val="24"/>
-          <w:szCs w:val="24"/>
-          <w:lang w:val="vi-VN"/>
-        </w:rPr>
-        <w:t>15</w:t>
-      </w:r>
-      <w:r>
-        <w:rPr>
-          <w:rFonts w:cs="Times New Roman"/>
-          <w:i/>
-          <w:iCs/>
-          <w:color w:val="000000" w:themeColor="text1"/>
-          <w:sz w:val="24"/>
-          <w:szCs w:val="24"/>
-          <w:lang w:val="vi-VN"/>
-        </w:rPr>
-        <w:t xml:space="preserve"> Sơ đồ Class Diagram </w:t>
-      </w:r>
-      <w:r>
-        <w:rPr>
-          <w:rFonts w:cs="Times New Roman"/>
-          <w:i/>
-          <w:iCs/>
-          <w:color w:val="000000" w:themeColor="text1"/>
-          <w:sz w:val="24"/>
-          <w:szCs w:val="24"/>
-        </w:rPr>
-        <w:t>(</w:t>
-      </w:r>
-      <w:r>
-        <w:rPr>
-          <w:rFonts w:cs="Times New Roman"/>
-          <w:i/>
-          <w:iCs/>
-          <w:color w:val="000000" w:themeColor="text1"/>
-          <w:sz w:val="24"/>
-          <w:szCs w:val="24"/>
-        </w:rPr>
-        <w:t>2</w:t>
-      </w:r>
-      <w:r>
-        <w:rPr>
-          <w:rFonts w:cs="Times New Roman"/>
-          <w:i/>
-          <w:iCs/>
-          <w:color w:val="000000" w:themeColor="text1"/>
-          <w:sz w:val="24"/>
-          <w:szCs w:val="24"/>
-        </w:rPr>
-        <w:t>)</w:t>
-      </w:r>
-      <w:bookmarkEnd w:id="84"/>
-      <w:bookmarkEnd w:id="85"/>
-    </w:p>
-    <w:p>
-      <w:pPr>
-        <w:spacing w:line="24" w:lineRule="atLeast"/>
-        <w:jc w:val="center"/>
-        <w:rPr>
-          <w:rFonts w:cs="Times New Roman"/>
-          <w:i/>
-          <w:iCs/>
-          <w:sz w:val="24"/>
-          <w:szCs w:val="24"/>
-        </w:rPr>
-      </w:pPr>
-      <w:r>
-        <w:rPr>
-          <w:rFonts w:cs="Times New Roman"/>
-          <w:i/>
-          <w:iCs/>
-          <w:noProof/>
-          <w:sz w:val="24"/>
-          <w:szCs w:val="24"/>
-        </w:rPr>
-        <w:lastRenderedPageBreak/>
+          <w:b/>
+          <w:bCs/>
+          <w:lang w:val="vi-VN"/>
+        </w:rPr>
+        <w:t xml:space="preserve"> Sơ đồ </w:t>
+      </w:r>
+      <w:r>
+        <w:rPr>
+          <w:rFonts w:cs="Times New Roman"/>
+          <w:b/>
+          <w:bCs/>
+        </w:rPr>
+        <w:t>Kiến trúc hệ thống Chatbot</w:t>
+      </w:r>
+    </w:p>
+    <w:p>
+      <w:pPr>
+        <w:spacing w:after="0" w:line="240" w:lineRule="auto"/>
+        <w:ind w:firstLine="567"/>
+        <w:jc w:val="both"/>
+        <w:rPr>
+          <w:rFonts w:cs="Times New Roman"/>
+          <w:szCs w:val="26"/>
+          <w:lang w:val="vi-VN"/>
+        </w:rPr>
+      </w:pPr>
+      <w:r>
+        <w:rPr>
+          <w:rFonts w:cs="Times New Roman"/>
+          <w:szCs w:val="26"/>
+        </w:rPr>
+        <w:t>Backend của hệ thống được phát triển bằng FastAPI nhằm cung cấp các dịch vụ xử lý và giao tiếp giữa giao diện người dùng với các thành phần xử lý tri thức. FastAPI được lựa chọn nhờ khả năng xây dựng API hiệu năng cao, hỗ trợ bất đồng bộ và dễ dàng tích hợp với các thư viện trí tuệ nhân tạo.</w:t>
+      </w:r>
+    </w:p>
+    <w:p>
+      <w:pPr>
+        <w:spacing w:after="0" w:line="240" w:lineRule="auto"/>
+        <w:ind w:firstLine="567"/>
+        <w:rPr>
+          <w:rFonts w:cs="Times New Roman"/>
+          <w:szCs w:val="26"/>
+          <w:lang w:val="vi-VN"/>
+        </w:rPr>
+      </w:pPr>
+      <w:r>
+        <w:rPr>
+          <w:rFonts w:cs="Times New Roman"/>
+          <w:szCs w:val="26"/>
+          <w:lang w:val="vi-VN"/>
+        </w:rPr>
         <w:drawing>
-          <wp:inline distT="0" distB="0" distL="0" distR="0" wp14:anchorId="09BC4C97" wp14:editId="17D301CB">
-            <wp:extent cx="4677428" cy="7525800"/>
-            <wp:effectExtent l="0" t="0" r="8890" b="0"/>
-            <wp:docPr id="1635675052" name="Picture 1"/>
+          <wp:inline distT="0" distB="0" distL="0" distR="0" wp14:anchorId="341E4DEB" wp14:editId="04367C47">
+            <wp:extent cx="5194407" cy="3085550"/>
+            <wp:effectExtent l="0" t="0" r="6350" b="635"/>
+            <wp:docPr id="2024151694" name="Picture 1"/>
             <wp:cNvGraphicFramePr>
               <a:graphicFrameLocks xmlns:a="http://schemas.openxmlformats.org/drawingml/2006/main" noChangeAspect="1"/>
             </wp:cNvGraphicFramePr>
@@ -23643,7 +22858,7 @@
               <a:graphicData uri="http://schemas.openxmlformats.org/drawingml/2006/picture">
                 <pic:pic xmlns:pic="http://schemas.openxmlformats.org/drawingml/2006/picture">
                   <pic:nvPicPr>
-                    <pic:cNvPr id="1635675052" name=""/>
+                    <pic:cNvPr id="2024151694" name=""/>
                     <pic:cNvPicPr/>
                   </pic:nvPicPr>
                   <pic:blipFill>
@@ -23655,7 +22870,7 @@
                   <pic:spPr>
                     <a:xfrm>
                       <a:off x="0" y="0"/>
-                      <a:ext cx="4677428" cy="7525800"/>
+                      <a:ext cx="5197557" cy="3087421"/>
                     </a:xfrm>
                     <a:prstGeom prst="rect">
                       <a:avLst/>
@@ -23670,53 +22885,62 @@
     </w:p>
     <w:p>
       <w:pPr>
-        <w:keepNext/>
-        <w:spacing w:line="240" w:lineRule="auto"/>
-        <w:jc w:val="both"/>
-        <w:rPr>
-          <w:rFonts w:cs="Times New Roman"/>
-          <w:i/>
-          <w:iCs/>
-          <w:sz w:val="24"/>
-          <w:szCs w:val="24"/>
-        </w:rPr>
-      </w:pPr>
-    </w:p>
-    <w:p>
-      <w:pPr>
         <w:pStyle w:val="Caption"/>
         <w:jc w:val="center"/>
         <w:rPr>
           <w:rFonts w:cs="Times New Roman"/>
-          <w:i/>
-          <w:iCs/>
           <w:color w:val="000000" w:themeColor="text1"/>
-          <w:sz w:val="24"/>
-          <w:szCs w:val="24"/>
-          <w:lang w:val="vi-VN"/>
-        </w:rPr>
-      </w:pPr>
-      <w:bookmarkStart w:id="86" w:name="_Toc194275022"/>
-      <w:bookmarkStart w:id="87" w:name="_Toc194279546"/>
-      <w:r>
-        <w:rPr>
-          <w:rFonts w:cs="Times New Roman"/>
-          <w:i/>
-          <w:iCs/>
+          <w:szCs w:val="26"/>
+          <w:lang w:val="vi-VN"/>
+        </w:rPr>
+      </w:pPr>
+      <w:r>
+        <w:rPr>
           <w:color w:val="000000" w:themeColor="text1"/>
-          <w:sz w:val="24"/>
-          <w:szCs w:val="24"/>
-        </w:rPr>
-        <w:t>Hình</w:t>
-      </w:r>
-      <w:r>
-        <w:rPr>
-          <w:rFonts w:cs="Times New Roman"/>
-          <w:i/>
-          <w:iCs/>
+        </w:rPr>
+        <w:t>Hình 4</w:t>
+      </w:r>
+      <w:r>
+        <w:rPr>
           <w:color w:val="000000" w:themeColor="text1"/>
-          <w:sz w:val="24"/>
-          <w:szCs w:val="24"/>
+          <w:lang w:val="vi-VN"/>
+        </w:rPr>
+        <w:t>.12 Giao diện chatbot hỏi đáp dinh dưỡng</w:t>
+      </w:r>
+    </w:p>
+    <w:p>
+      <w:pPr>
+        <w:spacing w:after="0" w:line="240" w:lineRule="auto"/>
+        <w:ind w:firstLine="567"/>
+        <w:rPr>
+          <w:rFonts w:cs="Times New Roman"/>
+          <w:szCs w:val="26"/>
+          <w:lang w:val="vi-VN"/>
+        </w:rPr>
+      </w:pPr>
+    </w:p>
+    <w:p>
+      <w:pPr>
+        <w:spacing w:after="0" w:line="240" w:lineRule="auto"/>
+        <w:ind w:firstLine="567"/>
+        <w:jc w:val="both"/>
+        <w:rPr>
+          <w:rFonts w:cs="Times New Roman"/>
+          <w:szCs w:val="26"/>
+        </w:rPr>
+      </w:pPr>
+      <w:r>
+        <w:rPr>
+          <w:rFonts w:cs="Times New Roman"/>
+          <w:szCs w:val="26"/>
+        </w:rPr>
+        <w:lastRenderedPageBreak/>
+        <w:t>Khi nhận được yêu cầu từ người dùng, Backend thực hiện tuần tự các bước gồm tiếp nhận câu hỏi, chuẩn hóa dữ liệu đầu vào, gọi GraphRAG để truy xuất tri thức, xây dựng Prompt, gửi yêu cầu đến mô hình ngôn ngữ lớn và trả kết quả về giao diện. Toàn bộ quá trình xử lý được thực hiện trong một chuỗi pipeline thống nhất nhằm đảm bảo thời gian phản hồi nhanh và tính ổn định của hệ thống.</w:t>
+      </w:r>
+      <w:r>
+        <w:rPr>
+          <w:rFonts w:cs="Times New Roman"/>
+          <w:szCs w:val="26"/>
           <w:lang w:val="vi-VN"/>
         </w:rPr>
         <w:t xml:space="preserve"> </w:t>
@@ -23724,49 +22948,40 @@
       <w:r>
         <w:rPr>
           <w:rFonts w:cs="Times New Roman"/>
-          <w:i/>
-          <w:iCs/>
-          <w:color w:val="000000" w:themeColor="text1"/>
-          <w:sz w:val="24"/>
-          <w:szCs w:val="24"/>
-        </w:rPr>
-        <w:t>4.</w:t>
-      </w:r>
-      <w:bookmarkEnd w:id="86"/>
-      <w:bookmarkEnd w:id="87"/>
-      <w:r>
-        <w:rPr>
-          <w:rFonts w:cs="Times New Roman"/>
-          <w:i/>
-          <w:iCs/>
-          <w:color w:val="000000" w:themeColor="text1"/>
-          <w:sz w:val="24"/>
-          <w:szCs w:val="24"/>
-          <w:lang w:val="vi-VN"/>
-        </w:rPr>
-        <w:t>16</w:t>
-      </w:r>
-      <w:r>
-        <w:rPr>
-          <w:rFonts w:cs="Times New Roman"/>
-          <w:i/>
-          <w:iCs/>
-          <w:color w:val="000000" w:themeColor="text1"/>
-          <w:sz w:val="24"/>
-          <w:szCs w:val="24"/>
-          <w:lang w:val="vi-VN"/>
-        </w:rPr>
-        <w:t xml:space="preserve"> Sơ đồ Class Diagram (3)</w:t>
-      </w:r>
-    </w:p>
-    <w:p>
-      <w:pPr>
-        <w:jc w:val="both"/>
-        <w:rPr>
-          <w:rFonts w:cs="Times New Roman"/>
-          <w:lang w:val="vi-VN"/>
-        </w:rPr>
-      </w:pPr>
+          <w:szCs w:val="26"/>
+        </w:rPr>
+        <w:t>Ngoài chức năng xử lý câu hỏi, Backend còn quản lý việc kết nối đến Neo4j, FAISS và mô hình ngôn ngữ lớn, đồng thời hỗ trợ các chức năng quản lý tài liệu, xây dựng đồ thị tri thức và cập nhật dữ liệu khi bổ sung thêm các tài liệu y văn mới.</w:t>
+      </w:r>
+    </w:p>
+    <w:p>
+      <w:pPr>
+        <w:keepNext/>
+        <w:spacing w:after="0" w:line="240" w:lineRule="auto"/>
+        <w:jc w:val="both"/>
+      </w:pPr>
+    </w:p>
+    <w:p>
+      <w:pPr>
+        <w:spacing w:after="0" w:line="240" w:lineRule="auto"/>
+        <w:rPr>
+          <w:rFonts w:eastAsiaTheme="majorEastAsia" w:cs="Times New Roman"/>
+          <w:b/>
+          <w:bCs/>
+          <w:sz w:val="32"/>
+          <w:szCs w:val="32"/>
+          <w:lang w:val="vi-VN"/>
+        </w:rPr>
+      </w:pPr>
+      <w:bookmarkStart w:id="72" w:name="_Toc224129212"/>
+      <w:bookmarkStart w:id="73" w:name="_Toc225007707"/>
+      <w:r>
+        <w:rPr>
+          <w:rFonts w:cs="Times New Roman"/>
+          <w:szCs w:val="32"/>
+          <w:lang w:val="vi-VN"/>
+        </w:rPr>
+        <w:br w:type="page"/>
+      </w:r>
     </w:p>
     <w:p>
       <w:pPr>
@@ -23779,8 +22994,6 @@
           <w:lang w:val="vi-VN"/>
         </w:rPr>
       </w:pPr>
-      <w:bookmarkStart w:id="88" w:name="_Toc224129212"/>
-      <w:bookmarkStart w:id="89" w:name="_Toc225007707"/>
       <w:r>
         <w:rPr>
           <w:rFonts w:cs="Times New Roman"/>
@@ -23798,8 +23011,8 @@
         </w:rPr>
         <w:t>5</w:t>
       </w:r>
-      <w:bookmarkEnd w:id="88"/>
-      <w:bookmarkEnd w:id="89"/>
+      <w:bookmarkEnd w:id="72"/>
+      <w:bookmarkEnd w:id="73"/>
     </w:p>
     <w:p>
       <w:pPr>
@@ -23812,16 +23025,32 @@
           <w:lang w:val="vi-VN"/>
         </w:rPr>
       </w:pPr>
-      <w:bookmarkStart w:id="90" w:name="_Toc225007708"/>
+      <w:bookmarkStart w:id="74" w:name="_Toc225007708"/>
       <w:r>
         <w:rPr>
           <w:rFonts w:cs="Times New Roman"/>
           <w:szCs w:val="32"/>
           <w:lang w:val="vi-VN"/>
         </w:rPr>
-        <w:t>PHÂN TÍCH VÀ THIẾT KẾ CƠ SỞ DỮ LIỆU</w:t>
-      </w:r>
-      <w:bookmarkEnd w:id="90"/>
+        <w:t xml:space="preserve">PHÂN TÍCH VÀ </w:t>
+      </w:r>
+      <w:r>
+        <w:rPr>
+          <w:rFonts w:cs="Times New Roman"/>
+          <w:szCs w:val="32"/>
+          <w:lang w:val="vi-VN"/>
+        </w:rPr>
+        <w:t>THIẾT KẾ</w:t>
+      </w:r>
+      <w:r>
+        <w:rPr>
+          <w:rFonts w:cs="Times New Roman"/>
+          <w:szCs w:val="32"/>
+          <w:lang w:val="vi-VN"/>
+        </w:rPr>
+        <w:t xml:space="preserve"> DỮ LIỆU</w:t>
+      </w:r>
+      <w:bookmarkEnd w:id="74"/>
     </w:p>
     <w:p>
       <w:pPr>
@@ -23835,9 +23064,9 @@
           <w:lang w:val="vi-VN"/>
         </w:rPr>
       </w:pPr>
-      <w:bookmarkStart w:id="91" w:name="_Toc194270074"/>
-      <w:bookmarkStart w:id="92" w:name="_Toc224129214"/>
-      <w:bookmarkStart w:id="93" w:name="_Toc225007709"/>
+      <w:bookmarkStart w:id="75" w:name="_Toc194270074"/>
+      <w:bookmarkStart w:id="76" w:name="_Toc224129214"/>
+      <w:bookmarkStart w:id="77" w:name="_Toc225007709"/>
       <w:r>
         <w:rPr>
           <w:rFonts w:cs="Times New Roman"/>
@@ -23868,30 +23097,17 @@
         </w:rPr>
         <w:t xml:space="preserve"> </w:t>
       </w:r>
-      <w:bookmarkEnd w:id="91"/>
-      <w:bookmarkEnd w:id="92"/>
-      <w:r>
-        <w:rPr>
-          <w:rStyle w:val="Hyperlink"/>
+      <w:bookmarkEnd w:id="75"/>
+      <w:bookmarkEnd w:id="76"/>
+      <w:bookmarkEnd w:id="77"/>
+      <w:r>
+        <w:rPr>
           <w:rFonts w:cs="Times New Roman"/>
           <w:color w:val="000000" w:themeColor="text1"/>
           <w:szCs w:val="28"/>
-          <w:u w:val="none"/>
-        </w:rPr>
-        <w:t>PHÂN</w:t>
-      </w:r>
-      <w:r>
-        <w:rPr>
-          <w:rStyle w:val="Hyperlink"/>
-          <w:rFonts w:cs="Times New Roman"/>
-          <w:color w:val="000000" w:themeColor="text1"/>
-          <w:szCs w:val="28"/>
-          <w:u w:val="none"/>
-          <w:lang w:val="vi-VN"/>
-        </w:rPr>
-        <w:t xml:space="preserve"> TÍCH YÊU CẦU DỮ LIỆU</w:t>
-      </w:r>
-      <w:bookmarkEnd w:id="93"/>
+        </w:rPr>
+        <w:t>BỘ DỮ LIỆU VÀ TRI THỨC ĐƯỢC XÂY DỰNG</w:t>
+      </w:r>
     </w:p>
     <w:p>
       <w:pPr>
@@ -23899,29 +23115,74 @@
         <w:jc w:val="both"/>
         <w:rPr>
           <w:rFonts w:cs="Times New Roman"/>
-          <w:lang w:val="vi-VN"/>
-        </w:rPr>
-      </w:pPr>
-      <w:r>
-        <w:rPr>
-          <w:rFonts w:cs="Times New Roman"/>
-          <w:lang w:val="vi-VN"/>
-        </w:rPr>
-        <w:t xml:space="preserve">Hệ thống NGR được xây dựng nhằm hỗ trợ phân tích dinh dưỡng món ăn, đánh giá mức độ phù hợp theo bệnh lý, tra cứu nguyên liệu và gợi ý thực đơn. Từ yêu cầu nghiệp vụ đó, hệ thống cần lưu trữ và khai thác </w:t>
-      </w:r>
-      <w:r>
-        <w:rPr>
-          <w:rFonts w:cs="Times New Roman"/>
-          <w:lang w:val="vi-VN"/>
-        </w:rPr>
-        <w:t>các</w:t>
-      </w:r>
-      <w:r>
-        <w:rPr>
-          <w:rFonts w:cs="Times New Roman"/>
-          <w:lang w:val="vi-VN"/>
-        </w:rPr>
-        <w:t xml:space="preserve"> nhóm dữ liệu chính.</w:t>
+        </w:rPr>
+      </w:pPr>
+      <w:r>
+        <w:rPr>
+          <w:rFonts w:cs="Times New Roman"/>
+        </w:rPr>
+        <w:t>Bên cạnh việc đánh giá hiệu quả của các mô hình và kiến trúc GraphRAG, một kết quả quan trọng của đề tài là xây dựng được hệ sinh thái dữ liệu phục vụ cho bài toán tư vấn dinh dưỡng từ y văn tiếng Việt. Bộ dữ liệu này không chỉ được sử dụng trong quá trình huấn luyện và đánh giá các mô hình mà còn đóng vai trò là nền tảng để xây dựng đồ thị tri thức và hỗ trợ quá trình truy xuất của GraphRAG.</w:t>
+      </w:r>
+    </w:p>
+    <w:p>
+      <w:pPr>
+        <w:ind w:firstLine="720"/>
+        <w:jc w:val="both"/>
+        <w:rPr>
+          <w:rFonts w:cs="Times New Roman"/>
+        </w:rPr>
+      </w:pPr>
+      <w:r>
+        <w:rPr>
+          <w:rFonts w:cs="Times New Roman"/>
+        </w:rPr>
+        <w:t>Nguồn dữ liệu của hệ thống được thu thập từ các tài liệu y văn chính thống, bảng thành phần thực phẩm Việt Nam và các tài liệu hướng dẫn dinh dưỡng liên quan đến bệnh đái tháo đường và tăng huyết áp. Sau khi được tiền xử lý bằng PaddleOCR và các bước chuẩn hóa văn bản, dữ liệu tiếp tục được sử dụng để xây dựng tập dữ liệu cho bài toán nhận dạng thực thể, trích xuất quan hệ và tạo lập đồ thị tri thức.</w:t>
+      </w:r>
+    </w:p>
+    <w:p>
+      <w:pPr>
+        <w:ind w:firstLine="720"/>
+        <w:jc w:val="both"/>
+        <w:rPr>
+          <w:rFonts w:cs="Times New Roman"/>
+        </w:rPr>
+      </w:pPr>
+      <w:r>
+        <w:rPr>
+          <w:rFonts w:cs="Times New Roman"/>
+        </w:rPr>
+        <w:t>Đối với bài toán nhận dạng thực thể và trích xuất quan hệ, nghiên cứu đã xây dựng các bộ dữ liệu huấn luyện bằng phương pháp sinh dữ liệu tự động kết hợp với hiệu chỉnh thủ công. Các tập dữ liệu này được sử dụng để huấn luyện và đánh giá mô hình PhoBERT, đồng thời phục vụ các nghiên cứu mở rộng trong tương lai.</w:t>
+      </w:r>
+    </w:p>
+    <w:p>
+      <w:pPr>
+        <w:ind w:firstLine="720"/>
+        <w:jc w:val="both"/>
+        <w:rPr>
+          <w:rFonts w:cs="Times New Roman"/>
+        </w:rPr>
+      </w:pPr>
+      <w:r>
+        <w:rPr>
+          <w:rFonts w:cs="Times New Roman"/>
+        </w:rPr>
+        <w:t>Từ các kết quả trích xuất, hệ thống đã xây dựng được đồ thị tri thức dinh dưỡng lưu trữ trên Neo4j với các nhóm thực thể như Food, Disease, Nutrient, Ingredient cùng nhiều loại quan hệ ngữ nghĩa như CHỨA, GIÀU, NÊN_ĂN, HẠN_CHẾ, TĂNG_NGUY_CƠ và GIẢM_NGUY_CƠ. Ngoài ra, các tài liệu y văn sau khi được chia đoạn và vector hóa cũng được lưu trữ trong cơ sở dữ liệu vector FAISS để phục vụ truy xuất ngữ nghĩa trong GraphRAG.</w:t>
+      </w:r>
+    </w:p>
+    <w:p>
+      <w:pPr>
+        <w:ind w:firstLine="720"/>
+        <w:jc w:val="both"/>
+        <w:rPr>
+          <w:rFonts w:cs="Times New Roman"/>
+          <w:lang w:val="vi-VN"/>
+        </w:rPr>
+      </w:pPr>
+      <w:r>
+        <w:rPr>
+          <w:rFonts w:cs="Times New Roman"/>
+        </w:rPr>
+        <w:t>Bên cạnh các tập dữ liệu phục vụ huấn luyện, nghiên cứu còn xây dựng bộ dữ liệu đánh giá gồm tập kiểm thử NER, tập kiểm thử RE, bộ Gold Triples, bộ Benchmark hỏi đáp và bộ dữ liệu Anti-Hallucination. Các bộ dữ liệu này được sử dụng xuyên suốt quá trình đánh giá nhằm kiểm chứng chất lượng của từng thành phần trong hệ thống cũng như đánh giá hiệu năng tổng thể của mô hình GraphRAG.</w:t>
       </w:r>
     </w:p>
     <w:p>
@@ -23931,6 +23192,7 @@
           <w:rFonts w:cs="Times New Roman"/>
           <w:b/>
           <w:bCs/>
+          <w:lang w:val="vi-VN"/>
         </w:rPr>
       </w:pPr>
       <w:r>
@@ -23956,12 +23218,11 @@
           <w:b/>
           <w:bCs/>
         </w:rPr>
-        <w:t>Nhóm dữ liệu món ăn</w:t>
-      </w:r>
-    </w:p>
-    <w:p>
-      <w:pPr>
-        <w:ind w:firstLine="720"/>
+        <w:t>Các bộ dữ liệu được xây dựng trong đề tài</w:t>
+      </w:r>
+    </w:p>
+    <w:p>
+      <w:pPr>
         <w:jc w:val="both"/>
         <w:rPr>
           <w:rFonts w:cs="Times New Roman"/>
@@ -24040,6 +23301,7 @@
           <w:b/>
           <w:bCs/>
         </w:rPr>
+        <w:lastRenderedPageBreak/>
         <w:t>5</w:t>
       </w:r>
       <w:r>
@@ -24133,18 +23395,27 @@
         <w:jc w:val="both"/>
         <w:rPr>
           <w:rFonts w:cs="Times New Roman"/>
+          <w:lang w:val="vi-VN"/>
+        </w:rPr>
+      </w:pPr>
+      <w:r>
+        <w:rPr>
+          <w:rFonts w:cs="Times New Roman"/>
+          <w:lang w:val="vi-VN"/>
+        </w:rPr>
+        <w:t xml:space="preserve">Đại diện cho các thành phần dinh dưỡng như calories, carbohydrate, protein, sodium, cholesterol và purine. Đây là lớp dữ liệu trung gian giúp liên kết nguyên liệu với các tiêu chí đánh giá bệnh lý, </w:t>
+      </w:r>
+    </w:p>
+    <w:p>
+      <w:pPr>
+        <w:jc w:val="both"/>
+        <w:rPr>
+          <w:rFonts w:cs="Times New Roman"/>
           <w:b/>
           <w:bCs/>
           <w:lang w:val="vi-VN"/>
         </w:rPr>
       </w:pPr>
-      <w:r>
-        <w:rPr>
-          <w:rFonts w:cs="Times New Roman"/>
-          <w:lang w:val="vi-VN"/>
-        </w:rPr>
-        <w:t xml:space="preserve">Đại diện cho các thành phần dinh dưỡng như calories, carbohydrate, protein, sodium, cholesterol và purine. Đây là lớp dữ liệu trung gian giúp liên kết nguyên liệu với các tiêu chí đánh giá bệnh lý, </w:t>
-      </w:r>
       <w:r>
         <w:rPr>
           <w:rFonts w:cs="Times New Roman"/>
@@ -24447,7 +23718,6 @@
           <w:bCs/>
           <w:lang w:val="vi-VN"/>
         </w:rPr>
-        <w:lastRenderedPageBreak/>
         <w:t xml:space="preserve">5.2 THIẾT KẾ CDM ( </w:t>
       </w:r>
       <w:r>
@@ -24562,7 +23832,15 @@
           <w:rFonts w:cs="Times New Roman"/>
           <w:lang w:val="vi-VN"/>
         </w:rPr>
-        <w:t>biểu diễn các bệnh lý nằm trong phạm vi hỗ trợ của hệ thống, bao gồm các nhóm như đái tháo đường, gút, tim mạch và nhiễm khuẩn. Mỗi bệnh lý gắn liền với các tiêu chí dinh dưỡng cần kiểm soát, từ đó làm cơ sở để hệ thống đưa ra cảnh báo và đánh giá mức độ phù hợp của món ăn.</w:t>
+        <w:t xml:space="preserve">biểu diễn các bệnh lý nằm trong phạm vi hỗ trợ của hệ thống, bao gồm các nhóm như đái tháo đường, gút, tim mạch và nhiễm khuẩn. Mỗi bệnh lý gắn </w:t>
+      </w:r>
+      <w:r>
+        <w:rPr>
+          <w:rFonts w:cs="Times New Roman"/>
+          <w:lang w:val="vi-VN"/>
+        </w:rPr>
+        <w:lastRenderedPageBreak/>
+        <w:t>liền với các tiêu chí dinh dưỡng cần kiểm soát, từ đó làm cơ sở để hệ thống đưa ra cảnh báo và đánh giá mức độ phù hợp của món ăn.</w:t>
       </w:r>
     </w:p>
     <w:p>
@@ -25053,7 +24331,6 @@
         <w:rPr>
           <w:rFonts w:cs="Times New Roman"/>
         </w:rPr>
-        <w:lastRenderedPageBreak/>
         <w:t>Một nguyên liệu chứa nhiều chất dinh dưỡng</w:t>
       </w:r>
       <w:r>
@@ -25208,6 +24485,7 @@
         <w:rPr>
           <w:rFonts w:cs="Times New Roman"/>
         </w:rPr>
+        <w:lastRenderedPageBreak/>
         <w:t>a) Chuẩn 1NF</w:t>
       </w:r>
       <w:r>
@@ -25462,7 +24740,6 @@
           <w:noProof/>
           <w:lang w:val="vi-VN"/>
         </w:rPr>
-        <w:lastRenderedPageBreak/>
         <w:drawing>
           <wp:inline distT="0" distB="0" distL="0" distR="0" wp14:anchorId="7632E50B" wp14:editId="5D1D7839">
             <wp:extent cx="5589917" cy="3559687"/>
@@ -25599,9 +24876,9 @@
           <w:lang w:val="vi-VN"/>
         </w:rPr>
       </w:pPr>
-      <w:bookmarkStart w:id="94" w:name="_Toc194270075"/>
-      <w:bookmarkStart w:id="95" w:name="_Toc224129215"/>
-      <w:bookmarkStart w:id="96" w:name="_Toc225007710"/>
+      <w:bookmarkStart w:id="78" w:name="_Toc194270075"/>
+      <w:bookmarkStart w:id="79" w:name="_Toc224129215"/>
+      <w:bookmarkStart w:id="80" w:name="_Toc225007710"/>
       <w:r>
         <w:rPr>
           <w:rFonts w:cs="Times New Roman"/>
@@ -25626,8 +24903,8 @@
         </w:rPr>
         <w:t xml:space="preserve"> DỮ LIỆU</w:t>
       </w:r>
-      <w:bookmarkEnd w:id="94"/>
-      <w:bookmarkEnd w:id="95"/>
+      <w:bookmarkEnd w:id="78"/>
+      <w:bookmarkEnd w:id="79"/>
       <w:r>
         <w:rPr>
           <w:rFonts w:cs="Times New Roman"/>
@@ -25636,7 +24913,7 @@
         </w:rPr>
         <w:t xml:space="preserve"> HỆ THỐNG</w:t>
       </w:r>
-      <w:bookmarkEnd w:id="96"/>
+      <w:bookmarkEnd w:id="80"/>
     </w:p>
     <w:p>
       <w:pPr>
@@ -26110,8 +25387,8 @@
           <w:lang w:val="vi-VN"/>
         </w:rPr>
       </w:pPr>
-      <w:bookmarkStart w:id="97" w:name="_Toc194278514"/>
-      <w:bookmarkStart w:id="98" w:name="_Toc194279576"/>
+      <w:bookmarkStart w:id="81" w:name="_Toc194278514"/>
+      <w:bookmarkStart w:id="82" w:name="_Toc194279576"/>
       <w:r>
         <w:rPr>
           <w:i/>
@@ -26156,10 +25433,11 @@
           <w:szCs w:val="26"/>
           <w:lang w:val="vi-VN"/>
         </w:rPr>
+        <w:lastRenderedPageBreak/>
         <w:t xml:space="preserve">5.2.2 </w:t>
       </w:r>
-      <w:bookmarkEnd w:id="97"/>
-      <w:bookmarkEnd w:id="98"/>
+      <w:bookmarkEnd w:id="81"/>
+      <w:bookmarkEnd w:id="82"/>
       <w:r>
         <w:rPr>
           <w:rFonts w:cs="Times New Roman"/>
@@ -26706,7 +25984,6 @@
                 <w:color w:val="000000"/>
                 <w:sz w:val="22"/>
               </w:rPr>
-              <w:lastRenderedPageBreak/>
               <w:t>protein_g</w:t>
             </w:r>
           </w:p>
@@ -28534,6 +27811,7 @@
                 <w:color w:val="000000"/>
                 <w:szCs w:val="26"/>
               </w:rPr>
+              <w:lastRenderedPageBreak/>
               <w:t>protein_g_min</w:t>
             </w:r>
           </w:p>
@@ -29185,7 +28463,6 @@
                 <w:color w:val="000000"/>
                 <w:szCs w:val="26"/>
               </w:rPr>
-              <w:lastRenderedPageBreak/>
               <w:t>fiber_g_max</w:t>
             </w:r>
           </w:p>
@@ -30026,8 +29303,8 @@
           <w:lang w:val="vi-VN"/>
         </w:rPr>
       </w:pPr>
-      <w:bookmarkStart w:id="99" w:name="_Toc225002178"/>
-      <w:bookmarkStart w:id="100" w:name="_Toc225002464"/>
+      <w:bookmarkStart w:id="83" w:name="_Toc225002178"/>
+      <w:bookmarkStart w:id="84" w:name="_Toc225002464"/>
       <w:r>
         <w:rPr>
           <w:rFonts w:cs="Times New Roman"/>
@@ -30084,8 +29361,8 @@
         </w:rPr>
         <w:t>_rules</w:t>
       </w:r>
-      <w:bookmarkEnd w:id="99"/>
-      <w:bookmarkEnd w:id="100"/>
+      <w:bookmarkEnd w:id="83"/>
+      <w:bookmarkEnd w:id="84"/>
     </w:p>
     <w:p>
       <w:pPr>
@@ -30553,8 +29830,8 @@
           <w:lang w:val="vi-VN"/>
         </w:rPr>
       </w:pPr>
-      <w:bookmarkStart w:id="101" w:name="_Toc225002179"/>
-      <w:bookmarkStart w:id="102" w:name="_Toc225002465"/>
+      <w:bookmarkStart w:id="85" w:name="_Toc225002179"/>
+      <w:bookmarkStart w:id="86" w:name="_Toc225002465"/>
       <w:r>
         <w:rPr>
           <w:rFonts w:cs="Times New Roman"/>
@@ -30611,8 +29888,8 @@
         </w:rPr>
         <w:t xml:space="preserve"> Food_Ingredient</w:t>
       </w:r>
-      <w:bookmarkEnd w:id="101"/>
-      <w:bookmarkEnd w:id="102"/>
+      <w:bookmarkEnd w:id="85"/>
+      <w:bookmarkEnd w:id="86"/>
     </w:p>
     <w:p>
       <w:pPr>
@@ -30860,7 +30137,16 @@
                 <w:szCs w:val="26"/>
                 <w:lang w:val="vi-VN"/>
               </w:rPr>
-              <w:t>MÃ CHẤT DINH DƯỠNG</w:t>
+              <w:t xml:space="preserve">MÃ CHẤT DINH </w:t>
+            </w:r>
+            <w:r>
+              <w:rPr>
+                <w:rFonts w:cs="Times New Roman"/>
+                <w:szCs w:val="26"/>
+                <w:lang w:val="vi-VN"/>
+              </w:rPr>
+              <w:lastRenderedPageBreak/>
+              <w:t>DƯỠNG</w:t>
             </w:r>
           </w:p>
         </w:tc>
@@ -30886,6 +30172,7 @@
                 <w:rFonts w:cs="Times New Roman"/>
                 <w:lang w:val="vi-VN"/>
               </w:rPr>
+              <w:lastRenderedPageBreak/>
               <w:t>Unit</w:t>
             </w:r>
           </w:p>
@@ -31076,8 +30363,8 @@
           <w:lang w:val="vi-VN"/>
         </w:rPr>
       </w:pPr>
-      <w:bookmarkStart w:id="103" w:name="_Toc194278516"/>
-      <w:bookmarkStart w:id="104" w:name="_Toc194279578"/>
+      <w:bookmarkStart w:id="87" w:name="_Toc194278516"/>
+      <w:bookmarkStart w:id="88" w:name="_Toc194279578"/>
       <w:r>
         <w:rPr>
           <w:i/>
@@ -31100,8 +30387,8 @@
         <w:t xml:space="preserve"> 5.5 Nutitrient_translation</w:t>
       </w:r>
     </w:p>
-    <w:bookmarkEnd w:id="103"/>
-    <w:bookmarkEnd w:id="104"/>
+    <w:bookmarkEnd w:id="87"/>
+    <w:bookmarkEnd w:id="88"/>
     <w:p>
       <w:pPr>
         <w:pStyle w:val="ListParagraph"/>
@@ -31190,7 +30477,6 @@
           <w:sz w:val="26"/>
           <w:szCs w:val="26"/>
         </w:rPr>
-        <w:lastRenderedPageBreak/>
         <w:t>Import dữ liệu từ file CSV</w:t>
       </w:r>
     </w:p>
@@ -31277,7 +30563,7 @@
           <w:lang w:val="vi-VN"/>
         </w:rPr>
       </w:pPr>
-      <w:bookmarkStart w:id="105" w:name="_Toc225007711"/>
+      <w:bookmarkStart w:id="89" w:name="_Toc225007711"/>
       <w:r>
         <w:rPr>
           <w:rFonts w:cs="Times New Roman"/>
@@ -31286,8 +30572,8 @@
         </w:rPr>
         <w:t>5.</w:t>
       </w:r>
-      <w:bookmarkStart w:id="106" w:name="_Toc194270076"/>
-      <w:bookmarkStart w:id="107" w:name="_Toc224129216"/>
+      <w:bookmarkStart w:id="90" w:name="_Toc194270076"/>
+      <w:bookmarkStart w:id="91" w:name="_Toc224129216"/>
       <w:r>
         <w:rPr>
           <w:rFonts w:cs="Times New Roman"/>
@@ -31313,8 +30599,8 @@
         </w:rPr>
         <w:t>BẢNG</w:t>
       </w:r>
-      <w:bookmarkEnd w:id="106"/>
-      <w:bookmarkEnd w:id="107"/>
+      <w:bookmarkEnd w:id="90"/>
+      <w:bookmarkEnd w:id="91"/>
       <w:r>
         <w:rPr>
           <w:rStyle w:val="Hyperlink"/>
@@ -31337,7 +30623,7 @@
         </w:rPr>
         <w:t>KẾT QUẢ TRỰC QUAN HÓA TRÊN NEO4J</w:t>
       </w:r>
-      <w:bookmarkEnd w:id="105"/>
+      <w:bookmarkEnd w:id="89"/>
     </w:p>
     <w:p>
       <w:pPr>
@@ -31496,6 +30782,7 @@
           <w:szCs w:val="26"/>
           <w:lang w:val="vi-VN"/>
         </w:rPr>
+        <w:lastRenderedPageBreak/>
         <w:drawing>
           <wp:inline distT="0" distB="0" distL="0" distR="0" wp14:anchorId="69314AF7" wp14:editId="35EE10F2">
             <wp:extent cx="5791835" cy="2945765"/>
@@ -31667,7 +30954,6 @@
           <w:noProof/>
           <w:lang w:val="vi-VN"/>
         </w:rPr>
-        <w:lastRenderedPageBreak/>
         <w:drawing>
           <wp:inline distT="0" distB="0" distL="0" distR="0" wp14:anchorId="74DF9E6D" wp14:editId="3D327B3C">
             <wp:extent cx="5791835" cy="3896995"/>
@@ -31879,6 +31165,7 @@
           <w:lang w:val="vi-VN"/>
           <w14:ligatures w14:val="none"/>
         </w:rPr>
+        <w:lastRenderedPageBreak/>
         <w:drawing>
           <wp:inline distT="0" distB="0" distL="0" distR="0" wp14:anchorId="1A6339B6" wp14:editId="77F89A35">
             <wp:extent cx="5791835" cy="3636645"/>
@@ -32002,15 +31289,14 @@
           <w:lang w:val="vi-VN"/>
         </w:rPr>
       </w:pPr>
-      <w:bookmarkStart w:id="108" w:name="_Toc225007712"/>
-      <w:bookmarkStart w:id="109" w:name="_Toc224129217"/>
+      <w:bookmarkStart w:id="92" w:name="_Toc225007712"/>
+      <w:bookmarkStart w:id="93" w:name="_Toc224129217"/>
       <w:r>
         <w:rPr>
           <w:rFonts w:cs="Times New Roman"/>
           <w:szCs w:val="32"/>
           <w:lang w:val="vi-VN"/>
         </w:rPr>
-        <w:lastRenderedPageBreak/>
         <w:t xml:space="preserve">CHƯƠNG </w:t>
       </w:r>
       <w:r>
@@ -32021,7 +31307,7 @@
         </w:rPr>
         <w:t>6</w:t>
       </w:r>
-      <w:bookmarkEnd w:id="108"/>
+      <w:bookmarkEnd w:id="92"/>
       <w:r>
         <w:rPr>
           <w:rFonts w:cs="Times New Roman"/>
@@ -32030,7 +31316,7 @@
         </w:rPr>
         <w:t xml:space="preserve"> </w:t>
       </w:r>
-      <w:bookmarkEnd w:id="109"/>
+      <w:bookmarkEnd w:id="93"/>
     </w:p>
     <w:p>
       <w:pPr>
@@ -32043,8 +31329,8 @@
           <w:lang w:val="vi-VN"/>
         </w:rPr>
       </w:pPr>
-      <w:bookmarkStart w:id="110" w:name="_Toc224129218"/>
-      <w:bookmarkStart w:id="111" w:name="_Toc225007713"/>
+      <w:bookmarkStart w:id="94" w:name="_Toc224129218"/>
+      <w:bookmarkStart w:id="95" w:name="_Toc225007713"/>
       <w:r>
         <w:rPr>
           <w:rFonts w:cs="Times New Roman"/>
@@ -32053,8 +31339,8 @@
         </w:rPr>
         <w:t>ĐẶC TẢ GIAO DIỆN</w:t>
       </w:r>
-      <w:bookmarkEnd w:id="110"/>
-      <w:bookmarkEnd w:id="111"/>
+      <w:bookmarkEnd w:id="94"/>
+      <w:bookmarkEnd w:id="95"/>
     </w:p>
     <w:p>
       <w:pPr>
@@ -32067,8 +31353,8 @@
           <w:lang w:val="vi-VN"/>
         </w:rPr>
       </w:pPr>
-      <w:bookmarkStart w:id="112" w:name="_Toc224129219"/>
-      <w:bookmarkStart w:id="113" w:name="_Toc225007714"/>
+      <w:bookmarkStart w:id="96" w:name="_Toc224129219"/>
+      <w:bookmarkStart w:id="97" w:name="_Toc225007714"/>
       <w:r>
         <w:rPr>
           <w:rFonts w:cs="Times New Roman"/>
@@ -32077,7 +31363,7 @@
         </w:rPr>
         <w:t xml:space="preserve">6.1 GIAO DIỆN </w:t>
       </w:r>
-      <w:bookmarkEnd w:id="112"/>
+      <w:bookmarkEnd w:id="96"/>
       <w:r>
         <w:rPr>
           <w:rFonts w:cs="Times New Roman"/>
@@ -32093,7 +31379,7 @@
         </w:rPr>
         <w:t xml:space="preserve"> QUAN</w:t>
       </w:r>
-      <w:bookmarkEnd w:id="113"/>
+      <w:bookmarkEnd w:id="97"/>
     </w:p>
     <w:p>
       <w:pPr>
@@ -32126,6 +31412,7 @@
           <w:sz w:val="24"/>
           <w:szCs w:val="24"/>
         </w:rPr>
+        <w:lastRenderedPageBreak/>
         <w:drawing>
           <wp:inline distT="0" distB="0" distL="0" distR="0" wp14:anchorId="1025E92E" wp14:editId="7C5AE163">
             <wp:extent cx="5791835" cy="3961130"/>
@@ -32176,7 +31463,7 @@
           <w:szCs w:val="24"/>
         </w:rPr>
       </w:pPr>
-      <w:bookmarkStart w:id="114" w:name="_Toc194279587"/>
+      <w:bookmarkStart w:id="98" w:name="_Toc194279587"/>
       <w:r>
         <w:rPr>
           <w:rFonts w:cs="Times New Roman"/>
@@ -32211,7 +31498,7 @@
         </w:rPr>
         <w:t xml:space="preserve">6.1 Giao </w:t>
       </w:r>
-      <w:bookmarkEnd w:id="114"/>
+      <w:bookmarkEnd w:id="98"/>
       <w:r>
         <w:rPr>
           <w:rFonts w:cs="Times New Roman"/>
@@ -32289,7 +31576,7 @@
           <w:lang w:val="vi-VN"/>
         </w:rPr>
       </w:pPr>
-      <w:bookmarkStart w:id="115" w:name="_Toc225007715"/>
+      <w:bookmarkStart w:id="99" w:name="_Toc225007715"/>
       <w:r>
         <w:rPr>
           <w:rFonts w:cs="Times New Roman"/>
@@ -32314,7 +31601,7 @@
         </w:rPr>
         <w:t xml:space="preserve"> ĐÁP</w:t>
       </w:r>
-      <w:bookmarkEnd w:id="115"/>
+      <w:bookmarkEnd w:id="99"/>
     </w:p>
     <w:p>
       <w:pPr>
@@ -32392,7 +31679,7 @@
           <w:lang w:val="vi-VN"/>
         </w:rPr>
       </w:pPr>
-      <w:bookmarkStart w:id="116" w:name="_Toc194279588"/>
+      <w:bookmarkStart w:id="100" w:name="_Toc194279588"/>
       <w:r>
         <w:rPr>
           <w:rFonts w:cs="Times New Roman"/>
@@ -32427,7 +31714,7 @@
         </w:rPr>
         <w:t xml:space="preserve"> Giao diện trang </w:t>
       </w:r>
-      <w:bookmarkEnd w:id="116"/>
+      <w:bookmarkEnd w:id="100"/>
       <w:r>
         <w:rPr>
           <w:rFonts w:cs="Times New Roman"/>
@@ -32492,8 +31779,8 @@
           <w:lang w:val="vi-VN"/>
         </w:rPr>
       </w:pPr>
-      <w:bookmarkStart w:id="117" w:name="_Toc224129221"/>
-      <w:bookmarkStart w:id="118" w:name="_Toc225007716"/>
+      <w:bookmarkStart w:id="101" w:name="_Toc224129221"/>
+      <w:bookmarkStart w:id="102" w:name="_Toc225007716"/>
       <w:r>
         <w:rPr>
           <w:rFonts w:cs="Times New Roman"/>
@@ -32503,7 +31790,7 @@
         <w:lastRenderedPageBreak/>
         <w:t xml:space="preserve">6.3 GIAO DIỆN </w:t>
       </w:r>
-      <w:bookmarkEnd w:id="117"/>
+      <w:bookmarkEnd w:id="101"/>
       <w:r>
         <w:rPr>
           <w:rFonts w:cs="Times New Roman"/>
@@ -32519,7 +31806,7 @@
         </w:rPr>
         <w:t xml:space="preserve"> TÍCH MÓN ĂN</w:t>
       </w:r>
-      <w:bookmarkEnd w:id="118"/>
+      <w:bookmarkEnd w:id="102"/>
     </w:p>
     <w:p>
       <w:pPr>
@@ -32585,7 +31872,7 @@
           <w:lang w:val="vi-VN"/>
         </w:rPr>
       </w:pPr>
-      <w:bookmarkStart w:id="119" w:name="_Toc194279589"/>
+      <w:bookmarkStart w:id="103" w:name="_Toc194279589"/>
       <w:r>
         <w:rPr>
           <w:rFonts w:cs="Times New Roman"/>
@@ -32632,7 +31919,7 @@
         </w:rPr>
         <w:t xml:space="preserve"> diện </w:t>
       </w:r>
-      <w:bookmarkEnd w:id="119"/>
+      <w:bookmarkEnd w:id="103"/>
       <w:r>
         <w:rPr>
           <w:rFonts w:cs="Times New Roman"/>
@@ -32704,8 +31991,8 @@
           <w:lang w:val="vi-VN"/>
         </w:rPr>
       </w:pPr>
-      <w:bookmarkStart w:id="120" w:name="_Toc224129222"/>
-      <w:bookmarkStart w:id="121" w:name="_Toc225007717"/>
+      <w:bookmarkStart w:id="104" w:name="_Toc224129222"/>
+      <w:bookmarkStart w:id="105" w:name="_Toc225007717"/>
       <w:r>
         <w:rPr>
           <w:rFonts w:cs="Times New Roman"/>
@@ -32715,7 +32002,7 @@
         <w:lastRenderedPageBreak/>
         <w:t xml:space="preserve">6.4 GIAO </w:t>
       </w:r>
-      <w:bookmarkEnd w:id="120"/>
+      <w:bookmarkEnd w:id="104"/>
       <w:r>
         <w:rPr>
           <w:rFonts w:cs="Times New Roman"/>
@@ -32724,7 +32011,7 @@
         </w:rPr>
         <w:t>DIỆN TRA CỨU MÓN ĂN THEO BỆNH</w:t>
       </w:r>
-      <w:bookmarkEnd w:id="121"/>
+      <w:bookmarkEnd w:id="105"/>
     </w:p>
     <w:p>
       <w:pPr>
@@ -32801,7 +32088,7 @@
           <w:szCs w:val="24"/>
         </w:rPr>
       </w:pPr>
-      <w:bookmarkStart w:id="122" w:name="_Toc194279590"/>
+      <w:bookmarkStart w:id="106" w:name="_Toc194279590"/>
       <w:r>
         <w:rPr>
           <w:rFonts w:cs="Times New Roman"/>
@@ -32848,7 +32135,7 @@
         </w:rPr>
         <w:t xml:space="preserve"> diện </w:t>
       </w:r>
-      <w:bookmarkEnd w:id="122"/>
+      <w:bookmarkEnd w:id="106"/>
       <w:r>
         <w:rPr>
           <w:rFonts w:cs="Times New Roman"/>
@@ -32885,8 +32172,8 @@
           <w:lang w:val="vi-VN"/>
         </w:rPr>
       </w:pPr>
-      <w:bookmarkStart w:id="123" w:name="_Toc224129223"/>
-      <w:bookmarkStart w:id="124" w:name="_Toc225007718"/>
+      <w:bookmarkStart w:id="107" w:name="_Toc224129223"/>
+      <w:bookmarkStart w:id="108" w:name="_Toc225007718"/>
       <w:r>
         <w:rPr>
           <w:rFonts w:cs="Times New Roman"/>
@@ -32896,7 +32183,7 @@
         <w:lastRenderedPageBreak/>
         <w:t xml:space="preserve">6.5 GIAO </w:t>
       </w:r>
-      <w:bookmarkEnd w:id="123"/>
+      <w:bookmarkEnd w:id="107"/>
       <w:r>
         <w:rPr>
           <w:rFonts w:cs="Times New Roman"/>
@@ -32905,7 +32192,7 @@
         </w:rPr>
         <w:t>DIỆN TRA CỨU DINH DƯỠNG NGUYÊN LIỆU</w:t>
       </w:r>
-      <w:bookmarkEnd w:id="124"/>
+      <w:bookmarkEnd w:id="108"/>
     </w:p>
     <w:p>
       <w:pPr>
@@ -32972,7 +32259,7 @@
           <w:lang w:val="vi-VN"/>
         </w:rPr>
       </w:pPr>
-      <w:bookmarkStart w:id="125" w:name="_Toc194279591"/>
+      <w:bookmarkStart w:id="109" w:name="_Toc194279591"/>
       <w:r>
         <w:rPr>
           <w:rFonts w:cs="Times New Roman"/>
@@ -33007,7 +32294,7 @@
         </w:rPr>
         <w:t xml:space="preserve">5. Giao diện </w:t>
       </w:r>
-      <w:bookmarkEnd w:id="125"/>
+      <w:bookmarkEnd w:id="109"/>
       <w:r>
         <w:rPr>
           <w:rFonts w:cs="Times New Roman"/>
@@ -33071,8 +32358,8 @@
           <w:lang w:val="vi-VN"/>
         </w:rPr>
       </w:pPr>
-      <w:bookmarkStart w:id="126" w:name="_Toc224129224"/>
-      <w:bookmarkStart w:id="127" w:name="_Toc225007719"/>
+      <w:bookmarkStart w:id="110" w:name="_Toc224129224"/>
+      <w:bookmarkStart w:id="111" w:name="_Toc225007719"/>
       <w:r>
         <w:rPr>
           <w:rFonts w:cs="Times New Roman"/>
@@ -33082,7 +32369,7 @@
         <w:lastRenderedPageBreak/>
         <w:t xml:space="preserve">6.6 GIAO </w:t>
       </w:r>
-      <w:bookmarkEnd w:id="126"/>
+      <w:bookmarkEnd w:id="110"/>
       <w:r>
         <w:rPr>
           <w:rFonts w:cs="Times New Roman"/>
@@ -33091,7 +32378,7 @@
         </w:rPr>
         <w:t>DIỆN TÍNH TỔNG DINH DƯỠNG TỪ CÁC NGUYÊN LIỆU</w:t>
       </w:r>
-      <w:bookmarkEnd w:id="127"/>
+      <w:bookmarkEnd w:id="111"/>
     </w:p>
     <w:p>
       <w:pPr>
@@ -33166,7 +32453,7 @@
           <w:lang w:val="vi-VN"/>
         </w:rPr>
       </w:pPr>
-      <w:bookmarkStart w:id="128" w:name="_Toc194279592"/>
+      <w:bookmarkStart w:id="112" w:name="_Toc194279592"/>
       <w:r>
         <w:rPr>
           <w:rFonts w:cs="Times New Roman"/>
@@ -33195,7 +32482,7 @@
         </w:rPr>
         <w:t xml:space="preserve">Giao diện </w:t>
       </w:r>
-      <w:bookmarkEnd w:id="128"/>
+      <w:bookmarkEnd w:id="112"/>
       <w:r>
         <w:rPr>
           <w:rFonts w:cs="Times New Roman"/>
@@ -33245,7 +32532,7 @@
           <w:lang w:val="vi-VN"/>
         </w:rPr>
       </w:pPr>
-      <w:bookmarkStart w:id="129" w:name="_Toc224129225"/>
+      <w:bookmarkStart w:id="113" w:name="_Toc224129225"/>
       <w:r>
         <w:rPr>
           <w:rFonts w:cs="Times New Roman"/>
@@ -33265,7 +32552,7 @@
           <w:lang w:val="vi-VN"/>
         </w:rPr>
       </w:pPr>
-      <w:bookmarkStart w:id="130" w:name="_Toc225007720"/>
+      <w:bookmarkStart w:id="114" w:name="_Toc225007720"/>
       <w:r>
         <w:rPr>
           <w:rFonts w:cs="Times New Roman"/>
@@ -33290,7 +32577,7 @@
         </w:rPr>
         <w:t xml:space="preserve"> GIAO DIỆN</w:t>
       </w:r>
-      <w:bookmarkEnd w:id="129"/>
+      <w:bookmarkEnd w:id="113"/>
       <w:r>
         <w:rPr>
           <w:rFonts w:cs="Times New Roman"/>
@@ -33299,7 +32586,7 @@
         </w:rPr>
         <w:t xml:space="preserve"> MÓN THAY THẾ</w:t>
       </w:r>
-      <w:bookmarkEnd w:id="130"/>
+      <w:bookmarkEnd w:id="114"/>
     </w:p>
     <w:p>
       <w:pPr>
@@ -33374,7 +32661,7 @@
           <w:lang w:val="vi-VN"/>
         </w:rPr>
       </w:pPr>
-      <w:bookmarkStart w:id="131" w:name="_Toc194279593"/>
+      <w:bookmarkStart w:id="115" w:name="_Toc194279593"/>
       <w:r>
         <w:rPr>
           <w:rFonts w:cs="Times New Roman"/>
@@ -33403,7 +32690,7 @@
         </w:rPr>
         <w:t xml:space="preserve">6.7 Giao diện </w:t>
       </w:r>
-      <w:bookmarkEnd w:id="131"/>
+      <w:bookmarkEnd w:id="115"/>
       <w:r>
         <w:rPr>
           <w:rFonts w:cs="Times New Roman"/>
@@ -33474,8 +32761,8 @@
           <w:lang w:val="vi-VN"/>
         </w:rPr>
       </w:pPr>
-      <w:bookmarkStart w:id="132" w:name="_Toc224129226"/>
-      <w:bookmarkStart w:id="133" w:name="_Toc225007721"/>
+      <w:bookmarkStart w:id="116" w:name="_Toc224129226"/>
+      <w:bookmarkStart w:id="117" w:name="_Toc225007721"/>
       <w:r>
         <w:rPr>
           <w:rFonts w:cs="Times New Roman"/>
@@ -33500,7 +32787,7 @@
         </w:rPr>
         <w:t xml:space="preserve"> GIAO DIỆN</w:t>
       </w:r>
-      <w:bookmarkEnd w:id="132"/>
+      <w:bookmarkEnd w:id="116"/>
       <w:r>
         <w:rPr>
           <w:rFonts w:cs="Times New Roman"/>
@@ -33509,7 +32796,7 @@
         </w:rPr>
         <w:t xml:space="preserve"> THỰC ĐƠN MỘT NGÀY</w:t>
       </w:r>
-      <w:bookmarkEnd w:id="133"/>
+      <w:bookmarkEnd w:id="117"/>
     </w:p>
     <w:p>
       <w:pPr>
@@ -33576,7 +32863,7 @@
           <w:lang w:val="vi-VN"/>
         </w:rPr>
       </w:pPr>
-      <w:bookmarkStart w:id="134" w:name="_Toc194279594"/>
+      <w:bookmarkStart w:id="118" w:name="_Toc194279594"/>
       <w:r>
         <w:rPr>
           <w:rFonts w:cs="Times New Roman"/>
@@ -33667,7 +32954,7 @@
         </w:rPr>
         <w:t xml:space="preserve"> diện </w:t>
       </w:r>
-      <w:bookmarkEnd w:id="134"/>
+      <w:bookmarkEnd w:id="118"/>
       <w:r>
         <w:rPr>
           <w:rFonts w:cs="Times New Roman"/>
@@ -33708,8 +32995,8 @@
           <w:lang w:val="vi-VN"/>
         </w:rPr>
       </w:pPr>
-      <w:bookmarkStart w:id="135" w:name="_Toc224129227"/>
-      <w:bookmarkStart w:id="136" w:name="_Toc225007722"/>
+      <w:bookmarkStart w:id="119" w:name="_Toc224129227"/>
+      <w:bookmarkStart w:id="120" w:name="_Toc225007722"/>
       <w:r>
         <w:rPr>
           <w:rFonts w:cs="Times New Roman"/>
@@ -33734,7 +33021,7 @@
         </w:rPr>
         <w:t xml:space="preserve"> GIAO DIỆN </w:t>
       </w:r>
-      <w:bookmarkEnd w:id="135"/>
+      <w:bookmarkEnd w:id="119"/>
       <w:r>
         <w:rPr>
           <w:rFonts w:cs="Times New Roman"/>
@@ -33743,7 +33030,7 @@
         </w:rPr>
         <w:t>THÔNG SỐ DINH DƯỠNG</w:t>
       </w:r>
-      <w:bookmarkEnd w:id="136"/>
+      <w:bookmarkEnd w:id="120"/>
     </w:p>
     <w:p>
       <w:pPr>
@@ -33810,7 +33097,7 @@
           <w:lang w:val="vi-VN"/>
         </w:rPr>
       </w:pPr>
-      <w:bookmarkStart w:id="137" w:name="_Toc194279595"/>
+      <w:bookmarkStart w:id="121" w:name="_Toc194279595"/>
       <w:r>
         <w:rPr>
           <w:rFonts w:cs="Times New Roman"/>
@@ -33845,7 +33132,7 @@
         </w:rPr>
         <w:t xml:space="preserve">6.9 Giao diện </w:t>
       </w:r>
-      <w:bookmarkEnd w:id="137"/>
+      <w:bookmarkEnd w:id="121"/>
       <w:r>
         <w:rPr>
           <w:rFonts w:cs="Times New Roman"/>
@@ -33921,8 +33208,8 @@
           <w:lang w:val="vi-VN"/>
         </w:rPr>
       </w:pPr>
-      <w:bookmarkStart w:id="138" w:name="_Toc224129235"/>
-      <w:bookmarkStart w:id="139" w:name="_Toc225007723"/>
+      <w:bookmarkStart w:id="122" w:name="_Toc224129235"/>
+      <w:bookmarkStart w:id="123" w:name="_Toc225007723"/>
       <w:r>
         <w:rPr>
           <w:rFonts w:cs="Times New Roman"/>
@@ -33939,8 +33226,8 @@
         </w:rPr>
         <w:t>7:</w:t>
       </w:r>
-      <w:bookmarkEnd w:id="138"/>
-      <w:bookmarkEnd w:id="139"/>
+      <w:bookmarkEnd w:id="122"/>
+      <w:bookmarkEnd w:id="123"/>
     </w:p>
     <w:p>
       <w:pPr>
@@ -33953,8 +33240,8 @@
           <w:lang w:val="vi-VN"/>
         </w:rPr>
       </w:pPr>
-      <w:bookmarkStart w:id="140" w:name="_Toc224129236"/>
-      <w:bookmarkStart w:id="141" w:name="_Toc225007724"/>
+      <w:bookmarkStart w:id="124" w:name="_Toc224129236"/>
+      <w:bookmarkStart w:id="125" w:name="_Toc225007724"/>
       <w:r>
         <w:rPr>
           <w:rFonts w:cs="Times New Roman"/>
@@ -33970,8 +33257,8 @@
         </w:rPr>
         <w:t>HỬ NGHIỆM VÀ ĐÁNH GIÁ</w:t>
       </w:r>
-      <w:bookmarkEnd w:id="140"/>
-      <w:bookmarkEnd w:id="141"/>
+      <w:bookmarkEnd w:id="124"/>
+      <w:bookmarkEnd w:id="125"/>
     </w:p>
     <w:p>
       <w:pPr>
@@ -33983,8 +33270,8 @@
           <w:lang w:val="vi-VN"/>
         </w:rPr>
       </w:pPr>
-      <w:bookmarkStart w:id="142" w:name="_Toc224129237"/>
-      <w:bookmarkStart w:id="143" w:name="_Toc225007725"/>
+      <w:bookmarkStart w:id="126" w:name="_Toc224129237"/>
+      <w:bookmarkStart w:id="127" w:name="_Toc225007725"/>
       <w:r>
         <w:rPr>
           <w:rFonts w:cs="Times New Roman"/>
@@ -33993,7 +33280,7 @@
         </w:rPr>
         <w:t xml:space="preserve">7.1 </w:t>
       </w:r>
-      <w:bookmarkEnd w:id="142"/>
+      <w:bookmarkEnd w:id="126"/>
       <w:r>
         <w:rPr>
           <w:rFonts w:cs="Times New Roman"/>
@@ -34001,7 +33288,7 @@
         </w:rPr>
         <w:t>PHƯƠNG PHÁP KIỂM ĐỊNH</w:t>
       </w:r>
-      <w:bookmarkEnd w:id="143"/>
+      <w:bookmarkEnd w:id="127"/>
     </w:p>
     <w:p>
       <w:pPr>
@@ -36259,8 +35546,8 @@
           <w:lang w:val="vi-VN"/>
         </w:rPr>
       </w:pPr>
-      <w:bookmarkStart w:id="144" w:name="_Toc224129238"/>
-      <w:bookmarkStart w:id="145" w:name="_Toc225007726"/>
+      <w:bookmarkStart w:id="128" w:name="_Toc224129238"/>
+      <w:bookmarkStart w:id="129" w:name="_Toc225007726"/>
       <w:r>
         <w:rPr>
           <w:rFonts w:cs="Times New Roman"/>
@@ -36269,7 +35556,7 @@
         </w:rPr>
         <w:t xml:space="preserve">7.2  </w:t>
       </w:r>
-      <w:bookmarkEnd w:id="144"/>
+      <w:bookmarkEnd w:id="128"/>
       <w:r>
         <w:rPr>
           <w:rFonts w:cs="Times New Roman"/>
@@ -36277,7 +35564,7 @@
         </w:rPr>
         <w:t>KẾT QUẢ KIỂM ĐỊNH</w:t>
       </w:r>
-      <w:bookmarkEnd w:id="145"/>
+      <w:bookmarkEnd w:id="129"/>
     </w:p>
     <w:p>
       <w:pPr>
@@ -37297,7 +36584,7 @@
           <w:lang w:val="vi-VN"/>
         </w:rPr>
       </w:pPr>
-      <w:bookmarkStart w:id="146" w:name="_Toc224129240"/>
+      <w:bookmarkStart w:id="130" w:name="_Toc224129240"/>
       <w:r>
         <w:rPr>
           <w:rFonts w:cs="Times New Roman"/>
@@ -37632,7 +36919,7 @@
           <w:lang w:val="vi-VN"/>
         </w:rPr>
       </w:pPr>
-      <w:bookmarkStart w:id="147" w:name="_Toc225007727"/>
+      <w:bookmarkStart w:id="131" w:name="_Toc225007727"/>
       <w:r>
         <w:rPr>
           <w:rFonts w:cs="Times New Roman"/>
@@ -37662,7 +36949,7 @@
         </w:rPr>
         <w:t xml:space="preserve"> </w:t>
       </w:r>
-      <w:bookmarkEnd w:id="146"/>
+      <w:bookmarkEnd w:id="130"/>
       <w:r>
         <w:rPr>
           <w:rFonts w:cs="Times New Roman"/>
@@ -37671,7 +36958,7 @@
         </w:rPr>
         <w:t>KẾT LUẬN ĐIỂM ĐỊNH</w:t>
       </w:r>
-      <w:bookmarkEnd w:id="147"/>
+      <w:bookmarkEnd w:id="131"/>
     </w:p>
     <w:p>
       <w:pPr>
@@ -37683,7 +36970,7 @@
           <w:szCs w:val="26"/>
         </w:rPr>
       </w:pPr>
-      <w:bookmarkStart w:id="148" w:name="_Toc224129241"/>
+      <w:bookmarkStart w:id="132" w:name="_Toc224129241"/>
       <w:r>
         <w:rPr>
           <w:rFonts w:cs="Times New Roman"/>
@@ -37824,7 +37111,7 @@
         </w:rPr>
         <w:t>8</w:t>
       </w:r>
-      <w:bookmarkEnd w:id="148"/>
+      <w:bookmarkEnd w:id="132"/>
     </w:p>
     <w:p>
       <w:pPr>
@@ -37837,8 +37124,8 @@
           <w:lang w:val="vi-VN"/>
         </w:rPr>
       </w:pPr>
-      <w:bookmarkStart w:id="149" w:name="_Toc224129242"/>
-      <w:bookmarkStart w:id="150" w:name="_Toc225007728"/>
+      <w:bookmarkStart w:id="133" w:name="_Toc224129242"/>
+      <w:bookmarkStart w:id="134" w:name="_Toc225007728"/>
       <w:r>
         <w:rPr>
           <w:rFonts w:cs="Times New Roman"/>
@@ -37854,8 +37141,8 @@
         </w:rPr>
         <w:t>ẾT LUẬN</w:t>
       </w:r>
-      <w:bookmarkEnd w:id="149"/>
-      <w:bookmarkEnd w:id="150"/>
+      <w:bookmarkEnd w:id="133"/>
+      <w:bookmarkEnd w:id="134"/>
     </w:p>
     <w:p>
       <w:pPr>
@@ -37867,8 +37154,8 @@
           <w:lang w:val="vi-VN"/>
         </w:rPr>
       </w:pPr>
-      <w:bookmarkStart w:id="151" w:name="_Toc224129243"/>
-      <w:bookmarkStart w:id="152" w:name="_Toc225007729"/>
+      <w:bookmarkStart w:id="135" w:name="_Toc224129243"/>
+      <w:bookmarkStart w:id="136" w:name="_Toc225007729"/>
       <w:r>
         <w:rPr>
           <w:rFonts w:cs="Times New Roman"/>
@@ -37877,8 +37164,8 @@
         </w:rPr>
         <w:t>8.1 ĐÁNH GIÁ CHUNG</w:t>
       </w:r>
-      <w:bookmarkEnd w:id="151"/>
-      <w:bookmarkEnd w:id="152"/>
+      <w:bookmarkEnd w:id="135"/>
+      <w:bookmarkEnd w:id="136"/>
     </w:p>
     <w:p>
       <w:pPr>
@@ -38942,7 +38229,7 @@
         </w:rPr>
         <w:t xml:space="preserve"> </w:t>
       </w:r>
-      <w:bookmarkStart w:id="153" w:name="_Toc225007730"/>
+      <w:bookmarkStart w:id="137" w:name="_Toc225007730"/>
       <w:r>
         <w:rPr>
           <w:b/>
@@ -38953,7 +38240,7 @@
         </w:rPr>
         <w:t>ĐÓNG GÓP CỦA ĐỀ TÀI</w:t>
       </w:r>
-      <w:bookmarkEnd w:id="153"/>
+      <w:bookmarkEnd w:id="137"/>
     </w:p>
     <w:p>
       <w:pPr>
@@ -39098,7 +38385,7 @@
         </w:rPr>
         <w:t xml:space="preserve"> </w:t>
       </w:r>
-      <w:bookmarkStart w:id="154" w:name="_Toc225007731"/>
+      <w:bookmarkStart w:id="138" w:name="_Toc225007731"/>
       <w:r>
         <w:rPr>
           <w:b/>
@@ -39118,7 +38405,7 @@
         </w:rPr>
         <w:t xml:space="preserve"> CHẾ CỦA ĐỀ TÀI</w:t>
       </w:r>
-      <w:bookmarkEnd w:id="154"/>
+      <w:bookmarkEnd w:id="138"/>
     </w:p>
     <w:p>
       <w:pPr>
@@ -39259,8 +38546,8 @@
         </w:rPr>
         <w:t xml:space="preserve"> </w:t>
       </w:r>
-      <w:bookmarkStart w:id="155" w:name="_Toc224129246"/>
-      <w:bookmarkStart w:id="156" w:name="_Toc225007732"/>
+      <w:bookmarkStart w:id="139" w:name="_Toc224129246"/>
+      <w:bookmarkStart w:id="140" w:name="_Toc225007732"/>
       <w:r>
         <w:rPr>
           <w:b/>
@@ -39270,8 +38557,8 @@
         </w:rPr>
         <w:t>ĐỀ XUẤT CẢI THIỆN</w:t>
       </w:r>
-      <w:bookmarkEnd w:id="155"/>
-      <w:bookmarkEnd w:id="156"/>
+      <w:bookmarkEnd w:id="139"/>
+      <w:bookmarkEnd w:id="140"/>
     </w:p>
     <w:p>
       <w:pPr>
@@ -39463,7 +38750,7 @@
           <w:lang w:val="vi-VN"/>
         </w:rPr>
       </w:pPr>
-      <w:bookmarkStart w:id="157" w:name="_Toc224129247"/>
+      <w:bookmarkStart w:id="141" w:name="_Toc224129247"/>
       <w:r>
         <w:rPr>
           <w:sz w:val="26"/>
@@ -39472,7 +38759,7 @@
         </w:rPr>
         <w:t xml:space="preserve"> </w:t>
       </w:r>
-      <w:bookmarkStart w:id="158" w:name="_Toc225007733"/>
+      <w:bookmarkStart w:id="142" w:name="_Toc225007733"/>
       <w:r>
         <w:rPr>
           <w:b/>
@@ -39483,8 +38770,8 @@
         </w:rPr>
         <w:t>TÓM LẠI</w:t>
       </w:r>
-      <w:bookmarkEnd w:id="157"/>
-      <w:bookmarkEnd w:id="158"/>
+      <w:bookmarkEnd w:id="141"/>
+      <w:bookmarkEnd w:id="142"/>
     </w:p>
     <w:p>
       <w:pPr>
@@ -39623,8 +38910,8 @@
           <w:szCs w:val="32"/>
         </w:rPr>
       </w:pPr>
-      <w:bookmarkStart w:id="159" w:name="_Toc224129248"/>
-      <w:bookmarkStart w:id="160" w:name="_Toc225007734"/>
+      <w:bookmarkStart w:id="143" w:name="_Toc224129248"/>
+      <w:bookmarkStart w:id="144" w:name="_Toc225007734"/>
       <w:r>
         <w:rPr>
           <w:rFonts w:cs="Times New Roman"/>
@@ -39633,8 +38920,8 @@
         <w:lastRenderedPageBreak/>
         <w:t>TÀI LIỆU THAM KHẢO</w:t>
       </w:r>
-      <w:bookmarkEnd w:id="159"/>
-      <w:bookmarkEnd w:id="160"/>
+      <w:bookmarkEnd w:id="143"/>
+      <w:bookmarkEnd w:id="144"/>
     </w:p>
     <w:p>
       <w:pPr>
@@ -43618,6 +42905,119 @@
     </w:lvl>
   </w:abstractNum>
   <w:abstractNum w:abstractNumId="24" w15:restartNumberingAfterBreak="0">
+    <w:nsid w:val="25CD6BAF"/>
+    <w:multiLevelType w:val="multilevel"/>
+    <w:tmpl w:val="C6763BE8"/>
+    <w:lvl w:ilvl="0">
+      <w:start w:val="4"/>
+      <w:numFmt w:val="decimal"/>
+      <w:lvlText w:val="%1"/>
+      <w:lvlJc w:val="left"/>
+      <w:pPr>
+        <w:ind w:left="525" w:hanging="525"/>
+      </w:pPr>
+      <w:rPr>
+        <w:rFonts w:hint="default"/>
+      </w:rPr>
+    </w:lvl>
+    <w:lvl w:ilvl="1">
+      <w:start w:val="2"/>
+      <w:numFmt w:val="decimal"/>
+      <w:lvlText w:val="%1.%2"/>
+      <w:lvlJc w:val="left"/>
+      <w:pPr>
+        <w:ind w:left="525" w:hanging="525"/>
+      </w:pPr>
+      <w:rPr>
+        <w:rFonts w:hint="default"/>
+      </w:rPr>
+    </w:lvl>
+    <w:lvl w:ilvl="2">
+      <w:start w:val="2"/>
+      <w:numFmt w:val="decimal"/>
+      <w:lvlText w:val="%1.%2.%3"/>
+      <w:lvlJc w:val="left"/>
+      <w:pPr>
+        <w:ind w:left="720" w:hanging="720"/>
+      </w:pPr>
+      <w:rPr>
+        <w:rFonts w:hint="default"/>
+      </w:rPr>
+    </w:lvl>
+    <w:lvl w:ilvl="3">
+      <w:start w:val="1"/>
+      <w:numFmt w:val="decimal"/>
+      <w:lvlText w:val="%1.%2.%3.%4"/>
+      <w:lvlJc w:val="left"/>
+      <w:pPr>
+        <w:ind w:left="720" w:hanging="720"/>
+      </w:pPr>
+      <w:rPr>
+        <w:rFonts w:hint="default"/>
+      </w:rPr>
+    </w:lvl>
+    <w:lvl w:ilvl="4">
+      <w:start w:val="1"/>
+      <w:numFmt w:val="decimal"/>
+      <w:lvlText w:val="%1.%2.%3.%4.%5"/>
+      <w:lvlJc w:val="left"/>
+      <w:pPr>
+        <w:ind w:left="1080" w:hanging="1080"/>
+      </w:pPr>
+      <w:rPr>
+        <w:rFonts w:hint="default"/>
+      </w:rPr>
+    </w:lvl>
+    <w:lvl w:ilvl="5">
+      <w:start w:val="1"/>
+      <w:numFmt w:val="decimal"/>
+      <w:lvlText w:val="%1.%2.%3.%4.%5.%6"/>
+      <w:lvlJc w:val="left"/>
+      <w:pPr>
+        <w:ind w:left="1440" w:hanging="1440"/>
+      </w:pPr>
+      <w:rPr>
+        <w:rFonts w:hint="default"/>
+      </w:rPr>
+    </w:lvl>
+    <w:lvl w:ilvl="6">
+      <w:start w:val="1"/>
+      <w:numFmt w:val="decimal"/>
+      <w:lvlText w:val="%1.%2.%3.%4.%5.%6.%7"/>
+      <w:lvlJc w:val="left"/>
+      <w:pPr>
+        <w:ind w:left="1440" w:hanging="1440"/>
+      </w:pPr>
+      <w:rPr>
+        <w:rFonts w:hint="default"/>
+      </w:rPr>
+    </w:lvl>
+    <w:lvl w:ilvl="7">
+      <w:start w:val="1"/>
+      <w:numFmt w:val="decimal"/>
+      <w:lvlText w:val="%1.%2.%3.%4.%5.%6.%7.%8"/>
+      <w:lvlJc w:val="left"/>
+      <w:pPr>
+        <w:ind w:left="1800" w:hanging="1800"/>
+      </w:pPr>
+      <w:rPr>
+        <w:rFonts w:hint="default"/>
+      </w:rPr>
+    </w:lvl>
+    <w:lvl w:ilvl="8">
+      <w:start w:val="1"/>
+      <w:numFmt w:val="decimal"/>
+      <w:lvlText w:val="%1.%2.%3.%4.%5.%6.%7.%8.%9"/>
+      <w:lvlJc w:val="left"/>
+      <w:pPr>
+        <w:ind w:left="1800" w:hanging="1800"/>
+      </w:pPr>
+      <w:rPr>
+        <w:rFonts w:hint="default"/>
+      </w:rPr>
+    </w:lvl>
+  </w:abstractNum>
+  <w:abstractNum w:abstractNumId="25" w15:restartNumberingAfterBreak="0">
     <w:nsid w:val="25D9372C"/>
     <w:multiLevelType w:val="multilevel"/>
     <w:tmpl w:val="9E1641FA"/>
@@ -43730,7 +43130,7 @@
       </w:rPr>
     </w:lvl>
   </w:abstractNum>
-  <w:abstractNum w:abstractNumId="25" w15:restartNumberingAfterBreak="0">
+  <w:abstractNum w:abstractNumId="26" w15:restartNumberingAfterBreak="0">
     <w:nsid w:val="268274F0"/>
     <w:multiLevelType w:val="multilevel"/>
     <w:tmpl w:val="69DEDB8C"/>
@@ -43876,7 +43276,7 @@
       </w:rPr>
     </w:lvl>
   </w:abstractNum>
-  <w:abstractNum w:abstractNumId="26" w15:restartNumberingAfterBreak="0">
+  <w:abstractNum w:abstractNumId="27" w15:restartNumberingAfterBreak="0">
     <w:nsid w:val="274E0E42"/>
     <w:multiLevelType w:val="multilevel"/>
     <w:tmpl w:val="3C9820A6"/>
@@ -44025,7 +43425,7 @@
       </w:rPr>
     </w:lvl>
   </w:abstractNum>
-  <w:abstractNum w:abstractNumId="27" w15:restartNumberingAfterBreak="0">
+  <w:abstractNum w:abstractNumId="28" w15:restartNumberingAfterBreak="0">
     <w:nsid w:val="29236212"/>
     <w:multiLevelType w:val="multilevel"/>
     <w:tmpl w:val="F8C89928"/>
@@ -44175,7 +43575,7 @@
       </w:rPr>
     </w:lvl>
   </w:abstractNum>
-  <w:abstractNum w:abstractNumId="28" w15:restartNumberingAfterBreak="0">
+  <w:abstractNum w:abstractNumId="29" w15:restartNumberingAfterBreak="0">
     <w:nsid w:val="2AD6081C"/>
     <w:multiLevelType w:val="multilevel"/>
     <w:tmpl w:val="88A4623C"/>
@@ -44297,7 +43697,7 @@
       </w:rPr>
     </w:lvl>
   </w:abstractNum>
-  <w:abstractNum w:abstractNumId="29" w15:restartNumberingAfterBreak="0">
+  <w:abstractNum w:abstractNumId="30" w15:restartNumberingAfterBreak="0">
     <w:nsid w:val="2B5353FA"/>
     <w:multiLevelType w:val="hybridMultilevel"/>
     <w:tmpl w:val="A0A8D05C"/>
@@ -44411,7 +43811,7 @@
       </w:rPr>
     </w:lvl>
   </w:abstractNum>
-  <w:abstractNum w:abstractNumId="30" w15:restartNumberingAfterBreak="0">
+  <w:abstractNum w:abstractNumId="31" w15:restartNumberingAfterBreak="0">
     <w:nsid w:val="2B8672ED"/>
     <w:multiLevelType w:val="multilevel"/>
     <w:tmpl w:val="9450398E"/>
@@ -44560,7 +43960,7 @@
       </w:rPr>
     </w:lvl>
   </w:abstractNum>
-  <w:abstractNum w:abstractNumId="31" w15:restartNumberingAfterBreak="0">
+  <w:abstractNum w:abstractNumId="32" w15:restartNumberingAfterBreak="0">
     <w:nsid w:val="340729C8"/>
     <w:multiLevelType w:val="hybridMultilevel"/>
     <w:tmpl w:val="0194E8BA"/>
@@ -44674,7 +44074,7 @@
       </w:rPr>
     </w:lvl>
   </w:abstractNum>
-  <w:abstractNum w:abstractNumId="32" w15:restartNumberingAfterBreak="0">
+  <w:abstractNum w:abstractNumId="33" w15:restartNumberingAfterBreak="0">
     <w:nsid w:val="37085DF2"/>
     <w:multiLevelType w:val="multilevel"/>
     <w:tmpl w:val="D0B667BC"/>
@@ -44823,7 +44223,7 @@
       </w:rPr>
     </w:lvl>
   </w:abstractNum>
-  <w:abstractNum w:abstractNumId="33" w15:restartNumberingAfterBreak="0">
+  <w:abstractNum w:abstractNumId="34" w15:restartNumberingAfterBreak="0">
     <w:nsid w:val="3B6420D3"/>
     <w:multiLevelType w:val="hybridMultilevel"/>
     <w:tmpl w:val="00B096E2"/>
@@ -44937,7 +44337,7 @@
       </w:rPr>
     </w:lvl>
   </w:abstractNum>
-  <w:abstractNum w:abstractNumId="34" w15:restartNumberingAfterBreak="0">
+  <w:abstractNum w:abstractNumId="35" w15:restartNumberingAfterBreak="0">
     <w:nsid w:val="4200291A"/>
     <w:multiLevelType w:val="multilevel"/>
     <w:tmpl w:val="0390E5BA"/>
@@ -45050,7 +44450,7 @@
       </w:rPr>
     </w:lvl>
   </w:abstractNum>
-  <w:abstractNum w:abstractNumId="35" w15:restartNumberingAfterBreak="0">
+  <w:abstractNum w:abstractNumId="36" w15:restartNumberingAfterBreak="0">
     <w:nsid w:val="44D551E2"/>
     <w:multiLevelType w:val="multilevel"/>
     <w:tmpl w:val="7D84B262"/>
@@ -45200,7 +44600,7 @@
       </w:rPr>
     </w:lvl>
   </w:abstractNum>
-  <w:abstractNum w:abstractNumId="36" w15:restartNumberingAfterBreak="0">
+  <w:abstractNum w:abstractNumId="37" w15:restartNumberingAfterBreak="0">
     <w:nsid w:val="49F61831"/>
     <w:multiLevelType w:val="multilevel"/>
     <w:tmpl w:val="71A2B146"/>
@@ -45349,7 +44749,7 @@
       </w:rPr>
     </w:lvl>
   </w:abstractNum>
-  <w:abstractNum w:abstractNumId="37" w15:restartNumberingAfterBreak="0">
+  <w:abstractNum w:abstractNumId="38" w15:restartNumberingAfterBreak="0">
     <w:nsid w:val="4CB33B27"/>
     <w:multiLevelType w:val="multilevel"/>
     <w:tmpl w:val="4948C288"/>
@@ -45499,7 +44899,7 @@
       </w:rPr>
     </w:lvl>
   </w:abstractNum>
-  <w:abstractNum w:abstractNumId="38" w15:restartNumberingAfterBreak="0">
+  <w:abstractNum w:abstractNumId="39" w15:restartNumberingAfterBreak="0">
     <w:nsid w:val="4F78671D"/>
     <w:multiLevelType w:val="hybridMultilevel"/>
     <w:tmpl w:val="1B0E2EDA"/>
@@ -45613,7 +45013,7 @@
       </w:rPr>
     </w:lvl>
   </w:abstractNum>
-  <w:abstractNum w:abstractNumId="39" w15:restartNumberingAfterBreak="0">
+  <w:abstractNum w:abstractNumId="40" w15:restartNumberingAfterBreak="0">
     <w:nsid w:val="50B74A41"/>
     <w:multiLevelType w:val="multilevel"/>
     <w:tmpl w:val="FC9EFA66"/>
@@ -45763,7 +45163,7 @@
       </w:rPr>
     </w:lvl>
   </w:abstractNum>
-  <w:abstractNum w:abstractNumId="40" w15:restartNumberingAfterBreak="0">
+  <w:abstractNum w:abstractNumId="41" w15:restartNumberingAfterBreak="0">
     <w:nsid w:val="5232149D"/>
     <w:multiLevelType w:val="multilevel"/>
     <w:tmpl w:val="F96079E2"/>
@@ -45913,7 +45313,7 @@
       </w:rPr>
     </w:lvl>
   </w:abstractNum>
-  <w:abstractNum w:abstractNumId="41" w15:restartNumberingAfterBreak="0">
+  <w:abstractNum w:abstractNumId="42" w15:restartNumberingAfterBreak="0">
     <w:nsid w:val="53622BC8"/>
     <w:multiLevelType w:val="multilevel"/>
     <w:tmpl w:val="17F43F98"/>
@@ -46063,7 +45463,7 @@
       </w:rPr>
     </w:lvl>
   </w:abstractNum>
-  <w:abstractNum w:abstractNumId="42" w15:restartNumberingAfterBreak="0">
+  <w:abstractNum w:abstractNumId="43" w15:restartNumberingAfterBreak="0">
     <w:nsid w:val="53D27606"/>
     <w:multiLevelType w:val="hybridMultilevel"/>
     <w:tmpl w:val="39246306"/>
@@ -46177,7 +45577,7 @@
       </w:rPr>
     </w:lvl>
   </w:abstractNum>
-  <w:abstractNum w:abstractNumId="43" w15:restartNumberingAfterBreak="0">
+  <w:abstractNum w:abstractNumId="44" w15:restartNumberingAfterBreak="0">
     <w:nsid w:val="54422503"/>
     <w:multiLevelType w:val="multilevel"/>
     <w:tmpl w:val="5100D092"/>
@@ -46290,7 +45690,7 @@
       </w:pPr>
     </w:lvl>
   </w:abstractNum>
-  <w:abstractNum w:abstractNumId="44" w15:restartNumberingAfterBreak="0">
+  <w:abstractNum w:abstractNumId="45" w15:restartNumberingAfterBreak="0">
     <w:nsid w:val="578A205D"/>
     <w:multiLevelType w:val="hybridMultilevel"/>
     <w:tmpl w:val="D0BE888A"/>
@@ -46404,7 +45804,7 @@
       </w:rPr>
     </w:lvl>
   </w:abstractNum>
-  <w:abstractNum w:abstractNumId="45" w15:restartNumberingAfterBreak="0">
+  <w:abstractNum w:abstractNumId="46" w15:restartNumberingAfterBreak="0">
     <w:nsid w:val="59235E99"/>
     <w:multiLevelType w:val="multilevel"/>
     <w:tmpl w:val="86EEFBDA"/>
@@ -46550,7 +45950,7 @@
       </w:rPr>
     </w:lvl>
   </w:abstractNum>
-  <w:abstractNum w:abstractNumId="46" w15:restartNumberingAfterBreak="0">
+  <w:abstractNum w:abstractNumId="47" w15:restartNumberingAfterBreak="0">
     <w:nsid w:val="5E53738F"/>
     <w:multiLevelType w:val="multilevel"/>
     <w:tmpl w:val="0AA25714"/>
@@ -46663,7 +46063,7 @@
       </w:rPr>
     </w:lvl>
   </w:abstractNum>
-  <w:abstractNum w:abstractNumId="47" w15:restartNumberingAfterBreak="0">
+  <w:abstractNum w:abstractNumId="48" w15:restartNumberingAfterBreak="0">
     <w:nsid w:val="606C6C7B"/>
     <w:multiLevelType w:val="hybridMultilevel"/>
     <w:tmpl w:val="EAF8E846"/>
@@ -46777,7 +46177,7 @@
       </w:rPr>
     </w:lvl>
   </w:abstractNum>
-  <w:abstractNum w:abstractNumId="48" w15:restartNumberingAfterBreak="0">
+  <w:abstractNum w:abstractNumId="49" w15:restartNumberingAfterBreak="0">
     <w:nsid w:val="64170EE3"/>
     <w:multiLevelType w:val="multilevel"/>
     <w:tmpl w:val="964C47BE"/>
@@ -46926,7 +46326,7 @@
       </w:rPr>
     </w:lvl>
   </w:abstractNum>
-  <w:abstractNum w:abstractNumId="49" w15:restartNumberingAfterBreak="0">
+  <w:abstractNum w:abstractNumId="50" w15:restartNumberingAfterBreak="0">
     <w:nsid w:val="651767BB"/>
     <w:multiLevelType w:val="multilevel"/>
     <w:tmpl w:val="57F828E2"/>
@@ -47072,7 +46472,7 @@
       </w:rPr>
     </w:lvl>
   </w:abstractNum>
-  <w:abstractNum w:abstractNumId="50" w15:restartNumberingAfterBreak="0">
+  <w:abstractNum w:abstractNumId="51" w15:restartNumberingAfterBreak="0">
     <w:nsid w:val="65466CCC"/>
     <w:multiLevelType w:val="hybridMultilevel"/>
     <w:tmpl w:val="56E627A0"/>
@@ -47186,7 +46586,7 @@
       </w:rPr>
     </w:lvl>
   </w:abstractNum>
-  <w:abstractNum w:abstractNumId="51" w15:restartNumberingAfterBreak="0">
+  <w:abstractNum w:abstractNumId="52" w15:restartNumberingAfterBreak="0">
     <w:nsid w:val="65BC355C"/>
     <w:multiLevelType w:val="multilevel"/>
     <w:tmpl w:val="9184E644"/>
@@ -47336,7 +46736,7 @@
       </w:rPr>
     </w:lvl>
   </w:abstractNum>
-  <w:abstractNum w:abstractNumId="52" w15:restartNumberingAfterBreak="0">
+  <w:abstractNum w:abstractNumId="53" w15:restartNumberingAfterBreak="0">
     <w:nsid w:val="66DC5CEB"/>
     <w:multiLevelType w:val="multilevel"/>
     <w:tmpl w:val="C4C8D0C4"/>
@@ -47482,7 +46882,7 @@
       </w:rPr>
     </w:lvl>
   </w:abstractNum>
-  <w:abstractNum w:abstractNumId="53" w15:restartNumberingAfterBreak="0">
+  <w:abstractNum w:abstractNumId="54" w15:restartNumberingAfterBreak="0">
     <w:nsid w:val="6CD502E6"/>
     <w:multiLevelType w:val="multilevel"/>
     <w:tmpl w:val="22D467C0"/>
@@ -47632,7 +47032,7 @@
       </w:rPr>
     </w:lvl>
   </w:abstractNum>
-  <w:abstractNum w:abstractNumId="54" w15:restartNumberingAfterBreak="0">
+  <w:abstractNum w:abstractNumId="55" w15:restartNumberingAfterBreak="0">
     <w:nsid w:val="6E1978F7"/>
     <w:multiLevelType w:val="multilevel"/>
     <w:tmpl w:val="13C48494"/>
@@ -47782,7 +47182,7 @@
       </w:rPr>
     </w:lvl>
   </w:abstractNum>
-  <w:abstractNum w:abstractNumId="55" w15:restartNumberingAfterBreak="0">
+  <w:abstractNum w:abstractNumId="56" w15:restartNumberingAfterBreak="0">
     <w:nsid w:val="6E366569"/>
     <w:multiLevelType w:val="hybridMultilevel"/>
     <w:tmpl w:val="57C22910"/>
@@ -47896,7 +47296,7 @@
       </w:rPr>
     </w:lvl>
   </w:abstractNum>
-  <w:abstractNum w:abstractNumId="56" w15:restartNumberingAfterBreak="0">
+  <w:abstractNum w:abstractNumId="57" w15:restartNumberingAfterBreak="0">
     <w:nsid w:val="6EA04478"/>
     <w:multiLevelType w:val="multilevel"/>
     <w:tmpl w:val="0E182958"/>
@@ -48042,7 +47442,7 @@
       </w:rPr>
     </w:lvl>
   </w:abstractNum>
-  <w:abstractNum w:abstractNumId="57" w15:restartNumberingAfterBreak="0">
+  <w:abstractNum w:abstractNumId="58" w15:restartNumberingAfterBreak="0">
     <w:nsid w:val="70455231"/>
     <w:multiLevelType w:val="multilevel"/>
     <w:tmpl w:val="E8FE0426"/>
@@ -48191,7 +47591,7 @@
       </w:rPr>
     </w:lvl>
   </w:abstractNum>
-  <w:abstractNum w:abstractNumId="58" w15:restartNumberingAfterBreak="0">
+  <w:abstractNum w:abstractNumId="59" w15:restartNumberingAfterBreak="0">
     <w:nsid w:val="732B0A28"/>
     <w:multiLevelType w:val="hybridMultilevel"/>
     <w:tmpl w:val="C8504CAC"/>
@@ -48305,7 +47705,7 @@
       </w:rPr>
     </w:lvl>
   </w:abstractNum>
-  <w:abstractNum w:abstractNumId="59" w15:restartNumberingAfterBreak="0">
+  <w:abstractNum w:abstractNumId="60" w15:restartNumberingAfterBreak="0">
     <w:nsid w:val="798C3722"/>
     <w:multiLevelType w:val="multilevel"/>
     <w:tmpl w:val="D494D4F6"/>
@@ -48455,7 +47855,7 @@
       </w:rPr>
     </w:lvl>
   </w:abstractNum>
-  <w:abstractNum w:abstractNumId="60" w15:restartNumberingAfterBreak="0">
+  <w:abstractNum w:abstractNumId="61" w15:restartNumberingAfterBreak="0">
     <w:nsid w:val="7D3A7A04"/>
     <w:multiLevelType w:val="multilevel"/>
     <w:tmpl w:val="001A4A2A"/>
@@ -48601,7 +48001,7 @@
       </w:rPr>
     </w:lvl>
   </w:abstractNum>
-  <w:abstractNum w:abstractNumId="61" w15:restartNumberingAfterBreak="0">
+  <w:abstractNum w:abstractNumId="62" w15:restartNumberingAfterBreak="0">
     <w:nsid w:val="7E97496A"/>
     <w:multiLevelType w:val="multilevel"/>
     <w:tmpl w:val="7176206E"/>
@@ -48714,7 +48114,7 @@
       </w:rPr>
     </w:lvl>
   </w:abstractNum>
-  <w:abstractNum w:abstractNumId="62" w15:restartNumberingAfterBreak="0">
+  <w:abstractNum w:abstractNumId="63" w15:restartNumberingAfterBreak="0">
     <w:nsid w:val="7EE324D5"/>
     <w:multiLevelType w:val="multilevel"/>
     <w:tmpl w:val="752E095A"/>
@@ -48828,19 +48228,19 @@
     </w:lvl>
   </w:abstractNum>
   <w:num w:numId="1" w16cid:durableId="2080246147">
-    <w:abstractNumId w:val="28"/>
+    <w:abstractNumId w:val="29"/>
   </w:num>
   <w:num w:numId="2" w16cid:durableId="1531530804">
-    <w:abstractNumId w:val="34"/>
+    <w:abstractNumId w:val="35"/>
   </w:num>
   <w:num w:numId="3" w16cid:durableId="1138449514">
-    <w:abstractNumId w:val="24"/>
+    <w:abstractNumId w:val="25"/>
   </w:num>
   <w:num w:numId="4" w16cid:durableId="948120256">
     <w:abstractNumId w:val="16"/>
   </w:num>
   <w:num w:numId="5" w16cid:durableId="1692729468">
-    <w:abstractNumId w:val="31"/>
+    <w:abstractNumId w:val="32"/>
   </w:num>
   <w:num w:numId="6" w16cid:durableId="1249195414">
     <w:abstractNumId w:val="18"/>
@@ -48849,58 +48249,58 @@
     <w:abstractNumId w:val="13"/>
   </w:num>
   <w:num w:numId="8" w16cid:durableId="1974938652">
-    <w:abstractNumId w:val="55"/>
+    <w:abstractNumId w:val="56"/>
   </w:num>
   <w:num w:numId="9" w16cid:durableId="2053457008">
     <w:abstractNumId w:val="0"/>
   </w:num>
   <w:num w:numId="10" w16cid:durableId="1930431183">
-    <w:abstractNumId w:val="52"/>
+    <w:abstractNumId w:val="53"/>
   </w:num>
   <w:num w:numId="11" w16cid:durableId="1088581616">
-    <w:abstractNumId w:val="49"/>
+    <w:abstractNumId w:val="50"/>
   </w:num>
   <w:num w:numId="12" w16cid:durableId="299457146">
     <w:abstractNumId w:val="14"/>
   </w:num>
   <w:num w:numId="13" w16cid:durableId="2020811802">
-    <w:abstractNumId w:val="25"/>
+    <w:abstractNumId w:val="26"/>
   </w:num>
   <w:num w:numId="14" w16cid:durableId="466775927">
-    <w:abstractNumId w:val="27"/>
+    <w:abstractNumId w:val="28"/>
   </w:num>
   <w:num w:numId="15" w16cid:durableId="1022509207">
     <w:abstractNumId w:val="12"/>
   </w:num>
   <w:num w:numId="16" w16cid:durableId="1303080686">
-    <w:abstractNumId w:val="60"/>
+    <w:abstractNumId w:val="61"/>
   </w:num>
   <w:num w:numId="17" w16cid:durableId="1883860790">
-    <w:abstractNumId w:val="45"/>
+    <w:abstractNumId w:val="46"/>
   </w:num>
   <w:num w:numId="18" w16cid:durableId="1054811051">
     <w:abstractNumId w:val="7"/>
   </w:num>
   <w:num w:numId="19" w16cid:durableId="1965236692">
-    <w:abstractNumId w:val="39"/>
+    <w:abstractNumId w:val="40"/>
   </w:num>
   <w:num w:numId="20" w16cid:durableId="1257716159">
-    <w:abstractNumId w:val="41"/>
+    <w:abstractNumId w:val="42"/>
   </w:num>
   <w:num w:numId="21" w16cid:durableId="1826702457">
-    <w:abstractNumId w:val="56"/>
+    <w:abstractNumId w:val="57"/>
   </w:num>
   <w:num w:numId="22" w16cid:durableId="1949963575">
     <w:abstractNumId w:val="11"/>
   </w:num>
   <w:num w:numId="23" w16cid:durableId="918321068">
-    <w:abstractNumId w:val="36"/>
+    <w:abstractNumId w:val="37"/>
   </w:num>
   <w:num w:numId="24" w16cid:durableId="245498762">
     <w:abstractNumId w:val="17"/>
   </w:num>
   <w:num w:numId="25" w16cid:durableId="17440118">
-    <w:abstractNumId w:val="26"/>
+    <w:abstractNumId w:val="27"/>
   </w:num>
   <w:num w:numId="26" w16cid:durableId="1533497557">
     <w:abstractNumId w:val="1"/>
@@ -48909,13 +48309,13 @@
     <w:abstractNumId w:val="5"/>
   </w:num>
   <w:num w:numId="28" w16cid:durableId="148837062">
-    <w:abstractNumId w:val="50"/>
+    <w:abstractNumId w:val="51"/>
   </w:num>
   <w:num w:numId="29" w16cid:durableId="1617521810">
     <w:abstractNumId w:val="21"/>
   </w:num>
   <w:num w:numId="30" w16cid:durableId="388843719">
-    <w:abstractNumId w:val="35"/>
+    <w:abstractNumId w:val="36"/>
   </w:num>
   <w:num w:numId="31" w16cid:durableId="1114208304">
     <w:abstractNumId w:val="22"/>
@@ -48924,28 +48324,28 @@
     <w:abstractNumId w:val="4"/>
   </w:num>
   <w:num w:numId="33" w16cid:durableId="140466739">
-    <w:abstractNumId w:val="43"/>
+    <w:abstractNumId w:val="44"/>
   </w:num>
   <w:num w:numId="34" w16cid:durableId="1056011469">
-    <w:abstractNumId w:val="30"/>
+    <w:abstractNumId w:val="31"/>
   </w:num>
   <w:num w:numId="35" w16cid:durableId="262230195">
-    <w:abstractNumId w:val="37"/>
+    <w:abstractNumId w:val="38"/>
   </w:num>
   <w:num w:numId="36" w16cid:durableId="1921599424">
-    <w:abstractNumId w:val="38"/>
+    <w:abstractNumId w:val="39"/>
   </w:num>
   <w:num w:numId="37" w16cid:durableId="292640419">
-    <w:abstractNumId w:val="47"/>
+    <w:abstractNumId w:val="48"/>
   </w:num>
   <w:num w:numId="38" w16cid:durableId="1871262079">
     <w:abstractNumId w:val="2"/>
   </w:num>
   <w:num w:numId="39" w16cid:durableId="1451775439">
-    <w:abstractNumId w:val="44"/>
+    <w:abstractNumId w:val="45"/>
   </w:num>
   <w:num w:numId="40" w16cid:durableId="1201629343">
-    <w:abstractNumId w:val="58"/>
+    <w:abstractNumId w:val="59"/>
   </w:num>
   <w:num w:numId="41" w16cid:durableId="79257416">
     <w:abstractNumId w:val="15"/>
@@ -48954,10 +48354,10 @@
     <w:abstractNumId w:val="10"/>
   </w:num>
   <w:num w:numId="43" w16cid:durableId="801071311">
-    <w:abstractNumId w:val="29"/>
+    <w:abstractNumId w:val="30"/>
   </w:num>
   <w:num w:numId="44" w16cid:durableId="157549917">
-    <w:abstractNumId w:val="46"/>
+    <w:abstractNumId w:val="47"/>
   </w:num>
   <w:num w:numId="45" w16cid:durableId="198400505">
     <w:abstractNumId w:val="6"/>
@@ -48966,13 +48366,13 @@
     <w:abstractNumId w:val="9"/>
   </w:num>
   <w:num w:numId="47" w16cid:durableId="237515855">
-    <w:abstractNumId w:val="40"/>
+    <w:abstractNumId w:val="41"/>
   </w:num>
   <w:num w:numId="48" w16cid:durableId="1184708709">
-    <w:abstractNumId w:val="51"/>
+    <w:abstractNumId w:val="52"/>
   </w:num>
   <w:num w:numId="49" w16cid:durableId="454829650">
-    <w:abstractNumId w:val="42"/>
+    <w:abstractNumId w:val="43"/>
   </w:num>
   <w:num w:numId="50" w16cid:durableId="658074381">
     <w:abstractNumId w:val="19"/>
@@ -48981,10 +48381,10 @@
     <w:abstractNumId w:val="3"/>
   </w:num>
   <w:num w:numId="52" w16cid:durableId="1323049941">
-    <w:abstractNumId w:val="59"/>
+    <w:abstractNumId w:val="60"/>
   </w:num>
   <w:num w:numId="53" w16cid:durableId="2005739667">
-    <w:abstractNumId w:val="33"/>
+    <w:abstractNumId w:val="34"/>
   </w:num>
   <w:num w:numId="54" w16cid:durableId="1878740090">
     <w:abstractNumId w:val="23"/>
@@ -48993,28 +48393,31 @@
     <w:abstractNumId w:val="20"/>
   </w:num>
   <w:num w:numId="56" w16cid:durableId="1522209359">
-    <w:abstractNumId w:val="53"/>
+    <w:abstractNumId w:val="54"/>
   </w:num>
   <w:num w:numId="57" w16cid:durableId="1556352894">
-    <w:abstractNumId w:val="54"/>
+    <w:abstractNumId w:val="55"/>
   </w:num>
   <w:num w:numId="58" w16cid:durableId="432670510">
-    <w:abstractNumId w:val="62"/>
+    <w:abstractNumId w:val="63"/>
   </w:num>
   <w:num w:numId="59" w16cid:durableId="1356689700">
-    <w:abstractNumId w:val="57"/>
+    <w:abstractNumId w:val="58"/>
   </w:num>
   <w:num w:numId="60" w16cid:durableId="380713425">
     <w:abstractNumId w:val="8"/>
   </w:num>
   <w:num w:numId="61" w16cid:durableId="297802719">
-    <w:abstractNumId w:val="32"/>
+    <w:abstractNumId w:val="33"/>
   </w:num>
   <w:num w:numId="62" w16cid:durableId="1246648191">
-    <w:abstractNumId w:val="48"/>
+    <w:abstractNumId w:val="49"/>
   </w:num>
   <w:num w:numId="63" w16cid:durableId="987397215">
-    <w:abstractNumId w:val="61"/>
+    <w:abstractNumId w:val="62"/>
+  </w:num>
+  <w:num w:numId="64" w16cid:durableId="1638760241">
+    <w:abstractNumId w:val="24"/>
   </w:num>
   <w:numIdMacAtCleanup w:val="58"/>
 </w:numbering>
